--- a/rediseno_2026/4.5 Itinerarios formateados y corregidos/CPA-102 Tecnologías de Información y Herramientas Digitales.docx
+++ b/rediseno_2026/4.5 Itinerarios formateados y corregidos/CPA-102 Tecnologías de Información y Herramientas Digitales.docx
@@ -76,12 +76,12 @@
         <w:tblW w:w="9405" w:type="dxa"/>
         <w:jc w:val="center"/>
         <w:tblBorders>
-          <w:top w:val="single" w:sz="4" w:space="0" w:color="8EAADB"/>
-          <w:left w:val="single" w:sz="4" w:space="0" w:color="8EAADB"/>
-          <w:bottom w:val="single" w:sz="4" w:space="0" w:color="8EAADB"/>
-          <w:right w:val="single" w:sz="4" w:space="0" w:color="8EAADB"/>
-          <w:insideH w:val="single" w:sz="4" w:space="0" w:color="8EAADB"/>
-          <w:insideV w:val="single" w:sz="4" w:space="0" w:color="8EAADB"/>
+          <w:top w:val="single" w:sz="6" w:space="0" w:color="1F3864"/>
+          <w:left w:val="single" w:sz="6" w:space="0" w:color="1F3864"/>
+          <w:bottom w:val="single" w:sz="6" w:space="0" w:color="1F3864"/>
+          <w:right w:val="single" w:sz="6" w:space="0" w:color="1F3864"/>
+          <w:insideH w:val="single" w:sz="6" w:space="0" w:color="1F3864"/>
+          <w:insideV w:val="single" w:sz="6" w:space="0" w:color="1F3864"/>
         </w:tblBorders>
         <w:tblLayout w:type="fixed"/>
         <w:tblCellMar>
@@ -111,13 +111,13 @@
       <w:tr>
         <w:tc>
           <w:tcPr>
-            <w:tcW w:w="2351" w:type="dxa"/>
+            <w:tcW w:w="2348" w:type="dxa"/>
             <w:gridSpan w:val="4"/>
             <w:tcBorders>
-              <w:top w:val="single" w:sz="4" w:space="0" w:color="4472C4"/>
-              <w:left w:val="single" w:sz="4" w:space="0" w:color="4472C4"/>
-              <w:bottom w:val="single" w:sz="4" w:space="0" w:color="4472C4"/>
-              <w:right w:val="single" w:sz="4" w:space="0" w:color="4472C4"/>
+              <w:top w:val="single" w:sz="6" w:space="0" w:color="1F3864"/>
+              <w:left w:val="single" w:sz="6" w:space="0" w:color="1F3864"/>
+              <w:bottom w:val="single" w:sz="6" w:space="0" w:color="1F3864"/>
+              <w:right w:val="single" w:sz="6" w:space="0" w:color="1F3864"/>
             </w:tcBorders>
             <w:shd w:val="clear" w:color="auto" w:fill="4472C4"/>
             <w:tcMar>
@@ -130,6 +130,7 @@
           </w:tcPr>
           <w:p>
             <w:pPr>
+              <w:keepNext/>
               <w:spacing w:before="20" w:after="20" w:line="240" w:lineRule="auto"/>
               <w:jc w:val="center"/>
               <w:rPr>
@@ -156,13 +157,13 @@
         </w:tc>
         <w:tc>
           <w:tcPr>
-            <w:tcW w:w="2351" w:type="dxa"/>
+            <w:tcW w:w="2348" w:type="dxa"/>
             <w:gridSpan w:val="4"/>
             <w:tcBorders>
-              <w:top w:val="single" w:sz="4" w:space="0" w:color="4472C4"/>
-              <w:left w:val="single" w:sz="4" w:space="0" w:color="4472C4"/>
-              <w:bottom w:val="single" w:sz="4" w:space="0" w:color="4472C4"/>
-              <w:right w:val="single" w:sz="4" w:space="0" w:color="4472C4"/>
+              <w:top w:val="single" w:sz="6" w:space="0" w:color="1F3864"/>
+              <w:left w:val="single" w:sz="6" w:space="0" w:color="1F3864"/>
+              <w:bottom w:val="single" w:sz="6" w:space="0" w:color="1F3864"/>
+              <w:right w:val="single" w:sz="6" w:space="0" w:color="1F3864"/>
             </w:tcBorders>
             <w:shd w:val="clear" w:color="auto" w:fill="4472C4"/>
             <w:tcMar>
@@ -175,6 +176,7 @@
           </w:tcPr>
           <w:p>
             <w:pPr>
+              <w:keepNext/>
               <w:spacing w:before="20" w:after="20" w:line="240" w:lineRule="auto"/>
               <w:jc w:val="center"/>
               <w:rPr>
@@ -201,13 +203,13 @@
         </w:tc>
         <w:tc>
           <w:tcPr>
-            <w:tcW w:w="2351" w:type="dxa"/>
+            <w:tcW w:w="2347" w:type="dxa"/>
             <w:gridSpan w:val="5"/>
             <w:tcBorders>
-              <w:top w:val="single" w:sz="4" w:space="0" w:color="4472C4"/>
-              <w:left w:val="single" w:sz="4" w:space="0" w:color="4472C4"/>
-              <w:bottom w:val="single" w:sz="4" w:space="0" w:color="4472C4"/>
-              <w:right w:val="single" w:sz="4" w:space="0" w:color="4472C4"/>
+              <w:top w:val="single" w:sz="6" w:space="0" w:color="1F3864"/>
+              <w:left w:val="single" w:sz="6" w:space="0" w:color="1F3864"/>
+              <w:bottom w:val="single" w:sz="6" w:space="0" w:color="1F3864"/>
+              <w:right w:val="single" w:sz="6" w:space="0" w:color="1F3864"/>
             </w:tcBorders>
             <w:shd w:val="clear" w:color="auto" w:fill="4472C4"/>
             <w:tcMar>
@@ -220,6 +222,7 @@
           </w:tcPr>
           <w:p>
             <w:pPr>
+              <w:keepNext/>
               <w:spacing w:before="20" w:after="20" w:line="240" w:lineRule="auto"/>
               <w:jc w:val="center"/>
               <w:rPr>
@@ -246,13 +249,13 @@
         </w:tc>
         <w:tc>
           <w:tcPr>
-            <w:tcW w:w="2351" w:type="dxa"/>
+            <w:tcW w:w="2349" w:type="dxa"/>
             <w:gridSpan w:val="3"/>
             <w:tcBorders>
-              <w:top w:val="single" w:sz="4" w:space="0" w:color="4472C4"/>
-              <w:left w:val="single" w:sz="4" w:space="0" w:color="4472C4"/>
-              <w:bottom w:val="single" w:sz="4" w:space="0" w:color="4472C4"/>
-              <w:right w:val="single" w:sz="4" w:space="0" w:color="4472C4"/>
+              <w:top w:val="single" w:sz="6" w:space="0" w:color="1F3864"/>
+              <w:left w:val="single" w:sz="6" w:space="0" w:color="1F3864"/>
+              <w:bottom w:val="single" w:sz="6" w:space="0" w:color="1F3864"/>
+              <w:right w:val="single" w:sz="6" w:space="0" w:color="1F3864"/>
             </w:tcBorders>
             <w:shd w:val="clear" w:color="auto" w:fill="4472C4"/>
             <w:tcMar>
@@ -265,6 +268,7 @@
           </w:tcPr>
           <w:p>
             <w:pPr>
+              <w:keepNext/>
               <w:spacing w:before="20" w:after="20" w:line="240" w:lineRule="auto"/>
               <w:jc w:val="center"/>
               <w:rPr>
@@ -293,13 +297,13 @@
       <w:tr>
         <w:tc>
           <w:tcPr>
-            <w:tcW w:w="2351" w:type="dxa"/>
+            <w:tcW w:w="2348" w:type="dxa"/>
             <w:gridSpan w:val="4"/>
             <w:tcBorders>
-              <w:top w:val="single" w:sz="4" w:space="0" w:color="4472C4"/>
-              <w:left w:val="single" w:sz="4" w:space="0" w:color="4472C4"/>
-              <w:bottom w:val="single" w:sz="4" w:space="0" w:color="4472C4"/>
-              <w:right w:val="single" w:sz="4" w:space="0" w:color="4472C4"/>
+              <w:top w:val="single" w:sz="6" w:space="0" w:color="1F3864"/>
+              <w:left w:val="single" w:sz="6" w:space="0" w:color="1F3864"/>
+              <w:bottom w:val="single" w:sz="6" w:space="0" w:color="1F3864"/>
+              <w:right w:val="single" w:sz="6" w:space="0" w:color="1F3864"/>
             </w:tcBorders>
             <w:shd w:val="clear" w:color="auto" w:fill="4472C4"/>
             <w:tcMar>
@@ -312,6 +316,7 @@
           </w:tcPr>
           <w:p>
             <w:pPr>
+              <w:keepNext/>
               <w:spacing w:before="20" w:after="20" w:line="240" w:lineRule="auto"/>
               <w:jc w:val="center"/>
               <w:rPr>
@@ -338,13 +343,13 @@
         </w:tc>
         <w:tc>
           <w:tcPr>
-            <w:tcW w:w="2351" w:type="dxa"/>
+            <w:tcW w:w="2348" w:type="dxa"/>
             <w:gridSpan w:val="4"/>
             <w:tcBorders>
-              <w:top w:val="single" w:sz="4" w:space="0" w:color="4472C4"/>
-              <w:left w:val="single" w:sz="4" w:space="0" w:color="4472C4"/>
-              <w:bottom w:val="single" w:sz="4" w:space="0" w:color="4472C4"/>
-              <w:right w:val="single" w:sz="4" w:space="0" w:color="4472C4"/>
+              <w:top w:val="single" w:sz="6" w:space="0" w:color="1F3864"/>
+              <w:left w:val="single" w:sz="6" w:space="0" w:color="1F3864"/>
+              <w:bottom w:val="single" w:sz="6" w:space="0" w:color="1F3864"/>
+              <w:right w:val="single" w:sz="6" w:space="0" w:color="1F3864"/>
             </w:tcBorders>
             <w:shd w:val="clear" w:color="auto" w:fill="4472C4"/>
             <w:tcMar>
@@ -357,6 +362,7 @@
           </w:tcPr>
           <w:p>
             <w:pPr>
+              <w:keepNext/>
               <w:spacing w:before="20" w:after="20" w:line="240" w:lineRule="auto"/>
               <w:jc w:val="center"/>
               <w:rPr>
@@ -383,13 +389,13 @@
         </w:tc>
         <w:tc>
           <w:tcPr>
-            <w:tcW w:w="2351" w:type="dxa"/>
+            <w:tcW w:w="2347" w:type="dxa"/>
             <w:gridSpan w:val="5"/>
             <w:tcBorders>
-              <w:top w:val="single" w:sz="4" w:space="0" w:color="4472C4"/>
-              <w:left w:val="single" w:sz="4" w:space="0" w:color="4472C4"/>
-              <w:bottom w:val="single" w:sz="4" w:space="0" w:color="4472C4"/>
-              <w:right w:val="single" w:sz="4" w:space="0" w:color="4472C4"/>
+              <w:top w:val="single" w:sz="6" w:space="0" w:color="1F3864"/>
+              <w:left w:val="single" w:sz="6" w:space="0" w:color="1F3864"/>
+              <w:bottom w:val="single" w:sz="6" w:space="0" w:color="1F3864"/>
+              <w:right w:val="single" w:sz="6" w:space="0" w:color="1F3864"/>
             </w:tcBorders>
             <w:shd w:val="clear" w:color="auto" w:fill="4472C4"/>
             <w:tcMar>
@@ -402,6 +408,7 @@
           </w:tcPr>
           <w:p>
             <w:pPr>
+              <w:keepNext/>
               <w:spacing w:before="20" w:after="20" w:line="240" w:lineRule="auto"/>
               <w:jc w:val="center"/>
               <w:rPr>
@@ -428,13 +435,13 @@
         </w:tc>
         <w:tc>
           <w:tcPr>
-            <w:tcW w:w="2351" w:type="dxa"/>
+            <w:tcW w:w="2349" w:type="dxa"/>
             <w:gridSpan w:val="3"/>
             <w:tcBorders>
-              <w:top w:val="single" w:sz="4" w:space="0" w:color="4472C4"/>
-              <w:left w:val="single" w:sz="4" w:space="0" w:color="4472C4"/>
-              <w:bottom w:val="single" w:sz="4" w:space="0" w:color="4472C4"/>
-              <w:right w:val="single" w:sz="4" w:space="0" w:color="4472C4"/>
+              <w:top w:val="single" w:sz="6" w:space="0" w:color="1F3864"/>
+              <w:left w:val="single" w:sz="6" w:space="0" w:color="1F3864"/>
+              <w:bottom w:val="single" w:sz="6" w:space="0" w:color="1F3864"/>
+              <w:right w:val="single" w:sz="6" w:space="0" w:color="1F3864"/>
             </w:tcBorders>
             <w:shd w:val="clear" w:color="auto" w:fill="4472C4"/>
             <w:tcMar>
@@ -447,6 +454,7 @@
           </w:tcPr>
           <w:p>
             <w:pPr>
+              <w:keepNext/>
               <w:spacing w:before="20" w:after="20" w:line="240" w:lineRule="auto"/>
               <w:jc w:val="center"/>
               <w:rPr>
@@ -475,13 +483,13 @@
       <w:tr>
         <w:tc>
           <w:tcPr>
-            <w:tcW w:w="7053" w:type="dxa"/>
+            <w:tcW w:w="7043" w:type="dxa"/>
             <w:gridSpan w:val="13"/>
             <w:tcBorders>
-              <w:top w:val="single" w:sz="4" w:space="0" w:color="4472C4"/>
-              <w:left w:val="single" w:sz="4" w:space="0" w:color="4472C4"/>
-              <w:bottom w:val="single" w:sz="4" w:space="0" w:color="4472C4"/>
-              <w:right w:val="single" w:sz="4" w:space="0" w:color="4472C4"/>
+              <w:top w:val="single" w:sz="6" w:space="0" w:color="1F3864"/>
+              <w:left w:val="single" w:sz="6" w:space="0" w:color="1F3864"/>
+              <w:bottom w:val="single" w:sz="6" w:space="0" w:color="1F3864"/>
+              <w:right w:val="single" w:sz="6" w:space="0" w:color="1F3864"/>
             </w:tcBorders>
             <w:shd w:val="clear" w:color="auto" w:fill="4472C4"/>
             <w:tcMar>
@@ -494,6 +502,7 @@
           </w:tcPr>
           <w:p>
             <w:pPr>
+              <w:keepNext/>
               <w:spacing w:before="20" w:after="20" w:line="240" w:lineRule="auto"/>
               <w:jc w:val="center"/>
               <w:rPr>
@@ -520,13 +529,13 @@
         </w:tc>
         <w:tc>
           <w:tcPr>
-            <w:tcW w:w="2351" w:type="dxa"/>
+            <w:tcW w:w="2349" w:type="dxa"/>
             <w:gridSpan w:val="3"/>
             <w:tcBorders>
-              <w:top w:val="single" w:sz="4" w:space="0" w:color="4472C4"/>
-              <w:left w:val="single" w:sz="4" w:space="0" w:color="4472C4"/>
-              <w:bottom w:val="single" w:sz="4" w:space="0" w:color="4472C4"/>
-              <w:right w:val="single" w:sz="4" w:space="0" w:color="4472C4"/>
+              <w:top w:val="single" w:sz="6" w:space="0" w:color="1F3864"/>
+              <w:left w:val="single" w:sz="6" w:space="0" w:color="1F3864"/>
+              <w:bottom w:val="single" w:sz="6" w:space="0" w:color="1F3864"/>
+              <w:right w:val="single" w:sz="6" w:space="0" w:color="1F3864"/>
             </w:tcBorders>
             <w:shd w:val="clear" w:color="auto" w:fill="4472C4"/>
             <w:tcMar>
@@ -539,6 +548,7 @@
           </w:tcPr>
           <w:p>
             <w:pPr>
+              <w:keepNext/>
               <w:spacing w:before="20" w:after="20" w:line="240" w:lineRule="auto"/>
               <w:jc w:val="center"/>
               <w:rPr>
@@ -569,10 +579,10 @@
           <w:tcPr>
             <w:tcW w:w="1175" w:type="dxa"/>
             <w:tcBorders>
-              <w:top w:val="single" w:sz="4" w:space="0" w:color="4472C4"/>
-              <w:left w:val="single" w:sz="4" w:space="0" w:color="4472C4"/>
-              <w:bottom w:val="single" w:sz="4" w:space="0" w:color="4472C4"/>
-              <w:right w:val="single" w:sz="4" w:space="0" w:color="4472C4"/>
+              <w:top w:val="single" w:sz="6" w:space="0" w:color="1F3864"/>
+              <w:left w:val="single" w:sz="6" w:space="0" w:color="1F3864"/>
+              <w:bottom w:val="single" w:sz="6" w:space="0" w:color="1F3864"/>
+              <w:right w:val="single" w:sz="6" w:space="0" w:color="1F3864"/>
             </w:tcBorders>
             <w:shd w:val="clear" w:color="auto" w:fill="4472C4"/>
             <w:tcMar>
@@ -611,13 +621,13 @@
         </w:tc>
         <w:tc>
           <w:tcPr>
-            <w:tcW w:w="1175" w:type="dxa"/>
+            <w:tcW w:w="1173" w:type="dxa"/>
             <w:gridSpan w:val="3"/>
             <w:tcBorders>
-              <w:top w:val="single" w:sz="4" w:space="0" w:color="4472C4"/>
-              <w:left w:val="single" w:sz="4" w:space="0" w:color="4472C4"/>
-              <w:bottom w:val="single" w:sz="4" w:space="0" w:color="4472C4"/>
-              <w:right w:val="single" w:sz="4" w:space="0" w:color="4472C4"/>
+              <w:top w:val="single" w:sz="6" w:space="0" w:color="1F3864"/>
+              <w:left w:val="single" w:sz="6" w:space="0" w:color="1F3864"/>
+              <w:bottom w:val="single" w:sz="6" w:space="0" w:color="1F3864"/>
+              <w:right w:val="single" w:sz="6" w:space="0" w:color="1F3864"/>
             </w:tcBorders>
             <w:shd w:val="clear" w:color="auto" w:fill="4472C4"/>
             <w:tcMar>
@@ -656,13 +666,13 @@
         </w:tc>
         <w:tc>
           <w:tcPr>
-            <w:tcW w:w="1175" w:type="dxa"/>
+            <w:tcW w:w="1174" w:type="dxa"/>
             <w:gridSpan w:val="2"/>
             <w:tcBorders>
-              <w:top w:val="single" w:sz="4" w:space="0" w:color="4472C4"/>
-              <w:left w:val="single" w:sz="4" w:space="0" w:color="4472C4"/>
-              <w:bottom w:val="single" w:sz="4" w:space="0" w:color="4472C4"/>
-              <w:right w:val="single" w:sz="4" w:space="0" w:color="4472C4"/>
+              <w:top w:val="single" w:sz="6" w:space="0" w:color="1F3864"/>
+              <w:left w:val="single" w:sz="6" w:space="0" w:color="1F3864"/>
+              <w:bottom w:val="single" w:sz="6" w:space="0" w:color="1F3864"/>
+              <w:right w:val="single" w:sz="6" w:space="0" w:color="1F3864"/>
             </w:tcBorders>
             <w:shd w:val="clear" w:color="auto" w:fill="4472C4"/>
             <w:tcMar>
@@ -701,13 +711,13 @@
         </w:tc>
         <w:tc>
           <w:tcPr>
-            <w:tcW w:w="1175" w:type="dxa"/>
+            <w:tcW w:w="1174" w:type="dxa"/>
             <w:gridSpan w:val="2"/>
             <w:tcBorders>
-              <w:top w:val="single" w:sz="4" w:space="0" w:color="4472C4"/>
-              <w:left w:val="single" w:sz="4" w:space="0" w:color="4472C4"/>
-              <w:bottom w:val="single" w:sz="4" w:space="0" w:color="4472C4"/>
-              <w:right w:val="single" w:sz="4" w:space="0" w:color="4472C4"/>
+              <w:top w:val="single" w:sz="6" w:space="0" w:color="1F3864"/>
+              <w:left w:val="single" w:sz="6" w:space="0" w:color="1F3864"/>
+              <w:bottom w:val="single" w:sz="6" w:space="0" w:color="1F3864"/>
+              <w:right w:val="single" w:sz="6" w:space="0" w:color="1F3864"/>
             </w:tcBorders>
             <w:shd w:val="clear" w:color="auto" w:fill="4472C4"/>
             <w:tcMar>
@@ -746,13 +756,13 @@
         </w:tc>
         <w:tc>
           <w:tcPr>
-            <w:tcW w:w="1175" w:type="dxa"/>
+            <w:tcW w:w="1174" w:type="dxa"/>
             <w:gridSpan w:val="2"/>
             <w:tcBorders>
-              <w:top w:val="single" w:sz="4" w:space="0" w:color="4472C4"/>
-              <w:left w:val="single" w:sz="4" w:space="0" w:color="4472C4"/>
-              <w:bottom w:val="single" w:sz="4" w:space="0" w:color="4472C4"/>
-              <w:right w:val="single" w:sz="4" w:space="0" w:color="4472C4"/>
+              <w:top w:val="single" w:sz="6" w:space="0" w:color="1F3864"/>
+              <w:left w:val="single" w:sz="6" w:space="0" w:color="1F3864"/>
+              <w:bottom w:val="single" w:sz="6" w:space="0" w:color="1F3864"/>
+              <w:right w:val="single" w:sz="6" w:space="0" w:color="1F3864"/>
             </w:tcBorders>
             <w:shd w:val="clear" w:color="auto" w:fill="4472C4"/>
             <w:tcMar>
@@ -791,13 +801,13 @@
         </w:tc>
         <w:tc>
           <w:tcPr>
-            <w:tcW w:w="1175" w:type="dxa"/>
+            <w:tcW w:w="1173" w:type="dxa"/>
             <w:gridSpan w:val="3"/>
             <w:tcBorders>
-              <w:top w:val="single" w:sz="4" w:space="0" w:color="4472C4"/>
-              <w:left w:val="single" w:sz="4" w:space="0" w:color="4472C4"/>
-              <w:bottom w:val="single" w:sz="4" w:space="0" w:color="4472C4"/>
-              <w:right w:val="single" w:sz="4" w:space="0" w:color="4472C4"/>
+              <w:top w:val="single" w:sz="6" w:space="0" w:color="1F3864"/>
+              <w:left w:val="single" w:sz="6" w:space="0" w:color="1F3864"/>
+              <w:bottom w:val="single" w:sz="6" w:space="0" w:color="1F3864"/>
+              <w:right w:val="single" w:sz="6" w:space="0" w:color="1F3864"/>
             </w:tcBorders>
             <w:shd w:val="clear" w:color="auto" w:fill="4472C4"/>
             <w:tcMar>
@@ -836,14 +846,14 @@
         </w:tc>
         <w:tc>
           <w:tcPr>
-            <w:tcW w:w="2351" w:type="dxa"/>
+            <w:tcW w:w="2349" w:type="dxa"/>
             <w:gridSpan w:val="3"/>
             <w:vMerge w:val="restart"/>
             <w:tcBorders>
-              <w:top w:val="single" w:sz="4" w:space="0" w:color="8EAADB"/>
-              <w:left w:val="single" w:sz="4" w:space="0" w:color="8EAADB"/>
-              <w:bottom w:val="single" w:sz="4" w:space="0" w:color="8EAADB"/>
-              <w:right w:val="single" w:sz="4" w:space="0" w:color="8EAADB"/>
+              <w:top w:val="single" w:sz="6" w:space="0" w:color="1F3864"/>
+              <w:left w:val="single" w:sz="6" w:space="0" w:color="1F3864"/>
+              <w:bottom w:val="single" w:sz="6" w:space="0" w:color="1F3864"/>
+              <w:right w:val="single" w:sz="6" w:space="0" w:color="1F3864"/>
             </w:tcBorders>
             <w:shd w:val="clear" w:color="auto" w:fill="D9E2F3"/>
             <w:tcMar>
@@ -880,10 +890,10 @@
           <w:tcPr>
             <w:tcW w:w="1175" w:type="dxa"/>
             <w:tcBorders>
-              <w:top w:val="single" w:sz="4" w:space="0" w:color="8EAADB"/>
-              <w:left w:val="single" w:sz="4" w:space="0" w:color="8EAADB"/>
-              <w:bottom w:val="single" w:sz="4" w:space="0" w:color="8EAADB"/>
-              <w:right w:val="single" w:sz="4" w:space="0" w:color="8EAADB"/>
+              <w:top w:val="single" w:sz="6" w:space="0" w:color="1F3864"/>
+              <w:left w:val="single" w:sz="6" w:space="0" w:color="1F3864"/>
+              <w:bottom w:val="single" w:sz="6" w:space="0" w:color="1F3864"/>
+              <w:right w:val="single" w:sz="6" w:space="0" w:color="1F3864"/>
             </w:tcBorders>
             <w:shd w:val="clear" w:color="auto" w:fill="D9E2F3"/>
             <w:tcMar>
@@ -916,13 +926,13 @@
         </w:tc>
         <w:tc>
           <w:tcPr>
-            <w:tcW w:w="1175" w:type="dxa"/>
+            <w:tcW w:w="1173" w:type="dxa"/>
             <w:gridSpan w:val="3"/>
             <w:tcBorders>
-              <w:top w:val="single" w:sz="4" w:space="0" w:color="8EAADB"/>
-              <w:left w:val="single" w:sz="4" w:space="0" w:color="8EAADB"/>
-              <w:bottom w:val="single" w:sz="4" w:space="0" w:color="8EAADB"/>
-              <w:right w:val="single" w:sz="4" w:space="0" w:color="8EAADB"/>
+              <w:top w:val="single" w:sz="6" w:space="0" w:color="1F3864"/>
+              <w:left w:val="single" w:sz="6" w:space="0" w:color="1F3864"/>
+              <w:bottom w:val="single" w:sz="6" w:space="0" w:color="1F3864"/>
+              <w:right w:val="single" w:sz="6" w:space="0" w:color="1F3864"/>
             </w:tcBorders>
             <w:shd w:val="clear" w:color="auto" w:fill="D9E2F3"/>
             <w:tcMar>
@@ -955,13 +965,13 @@
         </w:tc>
         <w:tc>
           <w:tcPr>
-            <w:tcW w:w="1175" w:type="dxa"/>
+            <w:tcW w:w="1174" w:type="dxa"/>
             <w:gridSpan w:val="2"/>
             <w:tcBorders>
-              <w:top w:val="single" w:sz="4" w:space="0" w:color="8EAADB"/>
-              <w:left w:val="single" w:sz="4" w:space="0" w:color="8EAADB"/>
-              <w:bottom w:val="single" w:sz="4" w:space="0" w:color="8EAADB"/>
-              <w:right w:val="single" w:sz="4" w:space="0" w:color="8EAADB"/>
+              <w:top w:val="single" w:sz="6" w:space="0" w:color="1F3864"/>
+              <w:left w:val="single" w:sz="6" w:space="0" w:color="1F3864"/>
+              <w:bottom w:val="single" w:sz="6" w:space="0" w:color="1F3864"/>
+              <w:right w:val="single" w:sz="6" w:space="0" w:color="1F3864"/>
             </w:tcBorders>
             <w:shd w:val="clear" w:color="auto" w:fill="D9E2F3"/>
             <w:tcMar>
@@ -994,13 +1004,13 @@
         </w:tc>
         <w:tc>
           <w:tcPr>
-            <w:tcW w:w="1175" w:type="dxa"/>
+            <w:tcW w:w="1174" w:type="dxa"/>
             <w:gridSpan w:val="2"/>
             <w:tcBorders>
-              <w:top w:val="single" w:sz="4" w:space="0" w:color="8EAADB"/>
-              <w:left w:val="single" w:sz="4" w:space="0" w:color="8EAADB"/>
-              <w:bottom w:val="single" w:sz="4" w:space="0" w:color="8EAADB"/>
-              <w:right w:val="single" w:sz="4" w:space="0" w:color="8EAADB"/>
+              <w:top w:val="single" w:sz="6" w:space="0" w:color="1F3864"/>
+              <w:left w:val="single" w:sz="6" w:space="0" w:color="1F3864"/>
+              <w:bottom w:val="single" w:sz="6" w:space="0" w:color="1F3864"/>
+              <w:right w:val="single" w:sz="6" w:space="0" w:color="1F3864"/>
             </w:tcBorders>
             <w:shd w:val="clear" w:color="auto" w:fill="D9E2F3"/>
             <w:tcMar>
@@ -1033,13 +1043,13 @@
         </w:tc>
         <w:tc>
           <w:tcPr>
-            <w:tcW w:w="1175" w:type="dxa"/>
+            <w:tcW w:w="1174" w:type="dxa"/>
             <w:gridSpan w:val="2"/>
             <w:tcBorders>
-              <w:top w:val="single" w:sz="4" w:space="0" w:color="8EAADB"/>
-              <w:left w:val="single" w:sz="4" w:space="0" w:color="8EAADB"/>
-              <w:bottom w:val="single" w:sz="4" w:space="0" w:color="8EAADB"/>
-              <w:right w:val="single" w:sz="4" w:space="0" w:color="8EAADB"/>
+              <w:top w:val="single" w:sz="6" w:space="0" w:color="1F3864"/>
+              <w:left w:val="single" w:sz="6" w:space="0" w:color="1F3864"/>
+              <w:bottom w:val="single" w:sz="6" w:space="0" w:color="1F3864"/>
+              <w:right w:val="single" w:sz="6" w:space="0" w:color="1F3864"/>
             </w:tcBorders>
             <w:shd w:val="clear" w:color="auto" w:fill="D9E2F3"/>
             <w:tcMar>
@@ -1072,13 +1082,13 @@
         </w:tc>
         <w:tc>
           <w:tcPr>
-            <w:tcW w:w="1175" w:type="dxa"/>
+            <w:tcW w:w="1173" w:type="dxa"/>
             <w:gridSpan w:val="3"/>
             <w:tcBorders>
-              <w:top w:val="single" w:sz="4" w:space="0" w:color="8EAADB"/>
-              <w:left w:val="single" w:sz="4" w:space="0" w:color="8EAADB"/>
-              <w:bottom w:val="single" w:sz="4" w:space="0" w:color="8EAADB"/>
-              <w:right w:val="single" w:sz="4" w:space="0" w:color="8EAADB"/>
+              <w:top w:val="single" w:sz="6" w:space="0" w:color="1F3864"/>
+              <w:left w:val="single" w:sz="6" w:space="0" w:color="1F3864"/>
+              <w:bottom w:val="single" w:sz="6" w:space="0" w:color="1F3864"/>
+              <w:right w:val="single" w:sz="6" w:space="0" w:color="1F3864"/>
             </w:tcBorders>
             <w:shd w:val="clear" w:color="auto" w:fill="D9E2F3"/>
             <w:tcMar>
@@ -1111,14 +1121,14 @@
         </w:tc>
         <w:tc>
           <w:tcPr>
-            <w:tcW w:w="2351" w:type="dxa"/>
+            <w:tcW w:w="2349" w:type="dxa"/>
             <w:gridSpan w:val="3"/>
             <w:vMerge/>
             <w:tcBorders>
-              <w:top w:val="single" w:sz="4" w:space="0" w:color="8EAADB"/>
-              <w:left w:val="single" w:sz="4" w:space="0" w:color="8EAADB"/>
-              <w:bottom w:val="single" w:sz="4" w:space="0" w:color="8EAADB"/>
-              <w:right w:val="single" w:sz="4" w:space="0" w:color="8EAADB"/>
+              <w:top w:val="single" w:sz="6" w:space="0" w:color="1F3864"/>
+              <w:left w:val="single" w:sz="6" w:space="0" w:color="1F3864"/>
+              <w:bottom w:val="single" w:sz="6" w:space="0" w:color="1F3864"/>
+              <w:right w:val="single" w:sz="6" w:space="0" w:color="1F3864"/>
             </w:tcBorders>
             <w:shd w:val="clear" w:color="auto" w:fill="D9E2F3"/>
           </w:tcPr>
@@ -1137,13 +1147,13 @@
       <w:tr>
         <w:tc>
           <w:tcPr>
-            <w:tcW w:w="9405" w:type="dxa"/>
+            <w:tcW w:w="9392" w:type="dxa"/>
             <w:gridSpan w:val="16"/>
             <w:tcBorders>
-              <w:top w:val="single" w:sz="4" w:space="0" w:color="4472C4"/>
-              <w:left w:val="single" w:sz="4" w:space="0" w:color="4472C4"/>
-              <w:bottom w:val="single" w:sz="4" w:space="0" w:color="4472C4"/>
-              <w:right w:val="single" w:sz="4" w:space="0" w:color="4472C4"/>
+              <w:top w:val="single" w:sz="6" w:space="0" w:color="1F3864"/>
+              <w:left w:val="single" w:sz="6" w:space="0" w:color="1F3864"/>
+              <w:bottom w:val="single" w:sz="6" w:space="0" w:color="1F3864"/>
+              <w:right w:val="single" w:sz="6" w:space="0" w:color="1F3864"/>
             </w:tcBorders>
             <w:shd w:val="clear" w:color="auto" w:fill="4472C4"/>
             <w:tcMar>
@@ -1156,6 +1166,7 @@
           </w:tcPr>
           <w:p>
             <w:pPr>
+              <w:keepNext/>
               <w:spacing w:before="20" w:after="20" w:line="240" w:lineRule="auto"/>
               <w:jc w:val="center"/>
               <w:rPr>
@@ -1184,13 +1195,13 @@
       <w:tr>
         <w:tc>
           <w:tcPr>
-            <w:tcW w:w="9405" w:type="dxa"/>
+            <w:tcW w:w="9392" w:type="dxa"/>
             <w:gridSpan w:val="16"/>
             <w:tcBorders>
-              <w:top w:val="single" w:sz="4" w:space="0" w:color="8EAADB"/>
-              <w:left w:val="single" w:sz="4" w:space="0" w:color="8EAADB"/>
-              <w:bottom w:val="single" w:sz="4" w:space="0" w:color="8EAADB"/>
-              <w:right w:val="single" w:sz="4" w:space="0" w:color="8EAADB"/>
+              <w:top w:val="single" w:sz="6" w:space="0" w:color="1F3864"/>
+              <w:left w:val="single" w:sz="6" w:space="0" w:color="1F3864"/>
+              <w:bottom w:val="single" w:sz="6" w:space="0" w:color="1F3864"/>
+              <w:right w:val="single" w:sz="6" w:space="0" w:color="1F3864"/>
             </w:tcBorders>
             <w:shd w:val="clear" w:color="auto" w:fill="D9E2F3"/>
             <w:tcMar>
@@ -1247,18 +1258,16 @@
         </w:tc>
       </w:tr>
       <w:tr>
-        <w:trPr>
-          <w:cantSplit/>
-        </w:trPr>
-        <w:tc>
-          <w:tcPr>
-            <w:tcW w:w="9405" w:type="dxa"/>
+        <w:trPr/>
+        <w:tc>
+          <w:tcPr>
+            <w:tcW w:w="9392" w:type="dxa"/>
             <w:gridSpan w:val="16"/>
             <w:tcBorders>
-              <w:top w:val="single" w:sz="4" w:space="0" w:color="8EAADB"/>
-              <w:left w:val="single" w:sz="4" w:space="0" w:color="8EAADB"/>
-              <w:bottom w:val="single" w:sz="4" w:space="0" w:color="8EAADB"/>
-              <w:right w:val="single" w:sz="4" w:space="0" w:color="8EAADB"/>
+              <w:top w:val="single" w:sz="6" w:space="0" w:color="1F3864"/>
+              <w:left w:val="single" w:sz="6" w:space="0" w:color="1F3864"/>
+              <w:bottom w:val="single" w:sz="6" w:space="0" w:color="1F3864"/>
+              <w:right w:val="single" w:sz="6" w:space="0" w:color="1F3864"/>
             </w:tcBorders>
             <w:shd w:val="clear" w:color="auto" w:fill="D9E2F3"/>
             <w:tcMar>
@@ -1305,13 +1314,13 @@
       <w:tr>
         <w:tc>
           <w:tcPr>
-            <w:tcW w:w="3135" w:type="dxa"/>
+            <w:tcW w:w="3131" w:type="dxa"/>
             <w:gridSpan w:val="5"/>
             <w:tcBorders>
-              <w:top w:val="single" w:sz="4" w:space="0" w:color="4472C4"/>
-              <w:left w:val="single" w:sz="4" w:space="0" w:color="4472C4"/>
-              <w:bottom w:val="single" w:sz="4" w:space="0" w:color="4472C4"/>
-              <w:right w:val="single" w:sz="4" w:space="0" w:color="4472C4"/>
+              <w:top w:val="single" w:sz="6" w:space="0" w:color="1F3864"/>
+              <w:left w:val="single" w:sz="6" w:space="0" w:color="1F3864"/>
+              <w:bottom w:val="single" w:sz="6" w:space="0" w:color="1F3864"/>
+              <w:right w:val="single" w:sz="6" w:space="0" w:color="1F3864"/>
             </w:tcBorders>
             <w:shd w:val="clear" w:color="auto" w:fill="4472C4"/>
             <w:tcMar>
@@ -1324,6 +1333,7 @@
           </w:tcPr>
           <w:p>
             <w:pPr>
+              <w:keepNext/>
               <w:spacing w:before="20" w:after="20" w:line="240" w:lineRule="auto"/>
               <w:jc w:val="center"/>
               <w:rPr>
@@ -1350,13 +1360,13 @@
         </w:tc>
         <w:tc>
           <w:tcPr>
-            <w:tcW w:w="3135" w:type="dxa"/>
+            <w:tcW w:w="3130" w:type="dxa"/>
             <w:gridSpan w:val="6"/>
             <w:tcBorders>
-              <w:top w:val="single" w:sz="4" w:space="0" w:color="4472C4"/>
-              <w:left w:val="single" w:sz="4" w:space="0" w:color="4472C4"/>
-              <w:bottom w:val="single" w:sz="4" w:space="0" w:color="4472C4"/>
-              <w:right w:val="single" w:sz="4" w:space="0" w:color="4472C4"/>
+              <w:top w:val="single" w:sz="6" w:space="0" w:color="1F3864"/>
+              <w:left w:val="single" w:sz="6" w:space="0" w:color="1F3864"/>
+              <w:bottom w:val="single" w:sz="6" w:space="0" w:color="1F3864"/>
+              <w:right w:val="single" w:sz="6" w:space="0" w:color="1F3864"/>
             </w:tcBorders>
             <w:shd w:val="clear" w:color="auto" w:fill="4472C4"/>
             <w:tcMar>
@@ -1369,6 +1379,7 @@
           </w:tcPr>
           <w:p>
             <w:pPr>
+              <w:keepNext/>
               <w:spacing w:before="20" w:after="20" w:line="240" w:lineRule="auto"/>
               <w:jc w:val="center"/>
               <w:rPr>
@@ -1395,13 +1406,13 @@
         </w:tc>
         <w:tc>
           <w:tcPr>
-            <w:tcW w:w="3135" w:type="dxa"/>
+            <w:tcW w:w="3131" w:type="dxa"/>
             <w:gridSpan w:val="5"/>
             <w:tcBorders>
-              <w:top w:val="single" w:sz="4" w:space="0" w:color="4472C4"/>
-              <w:left w:val="single" w:sz="4" w:space="0" w:color="4472C4"/>
-              <w:bottom w:val="single" w:sz="4" w:space="0" w:color="4472C4"/>
-              <w:right w:val="single" w:sz="4" w:space="0" w:color="4472C4"/>
+              <w:top w:val="single" w:sz="6" w:space="0" w:color="1F3864"/>
+              <w:left w:val="single" w:sz="6" w:space="0" w:color="1F3864"/>
+              <w:bottom w:val="single" w:sz="6" w:space="0" w:color="1F3864"/>
+              <w:right w:val="single" w:sz="6" w:space="0" w:color="1F3864"/>
             </w:tcBorders>
             <w:shd w:val="clear" w:color="auto" w:fill="4472C4"/>
             <w:tcMar>
@@ -1414,6 +1425,7 @@
           </w:tcPr>
           <w:p>
             <w:pPr>
+              <w:keepNext/>
               <w:spacing w:before="20" w:after="20" w:line="240" w:lineRule="auto"/>
               <w:jc w:val="center"/>
               <w:rPr>
@@ -1440,19 +1452,17 @@
         </w:tc>
       </w:tr>
       <w:tr>
-        <w:trPr>
-          <w:cantSplit/>
-        </w:trPr>
-        <w:tc>
-          <w:tcPr>
-            <w:tcW w:w="3135" w:type="dxa"/>
+        <w:trPr/>
+        <w:tc>
+          <w:tcPr>
+            <w:tcW w:w="3131" w:type="dxa"/>
             <w:gridSpan w:val="5"/>
             <w:vMerge w:val="restart"/>
             <w:tcBorders>
-              <w:top w:val="single" w:sz="4" w:space="0" w:color="8EAADB"/>
-              <w:left w:val="single" w:sz="4" w:space="0" w:color="8EAADB"/>
-              <w:bottom w:val="single" w:sz="4" w:space="0" w:color="8EAADB"/>
-              <w:right w:val="single" w:sz="4" w:space="0" w:color="8EAADB"/>
+              <w:top w:val="single" w:sz="6" w:space="0" w:color="1F3864"/>
+              <w:left w:val="single" w:sz="6" w:space="0" w:color="1F3864"/>
+              <w:bottom w:val="single" w:sz="6" w:space="0" w:color="1F3864"/>
+              <w:right w:val="single" w:sz="6" w:space="0" w:color="1F3864"/>
             </w:tcBorders>
             <w:shd w:val="clear" w:color="auto" w:fill="D9E2F3"/>
             <w:tcMar>
@@ -1484,13 +1494,13 @@
         </w:tc>
         <w:tc>
           <w:tcPr>
-            <w:tcW w:w="3135" w:type="dxa"/>
+            <w:tcW w:w="3130" w:type="dxa"/>
             <w:gridSpan w:val="6"/>
             <w:tcBorders>
-              <w:top w:val="single" w:sz="4" w:space="0" w:color="8EAADB"/>
-              <w:left w:val="single" w:sz="4" w:space="0" w:color="8EAADB"/>
-              <w:bottom w:val="single" w:sz="4" w:space="0" w:color="8EAADB"/>
-              <w:right w:val="single" w:sz="4" w:space="0" w:color="8EAADB"/>
+              <w:top w:val="single" w:sz="6" w:space="0" w:color="1F3864"/>
+              <w:left w:val="single" w:sz="6" w:space="0" w:color="1F3864"/>
+              <w:bottom w:val="single" w:sz="6" w:space="0" w:color="1F3864"/>
+              <w:right w:val="single" w:sz="6" w:space="0" w:color="1F3864"/>
             </w:tcBorders>
             <w:shd w:val="clear" w:color="auto" w:fill="D9E2F3"/>
             <w:tcMar>
@@ -1522,13 +1532,13 @@
         </w:tc>
         <w:tc>
           <w:tcPr>
-            <w:tcW w:w="3135" w:type="dxa"/>
+            <w:tcW w:w="3131" w:type="dxa"/>
             <w:gridSpan w:val="5"/>
             <w:tcBorders>
-              <w:top w:val="single" w:sz="4" w:space="0" w:color="8EAADB"/>
-              <w:left w:val="single" w:sz="4" w:space="0" w:color="8EAADB"/>
-              <w:bottom w:val="single" w:sz="4" w:space="0" w:color="8EAADB"/>
-              <w:right w:val="single" w:sz="4" w:space="0" w:color="8EAADB"/>
+              <w:top w:val="single" w:sz="6" w:space="0" w:color="1F3864"/>
+              <w:left w:val="single" w:sz="6" w:space="0" w:color="1F3864"/>
+              <w:bottom w:val="single" w:sz="6" w:space="0" w:color="1F3864"/>
+              <w:right w:val="single" w:sz="6" w:space="0" w:color="1F3864"/>
             </w:tcBorders>
             <w:shd w:val="clear" w:color="auto" w:fill="D9E2F3"/>
             <w:tcMar>
@@ -1570,19 +1580,17 @@
         </w:tc>
       </w:tr>
       <w:tr>
-        <w:trPr>
-          <w:cantSplit/>
-        </w:trPr>
-        <w:tc>
-          <w:tcPr>
-            <w:tcW w:w="3135" w:type="dxa"/>
+        <w:trPr/>
+        <w:tc>
+          <w:tcPr>
+            <w:tcW w:w="3131" w:type="dxa"/>
             <w:gridSpan w:val="5"/>
             <w:vMerge/>
             <w:tcBorders>
-              <w:top w:val="single" w:sz="4" w:space="0" w:color="8EAADB"/>
-              <w:left w:val="single" w:sz="4" w:space="0" w:color="8EAADB"/>
-              <w:bottom w:val="single" w:sz="4" w:space="0" w:color="8EAADB"/>
-              <w:right w:val="single" w:sz="4" w:space="0" w:color="8EAADB"/>
+              <w:top w:val="single" w:sz="6" w:space="0" w:color="1F3864"/>
+              <w:left w:val="single" w:sz="6" w:space="0" w:color="1F3864"/>
+              <w:bottom w:val="single" w:sz="6" w:space="0" w:color="1F3864"/>
+              <w:right w:val="single" w:sz="6" w:space="0" w:color="1F3864"/>
             </w:tcBorders>
             <w:shd w:val="clear" w:color="auto" w:fill="D9E2F3"/>
           </w:tcPr>
@@ -1599,13 +1607,13 @@
         </w:tc>
         <w:tc>
           <w:tcPr>
-            <w:tcW w:w="3135" w:type="dxa"/>
+            <w:tcW w:w="3130" w:type="dxa"/>
             <w:gridSpan w:val="6"/>
             <w:tcBorders>
-              <w:top w:val="single" w:sz="4" w:space="0" w:color="8EAADB"/>
-              <w:left w:val="single" w:sz="4" w:space="0" w:color="8EAADB"/>
-              <w:bottom w:val="single" w:sz="4" w:space="0" w:color="8EAADB"/>
-              <w:right w:val="single" w:sz="4" w:space="0" w:color="8EAADB"/>
+              <w:top w:val="single" w:sz="6" w:space="0" w:color="1F3864"/>
+              <w:left w:val="single" w:sz="6" w:space="0" w:color="1F3864"/>
+              <w:bottom w:val="single" w:sz="6" w:space="0" w:color="1F3864"/>
+              <w:right w:val="single" w:sz="6" w:space="0" w:color="1F3864"/>
             </w:tcBorders>
             <w:shd w:val="clear" w:color="auto" w:fill="D9E2F3"/>
             <w:tcMar>
@@ -1637,13 +1645,13 @@
         </w:tc>
         <w:tc>
           <w:tcPr>
-            <w:tcW w:w="3135" w:type="dxa"/>
+            <w:tcW w:w="3131" w:type="dxa"/>
             <w:gridSpan w:val="5"/>
             <w:tcBorders>
-              <w:top w:val="single" w:sz="4" w:space="0" w:color="8EAADB"/>
-              <w:left w:val="single" w:sz="4" w:space="0" w:color="8EAADB"/>
-              <w:bottom w:val="single" w:sz="4" w:space="0" w:color="8EAADB"/>
-              <w:right w:val="single" w:sz="4" w:space="0" w:color="8EAADB"/>
+              <w:top w:val="single" w:sz="6" w:space="0" w:color="1F3864"/>
+              <w:left w:val="single" w:sz="6" w:space="0" w:color="1F3864"/>
+              <w:bottom w:val="single" w:sz="6" w:space="0" w:color="1F3864"/>
+              <w:right w:val="single" w:sz="6" w:space="0" w:color="1F3864"/>
             </w:tcBorders>
             <w:shd w:val="clear" w:color="auto" w:fill="D9E2F3"/>
             <w:tcMar>
@@ -1685,18 +1693,16 @@
         </w:tc>
       </w:tr>
       <w:tr>
-        <w:trPr>
-          <w:cantSplit/>
-        </w:trPr>
-        <w:tc>
-          <w:tcPr>
-            <w:tcW w:w="3135" w:type="dxa"/>
+        <w:trPr/>
+        <w:tc>
+          <w:tcPr>
+            <w:tcW w:w="3131" w:type="dxa"/>
             <w:gridSpan w:val="5"/>
             <w:tcBorders>
-              <w:top w:val="single" w:sz="4" w:space="0" w:color="8EAADB"/>
-              <w:left w:val="single" w:sz="4" w:space="0" w:color="8EAADB"/>
-              <w:bottom w:val="single" w:sz="4" w:space="0" w:color="8EAADB"/>
-              <w:right w:val="single" w:sz="4" w:space="0" w:color="8EAADB"/>
+              <w:top w:val="single" w:sz="6" w:space="0" w:color="1F3864"/>
+              <w:left w:val="single" w:sz="6" w:space="0" w:color="1F3864"/>
+              <w:bottom w:val="single" w:sz="6" w:space="0" w:color="1F3864"/>
+              <w:right w:val="single" w:sz="6" w:space="0" w:color="1F3864"/>
             </w:tcBorders>
             <w:shd w:val="clear" w:color="auto" w:fill="D9E2F3"/>
             <w:tcMar>
@@ -1728,13 +1734,13 @@
         </w:tc>
         <w:tc>
           <w:tcPr>
-            <w:tcW w:w="3135" w:type="dxa"/>
+            <w:tcW w:w="3130" w:type="dxa"/>
             <w:gridSpan w:val="6"/>
             <w:tcBorders>
-              <w:top w:val="single" w:sz="4" w:space="0" w:color="8EAADB"/>
-              <w:left w:val="single" w:sz="4" w:space="0" w:color="8EAADB"/>
-              <w:bottom w:val="single" w:sz="4" w:space="0" w:color="8EAADB"/>
-              <w:right w:val="single" w:sz="4" w:space="0" w:color="8EAADB"/>
+              <w:top w:val="single" w:sz="6" w:space="0" w:color="1F3864"/>
+              <w:left w:val="single" w:sz="6" w:space="0" w:color="1F3864"/>
+              <w:bottom w:val="single" w:sz="6" w:space="0" w:color="1F3864"/>
+              <w:right w:val="single" w:sz="6" w:space="0" w:color="1F3864"/>
             </w:tcBorders>
             <w:shd w:val="clear" w:color="auto" w:fill="D9E2F3"/>
             <w:tcMar>
@@ -1784,13 +1790,13 @@
         </w:tc>
         <w:tc>
           <w:tcPr>
-            <w:tcW w:w="3135" w:type="dxa"/>
+            <w:tcW w:w="3131" w:type="dxa"/>
             <w:gridSpan w:val="5"/>
             <w:tcBorders>
-              <w:top w:val="single" w:sz="4" w:space="0" w:color="8EAADB"/>
-              <w:left w:val="single" w:sz="4" w:space="0" w:color="8EAADB"/>
-              <w:bottom w:val="single" w:sz="4" w:space="0" w:color="8EAADB"/>
-              <w:right w:val="single" w:sz="4" w:space="0" w:color="8EAADB"/>
+              <w:top w:val="single" w:sz="6" w:space="0" w:color="1F3864"/>
+              <w:left w:val="single" w:sz="6" w:space="0" w:color="1F3864"/>
+              <w:bottom w:val="single" w:sz="6" w:space="0" w:color="1F3864"/>
+              <w:right w:val="single" w:sz="6" w:space="0" w:color="1F3864"/>
             </w:tcBorders>
             <w:shd w:val="clear" w:color="auto" w:fill="D9E2F3"/>
             <w:tcMar>
@@ -1862,13 +1868,13 @@
       <w:tr>
         <w:tc>
           <w:tcPr>
-            <w:tcW w:w="9405" w:type="dxa"/>
+            <w:tcW w:w="9392" w:type="dxa"/>
             <w:gridSpan w:val="16"/>
             <w:tcBorders>
-              <w:top w:val="single" w:sz="4" w:space="0" w:color="4472C4"/>
-              <w:left w:val="single" w:sz="4" w:space="0" w:color="4472C4"/>
-              <w:bottom w:val="single" w:sz="4" w:space="0" w:color="4472C4"/>
-              <w:right w:val="single" w:sz="4" w:space="0" w:color="4472C4"/>
+              <w:top w:val="single" w:sz="6" w:space="0" w:color="1F3864"/>
+              <w:left w:val="single" w:sz="6" w:space="0" w:color="1F3864"/>
+              <w:bottom w:val="single" w:sz="6" w:space="0" w:color="1F3864"/>
+              <w:right w:val="single" w:sz="6" w:space="0" w:color="1F3864"/>
             </w:tcBorders>
             <w:shd w:val="clear" w:color="auto" w:fill="4472C4"/>
             <w:tcMar>
@@ -1881,6 +1887,7 @@
           </w:tcPr>
           <w:p>
             <w:pPr>
+              <w:keepNext/>
               <w:spacing w:before="20" w:after="20" w:line="240" w:lineRule="auto"/>
               <w:jc w:val="center"/>
               <w:rPr>
@@ -1909,13 +1916,13 @@
       <w:tr>
         <w:tc>
           <w:tcPr>
-            <w:tcW w:w="2351" w:type="dxa"/>
+            <w:tcW w:w="2348" w:type="dxa"/>
             <w:gridSpan w:val="4"/>
             <w:tcBorders>
-              <w:top w:val="single" w:sz="4" w:space="0" w:color="4472C4"/>
-              <w:left w:val="single" w:sz="4" w:space="0" w:color="4472C4"/>
-              <w:bottom w:val="single" w:sz="4" w:space="0" w:color="4472C4"/>
-              <w:right w:val="single" w:sz="4" w:space="0" w:color="4472C4"/>
+              <w:top w:val="single" w:sz="6" w:space="0" w:color="1F3864"/>
+              <w:left w:val="single" w:sz="6" w:space="0" w:color="1F3864"/>
+              <w:bottom w:val="single" w:sz="6" w:space="0" w:color="1F3864"/>
+              <w:right w:val="single" w:sz="6" w:space="0" w:color="1F3864"/>
             </w:tcBorders>
             <w:shd w:val="clear" w:color="auto" w:fill="4472C4"/>
             <w:tcMar>
@@ -1954,13 +1961,13 @@
         </w:tc>
         <w:tc>
           <w:tcPr>
-            <w:tcW w:w="4310" w:type="dxa"/>
+            <w:tcW w:w="4304" w:type="dxa"/>
             <w:gridSpan w:val="8"/>
             <w:tcBorders>
-              <w:top w:val="single" w:sz="4" w:space="0" w:color="8EAADB"/>
-              <w:left w:val="single" w:sz="4" w:space="0" w:color="8EAADB"/>
-              <w:bottom w:val="single" w:sz="4" w:space="0" w:color="8EAADB"/>
-              <w:right w:val="single" w:sz="4" w:space="0" w:color="8EAADB"/>
+              <w:top w:val="single" w:sz="6" w:space="0" w:color="1F3864"/>
+              <w:left w:val="single" w:sz="6" w:space="0" w:color="1F3864"/>
+              <w:bottom w:val="single" w:sz="6" w:space="0" w:color="1F3864"/>
+              <w:right w:val="single" w:sz="6" w:space="0" w:color="1F3864"/>
             </w:tcBorders>
             <w:shd w:val="clear" w:color="auto" w:fill="D9E2F3"/>
             <w:tcMar>
@@ -2018,13 +2025,13 @@
         </w:tc>
         <w:tc>
           <w:tcPr>
-            <w:tcW w:w="2743" w:type="dxa"/>
+            <w:tcW w:w="2740" w:type="dxa"/>
             <w:gridSpan w:val="4"/>
             <w:tcBorders>
-              <w:top w:val="single" w:sz="4" w:space="0" w:color="4472C4"/>
-              <w:left w:val="single" w:sz="4" w:space="0" w:color="4472C4"/>
-              <w:bottom w:val="single" w:sz="4" w:space="0" w:color="4472C4"/>
-              <w:right w:val="single" w:sz="4" w:space="0" w:color="4472C4"/>
+              <w:top w:val="single" w:sz="6" w:space="0" w:color="1F3864"/>
+              <w:left w:val="single" w:sz="6" w:space="0" w:color="1F3864"/>
+              <w:bottom w:val="single" w:sz="6" w:space="0" w:color="1F3864"/>
+              <w:right w:val="single" w:sz="6" w:space="0" w:color="1F3864"/>
             </w:tcBorders>
             <w:shd w:val="clear" w:color="auto" w:fill="4472C4"/>
             <w:tcMar>
@@ -2065,13 +2072,13 @@
       <w:tr>
         <w:tc>
           <w:tcPr>
-            <w:tcW w:w="2351" w:type="dxa"/>
+            <w:tcW w:w="2348" w:type="dxa"/>
             <w:gridSpan w:val="4"/>
             <w:tcBorders>
-              <w:top w:val="single" w:sz="4" w:space="0" w:color="8EAADB"/>
-              <w:left w:val="single" w:sz="4" w:space="0" w:color="8EAADB"/>
-              <w:bottom w:val="single" w:sz="4" w:space="0" w:color="8EAADB"/>
-              <w:right w:val="single" w:sz="4" w:space="0" w:color="8EAADB"/>
+              <w:top w:val="single" w:sz="6" w:space="0" w:color="1F3864"/>
+              <w:left w:val="single" w:sz="6" w:space="0" w:color="1F3864"/>
+              <w:bottom w:val="single" w:sz="6" w:space="0" w:color="1F3864"/>
+              <w:right w:val="single" w:sz="6" w:space="0" w:color="1F3864"/>
             </w:tcBorders>
             <w:shd w:val="clear" w:color="auto" w:fill="D9E2F3"/>
             <w:tcMar>
@@ -2121,13 +2128,13 @@
         </w:tc>
         <w:tc>
           <w:tcPr>
-            <w:tcW w:w="4310" w:type="dxa"/>
+            <w:tcW w:w="4304" w:type="dxa"/>
             <w:gridSpan w:val="8"/>
             <w:tcBorders>
-              <w:top w:val="single" w:sz="4" w:space="0" w:color="8EAADB"/>
-              <w:left w:val="single" w:sz="4" w:space="0" w:color="8EAADB"/>
-              <w:bottom w:val="single" w:sz="4" w:space="0" w:color="8EAADB"/>
-              <w:right w:val="single" w:sz="4" w:space="0" w:color="8EAADB"/>
+              <w:top w:val="single" w:sz="6" w:space="0" w:color="1F3864"/>
+              <w:left w:val="single" w:sz="6" w:space="0" w:color="1F3864"/>
+              <w:bottom w:val="single" w:sz="6" w:space="0" w:color="1F3864"/>
+              <w:right w:val="single" w:sz="6" w:space="0" w:color="1F3864"/>
             </w:tcBorders>
             <w:shd w:val="clear" w:color="auto" w:fill="D9E2F3"/>
             <w:tcMar>
@@ -2349,13 +2356,13 @@
         </w:tc>
         <w:tc>
           <w:tcPr>
-            <w:tcW w:w="2743" w:type="dxa"/>
+            <w:tcW w:w="2740" w:type="dxa"/>
             <w:gridSpan w:val="4"/>
             <w:tcBorders>
-              <w:top w:val="single" w:sz="4" w:space="0" w:color="8EAADB"/>
-              <w:left w:val="single" w:sz="4" w:space="0" w:color="8EAADB"/>
-              <w:bottom w:val="single" w:sz="4" w:space="0" w:color="8EAADB"/>
-              <w:right w:val="single" w:sz="4" w:space="0" w:color="8EAADB"/>
+              <w:top w:val="single" w:sz="6" w:space="0" w:color="1F3864"/>
+              <w:left w:val="single" w:sz="6" w:space="0" w:color="1F3864"/>
+              <w:bottom w:val="single" w:sz="6" w:space="0" w:color="1F3864"/>
+              <w:right w:val="single" w:sz="6" w:space="0" w:color="1F3864"/>
             </w:tcBorders>
             <w:shd w:val="clear" w:color="auto" w:fill="D9E2F3"/>
             <w:tcMar>
@@ -2439,18 +2446,16 @@
         </w:tc>
       </w:tr>
       <w:tr>
-        <w:trPr>
-          <w:cantSplit/>
-        </w:trPr>
-        <w:tc>
-          <w:tcPr>
-            <w:tcW w:w="9405" w:type="dxa"/>
+        <w:trPr/>
+        <w:tc>
+          <w:tcPr>
+            <w:tcW w:w="9392" w:type="dxa"/>
             <w:gridSpan w:val="16"/>
             <w:tcBorders>
-              <w:top w:val="single" w:sz="4" w:space="0" w:color="8EAADB"/>
-              <w:left w:val="single" w:sz="4" w:space="0" w:color="8EAADB"/>
-              <w:bottom w:val="single" w:sz="4" w:space="0" w:color="8EAADB"/>
-              <w:right w:val="single" w:sz="4" w:space="0" w:color="8EAADB"/>
+              <w:top w:val="single" w:sz="6" w:space="0" w:color="1F3864"/>
+              <w:left w:val="single" w:sz="6" w:space="0" w:color="1F3864"/>
+              <w:bottom w:val="single" w:sz="6" w:space="0" w:color="1F3864"/>
+              <w:right w:val="single" w:sz="6" w:space="0" w:color="1F3864"/>
             </w:tcBorders>
             <w:shd w:val="clear" w:color="auto" w:fill="D9E2F3"/>
             <w:tcMar>
@@ -2497,13 +2502,13 @@
       <w:tr>
         <w:tc>
           <w:tcPr>
-            <w:tcW w:w="3135" w:type="dxa"/>
+            <w:tcW w:w="3131" w:type="dxa"/>
             <w:gridSpan w:val="5"/>
             <w:tcBorders>
-              <w:top w:val="single" w:sz="4" w:space="0" w:color="4472C4"/>
-              <w:left w:val="single" w:sz="4" w:space="0" w:color="4472C4"/>
-              <w:bottom w:val="single" w:sz="4" w:space="0" w:color="4472C4"/>
-              <w:right w:val="single" w:sz="4" w:space="0" w:color="4472C4"/>
+              <w:top w:val="single" w:sz="6" w:space="0" w:color="1F3864"/>
+              <w:left w:val="single" w:sz="6" w:space="0" w:color="1F3864"/>
+              <w:bottom w:val="single" w:sz="6" w:space="0" w:color="1F3864"/>
+              <w:right w:val="single" w:sz="6" w:space="0" w:color="1F3864"/>
             </w:tcBorders>
             <w:shd w:val="clear" w:color="auto" w:fill="4472C4"/>
             <w:tcMar>
@@ -2516,6 +2521,7 @@
           </w:tcPr>
           <w:p>
             <w:pPr>
+              <w:keepNext/>
               <w:spacing w:before="20" w:after="20" w:line="240" w:lineRule="auto"/>
               <w:jc w:val="center"/>
               <w:rPr>
@@ -2542,13 +2548,13 @@
         </w:tc>
         <w:tc>
           <w:tcPr>
-            <w:tcW w:w="3135" w:type="dxa"/>
+            <w:tcW w:w="3130" w:type="dxa"/>
             <w:gridSpan w:val="6"/>
             <w:tcBorders>
-              <w:top w:val="single" w:sz="4" w:space="0" w:color="4472C4"/>
-              <w:left w:val="single" w:sz="4" w:space="0" w:color="4472C4"/>
-              <w:bottom w:val="single" w:sz="4" w:space="0" w:color="4472C4"/>
-              <w:right w:val="single" w:sz="4" w:space="0" w:color="4472C4"/>
+              <w:top w:val="single" w:sz="6" w:space="0" w:color="1F3864"/>
+              <w:left w:val="single" w:sz="6" w:space="0" w:color="1F3864"/>
+              <w:bottom w:val="single" w:sz="6" w:space="0" w:color="1F3864"/>
+              <w:right w:val="single" w:sz="6" w:space="0" w:color="1F3864"/>
             </w:tcBorders>
             <w:shd w:val="clear" w:color="auto" w:fill="4472C4"/>
             <w:tcMar>
@@ -2561,6 +2567,7 @@
           </w:tcPr>
           <w:p>
             <w:pPr>
+              <w:keepNext/>
               <w:spacing w:before="20" w:after="20" w:line="240" w:lineRule="auto"/>
               <w:jc w:val="center"/>
               <w:rPr>
@@ -2587,13 +2594,13 @@
         </w:tc>
         <w:tc>
           <w:tcPr>
-            <w:tcW w:w="3135" w:type="dxa"/>
+            <w:tcW w:w="3131" w:type="dxa"/>
             <w:gridSpan w:val="5"/>
             <w:tcBorders>
-              <w:top w:val="single" w:sz="4" w:space="0" w:color="4472C4"/>
-              <w:left w:val="single" w:sz="4" w:space="0" w:color="4472C4"/>
-              <w:bottom w:val="single" w:sz="4" w:space="0" w:color="4472C4"/>
-              <w:right w:val="single" w:sz="4" w:space="0" w:color="4472C4"/>
+              <w:top w:val="single" w:sz="6" w:space="0" w:color="1F3864"/>
+              <w:left w:val="single" w:sz="6" w:space="0" w:color="1F3864"/>
+              <w:bottom w:val="single" w:sz="6" w:space="0" w:color="1F3864"/>
+              <w:right w:val="single" w:sz="6" w:space="0" w:color="1F3864"/>
             </w:tcBorders>
             <w:shd w:val="clear" w:color="auto" w:fill="4472C4"/>
             <w:tcMar>
@@ -2606,6 +2613,7 @@
           </w:tcPr>
           <w:p>
             <w:pPr>
+              <w:keepNext/>
               <w:spacing w:before="20" w:after="20" w:line="240" w:lineRule="auto"/>
               <w:jc w:val="center"/>
               <w:rPr>
@@ -2632,18 +2640,16 @@
         </w:tc>
       </w:tr>
       <w:tr>
-        <w:trPr>
-          <w:cantSplit/>
-        </w:trPr>
-        <w:tc>
-          <w:tcPr>
-            <w:tcW w:w="3135" w:type="dxa"/>
+        <w:trPr/>
+        <w:tc>
+          <w:tcPr>
+            <w:tcW w:w="3131" w:type="dxa"/>
             <w:gridSpan w:val="5"/>
             <w:tcBorders>
-              <w:top w:val="single" w:sz="4" w:space="0" w:color="8EAADB"/>
-              <w:left w:val="single" w:sz="4" w:space="0" w:color="8EAADB"/>
-              <w:bottom w:val="single" w:sz="4" w:space="0" w:color="8EAADB"/>
-              <w:right w:val="single" w:sz="4" w:space="0" w:color="8EAADB"/>
+              <w:top w:val="single" w:sz="6" w:space="0" w:color="1F3864"/>
+              <w:left w:val="single" w:sz="6" w:space="0" w:color="1F3864"/>
+              <w:bottom w:val="single" w:sz="6" w:space="0" w:color="1F3864"/>
+              <w:right w:val="single" w:sz="6" w:space="0" w:color="1F3864"/>
             </w:tcBorders>
             <w:shd w:val="clear" w:color="auto" w:fill="D9E2F3"/>
             <w:tcMar>
@@ -2703,13 +2709,13 @@
         </w:tc>
         <w:tc>
           <w:tcPr>
-            <w:tcW w:w="3135" w:type="dxa"/>
+            <w:tcW w:w="3130" w:type="dxa"/>
             <w:gridSpan w:val="6"/>
             <w:tcBorders>
-              <w:top w:val="single" w:sz="4" w:space="0" w:color="8EAADB"/>
-              <w:left w:val="single" w:sz="4" w:space="0" w:color="8EAADB"/>
-              <w:bottom w:val="single" w:sz="4" w:space="0" w:color="8EAADB"/>
-              <w:right w:val="single" w:sz="4" w:space="0" w:color="8EAADB"/>
+              <w:top w:val="single" w:sz="6" w:space="0" w:color="1F3864"/>
+              <w:left w:val="single" w:sz="6" w:space="0" w:color="1F3864"/>
+              <w:bottom w:val="single" w:sz="6" w:space="0" w:color="1F3864"/>
+              <w:right w:val="single" w:sz="6" w:space="0" w:color="1F3864"/>
             </w:tcBorders>
             <w:shd w:val="clear" w:color="auto" w:fill="D9E2F3"/>
             <w:tcMar>
@@ -2817,13 +2823,13 @@
         </w:tc>
         <w:tc>
           <w:tcPr>
-            <w:tcW w:w="3135" w:type="dxa"/>
+            <w:tcW w:w="3131" w:type="dxa"/>
             <w:gridSpan w:val="5"/>
             <w:tcBorders>
-              <w:top w:val="single" w:sz="4" w:space="0" w:color="8EAADB"/>
-              <w:left w:val="single" w:sz="4" w:space="0" w:color="8EAADB"/>
-              <w:bottom w:val="single" w:sz="4" w:space="0" w:color="8EAADB"/>
-              <w:right w:val="single" w:sz="4" w:space="0" w:color="8EAADB"/>
+              <w:top w:val="single" w:sz="6" w:space="0" w:color="1F3864"/>
+              <w:left w:val="single" w:sz="6" w:space="0" w:color="1F3864"/>
+              <w:bottom w:val="single" w:sz="6" w:space="0" w:color="1F3864"/>
+              <w:right w:val="single" w:sz="6" w:space="0" w:color="1F3864"/>
             </w:tcBorders>
             <w:shd w:val="clear" w:color="auto" w:fill="D9E2F3"/>
             <w:tcMar>
@@ -2946,28 +2952,18 @@
               <w:t>Cuadro de mando en Excel con bases de datos.</w:t>
             </w:r>
           </w:p>
-          <w:p>
-            <w:pPr>
-              <w:spacing w:before="20" w:after="20" w:line="240" w:lineRule="auto"/>
-              <w:rPr>
-                <w:rFonts w:ascii="Century Gothic" w:hAnsi="Century Gothic" w:cs="Century Gothic" w:eastAsia="Century Gothic"/>
-                <w:sz w:val="18"/>
-                <w:szCs w:val="18"/>
-              </w:rPr>
-            </w:pPr>
-          </w:p>
         </w:tc>
       </w:tr>
       <w:tr>
         <w:tc>
           <w:tcPr>
-            <w:tcW w:w="9405" w:type="dxa"/>
+            <w:tcW w:w="9392" w:type="dxa"/>
             <w:gridSpan w:val="16"/>
             <w:tcBorders>
-              <w:top w:val="single" w:sz="4" w:space="0" w:color="4472C4"/>
-              <w:left w:val="single" w:sz="4" w:space="0" w:color="4472C4"/>
-              <w:bottom w:val="single" w:sz="4" w:space="0" w:color="4472C4"/>
-              <w:right w:val="single" w:sz="4" w:space="0" w:color="4472C4"/>
+              <w:top w:val="single" w:sz="6" w:space="0" w:color="1F3864"/>
+              <w:left w:val="single" w:sz="6" w:space="0" w:color="1F3864"/>
+              <w:bottom w:val="single" w:sz="6" w:space="0" w:color="1F3864"/>
+              <w:right w:val="single" w:sz="6" w:space="0" w:color="1F3864"/>
             </w:tcBorders>
             <w:shd w:val="clear" w:color="auto" w:fill="4472C4"/>
             <w:tcMar>
@@ -2980,6 +2976,7 @@
           </w:tcPr>
           <w:p>
             <w:pPr>
+              <w:keepNext/>
               <w:spacing w:before="20" w:after="20" w:line="240" w:lineRule="auto"/>
               <w:jc w:val="center"/>
               <w:rPr>
@@ -3008,13 +3005,13 @@
       <w:tr>
         <w:tc>
           <w:tcPr>
-            <w:tcW w:w="2351" w:type="dxa"/>
+            <w:tcW w:w="2348" w:type="dxa"/>
             <w:gridSpan w:val="4"/>
             <w:tcBorders>
-              <w:top w:val="single" w:sz="4" w:space="0" w:color="4472C4"/>
-              <w:left w:val="single" w:sz="4" w:space="0" w:color="4472C4"/>
-              <w:bottom w:val="single" w:sz="4" w:space="0" w:color="4472C4"/>
-              <w:right w:val="single" w:sz="4" w:space="0" w:color="4472C4"/>
+              <w:top w:val="single" w:sz="6" w:space="0" w:color="1F3864"/>
+              <w:left w:val="single" w:sz="6" w:space="0" w:color="1F3864"/>
+              <w:bottom w:val="single" w:sz="6" w:space="0" w:color="1F3864"/>
+              <w:right w:val="single" w:sz="6" w:space="0" w:color="1F3864"/>
             </w:tcBorders>
             <w:shd w:val="clear" w:color="auto" w:fill="4472C4"/>
             <w:tcMar>
@@ -3053,13 +3050,13 @@
         </w:tc>
         <w:tc>
           <w:tcPr>
-            <w:tcW w:w="4310" w:type="dxa"/>
+            <w:tcW w:w="4304" w:type="dxa"/>
             <w:gridSpan w:val="8"/>
             <w:tcBorders>
-              <w:top w:val="single" w:sz="4" w:space="0" w:color="8EAADB"/>
-              <w:left w:val="single" w:sz="4" w:space="0" w:color="8EAADB"/>
-              <w:bottom w:val="single" w:sz="4" w:space="0" w:color="8EAADB"/>
-              <w:right w:val="single" w:sz="4" w:space="0" w:color="8EAADB"/>
+              <w:top w:val="single" w:sz="6" w:space="0" w:color="1F3864"/>
+              <w:left w:val="single" w:sz="6" w:space="0" w:color="1F3864"/>
+              <w:bottom w:val="single" w:sz="6" w:space="0" w:color="1F3864"/>
+              <w:right w:val="single" w:sz="6" w:space="0" w:color="1F3864"/>
             </w:tcBorders>
             <w:shd w:val="clear" w:color="auto" w:fill="D9E2F3"/>
             <w:tcMar>
@@ -3117,13 +3114,13 @@
         </w:tc>
         <w:tc>
           <w:tcPr>
-            <w:tcW w:w="2743" w:type="dxa"/>
+            <w:tcW w:w="2740" w:type="dxa"/>
             <w:gridSpan w:val="4"/>
             <w:tcBorders>
-              <w:top w:val="single" w:sz="4" w:space="0" w:color="4472C4"/>
-              <w:left w:val="single" w:sz="4" w:space="0" w:color="4472C4"/>
-              <w:bottom w:val="single" w:sz="4" w:space="0" w:color="4472C4"/>
-              <w:right w:val="single" w:sz="4" w:space="0" w:color="4472C4"/>
+              <w:top w:val="single" w:sz="6" w:space="0" w:color="1F3864"/>
+              <w:left w:val="single" w:sz="6" w:space="0" w:color="1F3864"/>
+              <w:bottom w:val="single" w:sz="6" w:space="0" w:color="1F3864"/>
+              <w:right w:val="single" w:sz="6" w:space="0" w:color="1F3864"/>
             </w:tcBorders>
             <w:shd w:val="clear" w:color="auto" w:fill="4472C4"/>
             <w:tcMar>
@@ -3164,13 +3161,13 @@
       <w:tr>
         <w:tc>
           <w:tcPr>
-            <w:tcW w:w="2351" w:type="dxa"/>
+            <w:tcW w:w="2348" w:type="dxa"/>
             <w:gridSpan w:val="4"/>
             <w:tcBorders>
-              <w:top w:val="single" w:sz="4" w:space="0" w:color="8EAADB"/>
-              <w:left w:val="single" w:sz="4" w:space="0" w:color="8EAADB"/>
-              <w:bottom w:val="single" w:sz="4" w:space="0" w:color="8EAADB"/>
-              <w:right w:val="single" w:sz="4" w:space="0" w:color="8EAADB"/>
+              <w:top w:val="single" w:sz="6" w:space="0" w:color="1F3864"/>
+              <w:left w:val="single" w:sz="6" w:space="0" w:color="1F3864"/>
+              <w:bottom w:val="single" w:sz="6" w:space="0" w:color="1F3864"/>
+              <w:right w:val="single" w:sz="6" w:space="0" w:color="1F3864"/>
             </w:tcBorders>
             <w:shd w:val="clear" w:color="auto" w:fill="D9E2F3"/>
             <w:tcMar>
@@ -3235,36 +3232,16 @@
               <w:t>Tema 5: Fundamentos de modelos y herramientas de inteligencia artificial</w:t>
             </w:r>
           </w:p>
-          <w:p>
-            <w:pPr>
-              <w:spacing w:before="20" w:after="20" w:line="240" w:lineRule="auto"/>
-              <w:rPr>
-                <w:rFonts w:ascii="Century Gothic" w:hAnsi="Century Gothic" w:cs="Century Gothic" w:eastAsia="Century Gothic"/>
-                <w:sz w:val="18"/>
-                <w:szCs w:val="18"/>
-              </w:rPr>
-            </w:pPr>
-          </w:p>
-          <w:p>
-            <w:pPr>
-              <w:spacing w:before="20" w:after="20" w:line="240" w:lineRule="auto"/>
-              <w:rPr>
-                <w:rFonts w:ascii="Century Gothic" w:hAnsi="Century Gothic" w:cs="Century Gothic" w:eastAsia="Century Gothic"/>
-                <w:sz w:val="18"/>
-                <w:szCs w:val="18"/>
-              </w:rPr>
-            </w:pPr>
-          </w:p>
-        </w:tc>
-        <w:tc>
-          <w:tcPr>
-            <w:tcW w:w="4310" w:type="dxa"/>
+        </w:tc>
+        <w:tc>
+          <w:tcPr>
+            <w:tcW w:w="4304" w:type="dxa"/>
             <w:gridSpan w:val="8"/>
             <w:tcBorders>
-              <w:top w:val="single" w:sz="4" w:space="0" w:color="8EAADB"/>
-              <w:left w:val="single" w:sz="4" w:space="0" w:color="8EAADB"/>
-              <w:bottom w:val="single" w:sz="4" w:space="0" w:color="8EAADB"/>
-              <w:right w:val="single" w:sz="4" w:space="0" w:color="8EAADB"/>
+              <w:top w:val="single" w:sz="6" w:space="0" w:color="1F3864"/>
+              <w:left w:val="single" w:sz="6" w:space="0" w:color="1F3864"/>
+              <w:bottom w:val="single" w:sz="6" w:space="0" w:color="1F3864"/>
+              <w:right w:val="single" w:sz="6" w:space="0" w:color="1F3864"/>
             </w:tcBorders>
             <w:shd w:val="clear" w:color="auto" w:fill="D9E2F3"/>
             <w:tcMar>
@@ -3655,13 +3632,13 @@
         </w:tc>
         <w:tc>
           <w:tcPr>
-            <w:tcW w:w="2743" w:type="dxa"/>
+            <w:tcW w:w="2740" w:type="dxa"/>
             <w:gridSpan w:val="4"/>
             <w:tcBorders>
-              <w:top w:val="single" w:sz="4" w:space="0" w:color="8EAADB"/>
-              <w:left w:val="single" w:sz="4" w:space="0" w:color="8EAADB"/>
-              <w:bottom w:val="single" w:sz="4" w:space="0" w:color="8EAADB"/>
-              <w:right w:val="single" w:sz="4" w:space="0" w:color="8EAADB"/>
+              <w:top w:val="single" w:sz="6" w:space="0" w:color="1F3864"/>
+              <w:left w:val="single" w:sz="6" w:space="0" w:color="1F3864"/>
+              <w:bottom w:val="single" w:sz="6" w:space="0" w:color="1F3864"/>
+              <w:right w:val="single" w:sz="6" w:space="0" w:color="1F3864"/>
             </w:tcBorders>
             <w:shd w:val="clear" w:color="auto" w:fill="D9E2F3"/>
             <w:tcMar>
@@ -3747,13 +3724,13 @@
       <w:tr>
         <w:tc>
           <w:tcPr>
-            <w:tcW w:w="9405" w:type="dxa"/>
+            <w:tcW w:w="9392" w:type="dxa"/>
             <w:gridSpan w:val="16"/>
             <w:tcBorders>
-              <w:top w:val="single" w:sz="4" w:space="0" w:color="4472C4"/>
-              <w:left w:val="single" w:sz="4" w:space="0" w:color="4472C4"/>
-              <w:bottom w:val="single" w:sz="4" w:space="0" w:color="4472C4"/>
-              <w:right w:val="single" w:sz="4" w:space="0" w:color="4472C4"/>
+              <w:top w:val="single" w:sz="6" w:space="0" w:color="1F3864"/>
+              <w:left w:val="single" w:sz="6" w:space="0" w:color="1F3864"/>
+              <w:bottom w:val="single" w:sz="6" w:space="0" w:color="1F3864"/>
+              <w:right w:val="single" w:sz="6" w:space="0" w:color="1F3864"/>
             </w:tcBorders>
             <w:shd w:val="clear" w:color="auto" w:fill="4472C4"/>
             <w:tcMar>
@@ -3766,6 +3743,7 @@
           </w:tcPr>
           <w:p>
             <w:pPr>
+              <w:keepNext/>
               <w:spacing w:before="20" w:after="20" w:line="240" w:lineRule="auto"/>
               <w:jc w:val="center"/>
               <w:rPr>
@@ -3794,13 +3772,13 @@
       <w:tr>
         <w:tc>
           <w:tcPr>
-            <w:tcW w:w="1959" w:type="dxa"/>
+            <w:tcW w:w="1957" w:type="dxa"/>
             <w:gridSpan w:val="3"/>
             <w:tcBorders>
-              <w:top w:val="single" w:sz="4" w:space="0" w:color="4472C4"/>
-              <w:left w:val="single" w:sz="4" w:space="0" w:color="4472C4"/>
-              <w:bottom w:val="single" w:sz="4" w:space="0" w:color="4472C4"/>
-              <w:right w:val="single" w:sz="4" w:space="0" w:color="4472C4"/>
+              <w:top w:val="single" w:sz="6" w:space="0" w:color="1F3864"/>
+              <w:left w:val="single" w:sz="6" w:space="0" w:color="1F3864"/>
+              <w:bottom w:val="single" w:sz="6" w:space="0" w:color="1F3864"/>
+              <w:right w:val="single" w:sz="6" w:space="0" w:color="1F3864"/>
             </w:tcBorders>
             <w:shd w:val="clear" w:color="auto" w:fill="4472C4"/>
             <w:tcMar>
@@ -3813,6 +3791,7 @@
           </w:tcPr>
           <w:p>
             <w:pPr>
+              <w:keepNext/>
               <w:spacing w:before="20" w:after="20" w:line="240" w:lineRule="auto"/>
               <w:jc w:val="center"/>
               <w:rPr>
@@ -3839,13 +3818,13 @@
         </w:tc>
         <w:tc>
           <w:tcPr>
-            <w:tcW w:w="1959" w:type="dxa"/>
+            <w:tcW w:w="1956" w:type="dxa"/>
             <w:gridSpan w:val="4"/>
             <w:tcBorders>
-              <w:top w:val="single" w:sz="4" w:space="0" w:color="4472C4"/>
-              <w:left w:val="single" w:sz="4" w:space="0" w:color="4472C4"/>
-              <w:bottom w:val="single" w:sz="4" w:space="0" w:color="4472C4"/>
-              <w:right w:val="single" w:sz="4" w:space="0" w:color="4472C4"/>
+              <w:top w:val="single" w:sz="6" w:space="0" w:color="1F3864"/>
+              <w:left w:val="single" w:sz="6" w:space="0" w:color="1F3864"/>
+              <w:bottom w:val="single" w:sz="6" w:space="0" w:color="1F3864"/>
+              <w:right w:val="single" w:sz="6" w:space="0" w:color="1F3864"/>
             </w:tcBorders>
             <w:shd w:val="clear" w:color="auto" w:fill="4472C4"/>
             <w:tcMar>
@@ -3858,6 +3837,7 @@
           </w:tcPr>
           <w:p>
             <w:pPr>
+              <w:keepNext/>
               <w:spacing w:before="20" w:after="20" w:line="240" w:lineRule="auto"/>
               <w:jc w:val="center"/>
               <w:rPr>
@@ -3884,13 +3864,13 @@
         </w:tc>
         <w:tc>
           <w:tcPr>
-            <w:tcW w:w="1567" w:type="dxa"/>
+            <w:tcW w:w="1566" w:type="dxa"/>
             <w:gridSpan w:val="2"/>
             <w:tcBorders>
-              <w:top w:val="single" w:sz="4" w:space="0" w:color="4472C4"/>
-              <w:left w:val="single" w:sz="4" w:space="0" w:color="4472C4"/>
-              <w:bottom w:val="single" w:sz="4" w:space="0" w:color="4472C4"/>
-              <w:right w:val="single" w:sz="4" w:space="0" w:color="4472C4"/>
+              <w:top w:val="single" w:sz="6" w:space="0" w:color="1F3864"/>
+              <w:left w:val="single" w:sz="6" w:space="0" w:color="1F3864"/>
+              <w:bottom w:val="single" w:sz="6" w:space="0" w:color="1F3864"/>
+              <w:right w:val="single" w:sz="6" w:space="0" w:color="1F3864"/>
             </w:tcBorders>
             <w:shd w:val="clear" w:color="auto" w:fill="4472C4"/>
             <w:tcMar>
@@ -3903,6 +3883,7 @@
           </w:tcPr>
           <w:p>
             <w:pPr>
+              <w:keepNext/>
               <w:spacing w:before="20" w:after="20" w:line="240" w:lineRule="auto"/>
               <w:jc w:val="center"/>
               <w:rPr>
@@ -3929,13 +3910,13 @@
         </w:tc>
         <w:tc>
           <w:tcPr>
-            <w:tcW w:w="1959" w:type="dxa"/>
+            <w:tcW w:w="1955" w:type="dxa"/>
             <w:gridSpan w:val="5"/>
             <w:tcBorders>
-              <w:top w:val="single" w:sz="4" w:space="0" w:color="4472C4"/>
-              <w:left w:val="single" w:sz="4" w:space="0" w:color="4472C4"/>
-              <w:bottom w:val="single" w:sz="4" w:space="0" w:color="4472C4"/>
-              <w:right w:val="single" w:sz="4" w:space="0" w:color="4472C4"/>
+              <w:top w:val="single" w:sz="6" w:space="0" w:color="1F3864"/>
+              <w:left w:val="single" w:sz="6" w:space="0" w:color="1F3864"/>
+              <w:bottom w:val="single" w:sz="6" w:space="0" w:color="1F3864"/>
+              <w:right w:val="single" w:sz="6" w:space="0" w:color="1F3864"/>
             </w:tcBorders>
             <w:shd w:val="clear" w:color="auto" w:fill="4472C4"/>
             <w:tcMar>
@@ -3948,6 +3929,7 @@
           </w:tcPr>
           <w:p>
             <w:pPr>
+              <w:keepNext/>
               <w:spacing w:before="20" w:after="20" w:line="240" w:lineRule="auto"/>
               <w:jc w:val="center"/>
               <w:rPr>
@@ -3974,13 +3956,13 @@
         </w:tc>
         <w:tc>
           <w:tcPr>
-            <w:tcW w:w="1959" w:type="dxa"/>
+            <w:tcW w:w="1958" w:type="dxa"/>
             <w:gridSpan w:val="2"/>
             <w:tcBorders>
-              <w:top w:val="single" w:sz="4" w:space="0" w:color="4472C4"/>
-              <w:left w:val="single" w:sz="4" w:space="0" w:color="4472C4"/>
-              <w:bottom w:val="single" w:sz="4" w:space="0" w:color="4472C4"/>
-              <w:right w:val="single" w:sz="4" w:space="0" w:color="4472C4"/>
+              <w:top w:val="single" w:sz="6" w:space="0" w:color="1F3864"/>
+              <w:left w:val="single" w:sz="6" w:space="0" w:color="1F3864"/>
+              <w:bottom w:val="single" w:sz="6" w:space="0" w:color="1F3864"/>
+              <w:right w:val="single" w:sz="6" w:space="0" w:color="1F3864"/>
             </w:tcBorders>
             <w:shd w:val="clear" w:color="auto" w:fill="4472C4"/>
             <w:tcMar>
@@ -3993,6 +3975,7 @@
           </w:tcPr>
           <w:p>
             <w:pPr>
+              <w:keepNext/>
               <w:spacing w:before="20" w:after="20" w:line="240" w:lineRule="auto"/>
               <w:jc w:val="center"/>
               <w:rPr>
@@ -4021,13 +4004,13 @@
       <w:tr>
         <w:tc>
           <w:tcPr>
-            <w:tcW w:w="1959" w:type="dxa"/>
+            <w:tcW w:w="1957" w:type="dxa"/>
             <w:gridSpan w:val="3"/>
             <w:tcBorders>
-              <w:top w:val="single" w:sz="4" w:space="0" w:color="8EAADB"/>
-              <w:left w:val="single" w:sz="4" w:space="0" w:color="8EAADB"/>
-              <w:bottom w:val="single" w:sz="4" w:space="0" w:color="8EAADB"/>
-              <w:right w:val="single" w:sz="4" w:space="0" w:color="8EAADB"/>
+              <w:top w:val="single" w:sz="6" w:space="0" w:color="1F3864"/>
+              <w:left w:val="single" w:sz="6" w:space="0" w:color="1F3864"/>
+              <w:bottom w:val="single" w:sz="6" w:space="0" w:color="1F3864"/>
+              <w:right w:val="single" w:sz="6" w:space="0" w:color="1F3864"/>
             </w:tcBorders>
             <w:shd w:val="clear" w:color="auto" w:fill="D9E2F3"/>
             <w:tcMar>
@@ -4117,13 +4100,13 @@
         </w:tc>
         <w:tc>
           <w:tcPr>
-            <w:tcW w:w="1959" w:type="dxa"/>
+            <w:tcW w:w="1956" w:type="dxa"/>
             <w:gridSpan w:val="4"/>
             <w:tcBorders>
-              <w:top w:val="single" w:sz="4" w:space="0" w:color="8EAADB"/>
-              <w:left w:val="single" w:sz="4" w:space="0" w:color="8EAADB"/>
-              <w:bottom w:val="single" w:sz="4" w:space="0" w:color="8EAADB"/>
-              <w:right w:val="single" w:sz="4" w:space="0" w:color="8EAADB"/>
+              <w:top w:val="single" w:sz="6" w:space="0" w:color="1F3864"/>
+              <w:left w:val="single" w:sz="6" w:space="0" w:color="1F3864"/>
+              <w:bottom w:val="single" w:sz="6" w:space="0" w:color="1F3864"/>
+              <w:right w:val="single" w:sz="6" w:space="0" w:color="1F3864"/>
             </w:tcBorders>
             <w:shd w:val="clear" w:color="auto" w:fill="D9E2F3"/>
             <w:tcMar>
@@ -4194,13 +4177,13 @@
         </w:tc>
         <w:tc>
           <w:tcPr>
-            <w:tcW w:w="1567" w:type="dxa"/>
+            <w:tcW w:w="1566" w:type="dxa"/>
             <w:gridSpan w:val="2"/>
             <w:tcBorders>
-              <w:top w:val="single" w:sz="4" w:space="0" w:color="8EAADB"/>
-              <w:left w:val="single" w:sz="4" w:space="0" w:color="8EAADB"/>
-              <w:bottom w:val="single" w:sz="4" w:space="0" w:color="8EAADB"/>
-              <w:right w:val="single" w:sz="4" w:space="0" w:color="8EAADB"/>
+              <w:top w:val="single" w:sz="6" w:space="0" w:color="1F3864"/>
+              <w:left w:val="single" w:sz="6" w:space="0" w:color="1F3864"/>
+              <w:bottom w:val="single" w:sz="6" w:space="0" w:color="1F3864"/>
+              <w:right w:val="single" w:sz="6" w:space="0" w:color="1F3864"/>
             </w:tcBorders>
             <w:shd w:val="clear" w:color="auto" w:fill="D9E2F3"/>
             <w:tcMar>
@@ -4271,13 +4254,13 @@
         </w:tc>
         <w:tc>
           <w:tcPr>
-            <w:tcW w:w="1959" w:type="dxa"/>
+            <w:tcW w:w="1955" w:type="dxa"/>
             <w:gridSpan w:val="5"/>
             <w:tcBorders>
-              <w:top w:val="single" w:sz="4" w:space="0" w:color="8EAADB"/>
-              <w:left w:val="single" w:sz="4" w:space="0" w:color="8EAADB"/>
-              <w:bottom w:val="single" w:sz="4" w:space="0" w:color="8EAADB"/>
-              <w:right w:val="single" w:sz="4" w:space="0" w:color="8EAADB"/>
+              <w:top w:val="single" w:sz="6" w:space="0" w:color="1F3864"/>
+              <w:left w:val="single" w:sz="6" w:space="0" w:color="1F3864"/>
+              <w:bottom w:val="single" w:sz="6" w:space="0" w:color="1F3864"/>
+              <w:right w:val="single" w:sz="6" w:space="0" w:color="1F3864"/>
             </w:tcBorders>
             <w:shd w:val="clear" w:color="auto" w:fill="D9E2F3"/>
             <w:tcMar>
@@ -4345,6 +4328,26 @@
               <w:t>Diseño en equipo de una presentación y un documento institucional con las herramientas ofimáticas.</w:t>
             </w:r>
           </w:p>
+        </w:tc>
+        <w:tc>
+          <w:tcPr>
+            <w:tcW w:w="1958" w:type="dxa"/>
+            <w:gridSpan w:val="2"/>
+            <w:tcBorders>
+              <w:top w:val="single" w:sz="6" w:space="0" w:color="1F3864"/>
+              <w:left w:val="single" w:sz="6" w:space="0" w:color="1F3864"/>
+              <w:bottom w:val="single" w:sz="6" w:space="0" w:color="1F3864"/>
+              <w:right w:val="single" w:sz="6" w:space="0" w:color="1F3864"/>
+            </w:tcBorders>
+            <w:shd w:val="clear" w:color="auto" w:fill="D9E2F3"/>
+            <w:tcMar>
+              <w:top w:w="50" w:type="dxa"/>
+              <w:left w:w="90" w:type="dxa"/>
+              <w:bottom w:w="50" w:type="dxa"/>
+              <w:right w:w="90" w:type="dxa"/>
+            </w:tcMar>
+            <w:vAlign w:val="center"/>
+          </w:tcPr>
           <w:p>
             <w:pPr>
               <w:spacing w:before="20" w:after="20" w:line="240" w:lineRule="auto"/>
@@ -4355,37 +4358,6 @@
                 <w:szCs w:val="18"/>
               </w:rPr>
             </w:pPr>
-          </w:p>
-        </w:tc>
-        <w:tc>
-          <w:tcPr>
-            <w:tcW w:w="1959" w:type="dxa"/>
-            <w:gridSpan w:val="2"/>
-            <w:tcBorders>
-              <w:top w:val="single" w:sz="4" w:space="0" w:color="8EAADB"/>
-              <w:left w:val="single" w:sz="4" w:space="0" w:color="8EAADB"/>
-              <w:bottom w:val="single" w:sz="4" w:space="0" w:color="8EAADB"/>
-              <w:right w:val="single" w:sz="4" w:space="0" w:color="8EAADB"/>
-            </w:tcBorders>
-            <w:shd w:val="clear" w:color="auto" w:fill="D9E2F3"/>
-            <w:tcMar>
-              <w:top w:w="50" w:type="dxa"/>
-              <w:left w:w="90" w:type="dxa"/>
-              <w:bottom w:w="50" w:type="dxa"/>
-              <w:right w:w="90" w:type="dxa"/>
-            </w:tcMar>
-            <w:vAlign w:val="center"/>
-          </w:tcPr>
-          <w:p>
-            <w:pPr>
-              <w:spacing w:before="20" w:after="20" w:line="240" w:lineRule="auto"/>
-              <w:jc w:val="center"/>
-              <w:rPr>
-                <w:rFonts w:ascii="Century Gothic" w:hAnsi="Century Gothic" w:cs="Century Gothic" w:eastAsia="Century Gothic"/>
-                <w:sz w:val="18"/>
-                <w:szCs w:val="18"/>
-              </w:rPr>
-            </w:pPr>
             <w:r>
               <w:rPr>
                 <w:rFonts w:ascii="Century Gothic" w:hAnsi="Century Gothic" w:cs="Century Gothic" w:eastAsia="Century Gothic"/>
@@ -4394,30 +4366,19 @@
               </w:rPr>
               <w:t>Investigación sobre la aplicación de la inteligencia artificial y el Big Data en la contabilidad</w:t>
             </w:r>
-          </w:p>
-          <w:p>
-            <w:pPr>
-              <w:spacing w:before="20" w:after="20" w:line="240" w:lineRule="auto"/>
-              <w:jc w:val="center"/>
-              <w:rPr>
-                <w:rFonts w:ascii="Century Gothic" w:hAnsi="Century Gothic" w:cs="Century Gothic" w:eastAsia="Century Gothic"/>
-                <w:sz w:val="18"/>
-                <w:szCs w:val="18"/>
-              </w:rPr>
-            </w:pPr>
           </w:p>
         </w:tc>
       </w:tr>
       <w:tr>
         <w:tc>
           <w:tcPr>
-            <w:tcW w:w="2351" w:type="dxa"/>
+            <w:tcW w:w="2348" w:type="dxa"/>
             <w:gridSpan w:val="4"/>
             <w:tcBorders>
-              <w:top w:val="single" w:sz="4" w:space="0" w:color="4472C4"/>
-              <w:left w:val="single" w:sz="4" w:space="0" w:color="4472C4"/>
-              <w:bottom w:val="single" w:sz="4" w:space="0" w:color="4472C4"/>
-              <w:right w:val="single" w:sz="4" w:space="0" w:color="4472C4"/>
+              <w:top w:val="single" w:sz="6" w:space="0" w:color="1F3864"/>
+              <w:left w:val="single" w:sz="6" w:space="0" w:color="1F3864"/>
+              <w:bottom w:val="single" w:sz="6" w:space="0" w:color="1F3864"/>
+              <w:right w:val="single" w:sz="6" w:space="0" w:color="1F3864"/>
             </w:tcBorders>
             <w:shd w:val="clear" w:color="auto" w:fill="4472C4"/>
             <w:tcMar>
@@ -4456,13 +4417,13 @@
         </w:tc>
         <w:tc>
           <w:tcPr>
-            <w:tcW w:w="7053" w:type="dxa"/>
+            <w:tcW w:w="7044" w:type="dxa"/>
             <w:gridSpan w:val="12"/>
             <w:tcBorders>
-              <w:top w:val="single" w:sz="4" w:space="0" w:color="8EAADB"/>
-              <w:left w:val="single" w:sz="4" w:space="0" w:color="8EAADB"/>
-              <w:bottom w:val="single" w:sz="4" w:space="0" w:color="8EAADB"/>
-              <w:right w:val="single" w:sz="4" w:space="0" w:color="8EAADB"/>
+              <w:top w:val="single" w:sz="6" w:space="0" w:color="1F3864"/>
+              <w:left w:val="single" w:sz="6" w:space="0" w:color="1F3864"/>
+              <w:bottom w:val="single" w:sz="6" w:space="0" w:color="1F3864"/>
+              <w:right w:val="single" w:sz="6" w:space="0" w:color="1F3864"/>
             </w:tcBorders>
             <w:shd w:val="clear" w:color="auto" w:fill="D9E2F3"/>
             <w:tcMar>
@@ -4593,13 +4554,13 @@
       <w:tr>
         <w:tc>
           <w:tcPr>
-            <w:tcW w:w="2351" w:type="dxa"/>
+            <w:tcW w:w="2348" w:type="dxa"/>
             <w:gridSpan w:val="4"/>
             <w:tcBorders>
-              <w:top w:val="single" w:sz="4" w:space="0" w:color="4472C4"/>
-              <w:left w:val="single" w:sz="4" w:space="0" w:color="4472C4"/>
-              <w:bottom w:val="single" w:sz="4" w:space="0" w:color="4472C4"/>
-              <w:right w:val="single" w:sz="4" w:space="0" w:color="4472C4"/>
+              <w:top w:val="single" w:sz="6" w:space="0" w:color="1F3864"/>
+              <w:left w:val="single" w:sz="6" w:space="0" w:color="1F3864"/>
+              <w:bottom w:val="single" w:sz="6" w:space="0" w:color="1F3864"/>
+              <w:right w:val="single" w:sz="6" w:space="0" w:color="1F3864"/>
             </w:tcBorders>
             <w:shd w:val="clear" w:color="auto" w:fill="4472C4"/>
             <w:tcMar>
@@ -4638,13 +4599,13 @@
         </w:tc>
         <w:tc>
           <w:tcPr>
-            <w:tcW w:w="7053" w:type="dxa"/>
+            <w:tcW w:w="7044" w:type="dxa"/>
             <w:gridSpan w:val="12"/>
             <w:tcBorders>
-              <w:top w:val="single" w:sz="4" w:space="0" w:color="8EAADB"/>
-              <w:left w:val="single" w:sz="4" w:space="0" w:color="8EAADB"/>
-              <w:bottom w:val="single" w:sz="4" w:space="0" w:color="8EAADB"/>
-              <w:right w:val="single" w:sz="4" w:space="0" w:color="8EAADB"/>
+              <w:top w:val="single" w:sz="6" w:space="0" w:color="1F3864"/>
+              <w:left w:val="single" w:sz="6" w:space="0" w:color="1F3864"/>
+              <w:bottom w:val="single" w:sz="6" w:space="0" w:color="1F3864"/>
+              <w:right w:val="single" w:sz="6" w:space="0" w:color="1F3864"/>
             </w:tcBorders>
             <w:shd w:val="clear" w:color="auto" w:fill="D9E2F3"/>
             <w:tcMar>
@@ -4799,13 +4760,13 @@
       <w:tr>
         <w:tc>
           <w:tcPr>
-            <w:tcW w:w="2351" w:type="dxa"/>
+            <w:tcW w:w="2348" w:type="dxa"/>
             <w:gridSpan w:val="4"/>
             <w:tcBorders>
-              <w:top w:val="single" w:sz="4" w:space="0" w:color="4472C4"/>
-              <w:left w:val="single" w:sz="4" w:space="0" w:color="4472C4"/>
-              <w:bottom w:val="single" w:sz="4" w:space="0" w:color="4472C4"/>
-              <w:right w:val="single" w:sz="4" w:space="0" w:color="4472C4"/>
+              <w:top w:val="single" w:sz="6" w:space="0" w:color="1F3864"/>
+              <w:left w:val="single" w:sz="6" w:space="0" w:color="1F3864"/>
+              <w:bottom w:val="single" w:sz="6" w:space="0" w:color="1F3864"/>
+              <w:right w:val="single" w:sz="6" w:space="0" w:color="1F3864"/>
             </w:tcBorders>
             <w:shd w:val="clear" w:color="auto" w:fill="4472C4"/>
             <w:tcMar>
@@ -4845,13 +4806,13 @@
         </w:tc>
         <w:tc>
           <w:tcPr>
-            <w:tcW w:w="7053" w:type="dxa"/>
+            <w:tcW w:w="7044" w:type="dxa"/>
             <w:gridSpan w:val="12"/>
             <w:tcBorders>
-              <w:top w:val="single" w:sz="4" w:space="0" w:color="8EAADB"/>
-              <w:left w:val="single" w:sz="4" w:space="0" w:color="8EAADB"/>
-              <w:bottom w:val="single" w:sz="4" w:space="0" w:color="8EAADB"/>
-              <w:right w:val="single" w:sz="4" w:space="0" w:color="8EAADB"/>
+              <w:top w:val="single" w:sz="6" w:space="0" w:color="1F3864"/>
+              <w:left w:val="single" w:sz="6" w:space="0" w:color="1F3864"/>
+              <w:bottom w:val="single" w:sz="6" w:space="0" w:color="1F3864"/>
+              <w:right w:val="single" w:sz="6" w:space="0" w:color="1F3864"/>
             </w:tcBorders>
             <w:shd w:val="clear" w:color="auto" w:fill="D9E2F3"/>
             <w:tcMar>
@@ -4936,13 +4897,13 @@
       <w:tr>
         <w:tc>
           <w:tcPr>
-            <w:tcW w:w="2351" w:type="dxa"/>
+            <w:tcW w:w="2348" w:type="dxa"/>
             <w:gridSpan w:val="4"/>
             <w:tcBorders>
-              <w:top w:val="single" w:sz="4" w:space="0" w:color="4472C4"/>
-              <w:left w:val="single" w:sz="4" w:space="0" w:color="4472C4"/>
-              <w:bottom w:val="single" w:sz="4" w:space="0" w:color="4472C4"/>
-              <w:right w:val="single" w:sz="4" w:space="0" w:color="4472C4"/>
+              <w:top w:val="single" w:sz="6" w:space="0" w:color="1F3864"/>
+              <w:left w:val="single" w:sz="6" w:space="0" w:color="1F3864"/>
+              <w:bottom w:val="single" w:sz="6" w:space="0" w:color="1F3864"/>
+              <w:right w:val="single" w:sz="6" w:space="0" w:color="1F3864"/>
             </w:tcBorders>
             <w:shd w:val="clear" w:color="auto" w:fill="4472C4"/>
             <w:tcMar>
@@ -4981,13 +4942,13 @@
         </w:tc>
         <w:tc>
           <w:tcPr>
-            <w:tcW w:w="7053" w:type="dxa"/>
+            <w:tcW w:w="7044" w:type="dxa"/>
             <w:gridSpan w:val="12"/>
             <w:tcBorders>
-              <w:top w:val="single" w:sz="4" w:space="0" w:color="8EAADB"/>
-              <w:left w:val="single" w:sz="4" w:space="0" w:color="8EAADB"/>
-              <w:bottom w:val="single" w:sz="4" w:space="0" w:color="8EAADB"/>
-              <w:right w:val="single" w:sz="4" w:space="0" w:color="8EAADB"/>
+              <w:top w:val="single" w:sz="6" w:space="0" w:color="1F3864"/>
+              <w:left w:val="single" w:sz="6" w:space="0" w:color="1F3864"/>
+              <w:bottom w:val="single" w:sz="6" w:space="0" w:color="1F3864"/>
+              <w:right w:val="single" w:sz="6" w:space="0" w:color="1F3864"/>
             </w:tcBorders>
             <w:shd w:val="clear" w:color="auto" w:fill="D9E2F3"/>
             <w:tcMar>
@@ -5093,19 +5054,17 @@
         </w:tc>
       </w:tr>
       <w:tr>
-        <w:trPr>
-          <w:cantSplit/>
-        </w:trPr>
-        <w:tc>
-          <w:tcPr>
-            <w:tcW w:w="1567" w:type="dxa"/>
+        <w:trPr/>
+        <w:tc>
+          <w:tcPr>
+            <w:tcW w:w="1566" w:type="dxa"/>
             <w:gridSpan w:val="2"/>
             <w:vMerge w:val="restart"/>
             <w:tcBorders>
-              <w:top w:val="single" w:sz="4" w:space="0" w:color="4472C4"/>
-              <w:left w:val="single" w:sz="4" w:space="0" w:color="4472C4"/>
-              <w:bottom w:val="single" w:sz="4" w:space="0" w:color="4472C4"/>
-              <w:right w:val="single" w:sz="4" w:space="0" w:color="4472C4"/>
+              <w:top w:val="single" w:sz="6" w:space="0" w:color="1F3864"/>
+              <w:left w:val="single" w:sz="6" w:space="0" w:color="1F3864"/>
+              <w:bottom w:val="single" w:sz="6" w:space="0" w:color="1F3864"/>
+              <w:right w:val="single" w:sz="6" w:space="0" w:color="1F3864"/>
             </w:tcBorders>
             <w:shd w:val="clear" w:color="auto" w:fill="4472C4"/>
             <w:tcMar>
@@ -5144,13 +5103,13 @@
         </w:tc>
         <w:tc>
           <w:tcPr>
-            <w:tcW w:w="6270" w:type="dxa"/>
+            <w:tcW w:w="6259" w:type="dxa"/>
             <w:gridSpan w:val="13"/>
             <w:tcBorders>
-              <w:top w:val="single" w:sz="4" w:space="0" w:color="8EAADB"/>
-              <w:left w:val="single" w:sz="4" w:space="0" w:color="8EAADB"/>
-              <w:bottom w:val="single" w:sz="4" w:space="0" w:color="8EAADB"/>
-              <w:right w:val="single" w:sz="4" w:space="0" w:color="8EAADB"/>
+              <w:top w:val="single" w:sz="6" w:space="0" w:color="1F3864"/>
+              <w:left w:val="single" w:sz="6" w:space="0" w:color="1F3864"/>
+              <w:bottom w:val="single" w:sz="6" w:space="0" w:color="1F3864"/>
+              <w:right w:val="single" w:sz="6" w:space="0" w:color="1F3864"/>
             </w:tcBorders>
             <w:shd w:val="clear" w:color="auto" w:fill="D9E2F3"/>
             <w:tcMar>
@@ -5197,10 +5156,10 @@
           <w:tcPr>
             <w:tcW w:w="1567" w:type="dxa"/>
             <w:tcBorders>
-              <w:top w:val="single" w:sz="4" w:space="0" w:color="4472C4"/>
-              <w:left w:val="single" w:sz="4" w:space="0" w:color="4472C4"/>
-              <w:bottom w:val="single" w:sz="4" w:space="0" w:color="4472C4"/>
-              <w:right w:val="single" w:sz="4" w:space="0" w:color="4472C4"/>
+              <w:top w:val="single" w:sz="6" w:space="0" w:color="1F3864"/>
+              <w:left w:val="single" w:sz="6" w:space="0" w:color="1F3864"/>
+              <w:bottom w:val="single" w:sz="6" w:space="0" w:color="1F3864"/>
+              <w:right w:val="single" w:sz="6" w:space="0" w:color="1F3864"/>
             </w:tcBorders>
             <w:shd w:val="clear" w:color="auto" w:fill="4472C4"/>
             <w:tcMar>
@@ -5252,19 +5211,17 @@
         </w:tc>
       </w:tr>
       <w:tr>
-        <w:trPr>
-          <w:cantSplit/>
-        </w:trPr>
-        <w:tc>
-          <w:tcPr>
-            <w:tcW w:w="1567" w:type="dxa"/>
+        <w:trPr/>
+        <w:tc>
+          <w:tcPr>
+            <w:tcW w:w="1566" w:type="dxa"/>
             <w:gridSpan w:val="2"/>
             <w:vMerge/>
             <w:tcBorders>
-              <w:top w:val="single" w:sz="4" w:space="0" w:color="8EAADB"/>
-              <w:left w:val="single" w:sz="4" w:space="0" w:color="8EAADB"/>
-              <w:bottom w:val="single" w:sz="4" w:space="0" w:color="8EAADB"/>
-              <w:right w:val="single" w:sz="4" w:space="0" w:color="8EAADB"/>
+              <w:top w:val="single" w:sz="6" w:space="0" w:color="1F3864"/>
+              <w:left w:val="single" w:sz="6" w:space="0" w:color="1F3864"/>
+              <w:bottom w:val="single" w:sz="6" w:space="0" w:color="1F3864"/>
+              <w:right w:val="single" w:sz="6" w:space="0" w:color="1F3864"/>
             </w:tcBorders>
             <w:shd w:val="clear" w:color="auto" w:fill="D9E2F3"/>
           </w:tcPr>
@@ -5281,13 +5238,13 @@
         </w:tc>
         <w:tc>
           <w:tcPr>
-            <w:tcW w:w="1959" w:type="dxa"/>
+            <w:tcW w:w="1956" w:type="dxa"/>
             <w:gridSpan w:val="4"/>
             <w:tcBorders>
-              <w:top w:val="single" w:sz="4" w:space="0" w:color="4472C4"/>
-              <w:left w:val="single" w:sz="4" w:space="0" w:color="4472C4"/>
-              <w:bottom w:val="single" w:sz="4" w:space="0" w:color="4472C4"/>
-              <w:right w:val="single" w:sz="4" w:space="0" w:color="4472C4"/>
+              <w:top w:val="single" w:sz="6" w:space="0" w:color="1F3864"/>
+              <w:left w:val="single" w:sz="6" w:space="0" w:color="1F3864"/>
+              <w:bottom w:val="single" w:sz="6" w:space="0" w:color="1F3864"/>
+              <w:right w:val="single" w:sz="6" w:space="0" w:color="1F3864"/>
             </w:tcBorders>
             <w:shd w:val="clear" w:color="auto" w:fill="4472C4"/>
             <w:tcMar>
@@ -5326,13 +5283,13 @@
         </w:tc>
         <w:tc>
           <w:tcPr>
-            <w:tcW w:w="1959" w:type="dxa"/>
+            <w:tcW w:w="1957" w:type="dxa"/>
             <w:gridSpan w:val="3"/>
             <w:tcBorders>
-              <w:top w:val="single" w:sz="4" w:space="0" w:color="4472C4"/>
-              <w:left w:val="single" w:sz="4" w:space="0" w:color="4472C4"/>
-              <w:bottom w:val="single" w:sz="4" w:space="0" w:color="4472C4"/>
-              <w:right w:val="single" w:sz="4" w:space="0" w:color="4472C4"/>
+              <w:top w:val="single" w:sz="6" w:space="0" w:color="1F3864"/>
+              <w:left w:val="single" w:sz="6" w:space="0" w:color="1F3864"/>
+              <w:bottom w:val="single" w:sz="6" w:space="0" w:color="1F3864"/>
+              <w:right w:val="single" w:sz="6" w:space="0" w:color="1F3864"/>
             </w:tcBorders>
             <w:shd w:val="clear" w:color="auto" w:fill="4472C4"/>
             <w:tcMar>
@@ -5371,13 +5328,13 @@
         </w:tc>
         <w:tc>
           <w:tcPr>
-            <w:tcW w:w="1959" w:type="dxa"/>
+            <w:tcW w:w="1955" w:type="dxa"/>
             <w:gridSpan w:val="5"/>
             <w:tcBorders>
-              <w:top w:val="single" w:sz="4" w:space="0" w:color="4472C4"/>
-              <w:left w:val="single" w:sz="4" w:space="0" w:color="4472C4"/>
-              <w:bottom w:val="single" w:sz="4" w:space="0" w:color="4472C4"/>
-              <w:right w:val="single" w:sz="4" w:space="0" w:color="4472C4"/>
+              <w:top w:val="single" w:sz="6" w:space="0" w:color="1F3864"/>
+              <w:left w:val="single" w:sz="6" w:space="0" w:color="1F3864"/>
+              <w:bottom w:val="single" w:sz="6" w:space="0" w:color="1F3864"/>
+              <w:right w:val="single" w:sz="6" w:space="0" w:color="1F3864"/>
             </w:tcBorders>
             <w:shd w:val="clear" w:color="auto" w:fill="4472C4"/>
             <w:tcMar>
@@ -5416,13 +5373,13 @@
         </w:tc>
         <w:tc>
           <w:tcPr>
-            <w:tcW w:w="1959" w:type="dxa"/>
+            <w:tcW w:w="1958" w:type="dxa"/>
             <w:gridSpan w:val="2"/>
             <w:tcBorders>
-              <w:top w:val="single" w:sz="4" w:space="0" w:color="4472C4"/>
-              <w:left w:val="single" w:sz="4" w:space="0" w:color="4472C4"/>
-              <w:bottom w:val="single" w:sz="4" w:space="0" w:color="4472C4"/>
-              <w:right w:val="single" w:sz="4" w:space="0" w:color="4472C4"/>
+              <w:top w:val="single" w:sz="6" w:space="0" w:color="1F3864"/>
+              <w:left w:val="single" w:sz="6" w:space="0" w:color="1F3864"/>
+              <w:bottom w:val="single" w:sz="6" w:space="0" w:color="1F3864"/>
+              <w:right w:val="single" w:sz="6" w:space="0" w:color="1F3864"/>
             </w:tcBorders>
             <w:shd w:val="clear" w:color="auto" w:fill="4472C4"/>
             <w:tcMar>
@@ -5461,19 +5418,17 @@
         </w:tc>
       </w:tr>
       <w:tr>
-        <w:trPr>
-          <w:cantSplit/>
-        </w:trPr>
-        <w:tc>
-          <w:tcPr>
-            <w:tcW w:w="1567" w:type="dxa"/>
+        <w:trPr/>
+        <w:tc>
+          <w:tcPr>
+            <w:tcW w:w="1566" w:type="dxa"/>
             <w:gridSpan w:val="2"/>
             <w:vMerge/>
             <w:tcBorders>
-              <w:top w:val="single" w:sz="4" w:space="0" w:color="8EAADB"/>
-              <w:left w:val="single" w:sz="4" w:space="0" w:color="8EAADB"/>
-              <w:bottom w:val="single" w:sz="4" w:space="0" w:color="8EAADB"/>
-              <w:right w:val="single" w:sz="4" w:space="0" w:color="8EAADB"/>
+              <w:top w:val="single" w:sz="6" w:space="0" w:color="1F3864"/>
+              <w:left w:val="single" w:sz="6" w:space="0" w:color="1F3864"/>
+              <w:bottom w:val="single" w:sz="6" w:space="0" w:color="1F3864"/>
+              <w:right w:val="single" w:sz="6" w:space="0" w:color="1F3864"/>
             </w:tcBorders>
             <w:shd w:val="clear" w:color="auto" w:fill="D9E2F3"/>
           </w:tcPr>
@@ -5490,13 +5445,13 @@
         </w:tc>
         <w:tc>
           <w:tcPr>
-            <w:tcW w:w="1959" w:type="dxa"/>
+            <w:tcW w:w="1956" w:type="dxa"/>
             <w:gridSpan w:val="4"/>
             <w:tcBorders>
-              <w:top w:val="single" w:sz="4" w:space="0" w:color="8EAADB"/>
-              <w:left w:val="single" w:sz="4" w:space="0" w:color="8EAADB"/>
-              <w:bottom w:val="single" w:sz="4" w:space="0" w:color="8EAADB"/>
-              <w:right w:val="single" w:sz="4" w:space="0" w:color="8EAADB"/>
+              <w:top w:val="single" w:sz="6" w:space="0" w:color="1F3864"/>
+              <w:left w:val="single" w:sz="6" w:space="0" w:color="1F3864"/>
+              <w:bottom w:val="single" w:sz="6" w:space="0" w:color="1F3864"/>
+              <w:right w:val="single" w:sz="6" w:space="0" w:color="1F3864"/>
             </w:tcBorders>
             <w:shd w:val="clear" w:color="auto" w:fill="D9E2F3"/>
             <w:tcMar>
@@ -5528,13 +5483,13 @@
         </w:tc>
         <w:tc>
           <w:tcPr>
-            <w:tcW w:w="1959" w:type="dxa"/>
+            <w:tcW w:w="1957" w:type="dxa"/>
             <w:gridSpan w:val="3"/>
             <w:tcBorders>
-              <w:top w:val="single" w:sz="4" w:space="0" w:color="8EAADB"/>
-              <w:left w:val="single" w:sz="4" w:space="0" w:color="8EAADB"/>
-              <w:bottom w:val="single" w:sz="4" w:space="0" w:color="8EAADB"/>
-              <w:right w:val="single" w:sz="4" w:space="0" w:color="8EAADB"/>
+              <w:top w:val="single" w:sz="6" w:space="0" w:color="1F3864"/>
+              <w:left w:val="single" w:sz="6" w:space="0" w:color="1F3864"/>
+              <w:bottom w:val="single" w:sz="6" w:space="0" w:color="1F3864"/>
+              <w:right w:val="single" w:sz="6" w:space="0" w:color="1F3864"/>
             </w:tcBorders>
             <w:shd w:val="clear" w:color="auto" w:fill="D9E2F3"/>
             <w:tcMar>
@@ -5566,13 +5521,13 @@
         </w:tc>
         <w:tc>
           <w:tcPr>
-            <w:tcW w:w="1959" w:type="dxa"/>
+            <w:tcW w:w="1955" w:type="dxa"/>
             <w:gridSpan w:val="5"/>
             <w:tcBorders>
-              <w:top w:val="single" w:sz="4" w:space="0" w:color="8EAADB"/>
-              <w:left w:val="single" w:sz="4" w:space="0" w:color="8EAADB"/>
-              <w:bottom w:val="single" w:sz="4" w:space="0" w:color="8EAADB"/>
-              <w:right w:val="single" w:sz="4" w:space="0" w:color="8EAADB"/>
+              <w:top w:val="single" w:sz="6" w:space="0" w:color="1F3864"/>
+              <w:left w:val="single" w:sz="6" w:space="0" w:color="1F3864"/>
+              <w:bottom w:val="single" w:sz="6" w:space="0" w:color="1F3864"/>
+              <w:right w:val="single" w:sz="6" w:space="0" w:color="1F3864"/>
             </w:tcBorders>
             <w:shd w:val="clear" w:color="auto" w:fill="D9E2F3"/>
             <w:tcMar>
@@ -5604,13 +5559,13 @@
         </w:tc>
         <w:tc>
           <w:tcPr>
-            <w:tcW w:w="1959" w:type="dxa"/>
+            <w:tcW w:w="1958" w:type="dxa"/>
             <w:gridSpan w:val="2"/>
             <w:tcBorders>
-              <w:top w:val="single" w:sz="4" w:space="0" w:color="8EAADB"/>
-              <w:left w:val="single" w:sz="4" w:space="0" w:color="8EAADB"/>
-              <w:bottom w:val="single" w:sz="4" w:space="0" w:color="8EAADB"/>
-              <w:right w:val="single" w:sz="4" w:space="0" w:color="8EAADB"/>
+              <w:top w:val="single" w:sz="6" w:space="0" w:color="1F3864"/>
+              <w:left w:val="single" w:sz="6" w:space="0" w:color="1F3864"/>
+              <w:bottom w:val="single" w:sz="6" w:space="0" w:color="1F3864"/>
+              <w:right w:val="single" w:sz="6" w:space="0" w:color="1F3864"/>
             </w:tcBorders>
             <w:shd w:val="clear" w:color="auto" w:fill="D9E2F3"/>
             <w:tcMar>
@@ -5642,19 +5597,17 @@
         </w:tc>
       </w:tr>
       <w:tr>
-        <w:trPr>
-          <w:cantSplit/>
-        </w:trPr>
-        <w:tc>
-          <w:tcPr>
-            <w:tcW w:w="1567" w:type="dxa"/>
+        <w:trPr/>
+        <w:tc>
+          <w:tcPr>
+            <w:tcW w:w="1566" w:type="dxa"/>
             <w:gridSpan w:val="2"/>
             <w:vMerge/>
             <w:tcBorders>
-              <w:top w:val="single" w:sz="4" w:space="0" w:color="8EAADB"/>
-              <w:left w:val="single" w:sz="4" w:space="0" w:color="8EAADB"/>
-              <w:bottom w:val="single" w:sz="4" w:space="0" w:color="8EAADB"/>
-              <w:right w:val="single" w:sz="4" w:space="0" w:color="8EAADB"/>
+              <w:top w:val="single" w:sz="6" w:space="0" w:color="1F3864"/>
+              <w:left w:val="single" w:sz="6" w:space="0" w:color="1F3864"/>
+              <w:bottom w:val="single" w:sz="6" w:space="0" w:color="1F3864"/>
+              <w:right w:val="single" w:sz="6" w:space="0" w:color="1F3864"/>
             </w:tcBorders>
             <w:shd w:val="clear" w:color="auto" w:fill="D9E2F3"/>
           </w:tcPr>
@@ -5671,13 +5624,13 @@
         </w:tc>
         <w:tc>
           <w:tcPr>
-            <w:tcW w:w="1959" w:type="dxa"/>
+            <w:tcW w:w="1956" w:type="dxa"/>
             <w:gridSpan w:val="4"/>
             <w:tcBorders>
-              <w:top w:val="single" w:sz="4" w:space="0" w:color="8EAADB"/>
-              <w:left w:val="single" w:sz="4" w:space="0" w:color="8EAADB"/>
-              <w:bottom w:val="single" w:sz="4" w:space="0" w:color="8EAADB"/>
-              <w:right w:val="single" w:sz="4" w:space="0" w:color="8EAADB"/>
+              <w:top w:val="single" w:sz="6" w:space="0" w:color="1F3864"/>
+              <w:left w:val="single" w:sz="6" w:space="0" w:color="1F3864"/>
+              <w:bottom w:val="single" w:sz="6" w:space="0" w:color="1F3864"/>
+              <w:right w:val="single" w:sz="6" w:space="0" w:color="1F3864"/>
             </w:tcBorders>
             <w:shd w:val="clear" w:color="auto" w:fill="D9E2F3"/>
             <w:tcMar>
@@ -5709,13 +5662,13 @@
         </w:tc>
         <w:tc>
           <w:tcPr>
-            <w:tcW w:w="1959" w:type="dxa"/>
+            <w:tcW w:w="1957" w:type="dxa"/>
             <w:gridSpan w:val="3"/>
             <w:tcBorders>
-              <w:top w:val="single" w:sz="4" w:space="0" w:color="8EAADB"/>
-              <w:left w:val="single" w:sz="4" w:space="0" w:color="8EAADB"/>
-              <w:bottom w:val="single" w:sz="4" w:space="0" w:color="8EAADB"/>
-              <w:right w:val="single" w:sz="4" w:space="0" w:color="8EAADB"/>
+              <w:top w:val="single" w:sz="6" w:space="0" w:color="1F3864"/>
+              <w:left w:val="single" w:sz="6" w:space="0" w:color="1F3864"/>
+              <w:bottom w:val="single" w:sz="6" w:space="0" w:color="1F3864"/>
+              <w:right w:val="single" w:sz="6" w:space="0" w:color="1F3864"/>
             </w:tcBorders>
             <w:shd w:val="clear" w:color="auto" w:fill="D9E2F3"/>
             <w:tcMar>
@@ -5747,13 +5700,13 @@
         </w:tc>
         <w:tc>
           <w:tcPr>
-            <w:tcW w:w="1959" w:type="dxa"/>
+            <w:tcW w:w="1955" w:type="dxa"/>
             <w:gridSpan w:val="5"/>
             <w:tcBorders>
-              <w:top w:val="single" w:sz="4" w:space="0" w:color="8EAADB"/>
-              <w:left w:val="single" w:sz="4" w:space="0" w:color="8EAADB"/>
-              <w:bottom w:val="single" w:sz="4" w:space="0" w:color="8EAADB"/>
-              <w:right w:val="single" w:sz="4" w:space="0" w:color="8EAADB"/>
+              <w:top w:val="single" w:sz="6" w:space="0" w:color="1F3864"/>
+              <w:left w:val="single" w:sz="6" w:space="0" w:color="1F3864"/>
+              <w:bottom w:val="single" w:sz="6" w:space="0" w:color="1F3864"/>
+              <w:right w:val="single" w:sz="6" w:space="0" w:color="1F3864"/>
             </w:tcBorders>
             <w:shd w:val="clear" w:color="auto" w:fill="D9E2F3"/>
             <w:tcMar>
@@ -5785,13 +5738,13 @@
         </w:tc>
         <w:tc>
           <w:tcPr>
-            <w:tcW w:w="1959" w:type="dxa"/>
+            <w:tcW w:w="1958" w:type="dxa"/>
             <w:gridSpan w:val="2"/>
             <w:tcBorders>
-              <w:top w:val="single" w:sz="4" w:space="0" w:color="8EAADB"/>
-              <w:left w:val="single" w:sz="4" w:space="0" w:color="8EAADB"/>
-              <w:bottom w:val="single" w:sz="4" w:space="0" w:color="8EAADB"/>
-              <w:right w:val="single" w:sz="4" w:space="0" w:color="8EAADB"/>
+              <w:top w:val="single" w:sz="6" w:space="0" w:color="1F3864"/>
+              <w:left w:val="single" w:sz="6" w:space="0" w:color="1F3864"/>
+              <w:bottom w:val="single" w:sz="6" w:space="0" w:color="1F3864"/>
+              <w:right w:val="single" w:sz="6" w:space="0" w:color="1F3864"/>
             </w:tcBorders>
             <w:shd w:val="clear" w:color="auto" w:fill="D9E2F3"/>
             <w:tcMar>
@@ -5823,19 +5776,17 @@
         </w:tc>
       </w:tr>
       <w:tr>
-        <w:trPr>
-          <w:cantSplit/>
-        </w:trPr>
-        <w:tc>
-          <w:tcPr>
-            <w:tcW w:w="1567" w:type="dxa"/>
+        <w:trPr/>
+        <w:tc>
+          <w:tcPr>
+            <w:tcW w:w="1566" w:type="dxa"/>
             <w:gridSpan w:val="2"/>
             <w:vMerge/>
             <w:tcBorders>
-              <w:top w:val="single" w:sz="4" w:space="0" w:color="8EAADB"/>
-              <w:left w:val="single" w:sz="4" w:space="0" w:color="8EAADB"/>
-              <w:bottom w:val="single" w:sz="4" w:space="0" w:color="8EAADB"/>
-              <w:right w:val="single" w:sz="4" w:space="0" w:color="8EAADB"/>
+              <w:top w:val="single" w:sz="6" w:space="0" w:color="1F3864"/>
+              <w:left w:val="single" w:sz="6" w:space="0" w:color="1F3864"/>
+              <w:bottom w:val="single" w:sz="6" w:space="0" w:color="1F3864"/>
+              <w:right w:val="single" w:sz="6" w:space="0" w:color="1F3864"/>
             </w:tcBorders>
             <w:shd w:val="clear" w:color="auto" w:fill="D9E2F3"/>
           </w:tcPr>
@@ -5852,13 +5803,13 @@
         </w:tc>
         <w:tc>
           <w:tcPr>
-            <w:tcW w:w="1959" w:type="dxa"/>
+            <w:tcW w:w="1956" w:type="dxa"/>
             <w:gridSpan w:val="4"/>
             <w:tcBorders>
-              <w:top w:val="single" w:sz="4" w:space="0" w:color="8EAADB"/>
-              <w:left w:val="single" w:sz="4" w:space="0" w:color="8EAADB"/>
-              <w:bottom w:val="single" w:sz="4" w:space="0" w:color="8EAADB"/>
-              <w:right w:val="single" w:sz="4" w:space="0" w:color="8EAADB"/>
+              <w:top w:val="single" w:sz="6" w:space="0" w:color="1F3864"/>
+              <w:left w:val="single" w:sz="6" w:space="0" w:color="1F3864"/>
+              <w:bottom w:val="single" w:sz="6" w:space="0" w:color="1F3864"/>
+              <w:right w:val="single" w:sz="6" w:space="0" w:color="1F3864"/>
             </w:tcBorders>
             <w:shd w:val="clear" w:color="auto" w:fill="D9E2F3"/>
             <w:tcMar>
@@ -5890,13 +5841,13 @@
         </w:tc>
         <w:tc>
           <w:tcPr>
-            <w:tcW w:w="1959" w:type="dxa"/>
+            <w:tcW w:w="1957" w:type="dxa"/>
             <w:gridSpan w:val="3"/>
             <w:tcBorders>
-              <w:top w:val="single" w:sz="4" w:space="0" w:color="8EAADB"/>
-              <w:left w:val="single" w:sz="4" w:space="0" w:color="8EAADB"/>
-              <w:bottom w:val="single" w:sz="4" w:space="0" w:color="8EAADB"/>
-              <w:right w:val="single" w:sz="4" w:space="0" w:color="8EAADB"/>
+              <w:top w:val="single" w:sz="6" w:space="0" w:color="1F3864"/>
+              <w:left w:val="single" w:sz="6" w:space="0" w:color="1F3864"/>
+              <w:bottom w:val="single" w:sz="6" w:space="0" w:color="1F3864"/>
+              <w:right w:val="single" w:sz="6" w:space="0" w:color="1F3864"/>
             </w:tcBorders>
             <w:shd w:val="clear" w:color="auto" w:fill="D9E2F3"/>
             <w:tcMar>
@@ -5928,13 +5879,13 @@
         </w:tc>
         <w:tc>
           <w:tcPr>
-            <w:tcW w:w="1959" w:type="dxa"/>
+            <w:tcW w:w="1955" w:type="dxa"/>
             <w:gridSpan w:val="5"/>
             <w:tcBorders>
-              <w:top w:val="single" w:sz="4" w:space="0" w:color="8EAADB"/>
-              <w:left w:val="single" w:sz="4" w:space="0" w:color="8EAADB"/>
-              <w:bottom w:val="single" w:sz="4" w:space="0" w:color="8EAADB"/>
-              <w:right w:val="single" w:sz="4" w:space="0" w:color="8EAADB"/>
+              <w:top w:val="single" w:sz="6" w:space="0" w:color="1F3864"/>
+              <w:left w:val="single" w:sz="6" w:space="0" w:color="1F3864"/>
+              <w:bottom w:val="single" w:sz="6" w:space="0" w:color="1F3864"/>
+              <w:right w:val="single" w:sz="6" w:space="0" w:color="1F3864"/>
             </w:tcBorders>
             <w:shd w:val="clear" w:color="auto" w:fill="D9E2F3"/>
             <w:tcMar>
@@ -5966,13 +5917,13 @@
         </w:tc>
         <w:tc>
           <w:tcPr>
-            <w:tcW w:w="1959" w:type="dxa"/>
+            <w:tcW w:w="1958" w:type="dxa"/>
             <w:gridSpan w:val="2"/>
             <w:tcBorders>
-              <w:top w:val="single" w:sz="4" w:space="0" w:color="8EAADB"/>
-              <w:left w:val="single" w:sz="4" w:space="0" w:color="8EAADB"/>
-              <w:bottom w:val="single" w:sz="4" w:space="0" w:color="8EAADB"/>
-              <w:right w:val="single" w:sz="4" w:space="0" w:color="8EAADB"/>
+              <w:top w:val="single" w:sz="6" w:space="0" w:color="1F3864"/>
+              <w:left w:val="single" w:sz="6" w:space="0" w:color="1F3864"/>
+              <w:bottom w:val="single" w:sz="6" w:space="0" w:color="1F3864"/>
+              <w:right w:val="single" w:sz="6" w:space="0" w:color="1F3864"/>
             </w:tcBorders>
             <w:shd w:val="clear" w:color="auto" w:fill="D9E2F3"/>
             <w:tcMar>
@@ -6004,19 +5955,17 @@
         </w:tc>
       </w:tr>
       <w:tr>
-        <w:trPr>
-          <w:cantSplit/>
-        </w:trPr>
-        <w:tc>
-          <w:tcPr>
-            <w:tcW w:w="1567" w:type="dxa"/>
+        <w:trPr/>
+        <w:tc>
+          <w:tcPr>
+            <w:tcW w:w="1566" w:type="dxa"/>
             <w:gridSpan w:val="2"/>
             <w:vMerge/>
             <w:tcBorders>
-              <w:top w:val="single" w:sz="4" w:space="0" w:color="8EAADB"/>
-              <w:left w:val="single" w:sz="4" w:space="0" w:color="8EAADB"/>
-              <w:bottom w:val="single" w:sz="4" w:space="0" w:color="8EAADB"/>
-              <w:right w:val="single" w:sz="4" w:space="0" w:color="8EAADB"/>
+              <w:top w:val="single" w:sz="6" w:space="0" w:color="1F3864"/>
+              <w:left w:val="single" w:sz="6" w:space="0" w:color="1F3864"/>
+              <w:bottom w:val="single" w:sz="6" w:space="0" w:color="1F3864"/>
+              <w:right w:val="single" w:sz="6" w:space="0" w:color="1F3864"/>
             </w:tcBorders>
             <w:shd w:val="clear" w:color="auto" w:fill="D9E2F3"/>
           </w:tcPr>
@@ -6033,13 +5982,13 @@
         </w:tc>
         <w:tc>
           <w:tcPr>
-            <w:tcW w:w="6270" w:type="dxa"/>
+            <w:tcW w:w="6259" w:type="dxa"/>
             <w:gridSpan w:val="13"/>
             <w:tcBorders>
-              <w:top w:val="single" w:sz="4" w:space="0" w:color="8EAADB"/>
-              <w:left w:val="single" w:sz="4" w:space="0" w:color="8EAADB"/>
-              <w:bottom w:val="single" w:sz="4" w:space="0" w:color="8EAADB"/>
-              <w:right w:val="single" w:sz="4" w:space="0" w:color="8EAADB"/>
+              <w:top w:val="single" w:sz="6" w:space="0" w:color="1F3864"/>
+              <w:left w:val="single" w:sz="6" w:space="0" w:color="1F3864"/>
+              <w:bottom w:val="single" w:sz="6" w:space="0" w:color="1F3864"/>
+              <w:right w:val="single" w:sz="6" w:space="0" w:color="1F3864"/>
             </w:tcBorders>
             <w:shd w:val="clear" w:color="auto" w:fill="D9E2F3"/>
             <w:tcMar>
@@ -6086,10 +6035,10 @@
           <w:tcPr>
             <w:tcW w:w="1567" w:type="dxa"/>
             <w:tcBorders>
-              <w:top w:val="single" w:sz="4" w:space="0" w:color="4472C4"/>
-              <w:left w:val="single" w:sz="4" w:space="0" w:color="4472C4"/>
-              <w:bottom w:val="single" w:sz="4" w:space="0" w:color="4472C4"/>
-              <w:right w:val="single" w:sz="4" w:space="0" w:color="4472C4"/>
+              <w:top w:val="single" w:sz="6" w:space="0" w:color="1F3864"/>
+              <w:left w:val="single" w:sz="6" w:space="0" w:color="1F3864"/>
+              <w:bottom w:val="single" w:sz="6" w:space="0" w:color="1F3864"/>
+              <w:right w:val="single" w:sz="6" w:space="0" w:color="1F3864"/>
             </w:tcBorders>
             <w:shd w:val="clear" w:color="auto" w:fill="4472C4"/>
             <w:tcMar>
@@ -6141,19 +6090,17 @@
         </w:tc>
       </w:tr>
       <w:tr>
-        <w:trPr>
-          <w:cantSplit/>
-        </w:trPr>
-        <w:tc>
-          <w:tcPr>
-            <w:tcW w:w="1567" w:type="dxa"/>
+        <w:trPr/>
+        <w:tc>
+          <w:tcPr>
+            <w:tcW w:w="1566" w:type="dxa"/>
             <w:gridSpan w:val="2"/>
             <w:vMerge/>
             <w:tcBorders>
-              <w:top w:val="single" w:sz="4" w:space="0" w:color="8EAADB"/>
-              <w:left w:val="single" w:sz="4" w:space="0" w:color="8EAADB"/>
-              <w:bottom w:val="single" w:sz="4" w:space="0" w:color="8EAADB"/>
-              <w:right w:val="single" w:sz="4" w:space="0" w:color="8EAADB"/>
+              <w:top w:val="single" w:sz="6" w:space="0" w:color="1F3864"/>
+              <w:left w:val="single" w:sz="6" w:space="0" w:color="1F3864"/>
+              <w:bottom w:val="single" w:sz="6" w:space="0" w:color="1F3864"/>
+              <w:right w:val="single" w:sz="6" w:space="0" w:color="1F3864"/>
             </w:tcBorders>
             <w:shd w:val="clear" w:color="auto" w:fill="D9E2F3"/>
           </w:tcPr>
@@ -6170,13 +6117,13 @@
         </w:tc>
         <w:tc>
           <w:tcPr>
-            <w:tcW w:w="1959" w:type="dxa"/>
+            <w:tcW w:w="1956" w:type="dxa"/>
             <w:gridSpan w:val="4"/>
             <w:tcBorders>
-              <w:top w:val="single" w:sz="4" w:space="0" w:color="4472C4"/>
-              <w:left w:val="single" w:sz="4" w:space="0" w:color="4472C4"/>
-              <w:bottom w:val="single" w:sz="4" w:space="0" w:color="4472C4"/>
-              <w:right w:val="single" w:sz="4" w:space="0" w:color="4472C4"/>
+              <w:top w:val="single" w:sz="6" w:space="0" w:color="1F3864"/>
+              <w:left w:val="single" w:sz="6" w:space="0" w:color="1F3864"/>
+              <w:bottom w:val="single" w:sz="6" w:space="0" w:color="1F3864"/>
+              <w:right w:val="single" w:sz="6" w:space="0" w:color="1F3864"/>
             </w:tcBorders>
             <w:shd w:val="clear" w:color="auto" w:fill="4472C4"/>
             <w:tcMar>
@@ -6215,13 +6162,13 @@
         </w:tc>
         <w:tc>
           <w:tcPr>
-            <w:tcW w:w="1959" w:type="dxa"/>
+            <w:tcW w:w="1957" w:type="dxa"/>
             <w:gridSpan w:val="3"/>
             <w:tcBorders>
-              <w:top w:val="single" w:sz="4" w:space="0" w:color="4472C4"/>
-              <w:left w:val="single" w:sz="4" w:space="0" w:color="4472C4"/>
-              <w:bottom w:val="single" w:sz="4" w:space="0" w:color="4472C4"/>
-              <w:right w:val="single" w:sz="4" w:space="0" w:color="4472C4"/>
+              <w:top w:val="single" w:sz="6" w:space="0" w:color="1F3864"/>
+              <w:left w:val="single" w:sz="6" w:space="0" w:color="1F3864"/>
+              <w:bottom w:val="single" w:sz="6" w:space="0" w:color="1F3864"/>
+              <w:right w:val="single" w:sz="6" w:space="0" w:color="1F3864"/>
             </w:tcBorders>
             <w:shd w:val="clear" w:color="auto" w:fill="4472C4"/>
             <w:tcMar>
@@ -6260,13 +6207,13 @@
         </w:tc>
         <w:tc>
           <w:tcPr>
-            <w:tcW w:w="1959" w:type="dxa"/>
+            <w:tcW w:w="1955" w:type="dxa"/>
             <w:gridSpan w:val="5"/>
             <w:tcBorders>
-              <w:top w:val="single" w:sz="4" w:space="0" w:color="4472C4"/>
-              <w:left w:val="single" w:sz="4" w:space="0" w:color="4472C4"/>
-              <w:bottom w:val="single" w:sz="4" w:space="0" w:color="4472C4"/>
-              <w:right w:val="single" w:sz="4" w:space="0" w:color="4472C4"/>
+              <w:top w:val="single" w:sz="6" w:space="0" w:color="1F3864"/>
+              <w:left w:val="single" w:sz="6" w:space="0" w:color="1F3864"/>
+              <w:bottom w:val="single" w:sz="6" w:space="0" w:color="1F3864"/>
+              <w:right w:val="single" w:sz="6" w:space="0" w:color="1F3864"/>
             </w:tcBorders>
             <w:shd w:val="clear" w:color="auto" w:fill="4472C4"/>
             <w:tcMar>
@@ -6305,13 +6252,13 @@
         </w:tc>
         <w:tc>
           <w:tcPr>
-            <w:tcW w:w="1959" w:type="dxa"/>
+            <w:tcW w:w="1958" w:type="dxa"/>
             <w:gridSpan w:val="2"/>
             <w:tcBorders>
-              <w:top w:val="single" w:sz="4" w:space="0" w:color="4472C4"/>
-              <w:left w:val="single" w:sz="4" w:space="0" w:color="4472C4"/>
-              <w:bottom w:val="single" w:sz="4" w:space="0" w:color="4472C4"/>
-              <w:right w:val="single" w:sz="4" w:space="0" w:color="4472C4"/>
+              <w:top w:val="single" w:sz="6" w:space="0" w:color="1F3864"/>
+              <w:left w:val="single" w:sz="6" w:space="0" w:color="1F3864"/>
+              <w:bottom w:val="single" w:sz="6" w:space="0" w:color="1F3864"/>
+              <w:right w:val="single" w:sz="6" w:space="0" w:color="1F3864"/>
             </w:tcBorders>
             <w:shd w:val="clear" w:color="auto" w:fill="4472C4"/>
             <w:tcMar>
@@ -6350,19 +6297,17 @@
         </w:tc>
       </w:tr>
       <w:tr>
-        <w:trPr>
-          <w:cantSplit/>
-        </w:trPr>
-        <w:tc>
-          <w:tcPr>
-            <w:tcW w:w="1567" w:type="dxa"/>
+        <w:trPr/>
+        <w:tc>
+          <w:tcPr>
+            <w:tcW w:w="1566" w:type="dxa"/>
             <w:gridSpan w:val="2"/>
             <w:vMerge/>
             <w:tcBorders>
-              <w:top w:val="single" w:sz="4" w:space="0" w:color="8EAADB"/>
-              <w:left w:val="single" w:sz="4" w:space="0" w:color="8EAADB"/>
-              <w:bottom w:val="single" w:sz="4" w:space="0" w:color="8EAADB"/>
-              <w:right w:val="single" w:sz="4" w:space="0" w:color="8EAADB"/>
+              <w:top w:val="single" w:sz="6" w:space="0" w:color="1F3864"/>
+              <w:left w:val="single" w:sz="6" w:space="0" w:color="1F3864"/>
+              <w:bottom w:val="single" w:sz="6" w:space="0" w:color="1F3864"/>
+              <w:right w:val="single" w:sz="6" w:space="0" w:color="1F3864"/>
             </w:tcBorders>
             <w:shd w:val="clear" w:color="auto" w:fill="D9E2F3"/>
           </w:tcPr>
@@ -6379,13 +6324,13 @@
         </w:tc>
         <w:tc>
           <w:tcPr>
-            <w:tcW w:w="1959" w:type="dxa"/>
+            <w:tcW w:w="1956" w:type="dxa"/>
             <w:gridSpan w:val="4"/>
             <w:tcBorders>
-              <w:top w:val="single" w:sz="4" w:space="0" w:color="8EAADB"/>
-              <w:left w:val="single" w:sz="4" w:space="0" w:color="8EAADB"/>
-              <w:bottom w:val="single" w:sz="4" w:space="0" w:color="8EAADB"/>
-              <w:right w:val="single" w:sz="4" w:space="0" w:color="8EAADB"/>
+              <w:top w:val="single" w:sz="6" w:space="0" w:color="1F3864"/>
+              <w:left w:val="single" w:sz="6" w:space="0" w:color="1F3864"/>
+              <w:bottom w:val="single" w:sz="6" w:space="0" w:color="1F3864"/>
+              <w:right w:val="single" w:sz="6" w:space="0" w:color="1F3864"/>
             </w:tcBorders>
             <w:shd w:val="clear" w:color="auto" w:fill="D9E2F3"/>
             <w:tcMar>
@@ -6417,13 +6362,13 @@
         </w:tc>
         <w:tc>
           <w:tcPr>
-            <w:tcW w:w="1959" w:type="dxa"/>
+            <w:tcW w:w="1957" w:type="dxa"/>
             <w:gridSpan w:val="3"/>
             <w:tcBorders>
-              <w:top w:val="single" w:sz="4" w:space="0" w:color="8EAADB"/>
-              <w:left w:val="single" w:sz="4" w:space="0" w:color="8EAADB"/>
-              <w:bottom w:val="single" w:sz="4" w:space="0" w:color="8EAADB"/>
-              <w:right w:val="single" w:sz="4" w:space="0" w:color="8EAADB"/>
+              <w:top w:val="single" w:sz="6" w:space="0" w:color="1F3864"/>
+              <w:left w:val="single" w:sz="6" w:space="0" w:color="1F3864"/>
+              <w:bottom w:val="single" w:sz="6" w:space="0" w:color="1F3864"/>
+              <w:right w:val="single" w:sz="6" w:space="0" w:color="1F3864"/>
             </w:tcBorders>
             <w:shd w:val="clear" w:color="auto" w:fill="D9E2F3"/>
             <w:tcMar>
@@ -6455,13 +6400,13 @@
         </w:tc>
         <w:tc>
           <w:tcPr>
-            <w:tcW w:w="1959" w:type="dxa"/>
+            <w:tcW w:w="1955" w:type="dxa"/>
             <w:gridSpan w:val="5"/>
             <w:tcBorders>
-              <w:top w:val="single" w:sz="4" w:space="0" w:color="8EAADB"/>
-              <w:left w:val="single" w:sz="4" w:space="0" w:color="8EAADB"/>
-              <w:bottom w:val="single" w:sz="4" w:space="0" w:color="8EAADB"/>
-              <w:right w:val="single" w:sz="4" w:space="0" w:color="8EAADB"/>
+              <w:top w:val="single" w:sz="6" w:space="0" w:color="1F3864"/>
+              <w:left w:val="single" w:sz="6" w:space="0" w:color="1F3864"/>
+              <w:bottom w:val="single" w:sz="6" w:space="0" w:color="1F3864"/>
+              <w:right w:val="single" w:sz="6" w:space="0" w:color="1F3864"/>
             </w:tcBorders>
             <w:shd w:val="clear" w:color="auto" w:fill="D9E2F3"/>
             <w:tcMar>
@@ -6493,13 +6438,13 @@
         </w:tc>
         <w:tc>
           <w:tcPr>
-            <w:tcW w:w="1959" w:type="dxa"/>
+            <w:tcW w:w="1958" w:type="dxa"/>
             <w:gridSpan w:val="2"/>
             <w:tcBorders>
-              <w:top w:val="single" w:sz="4" w:space="0" w:color="8EAADB"/>
-              <w:left w:val="single" w:sz="4" w:space="0" w:color="8EAADB"/>
-              <w:bottom w:val="single" w:sz="4" w:space="0" w:color="8EAADB"/>
-              <w:right w:val="single" w:sz="4" w:space="0" w:color="8EAADB"/>
+              <w:top w:val="single" w:sz="6" w:space="0" w:color="1F3864"/>
+              <w:left w:val="single" w:sz="6" w:space="0" w:color="1F3864"/>
+              <w:bottom w:val="single" w:sz="6" w:space="0" w:color="1F3864"/>
+              <w:right w:val="single" w:sz="6" w:space="0" w:color="1F3864"/>
             </w:tcBorders>
             <w:shd w:val="clear" w:color="auto" w:fill="D9E2F3"/>
             <w:tcMar>
@@ -6531,19 +6476,17 @@
         </w:tc>
       </w:tr>
       <w:tr>
-        <w:trPr>
-          <w:cantSplit/>
-        </w:trPr>
-        <w:tc>
-          <w:tcPr>
-            <w:tcW w:w="1567" w:type="dxa"/>
+        <w:trPr/>
+        <w:tc>
+          <w:tcPr>
+            <w:tcW w:w="1566" w:type="dxa"/>
             <w:gridSpan w:val="2"/>
             <w:vMerge/>
             <w:tcBorders>
-              <w:top w:val="single" w:sz="4" w:space="0" w:color="8EAADB"/>
-              <w:left w:val="single" w:sz="4" w:space="0" w:color="8EAADB"/>
-              <w:bottom w:val="single" w:sz="4" w:space="0" w:color="8EAADB"/>
-              <w:right w:val="single" w:sz="4" w:space="0" w:color="8EAADB"/>
+              <w:top w:val="single" w:sz="6" w:space="0" w:color="1F3864"/>
+              <w:left w:val="single" w:sz="6" w:space="0" w:color="1F3864"/>
+              <w:bottom w:val="single" w:sz="6" w:space="0" w:color="1F3864"/>
+              <w:right w:val="single" w:sz="6" w:space="0" w:color="1F3864"/>
             </w:tcBorders>
             <w:shd w:val="clear" w:color="auto" w:fill="D9E2F3"/>
           </w:tcPr>
@@ -6560,13 +6503,13 @@
         </w:tc>
         <w:tc>
           <w:tcPr>
-            <w:tcW w:w="1959" w:type="dxa"/>
+            <w:tcW w:w="1956" w:type="dxa"/>
             <w:gridSpan w:val="4"/>
             <w:tcBorders>
-              <w:top w:val="single" w:sz="4" w:space="0" w:color="8EAADB"/>
-              <w:left w:val="single" w:sz="4" w:space="0" w:color="8EAADB"/>
-              <w:bottom w:val="single" w:sz="4" w:space="0" w:color="8EAADB"/>
-              <w:right w:val="single" w:sz="4" w:space="0" w:color="8EAADB"/>
+              <w:top w:val="single" w:sz="6" w:space="0" w:color="1F3864"/>
+              <w:left w:val="single" w:sz="6" w:space="0" w:color="1F3864"/>
+              <w:bottom w:val="single" w:sz="6" w:space="0" w:color="1F3864"/>
+              <w:right w:val="single" w:sz="6" w:space="0" w:color="1F3864"/>
             </w:tcBorders>
             <w:shd w:val="clear" w:color="auto" w:fill="D9E2F3"/>
             <w:tcMar>
@@ -6598,13 +6541,13 @@
         </w:tc>
         <w:tc>
           <w:tcPr>
-            <w:tcW w:w="1959" w:type="dxa"/>
+            <w:tcW w:w="1957" w:type="dxa"/>
             <w:gridSpan w:val="3"/>
             <w:tcBorders>
-              <w:top w:val="single" w:sz="4" w:space="0" w:color="8EAADB"/>
-              <w:left w:val="single" w:sz="4" w:space="0" w:color="8EAADB"/>
-              <w:bottom w:val="single" w:sz="4" w:space="0" w:color="8EAADB"/>
-              <w:right w:val="single" w:sz="4" w:space="0" w:color="8EAADB"/>
+              <w:top w:val="single" w:sz="6" w:space="0" w:color="1F3864"/>
+              <w:left w:val="single" w:sz="6" w:space="0" w:color="1F3864"/>
+              <w:bottom w:val="single" w:sz="6" w:space="0" w:color="1F3864"/>
+              <w:right w:val="single" w:sz="6" w:space="0" w:color="1F3864"/>
             </w:tcBorders>
             <w:shd w:val="clear" w:color="auto" w:fill="D9E2F3"/>
             <w:tcMar>
@@ -6636,13 +6579,13 @@
         </w:tc>
         <w:tc>
           <w:tcPr>
-            <w:tcW w:w="1959" w:type="dxa"/>
+            <w:tcW w:w="1955" w:type="dxa"/>
             <w:gridSpan w:val="5"/>
             <w:tcBorders>
-              <w:top w:val="single" w:sz="4" w:space="0" w:color="8EAADB"/>
-              <w:left w:val="single" w:sz="4" w:space="0" w:color="8EAADB"/>
-              <w:bottom w:val="single" w:sz="4" w:space="0" w:color="8EAADB"/>
-              <w:right w:val="single" w:sz="4" w:space="0" w:color="8EAADB"/>
+              <w:top w:val="single" w:sz="6" w:space="0" w:color="1F3864"/>
+              <w:left w:val="single" w:sz="6" w:space="0" w:color="1F3864"/>
+              <w:bottom w:val="single" w:sz="6" w:space="0" w:color="1F3864"/>
+              <w:right w:val="single" w:sz="6" w:space="0" w:color="1F3864"/>
             </w:tcBorders>
             <w:shd w:val="clear" w:color="auto" w:fill="D9E2F3"/>
             <w:tcMar>
@@ -6674,13 +6617,13 @@
         </w:tc>
         <w:tc>
           <w:tcPr>
-            <w:tcW w:w="1959" w:type="dxa"/>
+            <w:tcW w:w="1958" w:type="dxa"/>
             <w:gridSpan w:val="2"/>
             <w:tcBorders>
-              <w:top w:val="single" w:sz="4" w:space="0" w:color="8EAADB"/>
-              <w:left w:val="single" w:sz="4" w:space="0" w:color="8EAADB"/>
-              <w:bottom w:val="single" w:sz="4" w:space="0" w:color="8EAADB"/>
-              <w:right w:val="single" w:sz="4" w:space="0" w:color="8EAADB"/>
+              <w:top w:val="single" w:sz="6" w:space="0" w:color="1F3864"/>
+              <w:left w:val="single" w:sz="6" w:space="0" w:color="1F3864"/>
+              <w:bottom w:val="single" w:sz="6" w:space="0" w:color="1F3864"/>
+              <w:right w:val="single" w:sz="6" w:space="0" w:color="1F3864"/>
             </w:tcBorders>
             <w:shd w:val="clear" w:color="auto" w:fill="D9E2F3"/>
             <w:tcMar>
@@ -6712,19 +6655,17 @@
         </w:tc>
       </w:tr>
       <w:tr>
-        <w:trPr>
-          <w:cantSplit/>
-        </w:trPr>
-        <w:tc>
-          <w:tcPr>
-            <w:tcW w:w="1567" w:type="dxa"/>
+        <w:trPr/>
+        <w:tc>
+          <w:tcPr>
+            <w:tcW w:w="1566" w:type="dxa"/>
             <w:gridSpan w:val="2"/>
             <w:vMerge/>
             <w:tcBorders>
-              <w:top w:val="single" w:sz="4" w:space="0" w:color="8EAADB"/>
-              <w:left w:val="single" w:sz="4" w:space="0" w:color="8EAADB"/>
-              <w:bottom w:val="single" w:sz="4" w:space="0" w:color="8EAADB"/>
-              <w:right w:val="single" w:sz="4" w:space="0" w:color="8EAADB"/>
+              <w:top w:val="single" w:sz="6" w:space="0" w:color="1F3864"/>
+              <w:left w:val="single" w:sz="6" w:space="0" w:color="1F3864"/>
+              <w:bottom w:val="single" w:sz="6" w:space="0" w:color="1F3864"/>
+              <w:right w:val="single" w:sz="6" w:space="0" w:color="1F3864"/>
             </w:tcBorders>
             <w:shd w:val="clear" w:color="auto" w:fill="D9E2F3"/>
           </w:tcPr>
@@ -6741,13 +6682,13 @@
         </w:tc>
         <w:tc>
           <w:tcPr>
-            <w:tcW w:w="1959" w:type="dxa"/>
+            <w:tcW w:w="1956" w:type="dxa"/>
             <w:gridSpan w:val="4"/>
             <w:tcBorders>
-              <w:top w:val="single" w:sz="4" w:space="0" w:color="8EAADB"/>
-              <w:left w:val="single" w:sz="4" w:space="0" w:color="8EAADB"/>
-              <w:bottom w:val="single" w:sz="4" w:space="0" w:color="8EAADB"/>
-              <w:right w:val="single" w:sz="4" w:space="0" w:color="8EAADB"/>
+              <w:top w:val="single" w:sz="6" w:space="0" w:color="1F3864"/>
+              <w:left w:val="single" w:sz="6" w:space="0" w:color="1F3864"/>
+              <w:bottom w:val="single" w:sz="6" w:space="0" w:color="1F3864"/>
+              <w:right w:val="single" w:sz="6" w:space="0" w:color="1F3864"/>
             </w:tcBorders>
             <w:shd w:val="clear" w:color="auto" w:fill="D9E2F3"/>
             <w:tcMar>
@@ -6779,13 +6720,13 @@
         </w:tc>
         <w:tc>
           <w:tcPr>
-            <w:tcW w:w="1959" w:type="dxa"/>
+            <w:tcW w:w="1957" w:type="dxa"/>
             <w:gridSpan w:val="3"/>
             <w:tcBorders>
-              <w:top w:val="single" w:sz="4" w:space="0" w:color="8EAADB"/>
-              <w:left w:val="single" w:sz="4" w:space="0" w:color="8EAADB"/>
-              <w:bottom w:val="single" w:sz="4" w:space="0" w:color="8EAADB"/>
-              <w:right w:val="single" w:sz="4" w:space="0" w:color="8EAADB"/>
+              <w:top w:val="single" w:sz="6" w:space="0" w:color="1F3864"/>
+              <w:left w:val="single" w:sz="6" w:space="0" w:color="1F3864"/>
+              <w:bottom w:val="single" w:sz="6" w:space="0" w:color="1F3864"/>
+              <w:right w:val="single" w:sz="6" w:space="0" w:color="1F3864"/>
             </w:tcBorders>
             <w:shd w:val="clear" w:color="auto" w:fill="D9E2F3"/>
             <w:tcMar>
@@ -6817,13 +6758,13 @@
         </w:tc>
         <w:tc>
           <w:tcPr>
-            <w:tcW w:w="1959" w:type="dxa"/>
+            <w:tcW w:w="1955" w:type="dxa"/>
             <w:gridSpan w:val="5"/>
             <w:tcBorders>
-              <w:top w:val="single" w:sz="4" w:space="0" w:color="8EAADB"/>
-              <w:left w:val="single" w:sz="4" w:space="0" w:color="8EAADB"/>
-              <w:bottom w:val="single" w:sz="4" w:space="0" w:color="8EAADB"/>
-              <w:right w:val="single" w:sz="4" w:space="0" w:color="8EAADB"/>
+              <w:top w:val="single" w:sz="6" w:space="0" w:color="1F3864"/>
+              <w:left w:val="single" w:sz="6" w:space="0" w:color="1F3864"/>
+              <w:bottom w:val="single" w:sz="6" w:space="0" w:color="1F3864"/>
+              <w:right w:val="single" w:sz="6" w:space="0" w:color="1F3864"/>
             </w:tcBorders>
             <w:shd w:val="clear" w:color="auto" w:fill="D9E2F3"/>
             <w:tcMar>
@@ -6855,13 +6796,13 @@
         </w:tc>
         <w:tc>
           <w:tcPr>
-            <w:tcW w:w="1959" w:type="dxa"/>
+            <w:tcW w:w="1958" w:type="dxa"/>
             <w:gridSpan w:val="2"/>
             <w:tcBorders>
-              <w:top w:val="single" w:sz="4" w:space="0" w:color="8EAADB"/>
-              <w:left w:val="single" w:sz="4" w:space="0" w:color="8EAADB"/>
-              <w:bottom w:val="single" w:sz="4" w:space="0" w:color="8EAADB"/>
-              <w:right w:val="single" w:sz="4" w:space="0" w:color="8EAADB"/>
+              <w:top w:val="single" w:sz="6" w:space="0" w:color="1F3864"/>
+              <w:left w:val="single" w:sz="6" w:space="0" w:color="1F3864"/>
+              <w:bottom w:val="single" w:sz="6" w:space="0" w:color="1F3864"/>
+              <w:right w:val="single" w:sz="6" w:space="0" w:color="1F3864"/>
             </w:tcBorders>
             <w:shd w:val="clear" w:color="auto" w:fill="D9E2F3"/>
             <w:tcMar>
@@ -6893,19 +6834,17 @@
         </w:tc>
       </w:tr>
       <w:tr>
-        <w:trPr>
-          <w:cantSplit/>
-        </w:trPr>
-        <w:tc>
-          <w:tcPr>
-            <w:tcW w:w="1567" w:type="dxa"/>
+        <w:trPr/>
+        <w:tc>
+          <w:tcPr>
+            <w:tcW w:w="1566" w:type="dxa"/>
             <w:gridSpan w:val="2"/>
             <w:vMerge/>
             <w:tcBorders>
-              <w:top w:val="single" w:sz="4" w:space="0" w:color="8EAADB"/>
-              <w:left w:val="single" w:sz="4" w:space="0" w:color="8EAADB"/>
-              <w:bottom w:val="single" w:sz="4" w:space="0" w:color="8EAADB"/>
-              <w:right w:val="single" w:sz="4" w:space="0" w:color="8EAADB"/>
+              <w:top w:val="single" w:sz="6" w:space="0" w:color="1F3864"/>
+              <w:left w:val="single" w:sz="6" w:space="0" w:color="1F3864"/>
+              <w:bottom w:val="single" w:sz="6" w:space="0" w:color="1F3864"/>
+              <w:right w:val="single" w:sz="6" w:space="0" w:color="1F3864"/>
             </w:tcBorders>
             <w:shd w:val="clear" w:color="auto" w:fill="D9E2F3"/>
           </w:tcPr>
@@ -6922,13 +6861,13 @@
         </w:tc>
         <w:tc>
           <w:tcPr>
-            <w:tcW w:w="6270" w:type="dxa"/>
+            <w:tcW w:w="6259" w:type="dxa"/>
             <w:gridSpan w:val="13"/>
             <w:tcBorders>
-              <w:top w:val="single" w:sz="4" w:space="0" w:color="8EAADB"/>
-              <w:left w:val="single" w:sz="4" w:space="0" w:color="8EAADB"/>
-              <w:bottom w:val="single" w:sz="4" w:space="0" w:color="8EAADB"/>
-              <w:right w:val="single" w:sz="4" w:space="0" w:color="8EAADB"/>
+              <w:top w:val="single" w:sz="6" w:space="0" w:color="1F3864"/>
+              <w:left w:val="single" w:sz="6" w:space="0" w:color="1F3864"/>
+              <w:bottom w:val="single" w:sz="6" w:space="0" w:color="1F3864"/>
+              <w:right w:val="single" w:sz="6" w:space="0" w:color="1F3864"/>
             </w:tcBorders>
             <w:shd w:val="clear" w:color="auto" w:fill="D9E2F3"/>
             <w:tcMar>
@@ -6975,10 +6914,10 @@
           <w:tcPr>
             <w:tcW w:w="1567" w:type="dxa"/>
             <w:tcBorders>
-              <w:top w:val="single" w:sz="4" w:space="0" w:color="4472C4"/>
-              <w:left w:val="single" w:sz="4" w:space="0" w:color="4472C4"/>
-              <w:bottom w:val="single" w:sz="4" w:space="0" w:color="4472C4"/>
-              <w:right w:val="single" w:sz="4" w:space="0" w:color="4472C4"/>
+              <w:top w:val="single" w:sz="6" w:space="0" w:color="1F3864"/>
+              <w:left w:val="single" w:sz="6" w:space="0" w:color="1F3864"/>
+              <w:bottom w:val="single" w:sz="6" w:space="0" w:color="1F3864"/>
+              <w:right w:val="single" w:sz="6" w:space="0" w:color="1F3864"/>
             </w:tcBorders>
             <w:shd w:val="clear" w:color="auto" w:fill="4472C4"/>
             <w:tcMar>
@@ -7030,19 +6969,17 @@
         </w:tc>
       </w:tr>
       <w:tr>
-        <w:trPr>
-          <w:cantSplit/>
-        </w:trPr>
-        <w:tc>
-          <w:tcPr>
-            <w:tcW w:w="1567" w:type="dxa"/>
+        <w:trPr/>
+        <w:tc>
+          <w:tcPr>
+            <w:tcW w:w="1566" w:type="dxa"/>
             <w:gridSpan w:val="2"/>
             <w:vMerge/>
             <w:tcBorders>
-              <w:top w:val="single" w:sz="4" w:space="0" w:color="8EAADB"/>
-              <w:left w:val="single" w:sz="4" w:space="0" w:color="8EAADB"/>
-              <w:bottom w:val="single" w:sz="4" w:space="0" w:color="8EAADB"/>
-              <w:right w:val="single" w:sz="4" w:space="0" w:color="8EAADB"/>
+              <w:top w:val="single" w:sz="6" w:space="0" w:color="1F3864"/>
+              <w:left w:val="single" w:sz="6" w:space="0" w:color="1F3864"/>
+              <w:bottom w:val="single" w:sz="6" w:space="0" w:color="1F3864"/>
+              <w:right w:val="single" w:sz="6" w:space="0" w:color="1F3864"/>
             </w:tcBorders>
             <w:shd w:val="clear" w:color="auto" w:fill="D9E2F3"/>
           </w:tcPr>
@@ -7059,13 +6996,13 @@
         </w:tc>
         <w:tc>
           <w:tcPr>
-            <w:tcW w:w="1959" w:type="dxa"/>
+            <w:tcW w:w="1956" w:type="dxa"/>
             <w:gridSpan w:val="4"/>
             <w:tcBorders>
-              <w:top w:val="single" w:sz="4" w:space="0" w:color="4472C4"/>
-              <w:left w:val="single" w:sz="4" w:space="0" w:color="4472C4"/>
-              <w:bottom w:val="single" w:sz="4" w:space="0" w:color="4472C4"/>
-              <w:right w:val="single" w:sz="4" w:space="0" w:color="4472C4"/>
+              <w:top w:val="single" w:sz="6" w:space="0" w:color="1F3864"/>
+              <w:left w:val="single" w:sz="6" w:space="0" w:color="1F3864"/>
+              <w:bottom w:val="single" w:sz="6" w:space="0" w:color="1F3864"/>
+              <w:right w:val="single" w:sz="6" w:space="0" w:color="1F3864"/>
             </w:tcBorders>
             <w:shd w:val="clear" w:color="auto" w:fill="4472C4"/>
             <w:tcMar>
@@ -7104,13 +7041,13 @@
         </w:tc>
         <w:tc>
           <w:tcPr>
-            <w:tcW w:w="1959" w:type="dxa"/>
+            <w:tcW w:w="1957" w:type="dxa"/>
             <w:gridSpan w:val="3"/>
             <w:tcBorders>
-              <w:top w:val="single" w:sz="4" w:space="0" w:color="4472C4"/>
-              <w:left w:val="single" w:sz="4" w:space="0" w:color="4472C4"/>
-              <w:bottom w:val="single" w:sz="4" w:space="0" w:color="4472C4"/>
-              <w:right w:val="single" w:sz="4" w:space="0" w:color="4472C4"/>
+              <w:top w:val="single" w:sz="6" w:space="0" w:color="1F3864"/>
+              <w:left w:val="single" w:sz="6" w:space="0" w:color="1F3864"/>
+              <w:bottom w:val="single" w:sz="6" w:space="0" w:color="1F3864"/>
+              <w:right w:val="single" w:sz="6" w:space="0" w:color="1F3864"/>
             </w:tcBorders>
             <w:shd w:val="clear" w:color="auto" w:fill="4472C4"/>
             <w:tcMar>
@@ -7149,13 +7086,13 @@
         </w:tc>
         <w:tc>
           <w:tcPr>
-            <w:tcW w:w="1959" w:type="dxa"/>
+            <w:tcW w:w="1955" w:type="dxa"/>
             <w:gridSpan w:val="5"/>
             <w:tcBorders>
-              <w:top w:val="single" w:sz="4" w:space="0" w:color="4472C4"/>
-              <w:left w:val="single" w:sz="4" w:space="0" w:color="4472C4"/>
-              <w:bottom w:val="single" w:sz="4" w:space="0" w:color="4472C4"/>
-              <w:right w:val="single" w:sz="4" w:space="0" w:color="4472C4"/>
+              <w:top w:val="single" w:sz="6" w:space="0" w:color="1F3864"/>
+              <w:left w:val="single" w:sz="6" w:space="0" w:color="1F3864"/>
+              <w:bottom w:val="single" w:sz="6" w:space="0" w:color="1F3864"/>
+              <w:right w:val="single" w:sz="6" w:space="0" w:color="1F3864"/>
             </w:tcBorders>
             <w:shd w:val="clear" w:color="auto" w:fill="4472C4"/>
             <w:tcMar>
@@ -7194,13 +7131,13 @@
         </w:tc>
         <w:tc>
           <w:tcPr>
-            <w:tcW w:w="1959" w:type="dxa"/>
+            <w:tcW w:w="1958" w:type="dxa"/>
             <w:gridSpan w:val="2"/>
             <w:tcBorders>
-              <w:top w:val="single" w:sz="4" w:space="0" w:color="4472C4"/>
-              <w:left w:val="single" w:sz="4" w:space="0" w:color="4472C4"/>
-              <w:bottom w:val="single" w:sz="4" w:space="0" w:color="4472C4"/>
-              <w:right w:val="single" w:sz="4" w:space="0" w:color="4472C4"/>
+              <w:top w:val="single" w:sz="6" w:space="0" w:color="1F3864"/>
+              <w:left w:val="single" w:sz="6" w:space="0" w:color="1F3864"/>
+              <w:bottom w:val="single" w:sz="6" w:space="0" w:color="1F3864"/>
+              <w:right w:val="single" w:sz="6" w:space="0" w:color="1F3864"/>
             </w:tcBorders>
             <w:shd w:val="clear" w:color="auto" w:fill="4472C4"/>
             <w:tcMar>
@@ -7239,19 +7176,17 @@
         </w:tc>
       </w:tr>
       <w:tr>
-        <w:trPr>
-          <w:cantSplit/>
-        </w:trPr>
-        <w:tc>
-          <w:tcPr>
-            <w:tcW w:w="1567" w:type="dxa"/>
+        <w:trPr/>
+        <w:tc>
+          <w:tcPr>
+            <w:tcW w:w="1566" w:type="dxa"/>
             <w:gridSpan w:val="2"/>
             <w:vMerge/>
             <w:tcBorders>
-              <w:top w:val="single" w:sz="4" w:space="0" w:color="8EAADB"/>
-              <w:left w:val="single" w:sz="4" w:space="0" w:color="8EAADB"/>
-              <w:bottom w:val="single" w:sz="4" w:space="0" w:color="8EAADB"/>
-              <w:right w:val="single" w:sz="4" w:space="0" w:color="8EAADB"/>
+              <w:top w:val="single" w:sz="6" w:space="0" w:color="1F3864"/>
+              <w:left w:val="single" w:sz="6" w:space="0" w:color="1F3864"/>
+              <w:bottom w:val="single" w:sz="6" w:space="0" w:color="1F3864"/>
+              <w:right w:val="single" w:sz="6" w:space="0" w:color="1F3864"/>
             </w:tcBorders>
             <w:shd w:val="clear" w:color="auto" w:fill="D9E2F3"/>
           </w:tcPr>
@@ -7268,13 +7203,13 @@
         </w:tc>
         <w:tc>
           <w:tcPr>
-            <w:tcW w:w="1959" w:type="dxa"/>
+            <w:tcW w:w="1956" w:type="dxa"/>
             <w:gridSpan w:val="4"/>
             <w:tcBorders>
-              <w:top w:val="single" w:sz="4" w:space="0" w:color="8EAADB"/>
-              <w:left w:val="single" w:sz="4" w:space="0" w:color="8EAADB"/>
-              <w:bottom w:val="single" w:sz="4" w:space="0" w:color="8EAADB"/>
-              <w:right w:val="single" w:sz="4" w:space="0" w:color="8EAADB"/>
+              <w:top w:val="single" w:sz="6" w:space="0" w:color="1F3864"/>
+              <w:left w:val="single" w:sz="6" w:space="0" w:color="1F3864"/>
+              <w:bottom w:val="single" w:sz="6" w:space="0" w:color="1F3864"/>
+              <w:right w:val="single" w:sz="6" w:space="0" w:color="1F3864"/>
             </w:tcBorders>
             <w:shd w:val="clear" w:color="auto" w:fill="D9E2F3"/>
             <w:tcMar>
@@ -7306,13 +7241,13 @@
         </w:tc>
         <w:tc>
           <w:tcPr>
-            <w:tcW w:w="1959" w:type="dxa"/>
+            <w:tcW w:w="1957" w:type="dxa"/>
             <w:gridSpan w:val="3"/>
             <w:tcBorders>
-              <w:top w:val="single" w:sz="4" w:space="0" w:color="8EAADB"/>
-              <w:left w:val="single" w:sz="4" w:space="0" w:color="8EAADB"/>
-              <w:bottom w:val="single" w:sz="4" w:space="0" w:color="8EAADB"/>
-              <w:right w:val="single" w:sz="4" w:space="0" w:color="8EAADB"/>
+              <w:top w:val="single" w:sz="6" w:space="0" w:color="1F3864"/>
+              <w:left w:val="single" w:sz="6" w:space="0" w:color="1F3864"/>
+              <w:bottom w:val="single" w:sz="6" w:space="0" w:color="1F3864"/>
+              <w:right w:val="single" w:sz="6" w:space="0" w:color="1F3864"/>
             </w:tcBorders>
             <w:shd w:val="clear" w:color="auto" w:fill="D9E2F3"/>
             <w:tcMar>
@@ -7344,13 +7279,13 @@
         </w:tc>
         <w:tc>
           <w:tcPr>
-            <w:tcW w:w="1959" w:type="dxa"/>
+            <w:tcW w:w="1955" w:type="dxa"/>
             <w:gridSpan w:val="5"/>
             <w:tcBorders>
-              <w:top w:val="single" w:sz="4" w:space="0" w:color="8EAADB"/>
-              <w:left w:val="single" w:sz="4" w:space="0" w:color="8EAADB"/>
-              <w:bottom w:val="single" w:sz="4" w:space="0" w:color="8EAADB"/>
-              <w:right w:val="single" w:sz="4" w:space="0" w:color="8EAADB"/>
+              <w:top w:val="single" w:sz="6" w:space="0" w:color="1F3864"/>
+              <w:left w:val="single" w:sz="6" w:space="0" w:color="1F3864"/>
+              <w:bottom w:val="single" w:sz="6" w:space="0" w:color="1F3864"/>
+              <w:right w:val="single" w:sz="6" w:space="0" w:color="1F3864"/>
             </w:tcBorders>
             <w:shd w:val="clear" w:color="auto" w:fill="D9E2F3"/>
             <w:tcMar>
@@ -7382,13 +7317,13 @@
         </w:tc>
         <w:tc>
           <w:tcPr>
-            <w:tcW w:w="1959" w:type="dxa"/>
+            <w:tcW w:w="1958" w:type="dxa"/>
             <w:gridSpan w:val="2"/>
             <w:tcBorders>
-              <w:top w:val="single" w:sz="4" w:space="0" w:color="8EAADB"/>
-              <w:left w:val="single" w:sz="4" w:space="0" w:color="8EAADB"/>
-              <w:bottom w:val="single" w:sz="4" w:space="0" w:color="8EAADB"/>
-              <w:right w:val="single" w:sz="4" w:space="0" w:color="8EAADB"/>
+              <w:top w:val="single" w:sz="6" w:space="0" w:color="1F3864"/>
+              <w:left w:val="single" w:sz="6" w:space="0" w:color="1F3864"/>
+              <w:bottom w:val="single" w:sz="6" w:space="0" w:color="1F3864"/>
+              <w:right w:val="single" w:sz="6" w:space="0" w:color="1F3864"/>
             </w:tcBorders>
             <w:shd w:val="clear" w:color="auto" w:fill="D9E2F3"/>
             <w:tcMar>
@@ -7420,19 +7355,17 @@
         </w:tc>
       </w:tr>
       <w:tr>
-        <w:trPr>
-          <w:cantSplit/>
-        </w:trPr>
-        <w:tc>
-          <w:tcPr>
-            <w:tcW w:w="1567" w:type="dxa"/>
+        <w:trPr/>
+        <w:tc>
+          <w:tcPr>
+            <w:tcW w:w="1566" w:type="dxa"/>
             <w:gridSpan w:val="2"/>
             <w:vMerge/>
             <w:tcBorders>
-              <w:top w:val="single" w:sz="4" w:space="0" w:color="8EAADB"/>
-              <w:left w:val="single" w:sz="4" w:space="0" w:color="8EAADB"/>
-              <w:bottom w:val="single" w:sz="4" w:space="0" w:color="8EAADB"/>
-              <w:right w:val="single" w:sz="4" w:space="0" w:color="8EAADB"/>
+              <w:top w:val="single" w:sz="6" w:space="0" w:color="1F3864"/>
+              <w:left w:val="single" w:sz="6" w:space="0" w:color="1F3864"/>
+              <w:bottom w:val="single" w:sz="6" w:space="0" w:color="1F3864"/>
+              <w:right w:val="single" w:sz="6" w:space="0" w:color="1F3864"/>
             </w:tcBorders>
             <w:shd w:val="clear" w:color="auto" w:fill="D9E2F3"/>
           </w:tcPr>
@@ -7449,13 +7382,13 @@
         </w:tc>
         <w:tc>
           <w:tcPr>
-            <w:tcW w:w="1959" w:type="dxa"/>
+            <w:tcW w:w="1956" w:type="dxa"/>
             <w:gridSpan w:val="4"/>
             <w:tcBorders>
-              <w:top w:val="single" w:sz="4" w:space="0" w:color="8EAADB"/>
-              <w:left w:val="single" w:sz="4" w:space="0" w:color="8EAADB"/>
-              <w:bottom w:val="single" w:sz="4" w:space="0" w:color="8EAADB"/>
-              <w:right w:val="single" w:sz="4" w:space="0" w:color="8EAADB"/>
+              <w:top w:val="single" w:sz="6" w:space="0" w:color="1F3864"/>
+              <w:left w:val="single" w:sz="6" w:space="0" w:color="1F3864"/>
+              <w:bottom w:val="single" w:sz="6" w:space="0" w:color="1F3864"/>
+              <w:right w:val="single" w:sz="6" w:space="0" w:color="1F3864"/>
             </w:tcBorders>
             <w:shd w:val="clear" w:color="auto" w:fill="D9E2F3"/>
             <w:tcMar>
@@ -7487,13 +7420,13 @@
         </w:tc>
         <w:tc>
           <w:tcPr>
-            <w:tcW w:w="1959" w:type="dxa"/>
+            <w:tcW w:w="1957" w:type="dxa"/>
             <w:gridSpan w:val="3"/>
             <w:tcBorders>
-              <w:top w:val="single" w:sz="4" w:space="0" w:color="8EAADB"/>
-              <w:left w:val="single" w:sz="4" w:space="0" w:color="8EAADB"/>
-              <w:bottom w:val="single" w:sz="4" w:space="0" w:color="8EAADB"/>
-              <w:right w:val="single" w:sz="4" w:space="0" w:color="8EAADB"/>
+              <w:top w:val="single" w:sz="6" w:space="0" w:color="1F3864"/>
+              <w:left w:val="single" w:sz="6" w:space="0" w:color="1F3864"/>
+              <w:bottom w:val="single" w:sz="6" w:space="0" w:color="1F3864"/>
+              <w:right w:val="single" w:sz="6" w:space="0" w:color="1F3864"/>
             </w:tcBorders>
             <w:shd w:val="clear" w:color="auto" w:fill="D9E2F3"/>
             <w:tcMar>
@@ -7525,13 +7458,13 @@
         </w:tc>
         <w:tc>
           <w:tcPr>
-            <w:tcW w:w="1959" w:type="dxa"/>
+            <w:tcW w:w="1955" w:type="dxa"/>
             <w:gridSpan w:val="5"/>
             <w:tcBorders>
-              <w:top w:val="single" w:sz="4" w:space="0" w:color="8EAADB"/>
-              <w:left w:val="single" w:sz="4" w:space="0" w:color="8EAADB"/>
-              <w:bottom w:val="single" w:sz="4" w:space="0" w:color="8EAADB"/>
-              <w:right w:val="single" w:sz="4" w:space="0" w:color="8EAADB"/>
+              <w:top w:val="single" w:sz="6" w:space="0" w:color="1F3864"/>
+              <w:left w:val="single" w:sz="6" w:space="0" w:color="1F3864"/>
+              <w:bottom w:val="single" w:sz="6" w:space="0" w:color="1F3864"/>
+              <w:right w:val="single" w:sz="6" w:space="0" w:color="1F3864"/>
             </w:tcBorders>
             <w:shd w:val="clear" w:color="auto" w:fill="D9E2F3"/>
             <w:tcMar>
@@ -7563,13 +7496,13 @@
         </w:tc>
         <w:tc>
           <w:tcPr>
-            <w:tcW w:w="1959" w:type="dxa"/>
+            <w:tcW w:w="1958" w:type="dxa"/>
             <w:gridSpan w:val="2"/>
             <w:tcBorders>
-              <w:top w:val="single" w:sz="4" w:space="0" w:color="8EAADB"/>
-              <w:left w:val="single" w:sz="4" w:space="0" w:color="8EAADB"/>
-              <w:bottom w:val="single" w:sz="4" w:space="0" w:color="8EAADB"/>
-              <w:right w:val="single" w:sz="4" w:space="0" w:color="8EAADB"/>
+              <w:top w:val="single" w:sz="6" w:space="0" w:color="1F3864"/>
+              <w:left w:val="single" w:sz="6" w:space="0" w:color="1F3864"/>
+              <w:bottom w:val="single" w:sz="6" w:space="0" w:color="1F3864"/>
+              <w:right w:val="single" w:sz="6" w:space="0" w:color="1F3864"/>
             </w:tcBorders>
             <w:shd w:val="clear" w:color="auto" w:fill="D9E2F3"/>
             <w:tcMar>
@@ -7601,19 +7534,17 @@
         </w:tc>
       </w:tr>
       <w:tr>
-        <w:trPr>
-          <w:cantSplit/>
-        </w:trPr>
-        <w:tc>
-          <w:tcPr>
-            <w:tcW w:w="1567" w:type="dxa"/>
+        <w:trPr/>
+        <w:tc>
+          <w:tcPr>
+            <w:tcW w:w="1566" w:type="dxa"/>
             <w:gridSpan w:val="2"/>
             <w:vMerge/>
             <w:tcBorders>
-              <w:top w:val="single" w:sz="4" w:space="0" w:color="8EAADB"/>
-              <w:left w:val="single" w:sz="4" w:space="0" w:color="8EAADB"/>
-              <w:bottom w:val="single" w:sz="4" w:space="0" w:color="8EAADB"/>
-              <w:right w:val="single" w:sz="4" w:space="0" w:color="8EAADB"/>
+              <w:top w:val="single" w:sz="6" w:space="0" w:color="1F3864"/>
+              <w:left w:val="single" w:sz="6" w:space="0" w:color="1F3864"/>
+              <w:bottom w:val="single" w:sz="6" w:space="0" w:color="1F3864"/>
+              <w:right w:val="single" w:sz="6" w:space="0" w:color="1F3864"/>
             </w:tcBorders>
             <w:shd w:val="clear" w:color="auto" w:fill="D9E2F3"/>
           </w:tcPr>
@@ -7630,13 +7561,13 @@
         </w:tc>
         <w:tc>
           <w:tcPr>
-            <w:tcW w:w="1959" w:type="dxa"/>
+            <w:tcW w:w="1956" w:type="dxa"/>
             <w:gridSpan w:val="4"/>
             <w:tcBorders>
-              <w:top w:val="single" w:sz="4" w:space="0" w:color="8EAADB"/>
-              <w:left w:val="single" w:sz="4" w:space="0" w:color="8EAADB"/>
-              <w:bottom w:val="single" w:sz="4" w:space="0" w:color="8EAADB"/>
-              <w:right w:val="single" w:sz="4" w:space="0" w:color="8EAADB"/>
+              <w:top w:val="single" w:sz="6" w:space="0" w:color="1F3864"/>
+              <w:left w:val="single" w:sz="6" w:space="0" w:color="1F3864"/>
+              <w:bottom w:val="single" w:sz="6" w:space="0" w:color="1F3864"/>
+              <w:right w:val="single" w:sz="6" w:space="0" w:color="1F3864"/>
             </w:tcBorders>
             <w:shd w:val="clear" w:color="auto" w:fill="D9E2F3"/>
             <w:tcMar>
@@ -7668,13 +7599,13 @@
         </w:tc>
         <w:tc>
           <w:tcPr>
-            <w:tcW w:w="1959" w:type="dxa"/>
+            <w:tcW w:w="1957" w:type="dxa"/>
             <w:gridSpan w:val="3"/>
             <w:tcBorders>
-              <w:top w:val="single" w:sz="4" w:space="0" w:color="8EAADB"/>
-              <w:left w:val="single" w:sz="4" w:space="0" w:color="8EAADB"/>
-              <w:bottom w:val="single" w:sz="4" w:space="0" w:color="8EAADB"/>
-              <w:right w:val="single" w:sz="4" w:space="0" w:color="8EAADB"/>
+              <w:top w:val="single" w:sz="6" w:space="0" w:color="1F3864"/>
+              <w:left w:val="single" w:sz="6" w:space="0" w:color="1F3864"/>
+              <w:bottom w:val="single" w:sz="6" w:space="0" w:color="1F3864"/>
+              <w:right w:val="single" w:sz="6" w:space="0" w:color="1F3864"/>
             </w:tcBorders>
             <w:shd w:val="clear" w:color="auto" w:fill="D9E2F3"/>
             <w:tcMar>
@@ -7706,13 +7637,13 @@
         </w:tc>
         <w:tc>
           <w:tcPr>
-            <w:tcW w:w="1959" w:type="dxa"/>
+            <w:tcW w:w="1955" w:type="dxa"/>
             <w:gridSpan w:val="5"/>
             <w:tcBorders>
-              <w:top w:val="single" w:sz="4" w:space="0" w:color="8EAADB"/>
-              <w:left w:val="single" w:sz="4" w:space="0" w:color="8EAADB"/>
-              <w:bottom w:val="single" w:sz="4" w:space="0" w:color="8EAADB"/>
-              <w:right w:val="single" w:sz="4" w:space="0" w:color="8EAADB"/>
+              <w:top w:val="single" w:sz="6" w:space="0" w:color="1F3864"/>
+              <w:left w:val="single" w:sz="6" w:space="0" w:color="1F3864"/>
+              <w:bottom w:val="single" w:sz="6" w:space="0" w:color="1F3864"/>
+              <w:right w:val="single" w:sz="6" w:space="0" w:color="1F3864"/>
             </w:tcBorders>
             <w:shd w:val="clear" w:color="auto" w:fill="D9E2F3"/>
             <w:tcMar>
@@ -7744,13 +7675,13 @@
         </w:tc>
         <w:tc>
           <w:tcPr>
-            <w:tcW w:w="1959" w:type="dxa"/>
+            <w:tcW w:w="1958" w:type="dxa"/>
             <w:gridSpan w:val="2"/>
             <w:tcBorders>
-              <w:top w:val="single" w:sz="4" w:space="0" w:color="8EAADB"/>
-              <w:left w:val="single" w:sz="4" w:space="0" w:color="8EAADB"/>
-              <w:bottom w:val="single" w:sz="4" w:space="0" w:color="8EAADB"/>
-              <w:right w:val="single" w:sz="4" w:space="0" w:color="8EAADB"/>
+              <w:top w:val="single" w:sz="6" w:space="0" w:color="1F3864"/>
+              <w:left w:val="single" w:sz="6" w:space="0" w:color="1F3864"/>
+              <w:bottom w:val="single" w:sz="6" w:space="0" w:color="1F3864"/>
+              <w:right w:val="single" w:sz="6" w:space="0" w:color="1F3864"/>
             </w:tcBorders>
             <w:shd w:val="clear" w:color="auto" w:fill="D9E2F3"/>
             <w:tcMar>
@@ -7782,19 +7713,17 @@
         </w:tc>
       </w:tr>
       <w:tr>
-        <w:trPr>
-          <w:cantSplit/>
-        </w:trPr>
-        <w:tc>
-          <w:tcPr>
-            <w:tcW w:w="1567" w:type="dxa"/>
+        <w:trPr/>
+        <w:tc>
+          <w:tcPr>
+            <w:tcW w:w="1566" w:type="dxa"/>
             <w:gridSpan w:val="2"/>
             <w:vMerge/>
             <w:tcBorders>
-              <w:top w:val="single" w:sz="4" w:space="0" w:color="8EAADB"/>
-              <w:left w:val="single" w:sz="4" w:space="0" w:color="8EAADB"/>
-              <w:bottom w:val="single" w:sz="4" w:space="0" w:color="8EAADB"/>
-              <w:right w:val="single" w:sz="4" w:space="0" w:color="8EAADB"/>
+              <w:top w:val="single" w:sz="6" w:space="0" w:color="1F3864"/>
+              <w:left w:val="single" w:sz="6" w:space="0" w:color="1F3864"/>
+              <w:bottom w:val="single" w:sz="6" w:space="0" w:color="1F3864"/>
+              <w:right w:val="single" w:sz="6" w:space="0" w:color="1F3864"/>
             </w:tcBorders>
             <w:shd w:val="clear" w:color="auto" w:fill="D9E2F3"/>
           </w:tcPr>
@@ -7811,13 +7740,13 @@
         </w:tc>
         <w:tc>
           <w:tcPr>
-            <w:tcW w:w="6270" w:type="dxa"/>
+            <w:tcW w:w="6259" w:type="dxa"/>
             <w:gridSpan w:val="13"/>
             <w:tcBorders>
-              <w:top w:val="single" w:sz="4" w:space="0" w:color="8EAADB"/>
-              <w:left w:val="single" w:sz="4" w:space="0" w:color="8EAADB"/>
-              <w:bottom w:val="single" w:sz="4" w:space="0" w:color="8EAADB"/>
-              <w:right w:val="single" w:sz="4" w:space="0" w:color="8EAADB"/>
+              <w:top w:val="single" w:sz="6" w:space="0" w:color="1F3864"/>
+              <w:left w:val="single" w:sz="6" w:space="0" w:color="1F3864"/>
+              <w:bottom w:val="single" w:sz="6" w:space="0" w:color="1F3864"/>
+              <w:right w:val="single" w:sz="6" w:space="0" w:color="1F3864"/>
             </w:tcBorders>
             <w:shd w:val="clear" w:color="auto" w:fill="D9E2F3"/>
             <w:tcMar>
@@ -7864,10 +7793,10 @@
           <w:tcPr>
             <w:tcW w:w="1567" w:type="dxa"/>
             <w:tcBorders>
-              <w:top w:val="single" w:sz="4" w:space="0" w:color="4472C4"/>
-              <w:left w:val="single" w:sz="4" w:space="0" w:color="4472C4"/>
-              <w:bottom w:val="single" w:sz="4" w:space="0" w:color="4472C4"/>
-              <w:right w:val="single" w:sz="4" w:space="0" w:color="4472C4"/>
+              <w:top w:val="single" w:sz="6" w:space="0" w:color="1F3864"/>
+              <w:left w:val="single" w:sz="6" w:space="0" w:color="1F3864"/>
+              <w:bottom w:val="single" w:sz="6" w:space="0" w:color="1F3864"/>
+              <w:right w:val="single" w:sz="6" w:space="0" w:color="1F3864"/>
             </w:tcBorders>
             <w:shd w:val="clear" w:color="auto" w:fill="4472C4"/>
             <w:tcMar>
@@ -7919,19 +7848,17 @@
         </w:tc>
       </w:tr>
       <w:tr>
-        <w:trPr>
-          <w:cantSplit/>
-        </w:trPr>
-        <w:tc>
-          <w:tcPr>
-            <w:tcW w:w="1567" w:type="dxa"/>
+        <w:trPr/>
+        <w:tc>
+          <w:tcPr>
+            <w:tcW w:w="1566" w:type="dxa"/>
             <w:gridSpan w:val="2"/>
             <w:vMerge/>
             <w:tcBorders>
-              <w:top w:val="single" w:sz="4" w:space="0" w:color="8EAADB"/>
-              <w:left w:val="single" w:sz="4" w:space="0" w:color="8EAADB"/>
-              <w:bottom w:val="single" w:sz="4" w:space="0" w:color="8EAADB"/>
-              <w:right w:val="single" w:sz="4" w:space="0" w:color="8EAADB"/>
+              <w:top w:val="single" w:sz="6" w:space="0" w:color="1F3864"/>
+              <w:left w:val="single" w:sz="6" w:space="0" w:color="1F3864"/>
+              <w:bottom w:val="single" w:sz="6" w:space="0" w:color="1F3864"/>
+              <w:right w:val="single" w:sz="6" w:space="0" w:color="1F3864"/>
             </w:tcBorders>
             <w:shd w:val="clear" w:color="auto" w:fill="D9E2F3"/>
           </w:tcPr>
@@ -7948,13 +7875,13 @@
         </w:tc>
         <w:tc>
           <w:tcPr>
-            <w:tcW w:w="1959" w:type="dxa"/>
+            <w:tcW w:w="1956" w:type="dxa"/>
             <w:gridSpan w:val="4"/>
             <w:tcBorders>
-              <w:top w:val="single" w:sz="4" w:space="0" w:color="4472C4"/>
-              <w:left w:val="single" w:sz="4" w:space="0" w:color="4472C4"/>
-              <w:bottom w:val="single" w:sz="4" w:space="0" w:color="4472C4"/>
-              <w:right w:val="single" w:sz="4" w:space="0" w:color="4472C4"/>
+              <w:top w:val="single" w:sz="6" w:space="0" w:color="1F3864"/>
+              <w:left w:val="single" w:sz="6" w:space="0" w:color="1F3864"/>
+              <w:bottom w:val="single" w:sz="6" w:space="0" w:color="1F3864"/>
+              <w:right w:val="single" w:sz="6" w:space="0" w:color="1F3864"/>
             </w:tcBorders>
             <w:shd w:val="clear" w:color="auto" w:fill="4472C4"/>
             <w:tcMar>
@@ -7993,13 +7920,13 @@
         </w:tc>
         <w:tc>
           <w:tcPr>
-            <w:tcW w:w="1959" w:type="dxa"/>
+            <w:tcW w:w="1957" w:type="dxa"/>
             <w:gridSpan w:val="3"/>
             <w:tcBorders>
-              <w:top w:val="single" w:sz="4" w:space="0" w:color="4472C4"/>
-              <w:left w:val="single" w:sz="4" w:space="0" w:color="4472C4"/>
-              <w:bottom w:val="single" w:sz="4" w:space="0" w:color="4472C4"/>
-              <w:right w:val="single" w:sz="4" w:space="0" w:color="4472C4"/>
+              <w:top w:val="single" w:sz="6" w:space="0" w:color="1F3864"/>
+              <w:left w:val="single" w:sz="6" w:space="0" w:color="1F3864"/>
+              <w:bottom w:val="single" w:sz="6" w:space="0" w:color="1F3864"/>
+              <w:right w:val="single" w:sz="6" w:space="0" w:color="1F3864"/>
             </w:tcBorders>
             <w:shd w:val="clear" w:color="auto" w:fill="4472C4"/>
             <w:tcMar>
@@ -8038,13 +7965,13 @@
         </w:tc>
         <w:tc>
           <w:tcPr>
-            <w:tcW w:w="1959" w:type="dxa"/>
+            <w:tcW w:w="1955" w:type="dxa"/>
             <w:gridSpan w:val="5"/>
             <w:tcBorders>
-              <w:top w:val="single" w:sz="4" w:space="0" w:color="4472C4"/>
-              <w:left w:val="single" w:sz="4" w:space="0" w:color="4472C4"/>
-              <w:bottom w:val="single" w:sz="4" w:space="0" w:color="4472C4"/>
-              <w:right w:val="single" w:sz="4" w:space="0" w:color="4472C4"/>
+              <w:top w:val="single" w:sz="6" w:space="0" w:color="1F3864"/>
+              <w:left w:val="single" w:sz="6" w:space="0" w:color="1F3864"/>
+              <w:bottom w:val="single" w:sz="6" w:space="0" w:color="1F3864"/>
+              <w:right w:val="single" w:sz="6" w:space="0" w:color="1F3864"/>
             </w:tcBorders>
             <w:shd w:val="clear" w:color="auto" w:fill="4472C4"/>
             <w:tcMar>
@@ -8083,13 +8010,13 @@
         </w:tc>
         <w:tc>
           <w:tcPr>
-            <w:tcW w:w="1959" w:type="dxa"/>
+            <w:tcW w:w="1958" w:type="dxa"/>
             <w:gridSpan w:val="2"/>
             <w:tcBorders>
-              <w:top w:val="single" w:sz="4" w:space="0" w:color="4472C4"/>
-              <w:left w:val="single" w:sz="4" w:space="0" w:color="4472C4"/>
-              <w:bottom w:val="single" w:sz="4" w:space="0" w:color="4472C4"/>
-              <w:right w:val="single" w:sz="4" w:space="0" w:color="4472C4"/>
+              <w:top w:val="single" w:sz="6" w:space="0" w:color="1F3864"/>
+              <w:left w:val="single" w:sz="6" w:space="0" w:color="1F3864"/>
+              <w:bottom w:val="single" w:sz="6" w:space="0" w:color="1F3864"/>
+              <w:right w:val="single" w:sz="6" w:space="0" w:color="1F3864"/>
             </w:tcBorders>
             <w:shd w:val="clear" w:color="auto" w:fill="4472C4"/>
             <w:tcMar>
@@ -8128,19 +8055,17 @@
         </w:tc>
       </w:tr>
       <w:tr>
-        <w:trPr>
-          <w:cantSplit/>
-        </w:trPr>
-        <w:tc>
-          <w:tcPr>
-            <w:tcW w:w="1567" w:type="dxa"/>
+        <w:trPr/>
+        <w:tc>
+          <w:tcPr>
+            <w:tcW w:w="1566" w:type="dxa"/>
             <w:gridSpan w:val="2"/>
             <w:vMerge/>
             <w:tcBorders>
-              <w:top w:val="single" w:sz="4" w:space="0" w:color="8EAADB"/>
-              <w:left w:val="single" w:sz="4" w:space="0" w:color="8EAADB"/>
-              <w:bottom w:val="single" w:sz="4" w:space="0" w:color="8EAADB"/>
-              <w:right w:val="single" w:sz="4" w:space="0" w:color="8EAADB"/>
+              <w:top w:val="single" w:sz="6" w:space="0" w:color="1F3864"/>
+              <w:left w:val="single" w:sz="6" w:space="0" w:color="1F3864"/>
+              <w:bottom w:val="single" w:sz="6" w:space="0" w:color="1F3864"/>
+              <w:right w:val="single" w:sz="6" w:space="0" w:color="1F3864"/>
             </w:tcBorders>
             <w:shd w:val="clear" w:color="auto" w:fill="D9E2F3"/>
           </w:tcPr>
@@ -8157,13 +8082,13 @@
         </w:tc>
         <w:tc>
           <w:tcPr>
-            <w:tcW w:w="1959" w:type="dxa"/>
+            <w:tcW w:w="1956" w:type="dxa"/>
             <w:gridSpan w:val="4"/>
             <w:tcBorders>
-              <w:top w:val="single" w:sz="4" w:space="0" w:color="8EAADB"/>
-              <w:left w:val="single" w:sz="4" w:space="0" w:color="8EAADB"/>
-              <w:bottom w:val="single" w:sz="4" w:space="0" w:color="8EAADB"/>
-              <w:right w:val="single" w:sz="4" w:space="0" w:color="8EAADB"/>
+              <w:top w:val="single" w:sz="6" w:space="0" w:color="1F3864"/>
+              <w:left w:val="single" w:sz="6" w:space="0" w:color="1F3864"/>
+              <w:bottom w:val="single" w:sz="6" w:space="0" w:color="1F3864"/>
+              <w:right w:val="single" w:sz="6" w:space="0" w:color="1F3864"/>
             </w:tcBorders>
             <w:shd w:val="clear" w:color="auto" w:fill="D9E2F3"/>
             <w:tcMar>
@@ -8195,13 +8120,13 @@
         </w:tc>
         <w:tc>
           <w:tcPr>
-            <w:tcW w:w="1959" w:type="dxa"/>
+            <w:tcW w:w="1957" w:type="dxa"/>
             <w:gridSpan w:val="3"/>
             <w:tcBorders>
-              <w:top w:val="single" w:sz="4" w:space="0" w:color="8EAADB"/>
-              <w:left w:val="single" w:sz="4" w:space="0" w:color="8EAADB"/>
-              <w:bottom w:val="single" w:sz="4" w:space="0" w:color="8EAADB"/>
-              <w:right w:val="single" w:sz="4" w:space="0" w:color="8EAADB"/>
+              <w:top w:val="single" w:sz="6" w:space="0" w:color="1F3864"/>
+              <w:left w:val="single" w:sz="6" w:space="0" w:color="1F3864"/>
+              <w:bottom w:val="single" w:sz="6" w:space="0" w:color="1F3864"/>
+              <w:right w:val="single" w:sz="6" w:space="0" w:color="1F3864"/>
             </w:tcBorders>
             <w:shd w:val="clear" w:color="auto" w:fill="D9E2F3"/>
             <w:tcMar>
@@ -8233,13 +8158,13 @@
         </w:tc>
         <w:tc>
           <w:tcPr>
-            <w:tcW w:w="1959" w:type="dxa"/>
+            <w:tcW w:w="1955" w:type="dxa"/>
             <w:gridSpan w:val="5"/>
             <w:tcBorders>
-              <w:top w:val="single" w:sz="4" w:space="0" w:color="8EAADB"/>
-              <w:left w:val="single" w:sz="4" w:space="0" w:color="8EAADB"/>
-              <w:bottom w:val="single" w:sz="4" w:space="0" w:color="8EAADB"/>
-              <w:right w:val="single" w:sz="4" w:space="0" w:color="8EAADB"/>
+              <w:top w:val="single" w:sz="6" w:space="0" w:color="1F3864"/>
+              <w:left w:val="single" w:sz="6" w:space="0" w:color="1F3864"/>
+              <w:bottom w:val="single" w:sz="6" w:space="0" w:color="1F3864"/>
+              <w:right w:val="single" w:sz="6" w:space="0" w:color="1F3864"/>
             </w:tcBorders>
             <w:shd w:val="clear" w:color="auto" w:fill="D9E2F3"/>
             <w:tcMar>
@@ -8271,13 +8196,13 @@
         </w:tc>
         <w:tc>
           <w:tcPr>
-            <w:tcW w:w="1959" w:type="dxa"/>
+            <w:tcW w:w="1958" w:type="dxa"/>
             <w:gridSpan w:val="2"/>
             <w:tcBorders>
-              <w:top w:val="single" w:sz="4" w:space="0" w:color="8EAADB"/>
-              <w:left w:val="single" w:sz="4" w:space="0" w:color="8EAADB"/>
-              <w:bottom w:val="single" w:sz="4" w:space="0" w:color="8EAADB"/>
-              <w:right w:val="single" w:sz="4" w:space="0" w:color="8EAADB"/>
+              <w:top w:val="single" w:sz="6" w:space="0" w:color="1F3864"/>
+              <w:left w:val="single" w:sz="6" w:space="0" w:color="1F3864"/>
+              <w:bottom w:val="single" w:sz="6" w:space="0" w:color="1F3864"/>
+              <w:right w:val="single" w:sz="6" w:space="0" w:color="1F3864"/>
             </w:tcBorders>
             <w:shd w:val="clear" w:color="auto" w:fill="D9E2F3"/>
             <w:tcMar>
@@ -8309,19 +8234,17 @@
         </w:tc>
       </w:tr>
       <w:tr>
-        <w:trPr>
-          <w:cantSplit/>
-        </w:trPr>
-        <w:tc>
-          <w:tcPr>
-            <w:tcW w:w="1567" w:type="dxa"/>
+        <w:trPr/>
+        <w:tc>
+          <w:tcPr>
+            <w:tcW w:w="1566" w:type="dxa"/>
             <w:gridSpan w:val="2"/>
             <w:vMerge/>
             <w:tcBorders>
-              <w:top w:val="single" w:sz="4" w:space="0" w:color="8EAADB"/>
-              <w:left w:val="single" w:sz="4" w:space="0" w:color="8EAADB"/>
-              <w:bottom w:val="single" w:sz="4" w:space="0" w:color="8EAADB"/>
-              <w:right w:val="single" w:sz="4" w:space="0" w:color="8EAADB"/>
+              <w:top w:val="single" w:sz="6" w:space="0" w:color="1F3864"/>
+              <w:left w:val="single" w:sz="6" w:space="0" w:color="1F3864"/>
+              <w:bottom w:val="single" w:sz="6" w:space="0" w:color="1F3864"/>
+              <w:right w:val="single" w:sz="6" w:space="0" w:color="1F3864"/>
             </w:tcBorders>
             <w:shd w:val="clear" w:color="auto" w:fill="D9E2F3"/>
           </w:tcPr>
@@ -8338,13 +8261,13 @@
         </w:tc>
         <w:tc>
           <w:tcPr>
-            <w:tcW w:w="1959" w:type="dxa"/>
+            <w:tcW w:w="1956" w:type="dxa"/>
             <w:gridSpan w:val="4"/>
             <w:tcBorders>
-              <w:top w:val="single" w:sz="4" w:space="0" w:color="8EAADB"/>
-              <w:left w:val="single" w:sz="4" w:space="0" w:color="8EAADB"/>
-              <w:bottom w:val="single" w:sz="4" w:space="0" w:color="8EAADB"/>
-              <w:right w:val="single" w:sz="4" w:space="0" w:color="8EAADB"/>
+              <w:top w:val="single" w:sz="6" w:space="0" w:color="1F3864"/>
+              <w:left w:val="single" w:sz="6" w:space="0" w:color="1F3864"/>
+              <w:bottom w:val="single" w:sz="6" w:space="0" w:color="1F3864"/>
+              <w:right w:val="single" w:sz="6" w:space="0" w:color="1F3864"/>
             </w:tcBorders>
             <w:shd w:val="clear" w:color="auto" w:fill="D9E2F3"/>
             <w:tcMar>
@@ -8376,13 +8299,13 @@
         </w:tc>
         <w:tc>
           <w:tcPr>
-            <w:tcW w:w="1959" w:type="dxa"/>
+            <w:tcW w:w="1957" w:type="dxa"/>
             <w:gridSpan w:val="3"/>
             <w:tcBorders>
-              <w:top w:val="single" w:sz="4" w:space="0" w:color="8EAADB"/>
-              <w:left w:val="single" w:sz="4" w:space="0" w:color="8EAADB"/>
-              <w:bottom w:val="single" w:sz="4" w:space="0" w:color="8EAADB"/>
-              <w:right w:val="single" w:sz="4" w:space="0" w:color="8EAADB"/>
+              <w:top w:val="single" w:sz="6" w:space="0" w:color="1F3864"/>
+              <w:left w:val="single" w:sz="6" w:space="0" w:color="1F3864"/>
+              <w:bottom w:val="single" w:sz="6" w:space="0" w:color="1F3864"/>
+              <w:right w:val="single" w:sz="6" w:space="0" w:color="1F3864"/>
             </w:tcBorders>
             <w:shd w:val="clear" w:color="auto" w:fill="D9E2F3"/>
             <w:tcMar>
@@ -8414,13 +8337,13 @@
         </w:tc>
         <w:tc>
           <w:tcPr>
-            <w:tcW w:w="1959" w:type="dxa"/>
+            <w:tcW w:w="1955" w:type="dxa"/>
             <w:gridSpan w:val="5"/>
             <w:tcBorders>
-              <w:top w:val="single" w:sz="4" w:space="0" w:color="8EAADB"/>
-              <w:left w:val="single" w:sz="4" w:space="0" w:color="8EAADB"/>
-              <w:bottom w:val="single" w:sz="4" w:space="0" w:color="8EAADB"/>
-              <w:right w:val="single" w:sz="4" w:space="0" w:color="8EAADB"/>
+              <w:top w:val="single" w:sz="6" w:space="0" w:color="1F3864"/>
+              <w:left w:val="single" w:sz="6" w:space="0" w:color="1F3864"/>
+              <w:bottom w:val="single" w:sz="6" w:space="0" w:color="1F3864"/>
+              <w:right w:val="single" w:sz="6" w:space="0" w:color="1F3864"/>
             </w:tcBorders>
             <w:shd w:val="clear" w:color="auto" w:fill="D9E2F3"/>
             <w:tcMar>
@@ -8452,13 +8375,13 @@
         </w:tc>
         <w:tc>
           <w:tcPr>
-            <w:tcW w:w="1959" w:type="dxa"/>
+            <w:tcW w:w="1958" w:type="dxa"/>
             <w:gridSpan w:val="2"/>
             <w:tcBorders>
-              <w:top w:val="single" w:sz="4" w:space="0" w:color="8EAADB"/>
-              <w:left w:val="single" w:sz="4" w:space="0" w:color="8EAADB"/>
-              <w:bottom w:val="single" w:sz="4" w:space="0" w:color="8EAADB"/>
-              <w:right w:val="single" w:sz="4" w:space="0" w:color="8EAADB"/>
+              <w:top w:val="single" w:sz="6" w:space="0" w:color="1F3864"/>
+              <w:left w:val="single" w:sz="6" w:space="0" w:color="1F3864"/>
+              <w:bottom w:val="single" w:sz="6" w:space="0" w:color="1F3864"/>
+              <w:right w:val="single" w:sz="6" w:space="0" w:color="1F3864"/>
             </w:tcBorders>
             <w:shd w:val="clear" w:color="auto" w:fill="D9E2F3"/>
             <w:tcMar>
@@ -8490,19 +8413,17 @@
         </w:tc>
       </w:tr>
       <w:tr>
-        <w:trPr>
-          <w:cantSplit/>
-        </w:trPr>
-        <w:tc>
-          <w:tcPr>
-            <w:tcW w:w="1567" w:type="dxa"/>
+        <w:trPr/>
+        <w:tc>
+          <w:tcPr>
+            <w:tcW w:w="1566" w:type="dxa"/>
             <w:gridSpan w:val="2"/>
             <w:vMerge/>
             <w:tcBorders>
-              <w:top w:val="single" w:sz="4" w:space="0" w:color="8EAADB"/>
-              <w:left w:val="single" w:sz="4" w:space="0" w:color="8EAADB"/>
-              <w:bottom w:val="single" w:sz="4" w:space="0" w:color="8EAADB"/>
-              <w:right w:val="single" w:sz="4" w:space="0" w:color="8EAADB"/>
+              <w:top w:val="single" w:sz="6" w:space="0" w:color="1F3864"/>
+              <w:left w:val="single" w:sz="6" w:space="0" w:color="1F3864"/>
+              <w:bottom w:val="single" w:sz="6" w:space="0" w:color="1F3864"/>
+              <w:right w:val="single" w:sz="6" w:space="0" w:color="1F3864"/>
             </w:tcBorders>
             <w:shd w:val="clear" w:color="auto" w:fill="D9E2F3"/>
           </w:tcPr>
@@ -8519,13 +8440,13 @@
         </w:tc>
         <w:tc>
           <w:tcPr>
-            <w:tcW w:w="1959" w:type="dxa"/>
+            <w:tcW w:w="1956" w:type="dxa"/>
             <w:gridSpan w:val="4"/>
             <w:tcBorders>
-              <w:top w:val="single" w:sz="4" w:space="0" w:color="8EAADB"/>
-              <w:left w:val="single" w:sz="4" w:space="0" w:color="8EAADB"/>
-              <w:bottom w:val="single" w:sz="4" w:space="0" w:color="8EAADB"/>
-              <w:right w:val="single" w:sz="4" w:space="0" w:color="8EAADB"/>
+              <w:top w:val="single" w:sz="6" w:space="0" w:color="1F3864"/>
+              <w:left w:val="single" w:sz="6" w:space="0" w:color="1F3864"/>
+              <w:bottom w:val="single" w:sz="6" w:space="0" w:color="1F3864"/>
+              <w:right w:val="single" w:sz="6" w:space="0" w:color="1F3864"/>
             </w:tcBorders>
             <w:shd w:val="clear" w:color="auto" w:fill="D9E2F3"/>
             <w:tcMar>
@@ -8557,13 +8478,13 @@
         </w:tc>
         <w:tc>
           <w:tcPr>
-            <w:tcW w:w="1959" w:type="dxa"/>
+            <w:tcW w:w="1957" w:type="dxa"/>
             <w:gridSpan w:val="3"/>
             <w:tcBorders>
-              <w:top w:val="single" w:sz="4" w:space="0" w:color="8EAADB"/>
-              <w:left w:val="single" w:sz="4" w:space="0" w:color="8EAADB"/>
-              <w:bottom w:val="single" w:sz="4" w:space="0" w:color="8EAADB"/>
-              <w:right w:val="single" w:sz="4" w:space="0" w:color="8EAADB"/>
+              <w:top w:val="single" w:sz="6" w:space="0" w:color="1F3864"/>
+              <w:left w:val="single" w:sz="6" w:space="0" w:color="1F3864"/>
+              <w:bottom w:val="single" w:sz="6" w:space="0" w:color="1F3864"/>
+              <w:right w:val="single" w:sz="6" w:space="0" w:color="1F3864"/>
             </w:tcBorders>
             <w:shd w:val="clear" w:color="auto" w:fill="D9E2F3"/>
             <w:tcMar>
@@ -8595,13 +8516,13 @@
         </w:tc>
         <w:tc>
           <w:tcPr>
-            <w:tcW w:w="1959" w:type="dxa"/>
+            <w:tcW w:w="1955" w:type="dxa"/>
             <w:gridSpan w:val="5"/>
             <w:tcBorders>
-              <w:top w:val="single" w:sz="4" w:space="0" w:color="8EAADB"/>
-              <w:left w:val="single" w:sz="4" w:space="0" w:color="8EAADB"/>
-              <w:bottom w:val="single" w:sz="4" w:space="0" w:color="8EAADB"/>
-              <w:right w:val="single" w:sz="4" w:space="0" w:color="8EAADB"/>
+              <w:top w:val="single" w:sz="6" w:space="0" w:color="1F3864"/>
+              <w:left w:val="single" w:sz="6" w:space="0" w:color="1F3864"/>
+              <w:bottom w:val="single" w:sz="6" w:space="0" w:color="1F3864"/>
+              <w:right w:val="single" w:sz="6" w:space="0" w:color="1F3864"/>
             </w:tcBorders>
             <w:shd w:val="clear" w:color="auto" w:fill="D9E2F3"/>
             <w:tcMar>
@@ -8633,13 +8554,13 @@
         </w:tc>
         <w:tc>
           <w:tcPr>
-            <w:tcW w:w="1959" w:type="dxa"/>
+            <w:tcW w:w="1958" w:type="dxa"/>
             <w:gridSpan w:val="2"/>
             <w:tcBorders>
-              <w:top w:val="single" w:sz="4" w:space="0" w:color="8EAADB"/>
-              <w:left w:val="single" w:sz="4" w:space="0" w:color="8EAADB"/>
-              <w:bottom w:val="single" w:sz="4" w:space="0" w:color="8EAADB"/>
-              <w:right w:val="single" w:sz="4" w:space="0" w:color="8EAADB"/>
+              <w:top w:val="single" w:sz="6" w:space="0" w:color="1F3864"/>
+              <w:left w:val="single" w:sz="6" w:space="0" w:color="1F3864"/>
+              <w:bottom w:val="single" w:sz="6" w:space="0" w:color="1F3864"/>
+              <w:right w:val="single" w:sz="6" w:space="0" w:color="1F3864"/>
             </w:tcBorders>
             <w:shd w:val="clear" w:color="auto" w:fill="D9E2F3"/>
             <w:tcMar>
@@ -8671,19 +8592,17 @@
         </w:tc>
       </w:tr>
       <w:tr>
-        <w:trPr>
-          <w:cantSplit/>
-        </w:trPr>
-        <w:tc>
-          <w:tcPr>
-            <w:tcW w:w="1567" w:type="dxa"/>
+        <w:trPr/>
+        <w:tc>
+          <w:tcPr>
+            <w:tcW w:w="1566" w:type="dxa"/>
             <w:gridSpan w:val="2"/>
             <w:vMerge/>
             <w:tcBorders>
-              <w:top w:val="single" w:sz="4" w:space="0" w:color="8EAADB"/>
-              <w:left w:val="single" w:sz="4" w:space="0" w:color="8EAADB"/>
-              <w:bottom w:val="single" w:sz="4" w:space="0" w:color="8EAADB"/>
-              <w:right w:val="single" w:sz="4" w:space="0" w:color="8EAADB"/>
+              <w:top w:val="single" w:sz="6" w:space="0" w:color="1F3864"/>
+              <w:left w:val="single" w:sz="6" w:space="0" w:color="1F3864"/>
+              <w:bottom w:val="single" w:sz="6" w:space="0" w:color="1F3864"/>
+              <w:right w:val="single" w:sz="6" w:space="0" w:color="1F3864"/>
             </w:tcBorders>
             <w:shd w:val="clear" w:color="auto" w:fill="D9E2F3"/>
           </w:tcPr>
@@ -8700,13 +8619,13 @@
         </w:tc>
         <w:tc>
           <w:tcPr>
-            <w:tcW w:w="6270" w:type="dxa"/>
+            <w:tcW w:w="6259" w:type="dxa"/>
             <w:gridSpan w:val="13"/>
             <w:tcBorders>
-              <w:top w:val="single" w:sz="4" w:space="0" w:color="8EAADB"/>
-              <w:left w:val="single" w:sz="4" w:space="0" w:color="8EAADB"/>
-              <w:bottom w:val="single" w:sz="4" w:space="0" w:color="8EAADB"/>
-              <w:right w:val="single" w:sz="4" w:space="0" w:color="8EAADB"/>
+              <w:top w:val="single" w:sz="6" w:space="0" w:color="1F3864"/>
+              <w:left w:val="single" w:sz="6" w:space="0" w:color="1F3864"/>
+              <w:bottom w:val="single" w:sz="6" w:space="0" w:color="1F3864"/>
+              <w:right w:val="single" w:sz="6" w:space="0" w:color="1F3864"/>
             </w:tcBorders>
             <w:shd w:val="clear" w:color="auto" w:fill="D9E2F3"/>
             <w:tcMar>
@@ -8753,10 +8672,10 @@
           <w:tcPr>
             <w:tcW w:w="1567" w:type="dxa"/>
             <w:tcBorders>
-              <w:top w:val="single" w:sz="4" w:space="0" w:color="4472C4"/>
-              <w:left w:val="single" w:sz="4" w:space="0" w:color="4472C4"/>
-              <w:bottom w:val="single" w:sz="4" w:space="0" w:color="4472C4"/>
-              <w:right w:val="single" w:sz="4" w:space="0" w:color="4472C4"/>
+              <w:top w:val="single" w:sz="6" w:space="0" w:color="1F3864"/>
+              <w:left w:val="single" w:sz="6" w:space="0" w:color="1F3864"/>
+              <w:bottom w:val="single" w:sz="6" w:space="0" w:color="1F3864"/>
+              <w:right w:val="single" w:sz="6" w:space="0" w:color="1F3864"/>
             </w:tcBorders>
             <w:shd w:val="clear" w:color="auto" w:fill="4472C4"/>
             <w:tcMar>
@@ -8808,19 +8727,17 @@
         </w:tc>
       </w:tr>
       <w:tr>
-        <w:trPr>
-          <w:cantSplit/>
-        </w:trPr>
-        <w:tc>
-          <w:tcPr>
-            <w:tcW w:w="1567" w:type="dxa"/>
+        <w:trPr/>
+        <w:tc>
+          <w:tcPr>
+            <w:tcW w:w="1566" w:type="dxa"/>
             <w:gridSpan w:val="2"/>
             <w:vMerge/>
             <w:tcBorders>
-              <w:top w:val="single" w:sz="4" w:space="0" w:color="8EAADB"/>
-              <w:left w:val="single" w:sz="4" w:space="0" w:color="8EAADB"/>
-              <w:bottom w:val="single" w:sz="4" w:space="0" w:color="8EAADB"/>
-              <w:right w:val="single" w:sz="4" w:space="0" w:color="8EAADB"/>
+              <w:top w:val="single" w:sz="6" w:space="0" w:color="1F3864"/>
+              <w:left w:val="single" w:sz="6" w:space="0" w:color="1F3864"/>
+              <w:bottom w:val="single" w:sz="6" w:space="0" w:color="1F3864"/>
+              <w:right w:val="single" w:sz="6" w:space="0" w:color="1F3864"/>
             </w:tcBorders>
             <w:shd w:val="clear" w:color="auto" w:fill="D9E2F3"/>
           </w:tcPr>
@@ -8837,13 +8754,13 @@
         </w:tc>
         <w:tc>
           <w:tcPr>
-            <w:tcW w:w="1959" w:type="dxa"/>
+            <w:tcW w:w="1956" w:type="dxa"/>
             <w:gridSpan w:val="4"/>
             <w:tcBorders>
-              <w:top w:val="single" w:sz="4" w:space="0" w:color="4472C4"/>
-              <w:left w:val="single" w:sz="4" w:space="0" w:color="4472C4"/>
-              <w:bottom w:val="single" w:sz="4" w:space="0" w:color="4472C4"/>
-              <w:right w:val="single" w:sz="4" w:space="0" w:color="4472C4"/>
+              <w:top w:val="single" w:sz="6" w:space="0" w:color="1F3864"/>
+              <w:left w:val="single" w:sz="6" w:space="0" w:color="1F3864"/>
+              <w:bottom w:val="single" w:sz="6" w:space="0" w:color="1F3864"/>
+              <w:right w:val="single" w:sz="6" w:space="0" w:color="1F3864"/>
             </w:tcBorders>
             <w:shd w:val="clear" w:color="auto" w:fill="4472C4"/>
             <w:tcMar>
@@ -8882,13 +8799,13 @@
         </w:tc>
         <w:tc>
           <w:tcPr>
-            <w:tcW w:w="1959" w:type="dxa"/>
+            <w:tcW w:w="1957" w:type="dxa"/>
             <w:gridSpan w:val="3"/>
             <w:tcBorders>
-              <w:top w:val="single" w:sz="4" w:space="0" w:color="4472C4"/>
-              <w:left w:val="single" w:sz="4" w:space="0" w:color="4472C4"/>
-              <w:bottom w:val="single" w:sz="4" w:space="0" w:color="4472C4"/>
-              <w:right w:val="single" w:sz="4" w:space="0" w:color="4472C4"/>
+              <w:top w:val="single" w:sz="6" w:space="0" w:color="1F3864"/>
+              <w:left w:val="single" w:sz="6" w:space="0" w:color="1F3864"/>
+              <w:bottom w:val="single" w:sz="6" w:space="0" w:color="1F3864"/>
+              <w:right w:val="single" w:sz="6" w:space="0" w:color="1F3864"/>
             </w:tcBorders>
             <w:shd w:val="clear" w:color="auto" w:fill="4472C4"/>
             <w:tcMar>
@@ -8927,13 +8844,13 @@
         </w:tc>
         <w:tc>
           <w:tcPr>
-            <w:tcW w:w="1959" w:type="dxa"/>
+            <w:tcW w:w="1955" w:type="dxa"/>
             <w:gridSpan w:val="5"/>
             <w:tcBorders>
-              <w:top w:val="single" w:sz="4" w:space="0" w:color="4472C4"/>
-              <w:left w:val="single" w:sz="4" w:space="0" w:color="4472C4"/>
-              <w:bottom w:val="single" w:sz="4" w:space="0" w:color="4472C4"/>
-              <w:right w:val="single" w:sz="4" w:space="0" w:color="4472C4"/>
+              <w:top w:val="single" w:sz="6" w:space="0" w:color="1F3864"/>
+              <w:left w:val="single" w:sz="6" w:space="0" w:color="1F3864"/>
+              <w:bottom w:val="single" w:sz="6" w:space="0" w:color="1F3864"/>
+              <w:right w:val="single" w:sz="6" w:space="0" w:color="1F3864"/>
             </w:tcBorders>
             <w:shd w:val="clear" w:color="auto" w:fill="4472C4"/>
             <w:tcMar>
@@ -8972,13 +8889,13 @@
         </w:tc>
         <w:tc>
           <w:tcPr>
-            <w:tcW w:w="1959" w:type="dxa"/>
+            <w:tcW w:w="1958" w:type="dxa"/>
             <w:gridSpan w:val="2"/>
             <w:tcBorders>
-              <w:top w:val="single" w:sz="4" w:space="0" w:color="4472C4"/>
-              <w:left w:val="single" w:sz="4" w:space="0" w:color="4472C4"/>
-              <w:bottom w:val="single" w:sz="4" w:space="0" w:color="4472C4"/>
-              <w:right w:val="single" w:sz="4" w:space="0" w:color="4472C4"/>
+              <w:top w:val="single" w:sz="6" w:space="0" w:color="1F3864"/>
+              <w:left w:val="single" w:sz="6" w:space="0" w:color="1F3864"/>
+              <w:bottom w:val="single" w:sz="6" w:space="0" w:color="1F3864"/>
+              <w:right w:val="single" w:sz="6" w:space="0" w:color="1F3864"/>
             </w:tcBorders>
             <w:shd w:val="clear" w:color="auto" w:fill="4472C4"/>
             <w:tcMar>
@@ -9017,19 +8934,17 @@
         </w:tc>
       </w:tr>
       <w:tr>
-        <w:trPr>
-          <w:cantSplit/>
-        </w:trPr>
-        <w:tc>
-          <w:tcPr>
-            <w:tcW w:w="1567" w:type="dxa"/>
+        <w:trPr/>
+        <w:tc>
+          <w:tcPr>
+            <w:tcW w:w="1566" w:type="dxa"/>
             <w:gridSpan w:val="2"/>
             <w:vMerge/>
             <w:tcBorders>
-              <w:top w:val="single" w:sz="4" w:space="0" w:color="8EAADB"/>
-              <w:left w:val="single" w:sz="4" w:space="0" w:color="8EAADB"/>
-              <w:bottom w:val="single" w:sz="4" w:space="0" w:color="8EAADB"/>
-              <w:right w:val="single" w:sz="4" w:space="0" w:color="8EAADB"/>
+              <w:top w:val="single" w:sz="6" w:space="0" w:color="1F3864"/>
+              <w:left w:val="single" w:sz="6" w:space="0" w:color="1F3864"/>
+              <w:bottom w:val="single" w:sz="6" w:space="0" w:color="1F3864"/>
+              <w:right w:val="single" w:sz="6" w:space="0" w:color="1F3864"/>
             </w:tcBorders>
             <w:shd w:val="clear" w:color="auto" w:fill="D9E2F3"/>
           </w:tcPr>
@@ -9046,13 +8961,13 @@
         </w:tc>
         <w:tc>
           <w:tcPr>
-            <w:tcW w:w="1959" w:type="dxa"/>
+            <w:tcW w:w="1956" w:type="dxa"/>
             <w:gridSpan w:val="4"/>
             <w:tcBorders>
-              <w:top w:val="single" w:sz="4" w:space="0" w:color="8EAADB"/>
-              <w:left w:val="single" w:sz="4" w:space="0" w:color="8EAADB"/>
-              <w:bottom w:val="single" w:sz="4" w:space="0" w:color="8EAADB"/>
-              <w:right w:val="single" w:sz="4" w:space="0" w:color="8EAADB"/>
+              <w:top w:val="single" w:sz="6" w:space="0" w:color="1F3864"/>
+              <w:left w:val="single" w:sz="6" w:space="0" w:color="1F3864"/>
+              <w:bottom w:val="single" w:sz="6" w:space="0" w:color="1F3864"/>
+              <w:right w:val="single" w:sz="6" w:space="0" w:color="1F3864"/>
             </w:tcBorders>
             <w:shd w:val="clear" w:color="auto" w:fill="D9E2F3"/>
             <w:tcMar>
@@ -9084,13 +8999,13 @@
         </w:tc>
         <w:tc>
           <w:tcPr>
-            <w:tcW w:w="1959" w:type="dxa"/>
+            <w:tcW w:w="1957" w:type="dxa"/>
             <w:gridSpan w:val="3"/>
             <w:tcBorders>
-              <w:top w:val="single" w:sz="4" w:space="0" w:color="8EAADB"/>
-              <w:left w:val="single" w:sz="4" w:space="0" w:color="8EAADB"/>
-              <w:bottom w:val="single" w:sz="4" w:space="0" w:color="8EAADB"/>
-              <w:right w:val="single" w:sz="4" w:space="0" w:color="8EAADB"/>
+              <w:top w:val="single" w:sz="6" w:space="0" w:color="1F3864"/>
+              <w:left w:val="single" w:sz="6" w:space="0" w:color="1F3864"/>
+              <w:bottom w:val="single" w:sz="6" w:space="0" w:color="1F3864"/>
+              <w:right w:val="single" w:sz="6" w:space="0" w:color="1F3864"/>
             </w:tcBorders>
             <w:shd w:val="clear" w:color="auto" w:fill="D9E2F3"/>
             <w:tcMar>
@@ -9122,13 +9037,13 @@
         </w:tc>
         <w:tc>
           <w:tcPr>
-            <w:tcW w:w="1959" w:type="dxa"/>
+            <w:tcW w:w="1955" w:type="dxa"/>
             <w:gridSpan w:val="5"/>
             <w:tcBorders>
-              <w:top w:val="single" w:sz="4" w:space="0" w:color="8EAADB"/>
-              <w:left w:val="single" w:sz="4" w:space="0" w:color="8EAADB"/>
-              <w:bottom w:val="single" w:sz="4" w:space="0" w:color="8EAADB"/>
-              <w:right w:val="single" w:sz="4" w:space="0" w:color="8EAADB"/>
+              <w:top w:val="single" w:sz="6" w:space="0" w:color="1F3864"/>
+              <w:left w:val="single" w:sz="6" w:space="0" w:color="1F3864"/>
+              <w:bottom w:val="single" w:sz="6" w:space="0" w:color="1F3864"/>
+              <w:right w:val="single" w:sz="6" w:space="0" w:color="1F3864"/>
             </w:tcBorders>
             <w:shd w:val="clear" w:color="auto" w:fill="D9E2F3"/>
             <w:tcMar>
@@ -9160,13 +9075,13 @@
         </w:tc>
         <w:tc>
           <w:tcPr>
-            <w:tcW w:w="1959" w:type="dxa"/>
+            <w:tcW w:w="1958" w:type="dxa"/>
             <w:gridSpan w:val="2"/>
             <w:tcBorders>
-              <w:top w:val="single" w:sz="4" w:space="0" w:color="8EAADB"/>
-              <w:left w:val="single" w:sz="4" w:space="0" w:color="8EAADB"/>
-              <w:bottom w:val="single" w:sz="4" w:space="0" w:color="8EAADB"/>
-              <w:right w:val="single" w:sz="4" w:space="0" w:color="8EAADB"/>
+              <w:top w:val="single" w:sz="6" w:space="0" w:color="1F3864"/>
+              <w:left w:val="single" w:sz="6" w:space="0" w:color="1F3864"/>
+              <w:bottom w:val="single" w:sz="6" w:space="0" w:color="1F3864"/>
+              <w:right w:val="single" w:sz="6" w:space="0" w:color="1F3864"/>
             </w:tcBorders>
             <w:shd w:val="clear" w:color="auto" w:fill="D9E2F3"/>
             <w:tcMar>
@@ -9198,19 +9113,17 @@
         </w:tc>
       </w:tr>
       <w:tr>
-        <w:trPr>
-          <w:cantSplit/>
-        </w:trPr>
-        <w:tc>
-          <w:tcPr>
-            <w:tcW w:w="1567" w:type="dxa"/>
+        <w:trPr/>
+        <w:tc>
+          <w:tcPr>
+            <w:tcW w:w="1566" w:type="dxa"/>
             <w:gridSpan w:val="2"/>
             <w:vMerge/>
             <w:tcBorders>
-              <w:top w:val="single" w:sz="4" w:space="0" w:color="8EAADB"/>
-              <w:left w:val="single" w:sz="4" w:space="0" w:color="8EAADB"/>
-              <w:bottom w:val="single" w:sz="4" w:space="0" w:color="8EAADB"/>
-              <w:right w:val="single" w:sz="4" w:space="0" w:color="8EAADB"/>
+              <w:top w:val="single" w:sz="6" w:space="0" w:color="1F3864"/>
+              <w:left w:val="single" w:sz="6" w:space="0" w:color="1F3864"/>
+              <w:bottom w:val="single" w:sz="6" w:space="0" w:color="1F3864"/>
+              <w:right w:val="single" w:sz="6" w:space="0" w:color="1F3864"/>
             </w:tcBorders>
             <w:shd w:val="clear" w:color="auto" w:fill="D9E2F3"/>
           </w:tcPr>
@@ -9227,13 +9140,13 @@
         </w:tc>
         <w:tc>
           <w:tcPr>
-            <w:tcW w:w="1959" w:type="dxa"/>
+            <w:tcW w:w="1956" w:type="dxa"/>
             <w:gridSpan w:val="4"/>
             <w:tcBorders>
-              <w:top w:val="single" w:sz="4" w:space="0" w:color="8EAADB"/>
-              <w:left w:val="single" w:sz="4" w:space="0" w:color="8EAADB"/>
-              <w:bottom w:val="single" w:sz="4" w:space="0" w:color="8EAADB"/>
-              <w:right w:val="single" w:sz="4" w:space="0" w:color="8EAADB"/>
+              <w:top w:val="single" w:sz="6" w:space="0" w:color="1F3864"/>
+              <w:left w:val="single" w:sz="6" w:space="0" w:color="1F3864"/>
+              <w:bottom w:val="single" w:sz="6" w:space="0" w:color="1F3864"/>
+              <w:right w:val="single" w:sz="6" w:space="0" w:color="1F3864"/>
             </w:tcBorders>
             <w:shd w:val="clear" w:color="auto" w:fill="D9E2F3"/>
             <w:tcMar>
@@ -9265,13 +9178,13 @@
         </w:tc>
         <w:tc>
           <w:tcPr>
-            <w:tcW w:w="1959" w:type="dxa"/>
+            <w:tcW w:w="1957" w:type="dxa"/>
             <w:gridSpan w:val="3"/>
             <w:tcBorders>
-              <w:top w:val="single" w:sz="4" w:space="0" w:color="8EAADB"/>
-              <w:left w:val="single" w:sz="4" w:space="0" w:color="8EAADB"/>
-              <w:bottom w:val="single" w:sz="4" w:space="0" w:color="8EAADB"/>
-              <w:right w:val="single" w:sz="4" w:space="0" w:color="8EAADB"/>
+              <w:top w:val="single" w:sz="6" w:space="0" w:color="1F3864"/>
+              <w:left w:val="single" w:sz="6" w:space="0" w:color="1F3864"/>
+              <w:bottom w:val="single" w:sz="6" w:space="0" w:color="1F3864"/>
+              <w:right w:val="single" w:sz="6" w:space="0" w:color="1F3864"/>
             </w:tcBorders>
             <w:shd w:val="clear" w:color="auto" w:fill="D9E2F3"/>
             <w:tcMar>
@@ -9303,13 +9216,13 @@
         </w:tc>
         <w:tc>
           <w:tcPr>
-            <w:tcW w:w="1959" w:type="dxa"/>
+            <w:tcW w:w="1955" w:type="dxa"/>
             <w:gridSpan w:val="5"/>
             <w:tcBorders>
-              <w:top w:val="single" w:sz="4" w:space="0" w:color="8EAADB"/>
-              <w:left w:val="single" w:sz="4" w:space="0" w:color="8EAADB"/>
-              <w:bottom w:val="single" w:sz="4" w:space="0" w:color="8EAADB"/>
-              <w:right w:val="single" w:sz="4" w:space="0" w:color="8EAADB"/>
+              <w:top w:val="single" w:sz="6" w:space="0" w:color="1F3864"/>
+              <w:left w:val="single" w:sz="6" w:space="0" w:color="1F3864"/>
+              <w:bottom w:val="single" w:sz="6" w:space="0" w:color="1F3864"/>
+              <w:right w:val="single" w:sz="6" w:space="0" w:color="1F3864"/>
             </w:tcBorders>
             <w:shd w:val="clear" w:color="auto" w:fill="D9E2F3"/>
             <w:tcMar>
@@ -9341,13 +9254,13 @@
         </w:tc>
         <w:tc>
           <w:tcPr>
-            <w:tcW w:w="1959" w:type="dxa"/>
+            <w:tcW w:w="1958" w:type="dxa"/>
             <w:gridSpan w:val="2"/>
             <w:tcBorders>
-              <w:top w:val="single" w:sz="4" w:space="0" w:color="8EAADB"/>
-              <w:left w:val="single" w:sz="4" w:space="0" w:color="8EAADB"/>
-              <w:bottom w:val="single" w:sz="4" w:space="0" w:color="8EAADB"/>
-              <w:right w:val="single" w:sz="4" w:space="0" w:color="8EAADB"/>
+              <w:top w:val="single" w:sz="6" w:space="0" w:color="1F3864"/>
+              <w:left w:val="single" w:sz="6" w:space="0" w:color="1F3864"/>
+              <w:bottom w:val="single" w:sz="6" w:space="0" w:color="1F3864"/>
+              <w:right w:val="single" w:sz="6" w:space="0" w:color="1F3864"/>
             </w:tcBorders>
             <w:shd w:val="clear" w:color="auto" w:fill="D9E2F3"/>
             <w:tcMar>
@@ -9379,19 +9292,17 @@
         </w:tc>
       </w:tr>
       <w:tr>
-        <w:trPr>
-          <w:cantSplit/>
-        </w:trPr>
-        <w:tc>
-          <w:tcPr>
-            <w:tcW w:w="1567" w:type="dxa"/>
+        <w:trPr/>
+        <w:tc>
+          <w:tcPr>
+            <w:tcW w:w="1566" w:type="dxa"/>
             <w:gridSpan w:val="2"/>
             <w:vMerge/>
             <w:tcBorders>
-              <w:top w:val="single" w:sz="4" w:space="0" w:color="8EAADB"/>
-              <w:left w:val="single" w:sz="4" w:space="0" w:color="8EAADB"/>
-              <w:bottom w:val="single" w:sz="4" w:space="0" w:color="8EAADB"/>
-              <w:right w:val="single" w:sz="4" w:space="0" w:color="8EAADB"/>
+              <w:top w:val="single" w:sz="6" w:space="0" w:color="1F3864"/>
+              <w:left w:val="single" w:sz="6" w:space="0" w:color="1F3864"/>
+              <w:bottom w:val="single" w:sz="6" w:space="0" w:color="1F3864"/>
+              <w:right w:val="single" w:sz="6" w:space="0" w:color="1F3864"/>
             </w:tcBorders>
             <w:shd w:val="clear" w:color="auto" w:fill="D9E2F3"/>
           </w:tcPr>
@@ -9408,13 +9319,13 @@
         </w:tc>
         <w:tc>
           <w:tcPr>
-            <w:tcW w:w="1959" w:type="dxa"/>
+            <w:tcW w:w="1956" w:type="dxa"/>
             <w:gridSpan w:val="4"/>
             <w:tcBorders>
-              <w:top w:val="single" w:sz="4" w:space="0" w:color="8EAADB"/>
-              <w:left w:val="single" w:sz="4" w:space="0" w:color="8EAADB"/>
-              <w:bottom w:val="single" w:sz="4" w:space="0" w:color="8EAADB"/>
-              <w:right w:val="single" w:sz="4" w:space="0" w:color="8EAADB"/>
+              <w:top w:val="single" w:sz="6" w:space="0" w:color="1F3864"/>
+              <w:left w:val="single" w:sz="6" w:space="0" w:color="1F3864"/>
+              <w:bottom w:val="single" w:sz="6" w:space="0" w:color="1F3864"/>
+              <w:right w:val="single" w:sz="6" w:space="0" w:color="1F3864"/>
             </w:tcBorders>
             <w:shd w:val="clear" w:color="auto" w:fill="D9E2F3"/>
             <w:tcMar>
@@ -9446,13 +9357,13 @@
         </w:tc>
         <w:tc>
           <w:tcPr>
-            <w:tcW w:w="1959" w:type="dxa"/>
+            <w:tcW w:w="1957" w:type="dxa"/>
             <w:gridSpan w:val="3"/>
             <w:tcBorders>
-              <w:top w:val="single" w:sz="4" w:space="0" w:color="8EAADB"/>
-              <w:left w:val="single" w:sz="4" w:space="0" w:color="8EAADB"/>
-              <w:bottom w:val="single" w:sz="4" w:space="0" w:color="8EAADB"/>
-              <w:right w:val="single" w:sz="4" w:space="0" w:color="8EAADB"/>
+              <w:top w:val="single" w:sz="6" w:space="0" w:color="1F3864"/>
+              <w:left w:val="single" w:sz="6" w:space="0" w:color="1F3864"/>
+              <w:bottom w:val="single" w:sz="6" w:space="0" w:color="1F3864"/>
+              <w:right w:val="single" w:sz="6" w:space="0" w:color="1F3864"/>
             </w:tcBorders>
             <w:shd w:val="clear" w:color="auto" w:fill="D9E2F3"/>
             <w:tcMar>
@@ -9484,13 +9395,13 @@
         </w:tc>
         <w:tc>
           <w:tcPr>
-            <w:tcW w:w="1959" w:type="dxa"/>
+            <w:tcW w:w="1955" w:type="dxa"/>
             <w:gridSpan w:val="5"/>
             <w:tcBorders>
-              <w:top w:val="single" w:sz="4" w:space="0" w:color="8EAADB"/>
-              <w:left w:val="single" w:sz="4" w:space="0" w:color="8EAADB"/>
-              <w:bottom w:val="single" w:sz="4" w:space="0" w:color="8EAADB"/>
-              <w:right w:val="single" w:sz="4" w:space="0" w:color="8EAADB"/>
+              <w:top w:val="single" w:sz="6" w:space="0" w:color="1F3864"/>
+              <w:left w:val="single" w:sz="6" w:space="0" w:color="1F3864"/>
+              <w:bottom w:val="single" w:sz="6" w:space="0" w:color="1F3864"/>
+              <w:right w:val="single" w:sz="6" w:space="0" w:color="1F3864"/>
             </w:tcBorders>
             <w:shd w:val="clear" w:color="auto" w:fill="D9E2F3"/>
             <w:tcMar>
@@ -9522,13 +9433,13 @@
         </w:tc>
         <w:tc>
           <w:tcPr>
-            <w:tcW w:w="1959" w:type="dxa"/>
+            <w:tcW w:w="1958" w:type="dxa"/>
             <w:gridSpan w:val="2"/>
             <w:tcBorders>
-              <w:top w:val="single" w:sz="4" w:space="0" w:color="8EAADB"/>
-              <w:left w:val="single" w:sz="4" w:space="0" w:color="8EAADB"/>
-              <w:bottom w:val="single" w:sz="4" w:space="0" w:color="8EAADB"/>
-              <w:right w:val="single" w:sz="4" w:space="0" w:color="8EAADB"/>
+              <w:top w:val="single" w:sz="6" w:space="0" w:color="1F3864"/>
+              <w:left w:val="single" w:sz="6" w:space="0" w:color="1F3864"/>
+              <w:bottom w:val="single" w:sz="6" w:space="0" w:color="1F3864"/>
+              <w:right w:val="single" w:sz="6" w:space="0" w:color="1F3864"/>
             </w:tcBorders>
             <w:shd w:val="clear" w:color="auto" w:fill="D9E2F3"/>
             <w:tcMar>
@@ -9560,19 +9471,17 @@
         </w:tc>
       </w:tr>
       <w:tr>
-        <w:trPr>
-          <w:cantSplit/>
-        </w:trPr>
-        <w:tc>
-          <w:tcPr>
-            <w:tcW w:w="1567" w:type="dxa"/>
+        <w:trPr/>
+        <w:tc>
+          <w:tcPr>
+            <w:tcW w:w="1566" w:type="dxa"/>
             <w:gridSpan w:val="2"/>
             <w:vMerge/>
             <w:tcBorders>
-              <w:top w:val="single" w:sz="4" w:space="0" w:color="8EAADB"/>
-              <w:left w:val="single" w:sz="4" w:space="0" w:color="8EAADB"/>
-              <w:bottom w:val="single" w:sz="4" w:space="0" w:color="8EAADB"/>
-              <w:right w:val="single" w:sz="4" w:space="0" w:color="8EAADB"/>
+              <w:top w:val="single" w:sz="6" w:space="0" w:color="1F3864"/>
+              <w:left w:val="single" w:sz="6" w:space="0" w:color="1F3864"/>
+              <w:bottom w:val="single" w:sz="6" w:space="0" w:color="1F3864"/>
+              <w:right w:val="single" w:sz="6" w:space="0" w:color="1F3864"/>
             </w:tcBorders>
             <w:shd w:val="clear" w:color="auto" w:fill="D9E2F3"/>
           </w:tcPr>
@@ -9589,13 +9498,13 @@
         </w:tc>
         <w:tc>
           <w:tcPr>
-            <w:tcW w:w="6270" w:type="dxa"/>
+            <w:tcW w:w="6259" w:type="dxa"/>
             <w:gridSpan w:val="13"/>
             <w:tcBorders>
-              <w:top w:val="single" w:sz="4" w:space="0" w:color="8EAADB"/>
-              <w:left w:val="single" w:sz="4" w:space="0" w:color="8EAADB"/>
-              <w:bottom w:val="single" w:sz="4" w:space="0" w:color="8EAADB"/>
-              <w:right w:val="single" w:sz="4" w:space="0" w:color="8EAADB"/>
+              <w:top w:val="single" w:sz="6" w:space="0" w:color="1F3864"/>
+              <w:left w:val="single" w:sz="6" w:space="0" w:color="1F3864"/>
+              <w:bottom w:val="single" w:sz="6" w:space="0" w:color="1F3864"/>
+              <w:right w:val="single" w:sz="6" w:space="0" w:color="1F3864"/>
             </w:tcBorders>
             <w:shd w:val="clear" w:color="auto" w:fill="D9E2F3"/>
             <w:tcMar>
@@ -9642,10 +9551,10 @@
           <w:tcPr>
             <w:tcW w:w="1567" w:type="dxa"/>
             <w:tcBorders>
-              <w:top w:val="single" w:sz="4" w:space="0" w:color="4472C4"/>
-              <w:left w:val="single" w:sz="4" w:space="0" w:color="4472C4"/>
-              <w:bottom w:val="single" w:sz="4" w:space="0" w:color="4472C4"/>
-              <w:right w:val="single" w:sz="4" w:space="0" w:color="4472C4"/>
+              <w:top w:val="single" w:sz="6" w:space="0" w:color="1F3864"/>
+              <w:left w:val="single" w:sz="6" w:space="0" w:color="1F3864"/>
+              <w:bottom w:val="single" w:sz="6" w:space="0" w:color="1F3864"/>
+              <w:right w:val="single" w:sz="6" w:space="0" w:color="1F3864"/>
             </w:tcBorders>
             <w:shd w:val="clear" w:color="auto" w:fill="4472C4"/>
             <w:tcMar>
@@ -9697,19 +9606,17 @@
         </w:tc>
       </w:tr>
       <w:tr>
-        <w:trPr>
-          <w:cantSplit/>
-        </w:trPr>
-        <w:tc>
-          <w:tcPr>
-            <w:tcW w:w="1567" w:type="dxa"/>
+        <w:trPr/>
+        <w:tc>
+          <w:tcPr>
+            <w:tcW w:w="1566" w:type="dxa"/>
             <w:gridSpan w:val="2"/>
             <w:vMerge/>
             <w:tcBorders>
-              <w:top w:val="single" w:sz="4" w:space="0" w:color="8EAADB"/>
-              <w:left w:val="single" w:sz="4" w:space="0" w:color="8EAADB"/>
-              <w:bottom w:val="single" w:sz="4" w:space="0" w:color="8EAADB"/>
-              <w:right w:val="single" w:sz="4" w:space="0" w:color="8EAADB"/>
+              <w:top w:val="single" w:sz="6" w:space="0" w:color="1F3864"/>
+              <w:left w:val="single" w:sz="6" w:space="0" w:color="1F3864"/>
+              <w:bottom w:val="single" w:sz="6" w:space="0" w:color="1F3864"/>
+              <w:right w:val="single" w:sz="6" w:space="0" w:color="1F3864"/>
             </w:tcBorders>
             <w:shd w:val="clear" w:color="auto" w:fill="D9E2F3"/>
           </w:tcPr>
@@ -9726,13 +9633,13 @@
         </w:tc>
         <w:tc>
           <w:tcPr>
-            <w:tcW w:w="1959" w:type="dxa"/>
+            <w:tcW w:w="1956" w:type="dxa"/>
             <w:gridSpan w:val="4"/>
             <w:tcBorders>
-              <w:top w:val="single" w:sz="4" w:space="0" w:color="4472C4"/>
-              <w:left w:val="single" w:sz="4" w:space="0" w:color="4472C4"/>
-              <w:bottom w:val="single" w:sz="4" w:space="0" w:color="4472C4"/>
-              <w:right w:val="single" w:sz="4" w:space="0" w:color="4472C4"/>
+              <w:top w:val="single" w:sz="6" w:space="0" w:color="1F3864"/>
+              <w:left w:val="single" w:sz="6" w:space="0" w:color="1F3864"/>
+              <w:bottom w:val="single" w:sz="6" w:space="0" w:color="1F3864"/>
+              <w:right w:val="single" w:sz="6" w:space="0" w:color="1F3864"/>
             </w:tcBorders>
             <w:shd w:val="clear" w:color="auto" w:fill="4472C4"/>
             <w:tcMar>
@@ -9771,13 +9678,13 @@
         </w:tc>
         <w:tc>
           <w:tcPr>
-            <w:tcW w:w="1959" w:type="dxa"/>
+            <w:tcW w:w="1957" w:type="dxa"/>
             <w:gridSpan w:val="3"/>
             <w:tcBorders>
-              <w:top w:val="single" w:sz="4" w:space="0" w:color="4472C4"/>
-              <w:left w:val="single" w:sz="4" w:space="0" w:color="4472C4"/>
-              <w:bottom w:val="single" w:sz="4" w:space="0" w:color="4472C4"/>
-              <w:right w:val="single" w:sz="4" w:space="0" w:color="4472C4"/>
+              <w:top w:val="single" w:sz="6" w:space="0" w:color="1F3864"/>
+              <w:left w:val="single" w:sz="6" w:space="0" w:color="1F3864"/>
+              <w:bottom w:val="single" w:sz="6" w:space="0" w:color="1F3864"/>
+              <w:right w:val="single" w:sz="6" w:space="0" w:color="1F3864"/>
             </w:tcBorders>
             <w:shd w:val="clear" w:color="auto" w:fill="4472C4"/>
             <w:tcMar>
@@ -9816,13 +9723,13 @@
         </w:tc>
         <w:tc>
           <w:tcPr>
-            <w:tcW w:w="1959" w:type="dxa"/>
+            <w:tcW w:w="1955" w:type="dxa"/>
             <w:gridSpan w:val="5"/>
             <w:tcBorders>
-              <w:top w:val="single" w:sz="4" w:space="0" w:color="4472C4"/>
-              <w:left w:val="single" w:sz="4" w:space="0" w:color="4472C4"/>
-              <w:bottom w:val="single" w:sz="4" w:space="0" w:color="4472C4"/>
-              <w:right w:val="single" w:sz="4" w:space="0" w:color="4472C4"/>
+              <w:top w:val="single" w:sz="6" w:space="0" w:color="1F3864"/>
+              <w:left w:val="single" w:sz="6" w:space="0" w:color="1F3864"/>
+              <w:bottom w:val="single" w:sz="6" w:space="0" w:color="1F3864"/>
+              <w:right w:val="single" w:sz="6" w:space="0" w:color="1F3864"/>
             </w:tcBorders>
             <w:shd w:val="clear" w:color="auto" w:fill="4472C4"/>
             <w:tcMar>
@@ -9861,13 +9768,13 @@
         </w:tc>
         <w:tc>
           <w:tcPr>
-            <w:tcW w:w="1959" w:type="dxa"/>
+            <w:tcW w:w="1958" w:type="dxa"/>
             <w:gridSpan w:val="2"/>
             <w:tcBorders>
-              <w:top w:val="single" w:sz="4" w:space="0" w:color="4472C4"/>
-              <w:left w:val="single" w:sz="4" w:space="0" w:color="4472C4"/>
-              <w:bottom w:val="single" w:sz="4" w:space="0" w:color="4472C4"/>
-              <w:right w:val="single" w:sz="4" w:space="0" w:color="4472C4"/>
+              <w:top w:val="single" w:sz="6" w:space="0" w:color="1F3864"/>
+              <w:left w:val="single" w:sz="6" w:space="0" w:color="1F3864"/>
+              <w:bottom w:val="single" w:sz="6" w:space="0" w:color="1F3864"/>
+              <w:right w:val="single" w:sz="6" w:space="0" w:color="1F3864"/>
             </w:tcBorders>
             <w:shd w:val="clear" w:color="auto" w:fill="4472C4"/>
             <w:tcMar>
@@ -9906,19 +9813,17 @@
         </w:tc>
       </w:tr>
       <w:tr>
-        <w:trPr>
-          <w:cantSplit/>
-        </w:trPr>
-        <w:tc>
-          <w:tcPr>
-            <w:tcW w:w="1567" w:type="dxa"/>
+        <w:trPr/>
+        <w:tc>
+          <w:tcPr>
+            <w:tcW w:w="1566" w:type="dxa"/>
             <w:gridSpan w:val="2"/>
             <w:vMerge/>
             <w:tcBorders>
-              <w:top w:val="single" w:sz="4" w:space="0" w:color="8EAADB"/>
-              <w:left w:val="single" w:sz="4" w:space="0" w:color="8EAADB"/>
-              <w:bottom w:val="single" w:sz="4" w:space="0" w:color="8EAADB"/>
-              <w:right w:val="single" w:sz="4" w:space="0" w:color="8EAADB"/>
+              <w:top w:val="single" w:sz="6" w:space="0" w:color="1F3864"/>
+              <w:left w:val="single" w:sz="6" w:space="0" w:color="1F3864"/>
+              <w:bottom w:val="single" w:sz="6" w:space="0" w:color="1F3864"/>
+              <w:right w:val="single" w:sz="6" w:space="0" w:color="1F3864"/>
             </w:tcBorders>
             <w:shd w:val="clear" w:color="auto" w:fill="D9E2F3"/>
           </w:tcPr>
@@ -9935,13 +9840,13 @@
         </w:tc>
         <w:tc>
           <w:tcPr>
-            <w:tcW w:w="1959" w:type="dxa"/>
+            <w:tcW w:w="1956" w:type="dxa"/>
             <w:gridSpan w:val="4"/>
             <w:tcBorders>
-              <w:top w:val="single" w:sz="4" w:space="0" w:color="8EAADB"/>
-              <w:left w:val="single" w:sz="4" w:space="0" w:color="8EAADB"/>
-              <w:bottom w:val="single" w:sz="4" w:space="0" w:color="8EAADB"/>
-              <w:right w:val="single" w:sz="4" w:space="0" w:color="8EAADB"/>
+              <w:top w:val="single" w:sz="6" w:space="0" w:color="1F3864"/>
+              <w:left w:val="single" w:sz="6" w:space="0" w:color="1F3864"/>
+              <w:bottom w:val="single" w:sz="6" w:space="0" w:color="1F3864"/>
+              <w:right w:val="single" w:sz="6" w:space="0" w:color="1F3864"/>
             </w:tcBorders>
             <w:shd w:val="clear" w:color="auto" w:fill="D9E2F3"/>
             <w:tcMar>
@@ -9973,13 +9878,13 @@
         </w:tc>
         <w:tc>
           <w:tcPr>
-            <w:tcW w:w="1959" w:type="dxa"/>
+            <w:tcW w:w="1957" w:type="dxa"/>
             <w:gridSpan w:val="3"/>
             <w:tcBorders>
-              <w:top w:val="single" w:sz="4" w:space="0" w:color="8EAADB"/>
-              <w:left w:val="single" w:sz="4" w:space="0" w:color="8EAADB"/>
-              <w:bottom w:val="single" w:sz="4" w:space="0" w:color="8EAADB"/>
-              <w:right w:val="single" w:sz="4" w:space="0" w:color="8EAADB"/>
+              <w:top w:val="single" w:sz="6" w:space="0" w:color="1F3864"/>
+              <w:left w:val="single" w:sz="6" w:space="0" w:color="1F3864"/>
+              <w:bottom w:val="single" w:sz="6" w:space="0" w:color="1F3864"/>
+              <w:right w:val="single" w:sz="6" w:space="0" w:color="1F3864"/>
             </w:tcBorders>
             <w:shd w:val="clear" w:color="auto" w:fill="D9E2F3"/>
             <w:tcMar>
@@ -10011,13 +9916,13 @@
         </w:tc>
         <w:tc>
           <w:tcPr>
-            <w:tcW w:w="1959" w:type="dxa"/>
+            <w:tcW w:w="1955" w:type="dxa"/>
             <w:gridSpan w:val="5"/>
             <w:tcBorders>
-              <w:top w:val="single" w:sz="4" w:space="0" w:color="8EAADB"/>
-              <w:left w:val="single" w:sz="4" w:space="0" w:color="8EAADB"/>
-              <w:bottom w:val="single" w:sz="4" w:space="0" w:color="8EAADB"/>
-              <w:right w:val="single" w:sz="4" w:space="0" w:color="8EAADB"/>
+              <w:top w:val="single" w:sz="6" w:space="0" w:color="1F3864"/>
+              <w:left w:val="single" w:sz="6" w:space="0" w:color="1F3864"/>
+              <w:bottom w:val="single" w:sz="6" w:space="0" w:color="1F3864"/>
+              <w:right w:val="single" w:sz="6" w:space="0" w:color="1F3864"/>
             </w:tcBorders>
             <w:shd w:val="clear" w:color="auto" w:fill="D9E2F3"/>
             <w:tcMar>
@@ -10049,13 +9954,13 @@
         </w:tc>
         <w:tc>
           <w:tcPr>
-            <w:tcW w:w="1959" w:type="dxa"/>
+            <w:tcW w:w="1958" w:type="dxa"/>
             <w:gridSpan w:val="2"/>
             <w:tcBorders>
-              <w:top w:val="single" w:sz="4" w:space="0" w:color="8EAADB"/>
-              <w:left w:val="single" w:sz="4" w:space="0" w:color="8EAADB"/>
-              <w:bottom w:val="single" w:sz="4" w:space="0" w:color="8EAADB"/>
-              <w:right w:val="single" w:sz="4" w:space="0" w:color="8EAADB"/>
+              <w:top w:val="single" w:sz="6" w:space="0" w:color="1F3864"/>
+              <w:left w:val="single" w:sz="6" w:space="0" w:color="1F3864"/>
+              <w:bottom w:val="single" w:sz="6" w:space="0" w:color="1F3864"/>
+              <w:right w:val="single" w:sz="6" w:space="0" w:color="1F3864"/>
             </w:tcBorders>
             <w:shd w:val="clear" w:color="auto" w:fill="D9E2F3"/>
             <w:tcMar>
@@ -10087,19 +9992,17 @@
         </w:tc>
       </w:tr>
       <w:tr>
-        <w:trPr>
-          <w:cantSplit/>
-        </w:trPr>
-        <w:tc>
-          <w:tcPr>
-            <w:tcW w:w="1567" w:type="dxa"/>
+        <w:trPr/>
+        <w:tc>
+          <w:tcPr>
+            <w:tcW w:w="1566" w:type="dxa"/>
             <w:gridSpan w:val="2"/>
             <w:vMerge/>
             <w:tcBorders>
-              <w:top w:val="single" w:sz="4" w:space="0" w:color="8EAADB"/>
-              <w:left w:val="single" w:sz="4" w:space="0" w:color="8EAADB"/>
-              <w:bottom w:val="single" w:sz="4" w:space="0" w:color="8EAADB"/>
-              <w:right w:val="single" w:sz="4" w:space="0" w:color="8EAADB"/>
+              <w:top w:val="single" w:sz="6" w:space="0" w:color="1F3864"/>
+              <w:left w:val="single" w:sz="6" w:space="0" w:color="1F3864"/>
+              <w:bottom w:val="single" w:sz="6" w:space="0" w:color="1F3864"/>
+              <w:right w:val="single" w:sz="6" w:space="0" w:color="1F3864"/>
             </w:tcBorders>
             <w:shd w:val="clear" w:color="auto" w:fill="D9E2F3"/>
           </w:tcPr>
@@ -10116,13 +10019,13 @@
         </w:tc>
         <w:tc>
           <w:tcPr>
-            <w:tcW w:w="1959" w:type="dxa"/>
+            <w:tcW w:w="1956" w:type="dxa"/>
             <w:gridSpan w:val="4"/>
             <w:tcBorders>
-              <w:top w:val="single" w:sz="4" w:space="0" w:color="8EAADB"/>
-              <w:left w:val="single" w:sz="4" w:space="0" w:color="8EAADB"/>
-              <w:bottom w:val="single" w:sz="4" w:space="0" w:color="8EAADB"/>
-              <w:right w:val="single" w:sz="4" w:space="0" w:color="8EAADB"/>
+              <w:top w:val="single" w:sz="6" w:space="0" w:color="1F3864"/>
+              <w:left w:val="single" w:sz="6" w:space="0" w:color="1F3864"/>
+              <w:bottom w:val="single" w:sz="6" w:space="0" w:color="1F3864"/>
+              <w:right w:val="single" w:sz="6" w:space="0" w:color="1F3864"/>
             </w:tcBorders>
             <w:shd w:val="clear" w:color="auto" w:fill="D9E2F3"/>
             <w:tcMar>
@@ -10154,13 +10057,13 @@
         </w:tc>
         <w:tc>
           <w:tcPr>
-            <w:tcW w:w="1959" w:type="dxa"/>
+            <w:tcW w:w="1957" w:type="dxa"/>
             <w:gridSpan w:val="3"/>
             <w:tcBorders>
-              <w:top w:val="single" w:sz="4" w:space="0" w:color="8EAADB"/>
-              <w:left w:val="single" w:sz="4" w:space="0" w:color="8EAADB"/>
-              <w:bottom w:val="single" w:sz="4" w:space="0" w:color="8EAADB"/>
-              <w:right w:val="single" w:sz="4" w:space="0" w:color="8EAADB"/>
+              <w:top w:val="single" w:sz="6" w:space="0" w:color="1F3864"/>
+              <w:left w:val="single" w:sz="6" w:space="0" w:color="1F3864"/>
+              <w:bottom w:val="single" w:sz="6" w:space="0" w:color="1F3864"/>
+              <w:right w:val="single" w:sz="6" w:space="0" w:color="1F3864"/>
             </w:tcBorders>
             <w:shd w:val="clear" w:color="auto" w:fill="D9E2F3"/>
             <w:tcMar>
@@ -10192,13 +10095,13 @@
         </w:tc>
         <w:tc>
           <w:tcPr>
-            <w:tcW w:w="1959" w:type="dxa"/>
+            <w:tcW w:w="1955" w:type="dxa"/>
             <w:gridSpan w:val="5"/>
             <w:tcBorders>
-              <w:top w:val="single" w:sz="4" w:space="0" w:color="8EAADB"/>
-              <w:left w:val="single" w:sz="4" w:space="0" w:color="8EAADB"/>
-              <w:bottom w:val="single" w:sz="4" w:space="0" w:color="8EAADB"/>
-              <w:right w:val="single" w:sz="4" w:space="0" w:color="8EAADB"/>
+              <w:top w:val="single" w:sz="6" w:space="0" w:color="1F3864"/>
+              <w:left w:val="single" w:sz="6" w:space="0" w:color="1F3864"/>
+              <w:bottom w:val="single" w:sz="6" w:space="0" w:color="1F3864"/>
+              <w:right w:val="single" w:sz="6" w:space="0" w:color="1F3864"/>
             </w:tcBorders>
             <w:shd w:val="clear" w:color="auto" w:fill="D9E2F3"/>
             <w:tcMar>
@@ -10230,13 +10133,13 @@
         </w:tc>
         <w:tc>
           <w:tcPr>
-            <w:tcW w:w="1959" w:type="dxa"/>
+            <w:tcW w:w="1958" w:type="dxa"/>
             <w:gridSpan w:val="2"/>
             <w:tcBorders>
-              <w:top w:val="single" w:sz="4" w:space="0" w:color="8EAADB"/>
-              <w:left w:val="single" w:sz="4" w:space="0" w:color="8EAADB"/>
-              <w:bottom w:val="single" w:sz="4" w:space="0" w:color="8EAADB"/>
-              <w:right w:val="single" w:sz="4" w:space="0" w:color="8EAADB"/>
+              <w:top w:val="single" w:sz="6" w:space="0" w:color="1F3864"/>
+              <w:left w:val="single" w:sz="6" w:space="0" w:color="1F3864"/>
+              <w:bottom w:val="single" w:sz="6" w:space="0" w:color="1F3864"/>
+              <w:right w:val="single" w:sz="6" w:space="0" w:color="1F3864"/>
             </w:tcBorders>
             <w:shd w:val="clear" w:color="auto" w:fill="D9E2F3"/>
             <w:tcMar>
@@ -10268,19 +10171,17 @@
         </w:tc>
       </w:tr>
       <w:tr>
-        <w:trPr>
-          <w:cantSplit/>
-        </w:trPr>
-        <w:tc>
-          <w:tcPr>
-            <w:tcW w:w="1567" w:type="dxa"/>
+        <w:trPr/>
+        <w:tc>
+          <w:tcPr>
+            <w:tcW w:w="1566" w:type="dxa"/>
             <w:gridSpan w:val="2"/>
             <w:vMerge/>
             <w:tcBorders>
-              <w:top w:val="single" w:sz="4" w:space="0" w:color="8EAADB"/>
-              <w:left w:val="single" w:sz="4" w:space="0" w:color="8EAADB"/>
-              <w:bottom w:val="single" w:sz="4" w:space="0" w:color="8EAADB"/>
-              <w:right w:val="single" w:sz="4" w:space="0" w:color="8EAADB"/>
+              <w:top w:val="single" w:sz="6" w:space="0" w:color="1F3864"/>
+              <w:left w:val="single" w:sz="6" w:space="0" w:color="1F3864"/>
+              <w:bottom w:val="single" w:sz="6" w:space="0" w:color="1F3864"/>
+              <w:right w:val="single" w:sz="6" w:space="0" w:color="1F3864"/>
             </w:tcBorders>
             <w:shd w:val="clear" w:color="auto" w:fill="D9E2F3"/>
           </w:tcPr>
@@ -10297,13 +10198,13 @@
         </w:tc>
         <w:tc>
           <w:tcPr>
-            <w:tcW w:w="1959" w:type="dxa"/>
+            <w:tcW w:w="1956" w:type="dxa"/>
             <w:gridSpan w:val="4"/>
             <w:tcBorders>
-              <w:top w:val="single" w:sz="4" w:space="0" w:color="8EAADB"/>
-              <w:left w:val="single" w:sz="4" w:space="0" w:color="8EAADB"/>
-              <w:bottom w:val="single" w:sz="4" w:space="0" w:color="8EAADB"/>
-              <w:right w:val="single" w:sz="4" w:space="0" w:color="8EAADB"/>
+              <w:top w:val="single" w:sz="6" w:space="0" w:color="1F3864"/>
+              <w:left w:val="single" w:sz="6" w:space="0" w:color="1F3864"/>
+              <w:bottom w:val="single" w:sz="6" w:space="0" w:color="1F3864"/>
+              <w:right w:val="single" w:sz="6" w:space="0" w:color="1F3864"/>
             </w:tcBorders>
             <w:shd w:val="clear" w:color="auto" w:fill="D9E2F3"/>
             <w:tcMar>
@@ -10335,13 +10236,13 @@
         </w:tc>
         <w:tc>
           <w:tcPr>
-            <w:tcW w:w="1959" w:type="dxa"/>
+            <w:tcW w:w="1957" w:type="dxa"/>
             <w:gridSpan w:val="3"/>
             <w:tcBorders>
-              <w:top w:val="single" w:sz="4" w:space="0" w:color="8EAADB"/>
-              <w:left w:val="single" w:sz="4" w:space="0" w:color="8EAADB"/>
-              <w:bottom w:val="single" w:sz="4" w:space="0" w:color="8EAADB"/>
-              <w:right w:val="single" w:sz="4" w:space="0" w:color="8EAADB"/>
+              <w:top w:val="single" w:sz="6" w:space="0" w:color="1F3864"/>
+              <w:left w:val="single" w:sz="6" w:space="0" w:color="1F3864"/>
+              <w:bottom w:val="single" w:sz="6" w:space="0" w:color="1F3864"/>
+              <w:right w:val="single" w:sz="6" w:space="0" w:color="1F3864"/>
             </w:tcBorders>
             <w:shd w:val="clear" w:color="auto" w:fill="D9E2F3"/>
             <w:tcMar>
@@ -10373,13 +10274,13 @@
         </w:tc>
         <w:tc>
           <w:tcPr>
-            <w:tcW w:w="1959" w:type="dxa"/>
+            <w:tcW w:w="1955" w:type="dxa"/>
             <w:gridSpan w:val="5"/>
             <w:tcBorders>
-              <w:top w:val="single" w:sz="4" w:space="0" w:color="8EAADB"/>
-              <w:left w:val="single" w:sz="4" w:space="0" w:color="8EAADB"/>
-              <w:bottom w:val="single" w:sz="4" w:space="0" w:color="8EAADB"/>
-              <w:right w:val="single" w:sz="4" w:space="0" w:color="8EAADB"/>
+              <w:top w:val="single" w:sz="6" w:space="0" w:color="1F3864"/>
+              <w:left w:val="single" w:sz="6" w:space="0" w:color="1F3864"/>
+              <w:bottom w:val="single" w:sz="6" w:space="0" w:color="1F3864"/>
+              <w:right w:val="single" w:sz="6" w:space="0" w:color="1F3864"/>
             </w:tcBorders>
             <w:shd w:val="clear" w:color="auto" w:fill="D9E2F3"/>
             <w:tcMar>
@@ -10411,13 +10312,13 @@
         </w:tc>
         <w:tc>
           <w:tcPr>
-            <w:tcW w:w="1959" w:type="dxa"/>
+            <w:tcW w:w="1958" w:type="dxa"/>
             <w:gridSpan w:val="2"/>
             <w:tcBorders>
-              <w:top w:val="single" w:sz="4" w:space="0" w:color="8EAADB"/>
-              <w:left w:val="single" w:sz="4" w:space="0" w:color="8EAADB"/>
-              <w:bottom w:val="single" w:sz="4" w:space="0" w:color="8EAADB"/>
-              <w:right w:val="single" w:sz="4" w:space="0" w:color="8EAADB"/>
+              <w:top w:val="single" w:sz="6" w:space="0" w:color="1F3864"/>
+              <w:left w:val="single" w:sz="6" w:space="0" w:color="1F3864"/>
+              <w:bottom w:val="single" w:sz="6" w:space="0" w:color="1F3864"/>
+              <w:right w:val="single" w:sz="6" w:space="0" w:color="1F3864"/>
             </w:tcBorders>
             <w:shd w:val="clear" w:color="auto" w:fill="D9E2F3"/>
             <w:tcMar>
@@ -10449,19 +10350,17 @@
         </w:tc>
       </w:tr>
       <w:tr>
-        <w:trPr>
-          <w:cantSplit/>
-        </w:trPr>
-        <w:tc>
-          <w:tcPr>
-            <w:tcW w:w="1567" w:type="dxa"/>
+        <w:trPr/>
+        <w:tc>
+          <w:tcPr>
+            <w:tcW w:w="1566" w:type="dxa"/>
             <w:gridSpan w:val="2"/>
             <w:vMerge/>
             <w:tcBorders>
-              <w:top w:val="single" w:sz="4" w:space="0" w:color="8EAADB"/>
-              <w:left w:val="single" w:sz="4" w:space="0" w:color="8EAADB"/>
-              <w:bottom w:val="single" w:sz="4" w:space="0" w:color="8EAADB"/>
-              <w:right w:val="single" w:sz="4" w:space="0" w:color="8EAADB"/>
+              <w:top w:val="single" w:sz="6" w:space="0" w:color="1F3864"/>
+              <w:left w:val="single" w:sz="6" w:space="0" w:color="1F3864"/>
+              <w:bottom w:val="single" w:sz="6" w:space="0" w:color="1F3864"/>
+              <w:right w:val="single" w:sz="6" w:space="0" w:color="1F3864"/>
             </w:tcBorders>
             <w:shd w:val="clear" w:color="auto" w:fill="D9E2F3"/>
           </w:tcPr>
@@ -10478,13 +10377,13 @@
         </w:tc>
         <w:tc>
           <w:tcPr>
-            <w:tcW w:w="6270" w:type="dxa"/>
+            <w:tcW w:w="6259" w:type="dxa"/>
             <w:gridSpan w:val="13"/>
             <w:tcBorders>
-              <w:top w:val="single" w:sz="4" w:space="0" w:color="8EAADB"/>
-              <w:left w:val="single" w:sz="4" w:space="0" w:color="8EAADB"/>
-              <w:bottom w:val="single" w:sz="4" w:space="0" w:color="8EAADB"/>
-              <w:right w:val="single" w:sz="4" w:space="0" w:color="8EAADB"/>
+              <w:top w:val="single" w:sz="6" w:space="0" w:color="1F3864"/>
+              <w:left w:val="single" w:sz="6" w:space="0" w:color="1F3864"/>
+              <w:bottom w:val="single" w:sz="6" w:space="0" w:color="1F3864"/>
+              <w:right w:val="single" w:sz="6" w:space="0" w:color="1F3864"/>
             </w:tcBorders>
             <w:shd w:val="clear" w:color="auto" w:fill="D9E2F3"/>
             <w:tcMar>
@@ -10531,10 +10430,10 @@
           <w:tcPr>
             <w:tcW w:w="1567" w:type="dxa"/>
             <w:tcBorders>
-              <w:top w:val="single" w:sz="4" w:space="0" w:color="4472C4"/>
-              <w:left w:val="single" w:sz="4" w:space="0" w:color="4472C4"/>
-              <w:bottom w:val="single" w:sz="4" w:space="0" w:color="4472C4"/>
-              <w:right w:val="single" w:sz="4" w:space="0" w:color="4472C4"/>
+              <w:top w:val="single" w:sz="6" w:space="0" w:color="1F3864"/>
+              <w:left w:val="single" w:sz="6" w:space="0" w:color="1F3864"/>
+              <w:bottom w:val="single" w:sz="6" w:space="0" w:color="1F3864"/>
+              <w:right w:val="single" w:sz="6" w:space="0" w:color="1F3864"/>
             </w:tcBorders>
             <w:shd w:val="clear" w:color="auto" w:fill="4472C4"/>
             <w:tcMar>
@@ -10586,19 +10485,17 @@
         </w:tc>
       </w:tr>
       <w:tr>
-        <w:trPr>
-          <w:cantSplit/>
-        </w:trPr>
-        <w:tc>
-          <w:tcPr>
-            <w:tcW w:w="1567" w:type="dxa"/>
+        <w:trPr/>
+        <w:tc>
+          <w:tcPr>
+            <w:tcW w:w="1566" w:type="dxa"/>
             <w:gridSpan w:val="2"/>
             <w:vMerge/>
             <w:tcBorders>
-              <w:top w:val="single" w:sz="4" w:space="0" w:color="8EAADB"/>
-              <w:left w:val="single" w:sz="4" w:space="0" w:color="8EAADB"/>
-              <w:bottom w:val="single" w:sz="4" w:space="0" w:color="8EAADB"/>
-              <w:right w:val="single" w:sz="4" w:space="0" w:color="8EAADB"/>
+              <w:top w:val="single" w:sz="6" w:space="0" w:color="1F3864"/>
+              <w:left w:val="single" w:sz="6" w:space="0" w:color="1F3864"/>
+              <w:bottom w:val="single" w:sz="6" w:space="0" w:color="1F3864"/>
+              <w:right w:val="single" w:sz="6" w:space="0" w:color="1F3864"/>
             </w:tcBorders>
             <w:shd w:val="clear" w:color="auto" w:fill="D9E2F3"/>
           </w:tcPr>
@@ -10615,13 +10512,13 @@
         </w:tc>
         <w:tc>
           <w:tcPr>
-            <w:tcW w:w="1959" w:type="dxa"/>
+            <w:tcW w:w="1956" w:type="dxa"/>
             <w:gridSpan w:val="4"/>
             <w:tcBorders>
-              <w:top w:val="single" w:sz="4" w:space="0" w:color="4472C4"/>
-              <w:left w:val="single" w:sz="4" w:space="0" w:color="4472C4"/>
-              <w:bottom w:val="single" w:sz="4" w:space="0" w:color="4472C4"/>
-              <w:right w:val="single" w:sz="4" w:space="0" w:color="4472C4"/>
+              <w:top w:val="single" w:sz="6" w:space="0" w:color="1F3864"/>
+              <w:left w:val="single" w:sz="6" w:space="0" w:color="1F3864"/>
+              <w:bottom w:val="single" w:sz="6" w:space="0" w:color="1F3864"/>
+              <w:right w:val="single" w:sz="6" w:space="0" w:color="1F3864"/>
             </w:tcBorders>
             <w:shd w:val="clear" w:color="auto" w:fill="4472C4"/>
             <w:tcMar>
@@ -10660,13 +10557,13 @@
         </w:tc>
         <w:tc>
           <w:tcPr>
-            <w:tcW w:w="1959" w:type="dxa"/>
+            <w:tcW w:w="1957" w:type="dxa"/>
             <w:gridSpan w:val="3"/>
             <w:tcBorders>
-              <w:top w:val="single" w:sz="4" w:space="0" w:color="4472C4"/>
-              <w:left w:val="single" w:sz="4" w:space="0" w:color="4472C4"/>
-              <w:bottom w:val="single" w:sz="4" w:space="0" w:color="4472C4"/>
-              <w:right w:val="single" w:sz="4" w:space="0" w:color="4472C4"/>
+              <w:top w:val="single" w:sz="6" w:space="0" w:color="1F3864"/>
+              <w:left w:val="single" w:sz="6" w:space="0" w:color="1F3864"/>
+              <w:bottom w:val="single" w:sz="6" w:space="0" w:color="1F3864"/>
+              <w:right w:val="single" w:sz="6" w:space="0" w:color="1F3864"/>
             </w:tcBorders>
             <w:shd w:val="clear" w:color="auto" w:fill="4472C4"/>
             <w:tcMar>
@@ -10705,13 +10602,13 @@
         </w:tc>
         <w:tc>
           <w:tcPr>
-            <w:tcW w:w="1959" w:type="dxa"/>
+            <w:tcW w:w="1955" w:type="dxa"/>
             <w:gridSpan w:val="5"/>
             <w:tcBorders>
-              <w:top w:val="single" w:sz="4" w:space="0" w:color="4472C4"/>
-              <w:left w:val="single" w:sz="4" w:space="0" w:color="4472C4"/>
-              <w:bottom w:val="single" w:sz="4" w:space="0" w:color="4472C4"/>
-              <w:right w:val="single" w:sz="4" w:space="0" w:color="4472C4"/>
+              <w:top w:val="single" w:sz="6" w:space="0" w:color="1F3864"/>
+              <w:left w:val="single" w:sz="6" w:space="0" w:color="1F3864"/>
+              <w:bottom w:val="single" w:sz="6" w:space="0" w:color="1F3864"/>
+              <w:right w:val="single" w:sz="6" w:space="0" w:color="1F3864"/>
             </w:tcBorders>
             <w:shd w:val="clear" w:color="auto" w:fill="4472C4"/>
             <w:tcMar>
@@ -10750,13 +10647,13 @@
         </w:tc>
         <w:tc>
           <w:tcPr>
-            <w:tcW w:w="1959" w:type="dxa"/>
+            <w:tcW w:w="1958" w:type="dxa"/>
             <w:gridSpan w:val="2"/>
             <w:tcBorders>
-              <w:top w:val="single" w:sz="4" w:space="0" w:color="4472C4"/>
-              <w:left w:val="single" w:sz="4" w:space="0" w:color="4472C4"/>
-              <w:bottom w:val="single" w:sz="4" w:space="0" w:color="4472C4"/>
-              <w:right w:val="single" w:sz="4" w:space="0" w:color="4472C4"/>
+              <w:top w:val="single" w:sz="6" w:space="0" w:color="1F3864"/>
+              <w:left w:val="single" w:sz="6" w:space="0" w:color="1F3864"/>
+              <w:bottom w:val="single" w:sz="6" w:space="0" w:color="1F3864"/>
+              <w:right w:val="single" w:sz="6" w:space="0" w:color="1F3864"/>
             </w:tcBorders>
             <w:shd w:val="clear" w:color="auto" w:fill="4472C4"/>
             <w:tcMar>
@@ -10795,19 +10692,17 @@
         </w:tc>
       </w:tr>
       <w:tr>
-        <w:trPr>
-          <w:cantSplit/>
-        </w:trPr>
-        <w:tc>
-          <w:tcPr>
-            <w:tcW w:w="1567" w:type="dxa"/>
+        <w:trPr/>
+        <w:tc>
+          <w:tcPr>
+            <w:tcW w:w="1566" w:type="dxa"/>
             <w:gridSpan w:val="2"/>
             <w:vMerge/>
             <w:tcBorders>
-              <w:top w:val="single" w:sz="4" w:space="0" w:color="8EAADB"/>
-              <w:left w:val="single" w:sz="4" w:space="0" w:color="8EAADB"/>
-              <w:bottom w:val="single" w:sz="4" w:space="0" w:color="8EAADB"/>
-              <w:right w:val="single" w:sz="4" w:space="0" w:color="8EAADB"/>
+              <w:top w:val="single" w:sz="6" w:space="0" w:color="1F3864"/>
+              <w:left w:val="single" w:sz="6" w:space="0" w:color="1F3864"/>
+              <w:bottom w:val="single" w:sz="6" w:space="0" w:color="1F3864"/>
+              <w:right w:val="single" w:sz="6" w:space="0" w:color="1F3864"/>
             </w:tcBorders>
             <w:shd w:val="clear" w:color="auto" w:fill="D9E2F3"/>
           </w:tcPr>
@@ -10824,13 +10719,13 @@
         </w:tc>
         <w:tc>
           <w:tcPr>
-            <w:tcW w:w="1959" w:type="dxa"/>
+            <w:tcW w:w="1956" w:type="dxa"/>
             <w:gridSpan w:val="4"/>
             <w:tcBorders>
-              <w:top w:val="single" w:sz="4" w:space="0" w:color="8EAADB"/>
-              <w:left w:val="single" w:sz="4" w:space="0" w:color="8EAADB"/>
-              <w:bottom w:val="single" w:sz="4" w:space="0" w:color="8EAADB"/>
-              <w:right w:val="single" w:sz="4" w:space="0" w:color="8EAADB"/>
+              <w:top w:val="single" w:sz="6" w:space="0" w:color="1F3864"/>
+              <w:left w:val="single" w:sz="6" w:space="0" w:color="1F3864"/>
+              <w:bottom w:val="single" w:sz="6" w:space="0" w:color="1F3864"/>
+              <w:right w:val="single" w:sz="6" w:space="0" w:color="1F3864"/>
             </w:tcBorders>
             <w:shd w:val="clear" w:color="auto" w:fill="D9E2F3"/>
             <w:tcMar>
@@ -10862,13 +10757,13 @@
         </w:tc>
         <w:tc>
           <w:tcPr>
-            <w:tcW w:w="1959" w:type="dxa"/>
+            <w:tcW w:w="1957" w:type="dxa"/>
             <w:gridSpan w:val="3"/>
             <w:tcBorders>
-              <w:top w:val="single" w:sz="4" w:space="0" w:color="8EAADB"/>
-              <w:left w:val="single" w:sz="4" w:space="0" w:color="8EAADB"/>
-              <w:bottom w:val="single" w:sz="4" w:space="0" w:color="8EAADB"/>
-              <w:right w:val="single" w:sz="4" w:space="0" w:color="8EAADB"/>
+              <w:top w:val="single" w:sz="6" w:space="0" w:color="1F3864"/>
+              <w:left w:val="single" w:sz="6" w:space="0" w:color="1F3864"/>
+              <w:bottom w:val="single" w:sz="6" w:space="0" w:color="1F3864"/>
+              <w:right w:val="single" w:sz="6" w:space="0" w:color="1F3864"/>
             </w:tcBorders>
             <w:shd w:val="clear" w:color="auto" w:fill="D9E2F3"/>
             <w:tcMar>
@@ -10900,13 +10795,13 @@
         </w:tc>
         <w:tc>
           <w:tcPr>
-            <w:tcW w:w="1959" w:type="dxa"/>
+            <w:tcW w:w="1955" w:type="dxa"/>
             <w:gridSpan w:val="5"/>
             <w:tcBorders>
-              <w:top w:val="single" w:sz="4" w:space="0" w:color="8EAADB"/>
-              <w:left w:val="single" w:sz="4" w:space="0" w:color="8EAADB"/>
-              <w:bottom w:val="single" w:sz="4" w:space="0" w:color="8EAADB"/>
-              <w:right w:val="single" w:sz="4" w:space="0" w:color="8EAADB"/>
+              <w:top w:val="single" w:sz="6" w:space="0" w:color="1F3864"/>
+              <w:left w:val="single" w:sz="6" w:space="0" w:color="1F3864"/>
+              <w:bottom w:val="single" w:sz="6" w:space="0" w:color="1F3864"/>
+              <w:right w:val="single" w:sz="6" w:space="0" w:color="1F3864"/>
             </w:tcBorders>
             <w:shd w:val="clear" w:color="auto" w:fill="D9E2F3"/>
             <w:tcMar>
@@ -10938,13 +10833,13 @@
         </w:tc>
         <w:tc>
           <w:tcPr>
-            <w:tcW w:w="1959" w:type="dxa"/>
+            <w:tcW w:w="1958" w:type="dxa"/>
             <w:gridSpan w:val="2"/>
             <w:tcBorders>
-              <w:top w:val="single" w:sz="4" w:space="0" w:color="8EAADB"/>
-              <w:left w:val="single" w:sz="4" w:space="0" w:color="8EAADB"/>
-              <w:bottom w:val="single" w:sz="4" w:space="0" w:color="8EAADB"/>
-              <w:right w:val="single" w:sz="4" w:space="0" w:color="8EAADB"/>
+              <w:top w:val="single" w:sz="6" w:space="0" w:color="1F3864"/>
+              <w:left w:val="single" w:sz="6" w:space="0" w:color="1F3864"/>
+              <w:bottom w:val="single" w:sz="6" w:space="0" w:color="1F3864"/>
+              <w:right w:val="single" w:sz="6" w:space="0" w:color="1F3864"/>
             </w:tcBorders>
             <w:shd w:val="clear" w:color="auto" w:fill="D9E2F3"/>
             <w:tcMar>
@@ -10976,19 +10871,17 @@
         </w:tc>
       </w:tr>
       <w:tr>
-        <w:trPr>
-          <w:cantSplit/>
-        </w:trPr>
-        <w:tc>
-          <w:tcPr>
-            <w:tcW w:w="1567" w:type="dxa"/>
+        <w:trPr/>
+        <w:tc>
+          <w:tcPr>
+            <w:tcW w:w="1566" w:type="dxa"/>
             <w:gridSpan w:val="2"/>
             <w:vMerge/>
             <w:tcBorders>
-              <w:top w:val="single" w:sz="4" w:space="0" w:color="8EAADB"/>
-              <w:left w:val="single" w:sz="4" w:space="0" w:color="8EAADB"/>
-              <w:bottom w:val="single" w:sz="4" w:space="0" w:color="8EAADB"/>
-              <w:right w:val="single" w:sz="4" w:space="0" w:color="8EAADB"/>
+              <w:top w:val="single" w:sz="6" w:space="0" w:color="1F3864"/>
+              <w:left w:val="single" w:sz="6" w:space="0" w:color="1F3864"/>
+              <w:bottom w:val="single" w:sz="6" w:space="0" w:color="1F3864"/>
+              <w:right w:val="single" w:sz="6" w:space="0" w:color="1F3864"/>
             </w:tcBorders>
             <w:shd w:val="clear" w:color="auto" w:fill="D9E2F3"/>
           </w:tcPr>
@@ -11005,13 +10898,13 @@
         </w:tc>
         <w:tc>
           <w:tcPr>
-            <w:tcW w:w="1959" w:type="dxa"/>
+            <w:tcW w:w="1956" w:type="dxa"/>
             <w:gridSpan w:val="4"/>
             <w:tcBorders>
-              <w:top w:val="single" w:sz="4" w:space="0" w:color="8EAADB"/>
-              <w:left w:val="single" w:sz="4" w:space="0" w:color="8EAADB"/>
-              <w:bottom w:val="single" w:sz="4" w:space="0" w:color="8EAADB"/>
-              <w:right w:val="single" w:sz="4" w:space="0" w:color="8EAADB"/>
+              <w:top w:val="single" w:sz="6" w:space="0" w:color="1F3864"/>
+              <w:left w:val="single" w:sz="6" w:space="0" w:color="1F3864"/>
+              <w:bottom w:val="single" w:sz="6" w:space="0" w:color="1F3864"/>
+              <w:right w:val="single" w:sz="6" w:space="0" w:color="1F3864"/>
             </w:tcBorders>
             <w:shd w:val="clear" w:color="auto" w:fill="D9E2F3"/>
             <w:tcMar>
@@ -11043,13 +10936,13 @@
         </w:tc>
         <w:tc>
           <w:tcPr>
-            <w:tcW w:w="1959" w:type="dxa"/>
+            <w:tcW w:w="1957" w:type="dxa"/>
             <w:gridSpan w:val="3"/>
             <w:tcBorders>
-              <w:top w:val="single" w:sz="4" w:space="0" w:color="8EAADB"/>
-              <w:left w:val="single" w:sz="4" w:space="0" w:color="8EAADB"/>
-              <w:bottom w:val="single" w:sz="4" w:space="0" w:color="8EAADB"/>
-              <w:right w:val="single" w:sz="4" w:space="0" w:color="8EAADB"/>
+              <w:top w:val="single" w:sz="6" w:space="0" w:color="1F3864"/>
+              <w:left w:val="single" w:sz="6" w:space="0" w:color="1F3864"/>
+              <w:bottom w:val="single" w:sz="6" w:space="0" w:color="1F3864"/>
+              <w:right w:val="single" w:sz="6" w:space="0" w:color="1F3864"/>
             </w:tcBorders>
             <w:shd w:val="clear" w:color="auto" w:fill="D9E2F3"/>
             <w:tcMar>
@@ -11081,13 +10974,13 @@
         </w:tc>
         <w:tc>
           <w:tcPr>
-            <w:tcW w:w="1959" w:type="dxa"/>
+            <w:tcW w:w="1955" w:type="dxa"/>
             <w:gridSpan w:val="5"/>
             <w:tcBorders>
-              <w:top w:val="single" w:sz="4" w:space="0" w:color="8EAADB"/>
-              <w:left w:val="single" w:sz="4" w:space="0" w:color="8EAADB"/>
-              <w:bottom w:val="single" w:sz="4" w:space="0" w:color="8EAADB"/>
-              <w:right w:val="single" w:sz="4" w:space="0" w:color="8EAADB"/>
+              <w:top w:val="single" w:sz="6" w:space="0" w:color="1F3864"/>
+              <w:left w:val="single" w:sz="6" w:space="0" w:color="1F3864"/>
+              <w:bottom w:val="single" w:sz="6" w:space="0" w:color="1F3864"/>
+              <w:right w:val="single" w:sz="6" w:space="0" w:color="1F3864"/>
             </w:tcBorders>
             <w:shd w:val="clear" w:color="auto" w:fill="D9E2F3"/>
             <w:tcMar>
@@ -11119,13 +11012,13 @@
         </w:tc>
         <w:tc>
           <w:tcPr>
-            <w:tcW w:w="1959" w:type="dxa"/>
+            <w:tcW w:w="1958" w:type="dxa"/>
             <w:gridSpan w:val="2"/>
             <w:tcBorders>
-              <w:top w:val="single" w:sz="4" w:space="0" w:color="8EAADB"/>
-              <w:left w:val="single" w:sz="4" w:space="0" w:color="8EAADB"/>
-              <w:bottom w:val="single" w:sz="4" w:space="0" w:color="8EAADB"/>
-              <w:right w:val="single" w:sz="4" w:space="0" w:color="8EAADB"/>
+              <w:top w:val="single" w:sz="6" w:space="0" w:color="1F3864"/>
+              <w:left w:val="single" w:sz="6" w:space="0" w:color="1F3864"/>
+              <w:bottom w:val="single" w:sz="6" w:space="0" w:color="1F3864"/>
+              <w:right w:val="single" w:sz="6" w:space="0" w:color="1F3864"/>
             </w:tcBorders>
             <w:shd w:val="clear" w:color="auto" w:fill="D9E2F3"/>
             <w:tcMar>
@@ -11157,19 +11050,17 @@
         </w:tc>
       </w:tr>
       <w:tr>
-        <w:trPr>
-          <w:cantSplit/>
-        </w:trPr>
-        <w:tc>
-          <w:tcPr>
-            <w:tcW w:w="1567" w:type="dxa"/>
+        <w:trPr/>
+        <w:tc>
+          <w:tcPr>
+            <w:tcW w:w="1566" w:type="dxa"/>
             <w:gridSpan w:val="2"/>
             <w:vMerge/>
             <w:tcBorders>
-              <w:top w:val="single" w:sz="4" w:space="0" w:color="8EAADB"/>
-              <w:left w:val="single" w:sz="4" w:space="0" w:color="8EAADB"/>
-              <w:bottom w:val="single" w:sz="4" w:space="0" w:color="8EAADB"/>
-              <w:right w:val="single" w:sz="4" w:space="0" w:color="8EAADB"/>
+              <w:top w:val="single" w:sz="6" w:space="0" w:color="1F3864"/>
+              <w:left w:val="single" w:sz="6" w:space="0" w:color="1F3864"/>
+              <w:bottom w:val="single" w:sz="6" w:space="0" w:color="1F3864"/>
+              <w:right w:val="single" w:sz="6" w:space="0" w:color="1F3864"/>
             </w:tcBorders>
             <w:shd w:val="clear" w:color="auto" w:fill="D9E2F3"/>
           </w:tcPr>
@@ -11186,13 +11077,13 @@
         </w:tc>
         <w:tc>
           <w:tcPr>
-            <w:tcW w:w="1959" w:type="dxa"/>
+            <w:tcW w:w="1956" w:type="dxa"/>
             <w:gridSpan w:val="4"/>
             <w:tcBorders>
-              <w:top w:val="single" w:sz="4" w:space="0" w:color="8EAADB"/>
-              <w:left w:val="single" w:sz="4" w:space="0" w:color="8EAADB"/>
-              <w:bottom w:val="single" w:sz="4" w:space="0" w:color="8EAADB"/>
-              <w:right w:val="single" w:sz="4" w:space="0" w:color="8EAADB"/>
+              <w:top w:val="single" w:sz="6" w:space="0" w:color="1F3864"/>
+              <w:left w:val="single" w:sz="6" w:space="0" w:color="1F3864"/>
+              <w:bottom w:val="single" w:sz="6" w:space="0" w:color="1F3864"/>
+              <w:right w:val="single" w:sz="6" w:space="0" w:color="1F3864"/>
             </w:tcBorders>
             <w:shd w:val="clear" w:color="auto" w:fill="D9E2F3"/>
             <w:tcMar>
@@ -11224,13 +11115,13 @@
         </w:tc>
         <w:tc>
           <w:tcPr>
-            <w:tcW w:w="1959" w:type="dxa"/>
+            <w:tcW w:w="1957" w:type="dxa"/>
             <w:gridSpan w:val="3"/>
             <w:tcBorders>
-              <w:top w:val="single" w:sz="4" w:space="0" w:color="8EAADB"/>
-              <w:left w:val="single" w:sz="4" w:space="0" w:color="8EAADB"/>
-              <w:bottom w:val="single" w:sz="4" w:space="0" w:color="8EAADB"/>
-              <w:right w:val="single" w:sz="4" w:space="0" w:color="8EAADB"/>
+              <w:top w:val="single" w:sz="6" w:space="0" w:color="1F3864"/>
+              <w:left w:val="single" w:sz="6" w:space="0" w:color="1F3864"/>
+              <w:bottom w:val="single" w:sz="6" w:space="0" w:color="1F3864"/>
+              <w:right w:val="single" w:sz="6" w:space="0" w:color="1F3864"/>
             </w:tcBorders>
             <w:shd w:val="clear" w:color="auto" w:fill="D9E2F3"/>
             <w:tcMar>
@@ -11262,13 +11153,13 @@
         </w:tc>
         <w:tc>
           <w:tcPr>
-            <w:tcW w:w="1959" w:type="dxa"/>
+            <w:tcW w:w="1955" w:type="dxa"/>
             <w:gridSpan w:val="5"/>
             <w:tcBorders>
-              <w:top w:val="single" w:sz="4" w:space="0" w:color="8EAADB"/>
-              <w:left w:val="single" w:sz="4" w:space="0" w:color="8EAADB"/>
-              <w:bottom w:val="single" w:sz="4" w:space="0" w:color="8EAADB"/>
-              <w:right w:val="single" w:sz="4" w:space="0" w:color="8EAADB"/>
+              <w:top w:val="single" w:sz="6" w:space="0" w:color="1F3864"/>
+              <w:left w:val="single" w:sz="6" w:space="0" w:color="1F3864"/>
+              <w:bottom w:val="single" w:sz="6" w:space="0" w:color="1F3864"/>
+              <w:right w:val="single" w:sz="6" w:space="0" w:color="1F3864"/>
             </w:tcBorders>
             <w:shd w:val="clear" w:color="auto" w:fill="D9E2F3"/>
             <w:tcMar>
@@ -11300,13 +11191,13 @@
         </w:tc>
         <w:tc>
           <w:tcPr>
-            <w:tcW w:w="1959" w:type="dxa"/>
+            <w:tcW w:w="1958" w:type="dxa"/>
             <w:gridSpan w:val="2"/>
             <w:tcBorders>
-              <w:top w:val="single" w:sz="4" w:space="0" w:color="8EAADB"/>
-              <w:left w:val="single" w:sz="4" w:space="0" w:color="8EAADB"/>
-              <w:bottom w:val="single" w:sz="4" w:space="0" w:color="8EAADB"/>
-              <w:right w:val="single" w:sz="4" w:space="0" w:color="8EAADB"/>
+              <w:top w:val="single" w:sz="6" w:space="0" w:color="1F3864"/>
+              <w:left w:val="single" w:sz="6" w:space="0" w:color="1F3864"/>
+              <w:bottom w:val="single" w:sz="6" w:space="0" w:color="1F3864"/>
+              <w:right w:val="single" w:sz="6" w:space="0" w:color="1F3864"/>
             </w:tcBorders>
             <w:shd w:val="clear" w:color="auto" w:fill="D9E2F3"/>
             <w:tcMar>
@@ -11338,19 +11229,17 @@
         </w:tc>
       </w:tr>
       <w:tr>
-        <w:trPr>
-          <w:cantSplit/>
-        </w:trPr>
-        <w:tc>
-          <w:tcPr>
-            <w:tcW w:w="1567" w:type="dxa"/>
+        <w:trPr/>
+        <w:tc>
+          <w:tcPr>
+            <w:tcW w:w="1566" w:type="dxa"/>
             <w:gridSpan w:val="2"/>
             <w:vMerge/>
             <w:tcBorders>
-              <w:top w:val="single" w:sz="4" w:space="0" w:color="8EAADB"/>
-              <w:left w:val="single" w:sz="4" w:space="0" w:color="8EAADB"/>
-              <w:bottom w:val="single" w:sz="4" w:space="0" w:color="8EAADB"/>
-              <w:right w:val="single" w:sz="4" w:space="0" w:color="8EAADB"/>
+              <w:top w:val="single" w:sz="6" w:space="0" w:color="1F3864"/>
+              <w:left w:val="single" w:sz="6" w:space="0" w:color="1F3864"/>
+              <w:bottom w:val="single" w:sz="6" w:space="0" w:color="1F3864"/>
+              <w:right w:val="single" w:sz="6" w:space="0" w:color="1F3864"/>
             </w:tcBorders>
             <w:shd w:val="clear" w:color="auto" w:fill="D9E2F3"/>
           </w:tcPr>
@@ -11367,13 +11256,13 @@
         </w:tc>
         <w:tc>
           <w:tcPr>
-            <w:tcW w:w="6270" w:type="dxa"/>
+            <w:tcW w:w="6259" w:type="dxa"/>
             <w:gridSpan w:val="13"/>
             <w:tcBorders>
-              <w:top w:val="single" w:sz="4" w:space="0" w:color="8EAADB"/>
-              <w:left w:val="single" w:sz="4" w:space="0" w:color="8EAADB"/>
-              <w:bottom w:val="single" w:sz="4" w:space="0" w:color="8EAADB"/>
-              <w:right w:val="single" w:sz="4" w:space="0" w:color="8EAADB"/>
+              <w:top w:val="single" w:sz="6" w:space="0" w:color="1F3864"/>
+              <w:left w:val="single" w:sz="6" w:space="0" w:color="1F3864"/>
+              <w:bottom w:val="single" w:sz="6" w:space="0" w:color="1F3864"/>
+              <w:right w:val="single" w:sz="6" w:space="0" w:color="1F3864"/>
             </w:tcBorders>
             <w:shd w:val="clear" w:color="auto" w:fill="D9E2F3"/>
             <w:tcMar>
@@ -11420,10 +11309,10 @@
           <w:tcPr>
             <w:tcW w:w="1567" w:type="dxa"/>
             <w:tcBorders>
-              <w:top w:val="single" w:sz="4" w:space="0" w:color="4472C4"/>
-              <w:left w:val="single" w:sz="4" w:space="0" w:color="4472C4"/>
-              <w:bottom w:val="single" w:sz="4" w:space="0" w:color="4472C4"/>
-              <w:right w:val="single" w:sz="4" w:space="0" w:color="4472C4"/>
+              <w:top w:val="single" w:sz="6" w:space="0" w:color="1F3864"/>
+              <w:left w:val="single" w:sz="6" w:space="0" w:color="1F3864"/>
+              <w:bottom w:val="single" w:sz="6" w:space="0" w:color="1F3864"/>
+              <w:right w:val="single" w:sz="6" w:space="0" w:color="1F3864"/>
             </w:tcBorders>
             <w:shd w:val="clear" w:color="auto" w:fill="4472C4"/>
             <w:tcMar>
@@ -11462,19 +11351,17 @@
         </w:tc>
       </w:tr>
       <w:tr>
-        <w:trPr>
-          <w:cantSplit/>
-        </w:trPr>
-        <w:tc>
-          <w:tcPr>
-            <w:tcW w:w="1567" w:type="dxa"/>
+        <w:trPr/>
+        <w:tc>
+          <w:tcPr>
+            <w:tcW w:w="1566" w:type="dxa"/>
             <w:gridSpan w:val="2"/>
             <w:vMerge/>
             <w:tcBorders>
-              <w:top w:val="single" w:sz="4" w:space="0" w:color="8EAADB"/>
-              <w:left w:val="single" w:sz="4" w:space="0" w:color="8EAADB"/>
-              <w:bottom w:val="single" w:sz="4" w:space="0" w:color="8EAADB"/>
-              <w:right w:val="single" w:sz="4" w:space="0" w:color="8EAADB"/>
+              <w:top w:val="single" w:sz="6" w:space="0" w:color="1F3864"/>
+              <w:left w:val="single" w:sz="6" w:space="0" w:color="1F3864"/>
+              <w:bottom w:val="single" w:sz="6" w:space="0" w:color="1F3864"/>
+              <w:right w:val="single" w:sz="6" w:space="0" w:color="1F3864"/>
             </w:tcBorders>
             <w:shd w:val="clear" w:color="auto" w:fill="D9E2F3"/>
           </w:tcPr>
@@ -11491,13 +11378,13 @@
         </w:tc>
         <w:tc>
           <w:tcPr>
-            <w:tcW w:w="1959" w:type="dxa"/>
+            <w:tcW w:w="1956" w:type="dxa"/>
             <w:gridSpan w:val="4"/>
             <w:tcBorders>
-              <w:top w:val="single" w:sz="4" w:space="0" w:color="4472C4"/>
-              <w:left w:val="single" w:sz="4" w:space="0" w:color="4472C4"/>
-              <w:bottom w:val="single" w:sz="4" w:space="0" w:color="4472C4"/>
-              <w:right w:val="single" w:sz="4" w:space="0" w:color="4472C4"/>
+              <w:top w:val="single" w:sz="6" w:space="0" w:color="1F3864"/>
+              <w:left w:val="single" w:sz="6" w:space="0" w:color="1F3864"/>
+              <w:bottom w:val="single" w:sz="6" w:space="0" w:color="1F3864"/>
+              <w:right w:val="single" w:sz="6" w:space="0" w:color="1F3864"/>
             </w:tcBorders>
             <w:shd w:val="clear" w:color="auto" w:fill="4472C4"/>
             <w:tcMar>
@@ -11536,13 +11423,13 @@
         </w:tc>
         <w:tc>
           <w:tcPr>
-            <w:tcW w:w="1959" w:type="dxa"/>
+            <w:tcW w:w="1957" w:type="dxa"/>
             <w:gridSpan w:val="3"/>
             <w:tcBorders>
-              <w:top w:val="single" w:sz="4" w:space="0" w:color="4472C4"/>
-              <w:left w:val="single" w:sz="4" w:space="0" w:color="4472C4"/>
-              <w:bottom w:val="single" w:sz="4" w:space="0" w:color="4472C4"/>
-              <w:right w:val="single" w:sz="4" w:space="0" w:color="4472C4"/>
+              <w:top w:val="single" w:sz="6" w:space="0" w:color="1F3864"/>
+              <w:left w:val="single" w:sz="6" w:space="0" w:color="1F3864"/>
+              <w:bottom w:val="single" w:sz="6" w:space="0" w:color="1F3864"/>
+              <w:right w:val="single" w:sz="6" w:space="0" w:color="1F3864"/>
             </w:tcBorders>
             <w:shd w:val="clear" w:color="auto" w:fill="4472C4"/>
             <w:tcMar>
@@ -11581,13 +11468,13 @@
         </w:tc>
         <w:tc>
           <w:tcPr>
-            <w:tcW w:w="1959" w:type="dxa"/>
+            <w:tcW w:w="1955" w:type="dxa"/>
             <w:gridSpan w:val="5"/>
             <w:tcBorders>
-              <w:top w:val="single" w:sz="4" w:space="0" w:color="4472C4"/>
-              <w:left w:val="single" w:sz="4" w:space="0" w:color="4472C4"/>
-              <w:bottom w:val="single" w:sz="4" w:space="0" w:color="4472C4"/>
-              <w:right w:val="single" w:sz="4" w:space="0" w:color="4472C4"/>
+              <w:top w:val="single" w:sz="6" w:space="0" w:color="1F3864"/>
+              <w:left w:val="single" w:sz="6" w:space="0" w:color="1F3864"/>
+              <w:bottom w:val="single" w:sz="6" w:space="0" w:color="1F3864"/>
+              <w:right w:val="single" w:sz="6" w:space="0" w:color="1F3864"/>
             </w:tcBorders>
             <w:shd w:val="clear" w:color="auto" w:fill="4472C4"/>
             <w:tcMar>
@@ -11626,13 +11513,13 @@
         </w:tc>
         <w:tc>
           <w:tcPr>
-            <w:tcW w:w="1959" w:type="dxa"/>
+            <w:tcW w:w="1958" w:type="dxa"/>
             <w:gridSpan w:val="2"/>
             <w:tcBorders>
-              <w:top w:val="single" w:sz="4" w:space="0" w:color="4472C4"/>
-              <w:left w:val="single" w:sz="4" w:space="0" w:color="4472C4"/>
-              <w:bottom w:val="single" w:sz="4" w:space="0" w:color="4472C4"/>
-              <w:right w:val="single" w:sz="4" w:space="0" w:color="4472C4"/>
+              <w:top w:val="single" w:sz="6" w:space="0" w:color="1F3864"/>
+              <w:left w:val="single" w:sz="6" w:space="0" w:color="1F3864"/>
+              <w:bottom w:val="single" w:sz="6" w:space="0" w:color="1F3864"/>
+              <w:right w:val="single" w:sz="6" w:space="0" w:color="1F3864"/>
             </w:tcBorders>
             <w:shd w:val="clear" w:color="auto" w:fill="4472C4"/>
             <w:tcMar>
@@ -11671,19 +11558,17 @@
         </w:tc>
       </w:tr>
       <w:tr>
-        <w:trPr>
-          <w:cantSplit/>
-        </w:trPr>
-        <w:tc>
-          <w:tcPr>
-            <w:tcW w:w="1567" w:type="dxa"/>
+        <w:trPr/>
+        <w:tc>
+          <w:tcPr>
+            <w:tcW w:w="1566" w:type="dxa"/>
             <w:gridSpan w:val="2"/>
             <w:vMerge/>
             <w:tcBorders>
-              <w:top w:val="single" w:sz="4" w:space="0" w:color="8EAADB"/>
-              <w:left w:val="single" w:sz="4" w:space="0" w:color="8EAADB"/>
-              <w:bottom w:val="single" w:sz="4" w:space="0" w:color="8EAADB"/>
-              <w:right w:val="single" w:sz="4" w:space="0" w:color="8EAADB"/>
+              <w:top w:val="single" w:sz="6" w:space="0" w:color="1F3864"/>
+              <w:left w:val="single" w:sz="6" w:space="0" w:color="1F3864"/>
+              <w:bottom w:val="single" w:sz="6" w:space="0" w:color="1F3864"/>
+              <w:right w:val="single" w:sz="6" w:space="0" w:color="1F3864"/>
             </w:tcBorders>
             <w:shd w:val="clear" w:color="auto" w:fill="D9E2F3"/>
           </w:tcPr>
@@ -11700,13 +11585,13 @@
         </w:tc>
         <w:tc>
           <w:tcPr>
-            <w:tcW w:w="1959" w:type="dxa"/>
+            <w:tcW w:w="1956" w:type="dxa"/>
             <w:gridSpan w:val="4"/>
             <w:tcBorders>
-              <w:top w:val="single" w:sz="4" w:space="0" w:color="8EAADB"/>
-              <w:left w:val="single" w:sz="4" w:space="0" w:color="8EAADB"/>
-              <w:bottom w:val="single" w:sz="4" w:space="0" w:color="8EAADB"/>
-              <w:right w:val="single" w:sz="4" w:space="0" w:color="8EAADB"/>
+              <w:top w:val="single" w:sz="6" w:space="0" w:color="1F3864"/>
+              <w:left w:val="single" w:sz="6" w:space="0" w:color="1F3864"/>
+              <w:bottom w:val="single" w:sz="6" w:space="0" w:color="1F3864"/>
+              <w:right w:val="single" w:sz="6" w:space="0" w:color="1F3864"/>
             </w:tcBorders>
             <w:shd w:val="clear" w:color="auto" w:fill="D9E2F3"/>
             <w:tcMar>
@@ -11738,13 +11623,13 @@
         </w:tc>
         <w:tc>
           <w:tcPr>
-            <w:tcW w:w="1959" w:type="dxa"/>
+            <w:tcW w:w="1957" w:type="dxa"/>
             <w:gridSpan w:val="3"/>
             <w:tcBorders>
-              <w:top w:val="single" w:sz="4" w:space="0" w:color="8EAADB"/>
-              <w:left w:val="single" w:sz="4" w:space="0" w:color="8EAADB"/>
-              <w:bottom w:val="single" w:sz="4" w:space="0" w:color="8EAADB"/>
-              <w:right w:val="single" w:sz="4" w:space="0" w:color="8EAADB"/>
+              <w:top w:val="single" w:sz="6" w:space="0" w:color="1F3864"/>
+              <w:left w:val="single" w:sz="6" w:space="0" w:color="1F3864"/>
+              <w:bottom w:val="single" w:sz="6" w:space="0" w:color="1F3864"/>
+              <w:right w:val="single" w:sz="6" w:space="0" w:color="1F3864"/>
             </w:tcBorders>
             <w:shd w:val="clear" w:color="auto" w:fill="D9E2F3"/>
             <w:tcMar>
@@ -11776,13 +11661,13 @@
         </w:tc>
         <w:tc>
           <w:tcPr>
-            <w:tcW w:w="1959" w:type="dxa"/>
+            <w:tcW w:w="1955" w:type="dxa"/>
             <w:gridSpan w:val="5"/>
             <w:tcBorders>
-              <w:top w:val="single" w:sz="4" w:space="0" w:color="8EAADB"/>
-              <w:left w:val="single" w:sz="4" w:space="0" w:color="8EAADB"/>
-              <w:bottom w:val="single" w:sz="4" w:space="0" w:color="8EAADB"/>
-              <w:right w:val="single" w:sz="4" w:space="0" w:color="8EAADB"/>
+              <w:top w:val="single" w:sz="6" w:space="0" w:color="1F3864"/>
+              <w:left w:val="single" w:sz="6" w:space="0" w:color="1F3864"/>
+              <w:bottom w:val="single" w:sz="6" w:space="0" w:color="1F3864"/>
+              <w:right w:val="single" w:sz="6" w:space="0" w:color="1F3864"/>
             </w:tcBorders>
             <w:shd w:val="clear" w:color="auto" w:fill="D9E2F3"/>
             <w:tcMar>
@@ -11814,13 +11699,13 @@
         </w:tc>
         <w:tc>
           <w:tcPr>
-            <w:tcW w:w="1959" w:type="dxa"/>
+            <w:tcW w:w="1958" w:type="dxa"/>
             <w:gridSpan w:val="2"/>
             <w:tcBorders>
-              <w:top w:val="single" w:sz="4" w:space="0" w:color="8EAADB"/>
-              <w:left w:val="single" w:sz="4" w:space="0" w:color="8EAADB"/>
-              <w:bottom w:val="single" w:sz="4" w:space="0" w:color="8EAADB"/>
-              <w:right w:val="single" w:sz="4" w:space="0" w:color="8EAADB"/>
+              <w:top w:val="single" w:sz="6" w:space="0" w:color="1F3864"/>
+              <w:left w:val="single" w:sz="6" w:space="0" w:color="1F3864"/>
+              <w:bottom w:val="single" w:sz="6" w:space="0" w:color="1F3864"/>
+              <w:right w:val="single" w:sz="6" w:space="0" w:color="1F3864"/>
             </w:tcBorders>
             <w:shd w:val="clear" w:color="auto" w:fill="D9E2F3"/>
             <w:tcMar>
@@ -11852,19 +11737,17 @@
         </w:tc>
       </w:tr>
       <w:tr>
-        <w:trPr>
-          <w:cantSplit/>
-        </w:trPr>
-        <w:tc>
-          <w:tcPr>
-            <w:tcW w:w="1567" w:type="dxa"/>
+        <w:trPr/>
+        <w:tc>
+          <w:tcPr>
+            <w:tcW w:w="1566" w:type="dxa"/>
             <w:gridSpan w:val="2"/>
             <w:vMerge/>
             <w:tcBorders>
-              <w:top w:val="single" w:sz="4" w:space="0" w:color="8EAADB"/>
-              <w:left w:val="single" w:sz="4" w:space="0" w:color="8EAADB"/>
-              <w:bottom w:val="single" w:sz="4" w:space="0" w:color="8EAADB"/>
-              <w:right w:val="single" w:sz="4" w:space="0" w:color="8EAADB"/>
+              <w:top w:val="single" w:sz="6" w:space="0" w:color="1F3864"/>
+              <w:left w:val="single" w:sz="6" w:space="0" w:color="1F3864"/>
+              <w:bottom w:val="single" w:sz="6" w:space="0" w:color="1F3864"/>
+              <w:right w:val="single" w:sz="6" w:space="0" w:color="1F3864"/>
             </w:tcBorders>
             <w:shd w:val="clear" w:color="auto" w:fill="D9E2F3"/>
           </w:tcPr>
@@ -11881,13 +11764,13 @@
         </w:tc>
         <w:tc>
           <w:tcPr>
-            <w:tcW w:w="1959" w:type="dxa"/>
+            <w:tcW w:w="1956" w:type="dxa"/>
             <w:gridSpan w:val="4"/>
             <w:tcBorders>
-              <w:top w:val="single" w:sz="4" w:space="0" w:color="8EAADB"/>
-              <w:left w:val="single" w:sz="4" w:space="0" w:color="8EAADB"/>
-              <w:bottom w:val="single" w:sz="4" w:space="0" w:color="8EAADB"/>
-              <w:right w:val="single" w:sz="4" w:space="0" w:color="8EAADB"/>
+              <w:top w:val="single" w:sz="6" w:space="0" w:color="1F3864"/>
+              <w:left w:val="single" w:sz="6" w:space="0" w:color="1F3864"/>
+              <w:bottom w:val="single" w:sz="6" w:space="0" w:color="1F3864"/>
+              <w:right w:val="single" w:sz="6" w:space="0" w:color="1F3864"/>
             </w:tcBorders>
             <w:shd w:val="clear" w:color="auto" w:fill="D9E2F3"/>
             <w:tcMar>
@@ -11919,13 +11802,13 @@
         </w:tc>
         <w:tc>
           <w:tcPr>
-            <w:tcW w:w="1959" w:type="dxa"/>
+            <w:tcW w:w="1957" w:type="dxa"/>
             <w:gridSpan w:val="3"/>
             <w:tcBorders>
-              <w:top w:val="single" w:sz="4" w:space="0" w:color="8EAADB"/>
-              <w:left w:val="single" w:sz="4" w:space="0" w:color="8EAADB"/>
-              <w:bottom w:val="single" w:sz="4" w:space="0" w:color="8EAADB"/>
-              <w:right w:val="single" w:sz="4" w:space="0" w:color="8EAADB"/>
+              <w:top w:val="single" w:sz="6" w:space="0" w:color="1F3864"/>
+              <w:left w:val="single" w:sz="6" w:space="0" w:color="1F3864"/>
+              <w:bottom w:val="single" w:sz="6" w:space="0" w:color="1F3864"/>
+              <w:right w:val="single" w:sz="6" w:space="0" w:color="1F3864"/>
             </w:tcBorders>
             <w:shd w:val="clear" w:color="auto" w:fill="D9E2F3"/>
             <w:tcMar>
@@ -11957,13 +11840,13 @@
         </w:tc>
         <w:tc>
           <w:tcPr>
-            <w:tcW w:w="1959" w:type="dxa"/>
+            <w:tcW w:w="1955" w:type="dxa"/>
             <w:gridSpan w:val="5"/>
             <w:tcBorders>
-              <w:top w:val="single" w:sz="4" w:space="0" w:color="8EAADB"/>
-              <w:left w:val="single" w:sz="4" w:space="0" w:color="8EAADB"/>
-              <w:bottom w:val="single" w:sz="4" w:space="0" w:color="8EAADB"/>
-              <w:right w:val="single" w:sz="4" w:space="0" w:color="8EAADB"/>
+              <w:top w:val="single" w:sz="6" w:space="0" w:color="1F3864"/>
+              <w:left w:val="single" w:sz="6" w:space="0" w:color="1F3864"/>
+              <w:bottom w:val="single" w:sz="6" w:space="0" w:color="1F3864"/>
+              <w:right w:val="single" w:sz="6" w:space="0" w:color="1F3864"/>
             </w:tcBorders>
             <w:shd w:val="clear" w:color="auto" w:fill="D9E2F3"/>
             <w:tcMar>
@@ -11995,13 +11878,13 @@
         </w:tc>
         <w:tc>
           <w:tcPr>
-            <w:tcW w:w="1959" w:type="dxa"/>
+            <w:tcW w:w="1958" w:type="dxa"/>
             <w:gridSpan w:val="2"/>
             <w:tcBorders>
-              <w:top w:val="single" w:sz="4" w:space="0" w:color="8EAADB"/>
-              <w:left w:val="single" w:sz="4" w:space="0" w:color="8EAADB"/>
-              <w:bottom w:val="single" w:sz="4" w:space="0" w:color="8EAADB"/>
-              <w:right w:val="single" w:sz="4" w:space="0" w:color="8EAADB"/>
+              <w:top w:val="single" w:sz="6" w:space="0" w:color="1F3864"/>
+              <w:left w:val="single" w:sz="6" w:space="0" w:color="1F3864"/>
+              <w:bottom w:val="single" w:sz="6" w:space="0" w:color="1F3864"/>
+              <w:right w:val="single" w:sz="6" w:space="0" w:color="1F3864"/>
             </w:tcBorders>
             <w:shd w:val="clear" w:color="auto" w:fill="D9E2F3"/>
             <w:tcMar>
@@ -12033,19 +11916,17 @@
         </w:tc>
       </w:tr>
       <w:tr>
-        <w:trPr>
-          <w:cantSplit/>
-        </w:trPr>
-        <w:tc>
-          <w:tcPr>
-            <w:tcW w:w="1567" w:type="dxa"/>
+        <w:trPr/>
+        <w:tc>
+          <w:tcPr>
+            <w:tcW w:w="1566" w:type="dxa"/>
             <w:gridSpan w:val="2"/>
             <w:vMerge/>
             <w:tcBorders>
-              <w:top w:val="single" w:sz="4" w:space="0" w:color="8EAADB"/>
-              <w:left w:val="single" w:sz="4" w:space="0" w:color="8EAADB"/>
-              <w:bottom w:val="single" w:sz="4" w:space="0" w:color="8EAADB"/>
-              <w:right w:val="single" w:sz="4" w:space="0" w:color="8EAADB"/>
+              <w:top w:val="single" w:sz="6" w:space="0" w:color="1F3864"/>
+              <w:left w:val="single" w:sz="6" w:space="0" w:color="1F3864"/>
+              <w:bottom w:val="single" w:sz="6" w:space="0" w:color="1F3864"/>
+              <w:right w:val="single" w:sz="6" w:space="0" w:color="1F3864"/>
             </w:tcBorders>
             <w:shd w:val="clear" w:color="auto" w:fill="D9E2F3"/>
           </w:tcPr>
@@ -12062,13 +11943,13 @@
         </w:tc>
         <w:tc>
           <w:tcPr>
-            <w:tcW w:w="1959" w:type="dxa"/>
+            <w:tcW w:w="1956" w:type="dxa"/>
             <w:gridSpan w:val="4"/>
             <w:tcBorders>
-              <w:top w:val="single" w:sz="4" w:space="0" w:color="8EAADB"/>
-              <w:left w:val="single" w:sz="4" w:space="0" w:color="8EAADB"/>
-              <w:bottom w:val="single" w:sz="4" w:space="0" w:color="8EAADB"/>
-              <w:right w:val="single" w:sz="4" w:space="0" w:color="8EAADB"/>
+              <w:top w:val="single" w:sz="6" w:space="0" w:color="1F3864"/>
+              <w:left w:val="single" w:sz="6" w:space="0" w:color="1F3864"/>
+              <w:bottom w:val="single" w:sz="6" w:space="0" w:color="1F3864"/>
+              <w:right w:val="single" w:sz="6" w:space="0" w:color="1F3864"/>
             </w:tcBorders>
             <w:shd w:val="clear" w:color="auto" w:fill="D9E2F3"/>
             <w:tcMar>
@@ -12100,13 +11981,13 @@
         </w:tc>
         <w:tc>
           <w:tcPr>
-            <w:tcW w:w="1959" w:type="dxa"/>
+            <w:tcW w:w="1957" w:type="dxa"/>
             <w:gridSpan w:val="3"/>
             <w:tcBorders>
-              <w:top w:val="single" w:sz="4" w:space="0" w:color="8EAADB"/>
-              <w:left w:val="single" w:sz="4" w:space="0" w:color="8EAADB"/>
-              <w:bottom w:val="single" w:sz="4" w:space="0" w:color="8EAADB"/>
-              <w:right w:val="single" w:sz="4" w:space="0" w:color="8EAADB"/>
+              <w:top w:val="single" w:sz="6" w:space="0" w:color="1F3864"/>
+              <w:left w:val="single" w:sz="6" w:space="0" w:color="1F3864"/>
+              <w:bottom w:val="single" w:sz="6" w:space="0" w:color="1F3864"/>
+              <w:right w:val="single" w:sz="6" w:space="0" w:color="1F3864"/>
             </w:tcBorders>
             <w:shd w:val="clear" w:color="auto" w:fill="D9E2F3"/>
             <w:tcMar>
@@ -12138,13 +12019,13 @@
         </w:tc>
         <w:tc>
           <w:tcPr>
-            <w:tcW w:w="1959" w:type="dxa"/>
+            <w:tcW w:w="1955" w:type="dxa"/>
             <w:gridSpan w:val="5"/>
             <w:tcBorders>
-              <w:top w:val="single" w:sz="4" w:space="0" w:color="8EAADB"/>
-              <w:left w:val="single" w:sz="4" w:space="0" w:color="8EAADB"/>
-              <w:bottom w:val="single" w:sz="4" w:space="0" w:color="8EAADB"/>
-              <w:right w:val="single" w:sz="4" w:space="0" w:color="8EAADB"/>
+              <w:top w:val="single" w:sz="6" w:space="0" w:color="1F3864"/>
+              <w:left w:val="single" w:sz="6" w:space="0" w:color="1F3864"/>
+              <w:bottom w:val="single" w:sz="6" w:space="0" w:color="1F3864"/>
+              <w:right w:val="single" w:sz="6" w:space="0" w:color="1F3864"/>
             </w:tcBorders>
             <w:shd w:val="clear" w:color="auto" w:fill="D9E2F3"/>
             <w:tcMar>
@@ -12176,13 +12057,13 @@
         </w:tc>
         <w:tc>
           <w:tcPr>
-            <w:tcW w:w="1959" w:type="dxa"/>
+            <w:tcW w:w="1958" w:type="dxa"/>
             <w:gridSpan w:val="2"/>
             <w:tcBorders>
-              <w:top w:val="single" w:sz="4" w:space="0" w:color="8EAADB"/>
-              <w:left w:val="single" w:sz="4" w:space="0" w:color="8EAADB"/>
-              <w:bottom w:val="single" w:sz="4" w:space="0" w:color="8EAADB"/>
-              <w:right w:val="single" w:sz="4" w:space="0" w:color="8EAADB"/>
+              <w:top w:val="single" w:sz="6" w:space="0" w:color="1F3864"/>
+              <w:left w:val="single" w:sz="6" w:space="0" w:color="1F3864"/>
+              <w:bottom w:val="single" w:sz="6" w:space="0" w:color="1F3864"/>
+              <w:right w:val="single" w:sz="6" w:space="0" w:color="1F3864"/>
             </w:tcBorders>
             <w:shd w:val="clear" w:color="auto" w:fill="D9E2F3"/>
             <w:tcMar>
@@ -12216,13 +12097,13 @@
       <w:tr>
         <w:tc>
           <w:tcPr>
-            <w:tcW w:w="9405" w:type="dxa"/>
+            <w:tcW w:w="9392" w:type="dxa"/>
             <w:gridSpan w:val="16"/>
             <w:tcBorders>
-              <w:top w:val="single" w:sz="4" w:space="0" w:color="8EAADB"/>
-              <w:left w:val="single" w:sz="4" w:space="0" w:color="8EAADB"/>
-              <w:bottom w:val="single" w:sz="4" w:space="0" w:color="8EAADB"/>
-              <w:right w:val="single" w:sz="4" w:space="0" w:color="8EAADB"/>
+              <w:top w:val="single" w:sz="6" w:space="0" w:color="1F3864"/>
+              <w:left w:val="single" w:sz="6" w:space="0" w:color="1F3864"/>
+              <w:bottom w:val="single" w:sz="6" w:space="0" w:color="1F3864"/>
+              <w:right w:val="single" w:sz="6" w:space="0" w:color="1F3864"/>
             </w:tcBorders>
             <w:shd w:val="clear" w:color="auto" w:fill="D9E2F3"/>
             <w:tcMar>
@@ -12468,13 +12349,13 @@
       <w:tr>
         <w:tc>
           <w:tcPr>
-            <w:tcW w:w="9405" w:type="dxa"/>
+            <w:tcW w:w="9392" w:type="dxa"/>
             <w:gridSpan w:val="16"/>
             <w:tcBorders>
-              <w:top w:val="single" w:sz="4" w:space="0" w:color="8EAADB"/>
-              <w:left w:val="single" w:sz="4" w:space="0" w:color="8EAADB"/>
-              <w:bottom w:val="single" w:sz="4" w:space="0" w:color="8EAADB"/>
-              <w:right w:val="single" w:sz="4" w:space="0" w:color="8EAADB"/>
+              <w:top w:val="single" w:sz="6" w:space="0" w:color="1F3864"/>
+              <w:left w:val="single" w:sz="6" w:space="0" w:color="1F3864"/>
+              <w:bottom w:val="single" w:sz="6" w:space="0" w:color="1F3864"/>
+              <w:right w:val="single" w:sz="6" w:space="0" w:color="1F3864"/>
             </w:tcBorders>
             <w:shd w:val="clear" w:color="auto" w:fill="D9E2F3"/>
             <w:tcMar>

--- a/rediseno_2026/4.5 Itinerarios formateados y corregidos/CPA-102 Tecnologías de Información y Herramientas Digitales.docx
+++ b/rediseno_2026/4.5 Itinerarios formateados y corregidos/CPA-102 Tecnologías de Información y Herramientas Digitales.docx
@@ -85,8 +85,10 @@
         </w:tblBorders>
         <w:tblLayout w:type="fixed"/>
         <w:tblCellMar>
-          <w:left w:w="10" w:type="dxa"/>
-          <w:right w:w="10" w:type="dxa"/>
+          <w:top w:w="40" w:type="dxa"/>
+          <w:left w:w="90" w:type="dxa"/>
+          <w:bottom w:w="40" w:type="dxa"/>
+          <w:right w:w="90" w:type="dxa"/>
         </w:tblCellMar>
         <w:tblLook w:val="04A0" w:firstRow="1" w:lastRow="0" w:firstColumn="1" w:lastColumn="0" w:noHBand="0" w:noVBand="1"/>
       </w:tblPr>
@@ -120,12 +122,6 @@
               <w:right w:val="single" w:sz="6" w:space="0" w:color="1F3864"/>
             </w:tcBorders>
             <w:shd w:val="clear" w:color="auto" w:fill="4472C4"/>
-            <w:tcMar>
-              <w:top w:w="50" w:type="dxa"/>
-              <w:left w:w="90" w:type="dxa"/>
-              <w:bottom w:w="50" w:type="dxa"/>
-              <w:right w:w="90" w:type="dxa"/>
-            </w:tcMar>
             <w:vAlign w:val="center"/>
           </w:tcPr>
           <w:p>
@@ -166,12 +162,6 @@
               <w:right w:val="single" w:sz="6" w:space="0" w:color="1F3864"/>
             </w:tcBorders>
             <w:shd w:val="clear" w:color="auto" w:fill="4472C4"/>
-            <w:tcMar>
-              <w:top w:w="50" w:type="dxa"/>
-              <w:left w:w="90" w:type="dxa"/>
-              <w:bottom w:w="50" w:type="dxa"/>
-              <w:right w:w="90" w:type="dxa"/>
-            </w:tcMar>
             <w:vAlign w:val="center"/>
           </w:tcPr>
           <w:p>
@@ -212,12 +202,6 @@
               <w:right w:val="single" w:sz="6" w:space="0" w:color="1F3864"/>
             </w:tcBorders>
             <w:shd w:val="clear" w:color="auto" w:fill="4472C4"/>
-            <w:tcMar>
-              <w:top w:w="50" w:type="dxa"/>
-              <w:left w:w="90" w:type="dxa"/>
-              <w:bottom w:w="50" w:type="dxa"/>
-              <w:right w:w="90" w:type="dxa"/>
-            </w:tcMar>
             <w:vAlign w:val="center"/>
           </w:tcPr>
           <w:p>
@@ -258,12 +242,6 @@
               <w:right w:val="single" w:sz="6" w:space="0" w:color="1F3864"/>
             </w:tcBorders>
             <w:shd w:val="clear" w:color="auto" w:fill="4472C4"/>
-            <w:tcMar>
-              <w:top w:w="50" w:type="dxa"/>
-              <w:left w:w="90" w:type="dxa"/>
-              <w:bottom w:w="50" w:type="dxa"/>
-              <w:right w:w="90" w:type="dxa"/>
-            </w:tcMar>
             <w:vAlign w:val="center"/>
           </w:tcPr>
           <w:p>
@@ -306,12 +284,6 @@
               <w:right w:val="single" w:sz="6" w:space="0" w:color="1F3864"/>
             </w:tcBorders>
             <w:shd w:val="clear" w:color="auto" w:fill="4472C4"/>
-            <w:tcMar>
-              <w:top w:w="50" w:type="dxa"/>
-              <w:left w:w="90" w:type="dxa"/>
-              <w:bottom w:w="50" w:type="dxa"/>
-              <w:right w:w="90" w:type="dxa"/>
-            </w:tcMar>
             <w:vAlign w:val="center"/>
           </w:tcPr>
           <w:p>
@@ -352,12 +324,6 @@
               <w:right w:val="single" w:sz="6" w:space="0" w:color="1F3864"/>
             </w:tcBorders>
             <w:shd w:val="clear" w:color="auto" w:fill="4472C4"/>
-            <w:tcMar>
-              <w:top w:w="50" w:type="dxa"/>
-              <w:left w:w="90" w:type="dxa"/>
-              <w:bottom w:w="50" w:type="dxa"/>
-              <w:right w:w="90" w:type="dxa"/>
-            </w:tcMar>
             <w:vAlign w:val="center"/>
           </w:tcPr>
           <w:p>
@@ -398,12 +364,6 @@
               <w:right w:val="single" w:sz="6" w:space="0" w:color="1F3864"/>
             </w:tcBorders>
             <w:shd w:val="clear" w:color="auto" w:fill="4472C4"/>
-            <w:tcMar>
-              <w:top w:w="50" w:type="dxa"/>
-              <w:left w:w="90" w:type="dxa"/>
-              <w:bottom w:w="50" w:type="dxa"/>
-              <w:right w:w="90" w:type="dxa"/>
-            </w:tcMar>
             <w:vAlign w:val="center"/>
           </w:tcPr>
           <w:p>
@@ -444,12 +404,6 @@
               <w:right w:val="single" w:sz="6" w:space="0" w:color="1F3864"/>
             </w:tcBorders>
             <w:shd w:val="clear" w:color="auto" w:fill="4472C4"/>
-            <w:tcMar>
-              <w:top w:w="50" w:type="dxa"/>
-              <w:left w:w="90" w:type="dxa"/>
-              <w:bottom w:w="50" w:type="dxa"/>
-              <w:right w:w="90" w:type="dxa"/>
-            </w:tcMar>
             <w:vAlign w:val="center"/>
           </w:tcPr>
           <w:p>
@@ -492,12 +446,6 @@
               <w:right w:val="single" w:sz="6" w:space="0" w:color="1F3864"/>
             </w:tcBorders>
             <w:shd w:val="clear" w:color="auto" w:fill="4472C4"/>
-            <w:tcMar>
-              <w:top w:w="50" w:type="dxa"/>
-              <w:left w:w="90" w:type="dxa"/>
-              <w:bottom w:w="50" w:type="dxa"/>
-              <w:right w:w="90" w:type="dxa"/>
-            </w:tcMar>
             <w:vAlign w:val="center"/>
           </w:tcPr>
           <w:p>
@@ -538,12 +486,6 @@
               <w:right w:val="single" w:sz="6" w:space="0" w:color="1F3864"/>
             </w:tcBorders>
             <w:shd w:val="clear" w:color="auto" w:fill="4472C4"/>
-            <w:tcMar>
-              <w:top w:w="50" w:type="dxa"/>
-              <w:left w:w="90" w:type="dxa"/>
-              <w:bottom w:w="50" w:type="dxa"/>
-              <w:right w:w="90" w:type="dxa"/>
-            </w:tcMar>
             <w:vAlign w:val="center"/>
           </w:tcPr>
           <w:p>
@@ -585,12 +527,6 @@
               <w:right w:val="single" w:sz="6" w:space="0" w:color="1F3864"/>
             </w:tcBorders>
             <w:shd w:val="clear" w:color="auto" w:fill="4472C4"/>
-            <w:tcMar>
-              <w:top w:w="50" w:type="dxa"/>
-              <w:left w:w="90" w:type="dxa"/>
-              <w:bottom w:w="50" w:type="dxa"/>
-              <w:right w:w="90" w:type="dxa"/>
-            </w:tcMar>
             <w:vAlign w:val="center"/>
           </w:tcPr>
           <w:p>
@@ -630,12 +566,6 @@
               <w:right w:val="single" w:sz="6" w:space="0" w:color="1F3864"/>
             </w:tcBorders>
             <w:shd w:val="clear" w:color="auto" w:fill="4472C4"/>
-            <w:tcMar>
-              <w:top w:w="50" w:type="dxa"/>
-              <w:left w:w="90" w:type="dxa"/>
-              <w:bottom w:w="50" w:type="dxa"/>
-              <w:right w:w="90" w:type="dxa"/>
-            </w:tcMar>
             <w:vAlign w:val="center"/>
           </w:tcPr>
           <w:p>
@@ -675,12 +605,6 @@
               <w:right w:val="single" w:sz="6" w:space="0" w:color="1F3864"/>
             </w:tcBorders>
             <w:shd w:val="clear" w:color="auto" w:fill="4472C4"/>
-            <w:tcMar>
-              <w:top w:w="50" w:type="dxa"/>
-              <w:left w:w="90" w:type="dxa"/>
-              <w:bottom w:w="50" w:type="dxa"/>
-              <w:right w:w="90" w:type="dxa"/>
-            </w:tcMar>
             <w:vAlign w:val="center"/>
           </w:tcPr>
           <w:p>
@@ -720,12 +644,6 @@
               <w:right w:val="single" w:sz="6" w:space="0" w:color="1F3864"/>
             </w:tcBorders>
             <w:shd w:val="clear" w:color="auto" w:fill="4472C4"/>
-            <w:tcMar>
-              <w:top w:w="50" w:type="dxa"/>
-              <w:left w:w="90" w:type="dxa"/>
-              <w:bottom w:w="50" w:type="dxa"/>
-              <w:right w:w="90" w:type="dxa"/>
-            </w:tcMar>
             <w:vAlign w:val="center"/>
           </w:tcPr>
           <w:p>
@@ -765,12 +683,6 @@
               <w:right w:val="single" w:sz="6" w:space="0" w:color="1F3864"/>
             </w:tcBorders>
             <w:shd w:val="clear" w:color="auto" w:fill="4472C4"/>
-            <w:tcMar>
-              <w:top w:w="50" w:type="dxa"/>
-              <w:left w:w="90" w:type="dxa"/>
-              <w:bottom w:w="50" w:type="dxa"/>
-              <w:right w:w="90" w:type="dxa"/>
-            </w:tcMar>
             <w:vAlign w:val="center"/>
           </w:tcPr>
           <w:p>
@@ -810,12 +722,6 @@
               <w:right w:val="single" w:sz="6" w:space="0" w:color="1F3864"/>
             </w:tcBorders>
             <w:shd w:val="clear" w:color="auto" w:fill="4472C4"/>
-            <w:tcMar>
-              <w:top w:w="50" w:type="dxa"/>
-              <w:left w:w="90" w:type="dxa"/>
-              <w:bottom w:w="50" w:type="dxa"/>
-              <w:right w:w="90" w:type="dxa"/>
-            </w:tcMar>
             <w:vAlign w:val="center"/>
           </w:tcPr>
           <w:p>
@@ -856,12 +762,6 @@
               <w:right w:val="single" w:sz="6" w:space="0" w:color="1F3864"/>
             </w:tcBorders>
             <w:shd w:val="clear" w:color="auto" w:fill="D9E2F3"/>
-            <w:tcMar>
-              <w:top w:w="50" w:type="dxa"/>
-              <w:left w:w="90" w:type="dxa"/>
-              <w:bottom w:w="50" w:type="dxa"/>
-              <w:right w:w="90" w:type="dxa"/>
-            </w:tcMar>
             <w:vAlign w:val="center"/>
           </w:tcPr>
           <w:p>
@@ -896,12 +796,6 @@
               <w:right w:val="single" w:sz="6" w:space="0" w:color="1F3864"/>
             </w:tcBorders>
             <w:shd w:val="clear" w:color="auto" w:fill="D9E2F3"/>
-            <w:tcMar>
-              <w:top w:w="50" w:type="dxa"/>
-              <w:left w:w="90" w:type="dxa"/>
-              <w:bottom w:w="50" w:type="dxa"/>
-              <w:right w:w="90" w:type="dxa"/>
-            </w:tcMar>
             <w:vAlign w:val="center"/>
           </w:tcPr>
           <w:p>
@@ -935,12 +829,6 @@
               <w:right w:val="single" w:sz="6" w:space="0" w:color="1F3864"/>
             </w:tcBorders>
             <w:shd w:val="clear" w:color="auto" w:fill="D9E2F3"/>
-            <w:tcMar>
-              <w:top w:w="50" w:type="dxa"/>
-              <w:left w:w="90" w:type="dxa"/>
-              <w:bottom w:w="50" w:type="dxa"/>
-              <w:right w:w="90" w:type="dxa"/>
-            </w:tcMar>
             <w:vAlign w:val="center"/>
           </w:tcPr>
           <w:p>
@@ -974,12 +862,6 @@
               <w:right w:val="single" w:sz="6" w:space="0" w:color="1F3864"/>
             </w:tcBorders>
             <w:shd w:val="clear" w:color="auto" w:fill="D9E2F3"/>
-            <w:tcMar>
-              <w:top w:w="50" w:type="dxa"/>
-              <w:left w:w="90" w:type="dxa"/>
-              <w:bottom w:w="50" w:type="dxa"/>
-              <w:right w:w="90" w:type="dxa"/>
-            </w:tcMar>
             <w:vAlign w:val="center"/>
           </w:tcPr>
           <w:p>
@@ -1013,12 +895,6 @@
               <w:right w:val="single" w:sz="6" w:space="0" w:color="1F3864"/>
             </w:tcBorders>
             <w:shd w:val="clear" w:color="auto" w:fill="D9E2F3"/>
-            <w:tcMar>
-              <w:top w:w="50" w:type="dxa"/>
-              <w:left w:w="90" w:type="dxa"/>
-              <w:bottom w:w="50" w:type="dxa"/>
-              <w:right w:w="90" w:type="dxa"/>
-            </w:tcMar>
             <w:vAlign w:val="center"/>
           </w:tcPr>
           <w:p>
@@ -1052,12 +928,6 @@
               <w:right w:val="single" w:sz="6" w:space="0" w:color="1F3864"/>
             </w:tcBorders>
             <w:shd w:val="clear" w:color="auto" w:fill="D9E2F3"/>
-            <w:tcMar>
-              <w:top w:w="50" w:type="dxa"/>
-              <w:left w:w="90" w:type="dxa"/>
-              <w:bottom w:w="50" w:type="dxa"/>
-              <w:right w:w="90" w:type="dxa"/>
-            </w:tcMar>
             <w:vAlign w:val="center"/>
           </w:tcPr>
           <w:p>
@@ -1091,12 +961,6 @@
               <w:right w:val="single" w:sz="6" w:space="0" w:color="1F3864"/>
             </w:tcBorders>
             <w:shd w:val="clear" w:color="auto" w:fill="D9E2F3"/>
-            <w:tcMar>
-              <w:top w:w="50" w:type="dxa"/>
-              <w:left w:w="90" w:type="dxa"/>
-              <w:bottom w:w="50" w:type="dxa"/>
-              <w:right w:w="90" w:type="dxa"/>
-            </w:tcMar>
             <w:vAlign w:val="center"/>
           </w:tcPr>
           <w:p>
@@ -1156,12 +1020,6 @@
               <w:right w:val="single" w:sz="6" w:space="0" w:color="1F3864"/>
             </w:tcBorders>
             <w:shd w:val="clear" w:color="auto" w:fill="4472C4"/>
-            <w:tcMar>
-              <w:top w:w="50" w:type="dxa"/>
-              <w:left w:w="90" w:type="dxa"/>
-              <w:bottom w:w="50" w:type="dxa"/>
-              <w:right w:w="90" w:type="dxa"/>
-            </w:tcMar>
             <w:vAlign w:val="center"/>
           </w:tcPr>
           <w:p>
@@ -1204,12 +1062,6 @@
               <w:right w:val="single" w:sz="6" w:space="0" w:color="1F3864"/>
             </w:tcBorders>
             <w:shd w:val="clear" w:color="auto" w:fill="D9E2F3"/>
-            <w:tcMar>
-              <w:top w:w="50" w:type="dxa"/>
-              <w:left w:w="90" w:type="dxa"/>
-              <w:bottom w:w="50" w:type="dxa"/>
-              <w:right w:w="90" w:type="dxa"/>
-            </w:tcMar>
             <w:vAlign w:val="center"/>
           </w:tcPr>
           <w:p>
@@ -1270,12 +1122,6 @@
               <w:right w:val="single" w:sz="6" w:space="0" w:color="1F3864"/>
             </w:tcBorders>
             <w:shd w:val="clear" w:color="auto" w:fill="D9E2F3"/>
-            <w:tcMar>
-              <w:top w:w="50" w:type="dxa"/>
-              <w:left w:w="90" w:type="dxa"/>
-              <w:bottom w:w="50" w:type="dxa"/>
-              <w:right w:w="90" w:type="dxa"/>
-            </w:tcMar>
             <w:vAlign w:val="center"/>
           </w:tcPr>
           <w:p>
@@ -1323,12 +1169,6 @@
               <w:right w:val="single" w:sz="6" w:space="0" w:color="1F3864"/>
             </w:tcBorders>
             <w:shd w:val="clear" w:color="auto" w:fill="4472C4"/>
-            <w:tcMar>
-              <w:top w:w="50" w:type="dxa"/>
-              <w:left w:w="90" w:type="dxa"/>
-              <w:bottom w:w="50" w:type="dxa"/>
-              <w:right w:w="90" w:type="dxa"/>
-            </w:tcMar>
             <w:vAlign w:val="center"/>
           </w:tcPr>
           <w:p>
@@ -1369,12 +1209,6 @@
               <w:right w:val="single" w:sz="6" w:space="0" w:color="1F3864"/>
             </w:tcBorders>
             <w:shd w:val="clear" w:color="auto" w:fill="4472C4"/>
-            <w:tcMar>
-              <w:top w:w="50" w:type="dxa"/>
-              <w:left w:w="90" w:type="dxa"/>
-              <w:bottom w:w="50" w:type="dxa"/>
-              <w:right w:w="90" w:type="dxa"/>
-            </w:tcMar>
             <w:vAlign w:val="center"/>
           </w:tcPr>
           <w:p>
@@ -1415,12 +1249,6 @@
               <w:right w:val="single" w:sz="6" w:space="0" w:color="1F3864"/>
             </w:tcBorders>
             <w:shd w:val="clear" w:color="auto" w:fill="4472C4"/>
-            <w:tcMar>
-              <w:top w:w="50" w:type="dxa"/>
-              <w:left w:w="90" w:type="dxa"/>
-              <w:bottom w:w="50" w:type="dxa"/>
-              <w:right w:w="90" w:type="dxa"/>
-            </w:tcMar>
             <w:vAlign w:val="center"/>
           </w:tcPr>
           <w:p>
@@ -1465,12 +1293,6 @@
               <w:right w:val="single" w:sz="6" w:space="0" w:color="1F3864"/>
             </w:tcBorders>
             <w:shd w:val="clear" w:color="auto" w:fill="D9E2F3"/>
-            <w:tcMar>
-              <w:top w:w="50" w:type="dxa"/>
-              <w:left w:w="90" w:type="dxa"/>
-              <w:bottom w:w="50" w:type="dxa"/>
-              <w:right w:w="90" w:type="dxa"/>
-            </w:tcMar>
             <w:vAlign w:val="center"/>
           </w:tcPr>
           <w:p>
@@ -1503,12 +1325,6 @@
               <w:right w:val="single" w:sz="6" w:space="0" w:color="1F3864"/>
             </w:tcBorders>
             <w:shd w:val="clear" w:color="auto" w:fill="D9E2F3"/>
-            <w:tcMar>
-              <w:top w:w="50" w:type="dxa"/>
-              <w:left w:w="90" w:type="dxa"/>
-              <w:bottom w:w="50" w:type="dxa"/>
-              <w:right w:w="90" w:type="dxa"/>
-            </w:tcMar>
             <w:vAlign w:val="center"/>
           </w:tcPr>
           <w:p>
@@ -1541,12 +1357,6 @@
               <w:right w:val="single" w:sz="6" w:space="0" w:color="1F3864"/>
             </w:tcBorders>
             <w:shd w:val="clear" w:color="auto" w:fill="D9E2F3"/>
-            <w:tcMar>
-              <w:top w:w="50" w:type="dxa"/>
-              <w:left w:w="90" w:type="dxa"/>
-              <w:bottom w:w="50" w:type="dxa"/>
-              <w:right w:w="90" w:type="dxa"/>
-            </w:tcMar>
             <w:vAlign w:val="center"/>
           </w:tcPr>
           <w:p>
@@ -1616,12 +1426,6 @@
               <w:right w:val="single" w:sz="6" w:space="0" w:color="1F3864"/>
             </w:tcBorders>
             <w:shd w:val="clear" w:color="auto" w:fill="D9E2F3"/>
-            <w:tcMar>
-              <w:top w:w="50" w:type="dxa"/>
-              <w:left w:w="90" w:type="dxa"/>
-              <w:bottom w:w="50" w:type="dxa"/>
-              <w:right w:w="90" w:type="dxa"/>
-            </w:tcMar>
             <w:vAlign w:val="center"/>
           </w:tcPr>
           <w:p>
@@ -1654,12 +1458,6 @@
               <w:right w:val="single" w:sz="6" w:space="0" w:color="1F3864"/>
             </w:tcBorders>
             <w:shd w:val="clear" w:color="auto" w:fill="D9E2F3"/>
-            <w:tcMar>
-              <w:top w:w="50" w:type="dxa"/>
-              <w:left w:w="90" w:type="dxa"/>
-              <w:bottom w:w="50" w:type="dxa"/>
-              <w:right w:w="90" w:type="dxa"/>
-            </w:tcMar>
             <w:vAlign w:val="center"/>
           </w:tcPr>
           <w:p>
@@ -1705,12 +1503,6 @@
               <w:right w:val="single" w:sz="6" w:space="0" w:color="1F3864"/>
             </w:tcBorders>
             <w:shd w:val="clear" w:color="auto" w:fill="D9E2F3"/>
-            <w:tcMar>
-              <w:top w:w="50" w:type="dxa"/>
-              <w:left w:w="90" w:type="dxa"/>
-              <w:bottom w:w="50" w:type="dxa"/>
-              <w:right w:w="90" w:type="dxa"/>
-            </w:tcMar>
             <w:vAlign w:val="center"/>
           </w:tcPr>
           <w:p>
@@ -1743,12 +1535,6 @@
               <w:right w:val="single" w:sz="6" w:space="0" w:color="1F3864"/>
             </w:tcBorders>
             <w:shd w:val="clear" w:color="auto" w:fill="D9E2F3"/>
-            <w:tcMar>
-              <w:top w:w="50" w:type="dxa"/>
-              <w:left w:w="90" w:type="dxa"/>
-              <w:bottom w:w="50" w:type="dxa"/>
-              <w:right w:w="90" w:type="dxa"/>
-            </w:tcMar>
             <w:vAlign w:val="center"/>
           </w:tcPr>
           <w:p>
@@ -1799,12 +1585,6 @@
               <w:right w:val="single" w:sz="6" w:space="0" w:color="1F3864"/>
             </w:tcBorders>
             <w:shd w:val="clear" w:color="auto" w:fill="D9E2F3"/>
-            <w:tcMar>
-              <w:top w:w="50" w:type="dxa"/>
-              <w:left w:w="90" w:type="dxa"/>
-              <w:bottom w:w="50" w:type="dxa"/>
-              <w:right w:w="90" w:type="dxa"/>
-            </w:tcMar>
             <w:vAlign w:val="center"/>
           </w:tcPr>
           <w:p>
@@ -1877,12 +1657,6 @@
               <w:right w:val="single" w:sz="6" w:space="0" w:color="1F3864"/>
             </w:tcBorders>
             <w:shd w:val="clear" w:color="auto" w:fill="4472C4"/>
-            <w:tcMar>
-              <w:top w:w="50" w:type="dxa"/>
-              <w:left w:w="90" w:type="dxa"/>
-              <w:bottom w:w="50" w:type="dxa"/>
-              <w:right w:w="90" w:type="dxa"/>
-            </w:tcMar>
             <w:vAlign w:val="center"/>
           </w:tcPr>
           <w:p>
@@ -1925,12 +1699,6 @@
               <w:right w:val="single" w:sz="6" w:space="0" w:color="1F3864"/>
             </w:tcBorders>
             <w:shd w:val="clear" w:color="auto" w:fill="4472C4"/>
-            <w:tcMar>
-              <w:top w:w="50" w:type="dxa"/>
-              <w:left w:w="90" w:type="dxa"/>
-              <w:bottom w:w="50" w:type="dxa"/>
-              <w:right w:w="90" w:type="dxa"/>
-            </w:tcMar>
             <w:vAlign w:val="center"/>
           </w:tcPr>
           <w:p>
@@ -1970,12 +1738,6 @@
               <w:right w:val="single" w:sz="6" w:space="0" w:color="1F3864"/>
             </w:tcBorders>
             <w:shd w:val="clear" w:color="auto" w:fill="D9E2F3"/>
-            <w:tcMar>
-              <w:top w:w="50" w:type="dxa"/>
-              <w:left w:w="90" w:type="dxa"/>
-              <w:bottom w:w="50" w:type="dxa"/>
-              <w:right w:w="90" w:type="dxa"/>
-            </w:tcMar>
             <w:vAlign w:val="center"/>
           </w:tcPr>
           <w:p>
@@ -2034,12 +1796,6 @@
               <w:right w:val="single" w:sz="6" w:space="0" w:color="1F3864"/>
             </w:tcBorders>
             <w:shd w:val="clear" w:color="auto" w:fill="4472C4"/>
-            <w:tcMar>
-              <w:top w:w="50" w:type="dxa"/>
-              <w:left w:w="90" w:type="dxa"/>
-              <w:bottom w:w="50" w:type="dxa"/>
-              <w:right w:w="90" w:type="dxa"/>
-            </w:tcMar>
             <w:vAlign w:val="center"/>
           </w:tcPr>
           <w:p>
@@ -2081,12 +1837,6 @@
               <w:right w:val="single" w:sz="6" w:space="0" w:color="1F3864"/>
             </w:tcBorders>
             <w:shd w:val="clear" w:color="auto" w:fill="D9E2F3"/>
-            <w:tcMar>
-              <w:top w:w="50" w:type="dxa"/>
-              <w:left w:w="90" w:type="dxa"/>
-              <w:bottom w:w="50" w:type="dxa"/>
-              <w:right w:w="90" w:type="dxa"/>
-            </w:tcMar>
             <w:vAlign w:val="center"/>
           </w:tcPr>
           <w:p>
@@ -2137,12 +1887,6 @@
               <w:right w:val="single" w:sz="6" w:space="0" w:color="1F3864"/>
             </w:tcBorders>
             <w:shd w:val="clear" w:color="auto" w:fill="D9E2F3"/>
-            <w:tcMar>
-              <w:top w:w="50" w:type="dxa"/>
-              <w:left w:w="90" w:type="dxa"/>
-              <w:bottom w:w="50" w:type="dxa"/>
-              <w:right w:w="90" w:type="dxa"/>
-            </w:tcMar>
             <w:vAlign w:val="center"/>
           </w:tcPr>
           <w:p>
@@ -2365,12 +2109,6 @@
               <w:right w:val="single" w:sz="6" w:space="0" w:color="1F3864"/>
             </w:tcBorders>
             <w:shd w:val="clear" w:color="auto" w:fill="D9E2F3"/>
-            <w:tcMar>
-              <w:top w:w="50" w:type="dxa"/>
-              <w:left w:w="90" w:type="dxa"/>
-              <w:bottom w:w="50" w:type="dxa"/>
-              <w:right w:w="90" w:type="dxa"/>
-            </w:tcMar>
             <w:vAlign w:val="center"/>
           </w:tcPr>
           <w:p>
@@ -2458,12 +2196,6 @@
               <w:right w:val="single" w:sz="6" w:space="0" w:color="1F3864"/>
             </w:tcBorders>
             <w:shd w:val="clear" w:color="auto" w:fill="D9E2F3"/>
-            <w:tcMar>
-              <w:top w:w="50" w:type="dxa"/>
-              <w:left w:w="90" w:type="dxa"/>
-              <w:bottom w:w="50" w:type="dxa"/>
-              <w:right w:w="90" w:type="dxa"/>
-            </w:tcMar>
             <w:vAlign w:val="center"/>
           </w:tcPr>
           <w:p>
@@ -2511,12 +2243,6 @@
               <w:right w:val="single" w:sz="6" w:space="0" w:color="1F3864"/>
             </w:tcBorders>
             <w:shd w:val="clear" w:color="auto" w:fill="4472C4"/>
-            <w:tcMar>
-              <w:top w:w="50" w:type="dxa"/>
-              <w:left w:w="90" w:type="dxa"/>
-              <w:bottom w:w="50" w:type="dxa"/>
-              <w:right w:w="90" w:type="dxa"/>
-            </w:tcMar>
             <w:vAlign w:val="center"/>
           </w:tcPr>
           <w:p>
@@ -2557,12 +2283,6 @@
               <w:right w:val="single" w:sz="6" w:space="0" w:color="1F3864"/>
             </w:tcBorders>
             <w:shd w:val="clear" w:color="auto" w:fill="4472C4"/>
-            <w:tcMar>
-              <w:top w:w="50" w:type="dxa"/>
-              <w:left w:w="90" w:type="dxa"/>
-              <w:bottom w:w="50" w:type="dxa"/>
-              <w:right w:w="90" w:type="dxa"/>
-            </w:tcMar>
             <w:vAlign w:val="center"/>
           </w:tcPr>
           <w:p>
@@ -2603,12 +2323,6 @@
               <w:right w:val="single" w:sz="6" w:space="0" w:color="1F3864"/>
             </w:tcBorders>
             <w:shd w:val="clear" w:color="auto" w:fill="4472C4"/>
-            <w:tcMar>
-              <w:top w:w="50" w:type="dxa"/>
-              <w:left w:w="90" w:type="dxa"/>
-              <w:bottom w:w="50" w:type="dxa"/>
-              <w:right w:w="90" w:type="dxa"/>
-            </w:tcMar>
             <w:vAlign w:val="center"/>
           </w:tcPr>
           <w:p>
@@ -2652,12 +2366,6 @@
               <w:right w:val="single" w:sz="6" w:space="0" w:color="1F3864"/>
             </w:tcBorders>
             <w:shd w:val="clear" w:color="auto" w:fill="D9E2F3"/>
-            <w:tcMar>
-              <w:top w:w="50" w:type="dxa"/>
-              <w:left w:w="90" w:type="dxa"/>
-              <w:bottom w:w="50" w:type="dxa"/>
-              <w:right w:w="90" w:type="dxa"/>
-            </w:tcMar>
             <w:vAlign w:val="center"/>
           </w:tcPr>
           <w:p>
@@ -2718,12 +2426,6 @@
               <w:right w:val="single" w:sz="6" w:space="0" w:color="1F3864"/>
             </w:tcBorders>
             <w:shd w:val="clear" w:color="auto" w:fill="D9E2F3"/>
-            <w:tcMar>
-              <w:top w:w="50" w:type="dxa"/>
-              <w:left w:w="90" w:type="dxa"/>
-              <w:bottom w:w="50" w:type="dxa"/>
-              <w:right w:w="90" w:type="dxa"/>
-            </w:tcMar>
             <w:vAlign w:val="center"/>
           </w:tcPr>
           <w:p>
@@ -2832,12 +2534,6 @@
               <w:right w:val="single" w:sz="6" w:space="0" w:color="1F3864"/>
             </w:tcBorders>
             <w:shd w:val="clear" w:color="auto" w:fill="D9E2F3"/>
-            <w:tcMar>
-              <w:top w:w="50" w:type="dxa"/>
-              <w:left w:w="90" w:type="dxa"/>
-              <w:bottom w:w="50" w:type="dxa"/>
-              <w:right w:w="90" w:type="dxa"/>
-            </w:tcMar>
             <w:vAlign w:val="center"/>
           </w:tcPr>
           <w:p>
@@ -2966,12 +2662,6 @@
               <w:right w:val="single" w:sz="6" w:space="0" w:color="1F3864"/>
             </w:tcBorders>
             <w:shd w:val="clear" w:color="auto" w:fill="4472C4"/>
-            <w:tcMar>
-              <w:top w:w="50" w:type="dxa"/>
-              <w:left w:w="90" w:type="dxa"/>
-              <w:bottom w:w="50" w:type="dxa"/>
-              <w:right w:w="90" w:type="dxa"/>
-            </w:tcMar>
             <w:vAlign w:val="center"/>
           </w:tcPr>
           <w:p>
@@ -3014,12 +2704,6 @@
               <w:right w:val="single" w:sz="6" w:space="0" w:color="1F3864"/>
             </w:tcBorders>
             <w:shd w:val="clear" w:color="auto" w:fill="4472C4"/>
-            <w:tcMar>
-              <w:top w:w="50" w:type="dxa"/>
-              <w:left w:w="90" w:type="dxa"/>
-              <w:bottom w:w="50" w:type="dxa"/>
-              <w:right w:w="90" w:type="dxa"/>
-            </w:tcMar>
             <w:vAlign w:val="center"/>
           </w:tcPr>
           <w:p>
@@ -3059,12 +2743,6 @@
               <w:right w:val="single" w:sz="6" w:space="0" w:color="1F3864"/>
             </w:tcBorders>
             <w:shd w:val="clear" w:color="auto" w:fill="D9E2F3"/>
-            <w:tcMar>
-              <w:top w:w="50" w:type="dxa"/>
-              <w:left w:w="90" w:type="dxa"/>
-              <w:bottom w:w="50" w:type="dxa"/>
-              <w:right w:w="90" w:type="dxa"/>
-            </w:tcMar>
             <w:vAlign w:val="center"/>
           </w:tcPr>
           <w:p>
@@ -3123,12 +2801,6 @@
               <w:right w:val="single" w:sz="6" w:space="0" w:color="1F3864"/>
             </w:tcBorders>
             <w:shd w:val="clear" w:color="auto" w:fill="4472C4"/>
-            <w:tcMar>
-              <w:top w:w="50" w:type="dxa"/>
-              <w:left w:w="90" w:type="dxa"/>
-              <w:bottom w:w="50" w:type="dxa"/>
-              <w:right w:w="90" w:type="dxa"/>
-            </w:tcMar>
             <w:vAlign w:val="center"/>
           </w:tcPr>
           <w:p>
@@ -3170,12 +2842,6 @@
               <w:right w:val="single" w:sz="6" w:space="0" w:color="1F3864"/>
             </w:tcBorders>
             <w:shd w:val="clear" w:color="auto" w:fill="D9E2F3"/>
-            <w:tcMar>
-              <w:top w:w="50" w:type="dxa"/>
-              <w:left w:w="90" w:type="dxa"/>
-              <w:bottom w:w="50" w:type="dxa"/>
-              <w:right w:w="90" w:type="dxa"/>
-            </w:tcMar>
             <w:vAlign w:val="center"/>
           </w:tcPr>
           <w:p>
@@ -3244,12 +2910,6 @@
               <w:right w:val="single" w:sz="6" w:space="0" w:color="1F3864"/>
             </w:tcBorders>
             <w:shd w:val="clear" w:color="auto" w:fill="D9E2F3"/>
-            <w:tcMar>
-              <w:top w:w="50" w:type="dxa"/>
-              <w:left w:w="90" w:type="dxa"/>
-              <w:bottom w:w="50" w:type="dxa"/>
-              <w:right w:w="90" w:type="dxa"/>
-            </w:tcMar>
             <w:vAlign w:val="center"/>
           </w:tcPr>
           <w:p>
@@ -3641,12 +3301,6 @@
               <w:right w:val="single" w:sz="6" w:space="0" w:color="1F3864"/>
             </w:tcBorders>
             <w:shd w:val="clear" w:color="auto" w:fill="D9E2F3"/>
-            <w:tcMar>
-              <w:top w:w="50" w:type="dxa"/>
-              <w:left w:w="90" w:type="dxa"/>
-              <w:bottom w:w="50" w:type="dxa"/>
-              <w:right w:w="90" w:type="dxa"/>
-            </w:tcMar>
             <w:vAlign w:val="center"/>
           </w:tcPr>
           <w:p>
@@ -3721,6 +3375,55 @@
           </w:p>
         </w:tc>
       </w:tr>
+    </w:tbl>
+    <w:p>
+      <w:pPr>
+        <w:spacing w:before="0" w:after="0" w:line="240" w:lineRule="auto"/>
+        <w:rPr>
+          <w:sz w:val="18"/>
+          <w:szCs w:val="18"/>
+        </w:rPr>
+      </w:pPr>
+    </w:p>
+    <w:tbl>
+      <w:tblPr>
+        <w:tblW w:w="9405" w:type="dxa"/>
+        <w:jc w:val="center"/>
+        <w:tblBorders>
+          <w:top w:val="single" w:sz="6" w:space="0" w:color="1F3864"/>
+          <w:left w:val="single" w:sz="6" w:space="0" w:color="1F3864"/>
+          <w:bottom w:val="single" w:sz="6" w:space="0" w:color="1F3864"/>
+          <w:right w:val="single" w:sz="6" w:space="0" w:color="1F3864"/>
+          <w:insideH w:val="single" w:sz="6" w:space="0" w:color="1F3864"/>
+          <w:insideV w:val="single" w:sz="6" w:space="0" w:color="1F3864"/>
+        </w:tblBorders>
+        <w:tblLayout w:type="fixed"/>
+        <w:tblCellMar>
+          <w:top w:w="40" w:type="dxa"/>
+          <w:left w:w="90" w:type="dxa"/>
+          <w:bottom w:w="40" w:type="dxa"/>
+          <w:right w:w="90" w:type="dxa"/>
+        </w:tblCellMar>
+        <w:tblLook w:val="04A0" w:firstRow="1" w:lastRow="0" w:firstColumn="1" w:lastColumn="0" w:noHBand="0" w:noVBand="1"/>
+      </w:tblPr>
+      <w:tblGrid>
+        <w:gridCol w:w="1175"/>
+        <w:gridCol w:w="391"/>
+        <w:gridCol w:w="391"/>
+        <w:gridCol w:w="391"/>
+        <w:gridCol w:w="783"/>
+        <w:gridCol w:w="391"/>
+        <w:gridCol w:w="391"/>
+        <w:gridCol w:w="783"/>
+        <w:gridCol w:w="783"/>
+        <w:gridCol w:w="391"/>
+        <w:gridCol w:w="391"/>
+        <w:gridCol w:w="391"/>
+        <w:gridCol w:w="391"/>
+        <w:gridCol w:w="391"/>
+        <w:gridCol w:w="391"/>
+        <w:gridCol w:w="1567"/>
+      </w:tblGrid>
       <w:tr>
         <w:tc>
           <w:tcPr>
@@ -3733,12 +3436,6 @@
               <w:right w:val="single" w:sz="6" w:space="0" w:color="1F3864"/>
             </w:tcBorders>
             <w:shd w:val="clear" w:color="auto" w:fill="4472C4"/>
-            <w:tcMar>
-              <w:top w:w="50" w:type="dxa"/>
-              <w:left w:w="90" w:type="dxa"/>
-              <w:bottom w:w="50" w:type="dxa"/>
-              <w:right w:w="90" w:type="dxa"/>
-            </w:tcMar>
             <w:vAlign w:val="center"/>
           </w:tcPr>
           <w:p>
@@ -3781,12 +3478,6 @@
               <w:right w:val="single" w:sz="6" w:space="0" w:color="1F3864"/>
             </w:tcBorders>
             <w:shd w:val="clear" w:color="auto" w:fill="4472C4"/>
-            <w:tcMar>
-              <w:top w:w="50" w:type="dxa"/>
-              <w:left w:w="90" w:type="dxa"/>
-              <w:bottom w:w="50" w:type="dxa"/>
-              <w:right w:w="90" w:type="dxa"/>
-            </w:tcMar>
             <w:vAlign w:val="center"/>
           </w:tcPr>
           <w:p>
@@ -3827,12 +3518,6 @@
               <w:right w:val="single" w:sz="6" w:space="0" w:color="1F3864"/>
             </w:tcBorders>
             <w:shd w:val="clear" w:color="auto" w:fill="4472C4"/>
-            <w:tcMar>
-              <w:top w:w="50" w:type="dxa"/>
-              <w:left w:w="90" w:type="dxa"/>
-              <w:bottom w:w="50" w:type="dxa"/>
-              <w:right w:w="90" w:type="dxa"/>
-            </w:tcMar>
             <w:vAlign w:val="center"/>
           </w:tcPr>
           <w:p>
@@ -3873,12 +3558,6 @@
               <w:right w:val="single" w:sz="6" w:space="0" w:color="1F3864"/>
             </w:tcBorders>
             <w:shd w:val="clear" w:color="auto" w:fill="4472C4"/>
-            <w:tcMar>
-              <w:top w:w="50" w:type="dxa"/>
-              <w:left w:w="90" w:type="dxa"/>
-              <w:bottom w:w="50" w:type="dxa"/>
-              <w:right w:w="90" w:type="dxa"/>
-            </w:tcMar>
             <w:vAlign w:val="center"/>
           </w:tcPr>
           <w:p>
@@ -3919,12 +3598,6 @@
               <w:right w:val="single" w:sz="6" w:space="0" w:color="1F3864"/>
             </w:tcBorders>
             <w:shd w:val="clear" w:color="auto" w:fill="4472C4"/>
-            <w:tcMar>
-              <w:top w:w="50" w:type="dxa"/>
-              <w:left w:w="90" w:type="dxa"/>
-              <w:bottom w:w="50" w:type="dxa"/>
-              <w:right w:w="90" w:type="dxa"/>
-            </w:tcMar>
             <w:vAlign w:val="center"/>
           </w:tcPr>
           <w:p>
@@ -3965,12 +3638,6 @@
               <w:right w:val="single" w:sz="6" w:space="0" w:color="1F3864"/>
             </w:tcBorders>
             <w:shd w:val="clear" w:color="auto" w:fill="4472C4"/>
-            <w:tcMar>
-              <w:top w:w="50" w:type="dxa"/>
-              <w:left w:w="90" w:type="dxa"/>
-              <w:bottom w:w="50" w:type="dxa"/>
-              <w:right w:w="90" w:type="dxa"/>
-            </w:tcMar>
             <w:vAlign w:val="center"/>
           </w:tcPr>
           <w:p>
@@ -4013,12 +3680,6 @@
               <w:right w:val="single" w:sz="6" w:space="0" w:color="1F3864"/>
             </w:tcBorders>
             <w:shd w:val="clear" w:color="auto" w:fill="D9E2F3"/>
-            <w:tcMar>
-              <w:top w:w="50" w:type="dxa"/>
-              <w:left w:w="90" w:type="dxa"/>
-              <w:bottom w:w="50" w:type="dxa"/>
-              <w:right w:w="90" w:type="dxa"/>
-            </w:tcMar>
             <w:vAlign w:val="center"/>
           </w:tcPr>
           <w:p>
@@ -4109,12 +3770,6 @@
               <w:right w:val="single" w:sz="6" w:space="0" w:color="1F3864"/>
             </w:tcBorders>
             <w:shd w:val="clear" w:color="auto" w:fill="D9E2F3"/>
-            <w:tcMar>
-              <w:top w:w="50" w:type="dxa"/>
-              <w:left w:w="90" w:type="dxa"/>
-              <w:bottom w:w="50" w:type="dxa"/>
-              <w:right w:w="90" w:type="dxa"/>
-            </w:tcMar>
             <w:vAlign w:val="center"/>
           </w:tcPr>
           <w:p>
@@ -4186,12 +3841,6 @@
               <w:right w:val="single" w:sz="6" w:space="0" w:color="1F3864"/>
             </w:tcBorders>
             <w:shd w:val="clear" w:color="auto" w:fill="D9E2F3"/>
-            <w:tcMar>
-              <w:top w:w="50" w:type="dxa"/>
-              <w:left w:w="90" w:type="dxa"/>
-              <w:bottom w:w="50" w:type="dxa"/>
-              <w:right w:w="90" w:type="dxa"/>
-            </w:tcMar>
             <w:vAlign w:val="center"/>
           </w:tcPr>
           <w:p>
@@ -4263,12 +3912,6 @@
               <w:right w:val="single" w:sz="6" w:space="0" w:color="1F3864"/>
             </w:tcBorders>
             <w:shd w:val="clear" w:color="auto" w:fill="D9E2F3"/>
-            <w:tcMar>
-              <w:top w:w="50" w:type="dxa"/>
-              <w:left w:w="90" w:type="dxa"/>
-              <w:bottom w:w="50" w:type="dxa"/>
-              <w:right w:w="90" w:type="dxa"/>
-            </w:tcMar>
             <w:vAlign w:val="center"/>
           </w:tcPr>
           <w:p>
@@ -4340,12 +3983,6 @@
               <w:right w:val="single" w:sz="6" w:space="0" w:color="1F3864"/>
             </w:tcBorders>
             <w:shd w:val="clear" w:color="auto" w:fill="D9E2F3"/>
-            <w:tcMar>
-              <w:top w:w="50" w:type="dxa"/>
-              <w:left w:w="90" w:type="dxa"/>
-              <w:bottom w:w="50" w:type="dxa"/>
-              <w:right w:w="90" w:type="dxa"/>
-            </w:tcMar>
             <w:vAlign w:val="center"/>
           </w:tcPr>
           <w:p>
@@ -4369,6 +4006,55 @@
           </w:p>
         </w:tc>
       </w:tr>
+    </w:tbl>
+    <w:p>
+      <w:pPr>
+        <w:spacing w:before="0" w:after="0" w:line="240" w:lineRule="auto"/>
+        <w:rPr>
+          <w:sz w:val="18"/>
+          <w:szCs w:val="18"/>
+        </w:rPr>
+      </w:pPr>
+    </w:p>
+    <w:tbl>
+      <w:tblPr>
+        <w:tblW w:w="9405" w:type="dxa"/>
+        <w:jc w:val="center"/>
+        <w:tblBorders>
+          <w:top w:val="single" w:sz="6" w:space="0" w:color="1F3864"/>
+          <w:left w:val="single" w:sz="6" w:space="0" w:color="1F3864"/>
+          <w:bottom w:val="single" w:sz="6" w:space="0" w:color="1F3864"/>
+          <w:right w:val="single" w:sz="6" w:space="0" w:color="1F3864"/>
+          <w:insideH w:val="single" w:sz="6" w:space="0" w:color="1F3864"/>
+          <w:insideV w:val="single" w:sz="6" w:space="0" w:color="1F3864"/>
+        </w:tblBorders>
+        <w:tblLayout w:type="fixed"/>
+        <w:tblCellMar>
+          <w:top w:w="40" w:type="dxa"/>
+          <w:left w:w="90" w:type="dxa"/>
+          <w:bottom w:w="40" w:type="dxa"/>
+          <w:right w:w="90" w:type="dxa"/>
+        </w:tblCellMar>
+        <w:tblLook w:val="04A0" w:firstRow="1" w:lastRow="0" w:firstColumn="1" w:lastColumn="0" w:noHBand="0" w:noVBand="1"/>
+      </w:tblPr>
+      <w:tblGrid>
+        <w:gridCol w:w="1175"/>
+        <w:gridCol w:w="391"/>
+        <w:gridCol w:w="391"/>
+        <w:gridCol w:w="391"/>
+        <w:gridCol w:w="783"/>
+        <w:gridCol w:w="391"/>
+        <w:gridCol w:w="391"/>
+        <w:gridCol w:w="783"/>
+        <w:gridCol w:w="783"/>
+        <w:gridCol w:w="391"/>
+        <w:gridCol w:w="391"/>
+        <w:gridCol w:w="391"/>
+        <w:gridCol w:w="391"/>
+        <w:gridCol w:w="391"/>
+        <w:gridCol w:w="391"/>
+        <w:gridCol w:w="1567"/>
+      </w:tblGrid>
       <w:tr>
         <w:tc>
           <w:tcPr>
@@ -4381,12 +4067,6 @@
               <w:right w:val="single" w:sz="6" w:space="0" w:color="1F3864"/>
             </w:tcBorders>
             <w:shd w:val="clear" w:color="auto" w:fill="4472C4"/>
-            <w:tcMar>
-              <w:top w:w="50" w:type="dxa"/>
-              <w:left w:w="90" w:type="dxa"/>
-              <w:bottom w:w="50" w:type="dxa"/>
-              <w:right w:w="90" w:type="dxa"/>
-            </w:tcMar>
             <w:vAlign w:val="center"/>
           </w:tcPr>
           <w:p>
@@ -4426,12 +4106,6 @@
               <w:right w:val="single" w:sz="6" w:space="0" w:color="1F3864"/>
             </w:tcBorders>
             <w:shd w:val="clear" w:color="auto" w:fill="D9E2F3"/>
-            <w:tcMar>
-              <w:top w:w="50" w:type="dxa"/>
-              <w:left w:w="90" w:type="dxa"/>
-              <w:bottom w:w="50" w:type="dxa"/>
-              <w:right w:w="90" w:type="dxa"/>
-            </w:tcMar>
             <w:vAlign w:val="center"/>
           </w:tcPr>
           <w:p>
@@ -4563,12 +4237,6 @@
               <w:right w:val="single" w:sz="6" w:space="0" w:color="1F3864"/>
             </w:tcBorders>
             <w:shd w:val="clear" w:color="auto" w:fill="4472C4"/>
-            <w:tcMar>
-              <w:top w:w="50" w:type="dxa"/>
-              <w:left w:w="90" w:type="dxa"/>
-              <w:bottom w:w="50" w:type="dxa"/>
-              <w:right w:w="90" w:type="dxa"/>
-            </w:tcMar>
             <w:vAlign w:val="center"/>
           </w:tcPr>
           <w:p>
@@ -4608,12 +4276,6 @@
               <w:right w:val="single" w:sz="6" w:space="0" w:color="1F3864"/>
             </w:tcBorders>
             <w:shd w:val="clear" w:color="auto" w:fill="D9E2F3"/>
-            <w:tcMar>
-              <w:top w:w="50" w:type="dxa"/>
-              <w:left w:w="90" w:type="dxa"/>
-              <w:bottom w:w="50" w:type="dxa"/>
-              <w:right w:w="90" w:type="dxa"/>
-            </w:tcMar>
             <w:vAlign w:val="center"/>
           </w:tcPr>
           <w:p>
@@ -4769,12 +4431,6 @@
               <w:right w:val="single" w:sz="6" w:space="0" w:color="1F3864"/>
             </w:tcBorders>
             <w:shd w:val="clear" w:color="auto" w:fill="4472C4"/>
-            <w:tcMar>
-              <w:top w:w="50" w:type="dxa"/>
-              <w:left w:w="90" w:type="dxa"/>
-              <w:bottom w:w="50" w:type="dxa"/>
-              <w:right w:w="90" w:type="dxa"/>
-            </w:tcMar>
             <w:vAlign w:val="center"/>
           </w:tcPr>
           <w:p>
@@ -4815,12 +4471,6 @@
               <w:right w:val="single" w:sz="6" w:space="0" w:color="1F3864"/>
             </w:tcBorders>
             <w:shd w:val="clear" w:color="auto" w:fill="D9E2F3"/>
-            <w:tcMar>
-              <w:top w:w="50" w:type="dxa"/>
-              <w:left w:w="90" w:type="dxa"/>
-              <w:bottom w:w="50" w:type="dxa"/>
-              <w:right w:w="90" w:type="dxa"/>
-            </w:tcMar>
             <w:vAlign w:val="center"/>
           </w:tcPr>
           <w:p>
@@ -4906,12 +4556,6 @@
               <w:right w:val="single" w:sz="6" w:space="0" w:color="1F3864"/>
             </w:tcBorders>
             <w:shd w:val="clear" w:color="auto" w:fill="4472C4"/>
-            <w:tcMar>
-              <w:top w:w="50" w:type="dxa"/>
-              <w:left w:w="90" w:type="dxa"/>
-              <w:bottom w:w="50" w:type="dxa"/>
-              <w:right w:w="90" w:type="dxa"/>
-            </w:tcMar>
             <w:vAlign w:val="center"/>
           </w:tcPr>
           <w:p>
@@ -4951,12 +4595,6 @@
               <w:right w:val="single" w:sz="6" w:space="0" w:color="1F3864"/>
             </w:tcBorders>
             <w:shd w:val="clear" w:color="auto" w:fill="D9E2F3"/>
-            <w:tcMar>
-              <w:top w:w="50" w:type="dxa"/>
-              <w:left w:w="90" w:type="dxa"/>
-              <w:bottom w:w="50" w:type="dxa"/>
-              <w:right w:w="90" w:type="dxa"/>
-            </w:tcMar>
             <w:vAlign w:val="center"/>
           </w:tcPr>
           <w:p>
@@ -5067,12 +4705,6 @@
               <w:right w:val="single" w:sz="6" w:space="0" w:color="1F3864"/>
             </w:tcBorders>
             <w:shd w:val="clear" w:color="auto" w:fill="4472C4"/>
-            <w:tcMar>
-              <w:top w:w="50" w:type="dxa"/>
-              <w:left w:w="90" w:type="dxa"/>
-              <w:bottom w:w="50" w:type="dxa"/>
-              <w:right w:w="90" w:type="dxa"/>
-            </w:tcMar>
             <w:vAlign w:val="center"/>
           </w:tcPr>
           <w:p>
@@ -5112,12 +4744,6 @@
               <w:right w:val="single" w:sz="6" w:space="0" w:color="1F3864"/>
             </w:tcBorders>
             <w:shd w:val="clear" w:color="auto" w:fill="D9E2F3"/>
-            <w:tcMar>
-              <w:top w:w="50" w:type="dxa"/>
-              <w:left w:w="90" w:type="dxa"/>
-              <w:bottom w:w="50" w:type="dxa"/>
-              <w:right w:w="90" w:type="dxa"/>
-            </w:tcMar>
             <w:vAlign w:val="center"/>
           </w:tcPr>
           <w:p>
@@ -5162,12 +4788,6 @@
               <w:right w:val="single" w:sz="6" w:space="0" w:color="1F3864"/>
             </w:tcBorders>
             <w:shd w:val="clear" w:color="auto" w:fill="4472C4"/>
-            <w:tcMar>
-              <w:top w:w="50" w:type="dxa"/>
-              <w:left w:w="90" w:type="dxa"/>
-              <w:bottom w:w="50" w:type="dxa"/>
-              <w:right w:w="90" w:type="dxa"/>
-            </w:tcMar>
             <w:vAlign w:val="center"/>
           </w:tcPr>
           <w:p>
@@ -5247,12 +4867,6 @@
               <w:right w:val="single" w:sz="6" w:space="0" w:color="1F3864"/>
             </w:tcBorders>
             <w:shd w:val="clear" w:color="auto" w:fill="4472C4"/>
-            <w:tcMar>
-              <w:top w:w="50" w:type="dxa"/>
-              <w:left w:w="90" w:type="dxa"/>
-              <w:bottom w:w="50" w:type="dxa"/>
-              <w:right w:w="90" w:type="dxa"/>
-            </w:tcMar>
             <w:vAlign w:val="center"/>
           </w:tcPr>
           <w:p>
@@ -5292,12 +4906,6 @@
               <w:right w:val="single" w:sz="6" w:space="0" w:color="1F3864"/>
             </w:tcBorders>
             <w:shd w:val="clear" w:color="auto" w:fill="4472C4"/>
-            <w:tcMar>
-              <w:top w:w="50" w:type="dxa"/>
-              <w:left w:w="90" w:type="dxa"/>
-              <w:bottom w:w="50" w:type="dxa"/>
-              <w:right w:w="90" w:type="dxa"/>
-            </w:tcMar>
             <w:vAlign w:val="center"/>
           </w:tcPr>
           <w:p>
@@ -5337,12 +4945,6 @@
               <w:right w:val="single" w:sz="6" w:space="0" w:color="1F3864"/>
             </w:tcBorders>
             <w:shd w:val="clear" w:color="auto" w:fill="4472C4"/>
-            <w:tcMar>
-              <w:top w:w="50" w:type="dxa"/>
-              <w:left w:w="90" w:type="dxa"/>
-              <w:bottom w:w="50" w:type="dxa"/>
-              <w:right w:w="90" w:type="dxa"/>
-            </w:tcMar>
             <w:vAlign w:val="center"/>
           </w:tcPr>
           <w:p>
@@ -5382,12 +4984,6 @@
               <w:right w:val="single" w:sz="6" w:space="0" w:color="1F3864"/>
             </w:tcBorders>
             <w:shd w:val="clear" w:color="auto" w:fill="4472C4"/>
-            <w:tcMar>
-              <w:top w:w="50" w:type="dxa"/>
-              <w:left w:w="90" w:type="dxa"/>
-              <w:bottom w:w="50" w:type="dxa"/>
-              <w:right w:w="90" w:type="dxa"/>
-            </w:tcMar>
             <w:vAlign w:val="center"/>
           </w:tcPr>
           <w:p>
@@ -5454,12 +5050,6 @@
               <w:right w:val="single" w:sz="6" w:space="0" w:color="1F3864"/>
             </w:tcBorders>
             <w:shd w:val="clear" w:color="auto" w:fill="D9E2F3"/>
-            <w:tcMar>
-              <w:top w:w="50" w:type="dxa"/>
-              <w:left w:w="90" w:type="dxa"/>
-              <w:bottom w:w="50" w:type="dxa"/>
-              <w:right w:w="90" w:type="dxa"/>
-            </w:tcMar>
             <w:vAlign w:val="center"/>
           </w:tcPr>
           <w:p>
@@ -5492,12 +5082,6 @@
               <w:right w:val="single" w:sz="6" w:space="0" w:color="1F3864"/>
             </w:tcBorders>
             <w:shd w:val="clear" w:color="auto" w:fill="D9E2F3"/>
-            <w:tcMar>
-              <w:top w:w="50" w:type="dxa"/>
-              <w:left w:w="90" w:type="dxa"/>
-              <w:bottom w:w="50" w:type="dxa"/>
-              <w:right w:w="90" w:type="dxa"/>
-            </w:tcMar>
             <w:vAlign w:val="center"/>
           </w:tcPr>
           <w:p>
@@ -5530,12 +5114,6 @@
               <w:right w:val="single" w:sz="6" w:space="0" w:color="1F3864"/>
             </w:tcBorders>
             <w:shd w:val="clear" w:color="auto" w:fill="D9E2F3"/>
-            <w:tcMar>
-              <w:top w:w="50" w:type="dxa"/>
-              <w:left w:w="90" w:type="dxa"/>
-              <w:bottom w:w="50" w:type="dxa"/>
-              <w:right w:w="90" w:type="dxa"/>
-            </w:tcMar>
             <w:vAlign w:val="center"/>
           </w:tcPr>
           <w:p>
@@ -5568,12 +5146,6 @@
               <w:right w:val="single" w:sz="6" w:space="0" w:color="1F3864"/>
             </w:tcBorders>
             <w:shd w:val="clear" w:color="auto" w:fill="D9E2F3"/>
-            <w:tcMar>
-              <w:top w:w="50" w:type="dxa"/>
-              <w:left w:w="90" w:type="dxa"/>
-              <w:bottom w:w="50" w:type="dxa"/>
-              <w:right w:w="90" w:type="dxa"/>
-            </w:tcMar>
             <w:vAlign w:val="center"/>
           </w:tcPr>
           <w:p>
@@ -5633,12 +5205,6 @@
               <w:right w:val="single" w:sz="6" w:space="0" w:color="1F3864"/>
             </w:tcBorders>
             <w:shd w:val="clear" w:color="auto" w:fill="D9E2F3"/>
-            <w:tcMar>
-              <w:top w:w="50" w:type="dxa"/>
-              <w:left w:w="90" w:type="dxa"/>
-              <w:bottom w:w="50" w:type="dxa"/>
-              <w:right w:w="90" w:type="dxa"/>
-            </w:tcMar>
             <w:vAlign w:val="center"/>
           </w:tcPr>
           <w:p>
@@ -5671,12 +5237,6 @@
               <w:right w:val="single" w:sz="6" w:space="0" w:color="1F3864"/>
             </w:tcBorders>
             <w:shd w:val="clear" w:color="auto" w:fill="D9E2F3"/>
-            <w:tcMar>
-              <w:top w:w="50" w:type="dxa"/>
-              <w:left w:w="90" w:type="dxa"/>
-              <w:bottom w:w="50" w:type="dxa"/>
-              <w:right w:w="90" w:type="dxa"/>
-            </w:tcMar>
             <w:vAlign w:val="center"/>
           </w:tcPr>
           <w:p>
@@ -5709,12 +5269,6 @@
               <w:right w:val="single" w:sz="6" w:space="0" w:color="1F3864"/>
             </w:tcBorders>
             <w:shd w:val="clear" w:color="auto" w:fill="D9E2F3"/>
-            <w:tcMar>
-              <w:top w:w="50" w:type="dxa"/>
-              <w:left w:w="90" w:type="dxa"/>
-              <w:bottom w:w="50" w:type="dxa"/>
-              <w:right w:w="90" w:type="dxa"/>
-            </w:tcMar>
             <w:vAlign w:val="center"/>
           </w:tcPr>
           <w:p>
@@ -5747,12 +5301,6 @@
               <w:right w:val="single" w:sz="6" w:space="0" w:color="1F3864"/>
             </w:tcBorders>
             <w:shd w:val="clear" w:color="auto" w:fill="D9E2F3"/>
-            <w:tcMar>
-              <w:top w:w="50" w:type="dxa"/>
-              <w:left w:w="90" w:type="dxa"/>
-              <w:bottom w:w="50" w:type="dxa"/>
-              <w:right w:w="90" w:type="dxa"/>
-            </w:tcMar>
             <w:vAlign w:val="center"/>
           </w:tcPr>
           <w:p>
@@ -5812,12 +5360,6 @@
               <w:right w:val="single" w:sz="6" w:space="0" w:color="1F3864"/>
             </w:tcBorders>
             <w:shd w:val="clear" w:color="auto" w:fill="D9E2F3"/>
-            <w:tcMar>
-              <w:top w:w="50" w:type="dxa"/>
-              <w:left w:w="90" w:type="dxa"/>
-              <w:bottom w:w="50" w:type="dxa"/>
-              <w:right w:w="90" w:type="dxa"/>
-            </w:tcMar>
             <w:vAlign w:val="center"/>
           </w:tcPr>
           <w:p>
@@ -5850,12 +5392,6 @@
               <w:right w:val="single" w:sz="6" w:space="0" w:color="1F3864"/>
             </w:tcBorders>
             <w:shd w:val="clear" w:color="auto" w:fill="D9E2F3"/>
-            <w:tcMar>
-              <w:top w:w="50" w:type="dxa"/>
-              <w:left w:w="90" w:type="dxa"/>
-              <w:bottom w:w="50" w:type="dxa"/>
-              <w:right w:w="90" w:type="dxa"/>
-            </w:tcMar>
             <w:vAlign w:val="center"/>
           </w:tcPr>
           <w:p>
@@ -5888,12 +5424,6 @@
               <w:right w:val="single" w:sz="6" w:space="0" w:color="1F3864"/>
             </w:tcBorders>
             <w:shd w:val="clear" w:color="auto" w:fill="D9E2F3"/>
-            <w:tcMar>
-              <w:top w:w="50" w:type="dxa"/>
-              <w:left w:w="90" w:type="dxa"/>
-              <w:bottom w:w="50" w:type="dxa"/>
-              <w:right w:w="90" w:type="dxa"/>
-            </w:tcMar>
             <w:vAlign w:val="center"/>
           </w:tcPr>
           <w:p>
@@ -5926,12 +5456,6 @@
               <w:right w:val="single" w:sz="6" w:space="0" w:color="1F3864"/>
             </w:tcBorders>
             <w:shd w:val="clear" w:color="auto" w:fill="D9E2F3"/>
-            <w:tcMar>
-              <w:top w:w="50" w:type="dxa"/>
-              <w:left w:w="90" w:type="dxa"/>
-              <w:bottom w:w="50" w:type="dxa"/>
-              <w:right w:w="90" w:type="dxa"/>
-            </w:tcMar>
             <w:vAlign w:val="center"/>
           </w:tcPr>
           <w:p>
@@ -5991,12 +5515,6 @@
               <w:right w:val="single" w:sz="6" w:space="0" w:color="1F3864"/>
             </w:tcBorders>
             <w:shd w:val="clear" w:color="auto" w:fill="D9E2F3"/>
-            <w:tcMar>
-              <w:top w:w="50" w:type="dxa"/>
-              <w:left w:w="90" w:type="dxa"/>
-              <w:bottom w:w="50" w:type="dxa"/>
-              <w:right w:w="90" w:type="dxa"/>
-            </w:tcMar>
             <w:vAlign w:val="center"/>
           </w:tcPr>
           <w:p>
@@ -6041,12 +5559,6 @@
               <w:right w:val="single" w:sz="6" w:space="0" w:color="1F3864"/>
             </w:tcBorders>
             <w:shd w:val="clear" w:color="auto" w:fill="4472C4"/>
-            <w:tcMar>
-              <w:top w:w="50" w:type="dxa"/>
-              <w:left w:w="90" w:type="dxa"/>
-              <w:bottom w:w="50" w:type="dxa"/>
-              <w:right w:w="90" w:type="dxa"/>
-            </w:tcMar>
             <w:vAlign w:val="center"/>
           </w:tcPr>
           <w:p>
@@ -6126,12 +5638,6 @@
               <w:right w:val="single" w:sz="6" w:space="0" w:color="1F3864"/>
             </w:tcBorders>
             <w:shd w:val="clear" w:color="auto" w:fill="4472C4"/>
-            <w:tcMar>
-              <w:top w:w="50" w:type="dxa"/>
-              <w:left w:w="90" w:type="dxa"/>
-              <w:bottom w:w="50" w:type="dxa"/>
-              <w:right w:w="90" w:type="dxa"/>
-            </w:tcMar>
             <w:vAlign w:val="center"/>
           </w:tcPr>
           <w:p>
@@ -6171,12 +5677,6 @@
               <w:right w:val="single" w:sz="6" w:space="0" w:color="1F3864"/>
             </w:tcBorders>
             <w:shd w:val="clear" w:color="auto" w:fill="4472C4"/>
-            <w:tcMar>
-              <w:top w:w="50" w:type="dxa"/>
-              <w:left w:w="90" w:type="dxa"/>
-              <w:bottom w:w="50" w:type="dxa"/>
-              <w:right w:w="90" w:type="dxa"/>
-            </w:tcMar>
             <w:vAlign w:val="center"/>
           </w:tcPr>
           <w:p>
@@ -6216,12 +5716,6 @@
               <w:right w:val="single" w:sz="6" w:space="0" w:color="1F3864"/>
             </w:tcBorders>
             <w:shd w:val="clear" w:color="auto" w:fill="4472C4"/>
-            <w:tcMar>
-              <w:top w:w="50" w:type="dxa"/>
-              <w:left w:w="90" w:type="dxa"/>
-              <w:bottom w:w="50" w:type="dxa"/>
-              <w:right w:w="90" w:type="dxa"/>
-            </w:tcMar>
             <w:vAlign w:val="center"/>
           </w:tcPr>
           <w:p>
@@ -6261,12 +5755,6 @@
               <w:right w:val="single" w:sz="6" w:space="0" w:color="1F3864"/>
             </w:tcBorders>
             <w:shd w:val="clear" w:color="auto" w:fill="4472C4"/>
-            <w:tcMar>
-              <w:top w:w="50" w:type="dxa"/>
-              <w:left w:w="90" w:type="dxa"/>
-              <w:bottom w:w="50" w:type="dxa"/>
-              <w:right w:w="90" w:type="dxa"/>
-            </w:tcMar>
             <w:vAlign w:val="center"/>
           </w:tcPr>
           <w:p>
@@ -6333,12 +5821,6 @@
               <w:right w:val="single" w:sz="6" w:space="0" w:color="1F3864"/>
             </w:tcBorders>
             <w:shd w:val="clear" w:color="auto" w:fill="D9E2F3"/>
-            <w:tcMar>
-              <w:top w:w="50" w:type="dxa"/>
-              <w:left w:w="90" w:type="dxa"/>
-              <w:bottom w:w="50" w:type="dxa"/>
-              <w:right w:w="90" w:type="dxa"/>
-            </w:tcMar>
             <w:vAlign w:val="center"/>
           </w:tcPr>
           <w:p>
@@ -6371,12 +5853,6 @@
               <w:right w:val="single" w:sz="6" w:space="0" w:color="1F3864"/>
             </w:tcBorders>
             <w:shd w:val="clear" w:color="auto" w:fill="D9E2F3"/>
-            <w:tcMar>
-              <w:top w:w="50" w:type="dxa"/>
-              <w:left w:w="90" w:type="dxa"/>
-              <w:bottom w:w="50" w:type="dxa"/>
-              <w:right w:w="90" w:type="dxa"/>
-            </w:tcMar>
             <w:vAlign w:val="center"/>
           </w:tcPr>
           <w:p>
@@ -6409,12 +5885,6 @@
               <w:right w:val="single" w:sz="6" w:space="0" w:color="1F3864"/>
             </w:tcBorders>
             <w:shd w:val="clear" w:color="auto" w:fill="D9E2F3"/>
-            <w:tcMar>
-              <w:top w:w="50" w:type="dxa"/>
-              <w:left w:w="90" w:type="dxa"/>
-              <w:bottom w:w="50" w:type="dxa"/>
-              <w:right w:w="90" w:type="dxa"/>
-            </w:tcMar>
             <w:vAlign w:val="center"/>
           </w:tcPr>
           <w:p>
@@ -6447,12 +5917,6 @@
               <w:right w:val="single" w:sz="6" w:space="0" w:color="1F3864"/>
             </w:tcBorders>
             <w:shd w:val="clear" w:color="auto" w:fill="D9E2F3"/>
-            <w:tcMar>
-              <w:top w:w="50" w:type="dxa"/>
-              <w:left w:w="90" w:type="dxa"/>
-              <w:bottom w:w="50" w:type="dxa"/>
-              <w:right w:w="90" w:type="dxa"/>
-            </w:tcMar>
             <w:vAlign w:val="center"/>
           </w:tcPr>
           <w:p>
@@ -6512,12 +5976,6 @@
               <w:right w:val="single" w:sz="6" w:space="0" w:color="1F3864"/>
             </w:tcBorders>
             <w:shd w:val="clear" w:color="auto" w:fill="D9E2F3"/>
-            <w:tcMar>
-              <w:top w:w="50" w:type="dxa"/>
-              <w:left w:w="90" w:type="dxa"/>
-              <w:bottom w:w="50" w:type="dxa"/>
-              <w:right w:w="90" w:type="dxa"/>
-            </w:tcMar>
             <w:vAlign w:val="center"/>
           </w:tcPr>
           <w:p>
@@ -6550,12 +6008,6 @@
               <w:right w:val="single" w:sz="6" w:space="0" w:color="1F3864"/>
             </w:tcBorders>
             <w:shd w:val="clear" w:color="auto" w:fill="D9E2F3"/>
-            <w:tcMar>
-              <w:top w:w="50" w:type="dxa"/>
-              <w:left w:w="90" w:type="dxa"/>
-              <w:bottom w:w="50" w:type="dxa"/>
-              <w:right w:w="90" w:type="dxa"/>
-            </w:tcMar>
             <w:vAlign w:val="center"/>
           </w:tcPr>
           <w:p>
@@ -6588,12 +6040,6 @@
               <w:right w:val="single" w:sz="6" w:space="0" w:color="1F3864"/>
             </w:tcBorders>
             <w:shd w:val="clear" w:color="auto" w:fill="D9E2F3"/>
-            <w:tcMar>
-              <w:top w:w="50" w:type="dxa"/>
-              <w:left w:w="90" w:type="dxa"/>
-              <w:bottom w:w="50" w:type="dxa"/>
-              <w:right w:w="90" w:type="dxa"/>
-            </w:tcMar>
             <w:vAlign w:val="center"/>
           </w:tcPr>
           <w:p>
@@ -6626,12 +6072,6 @@
               <w:right w:val="single" w:sz="6" w:space="0" w:color="1F3864"/>
             </w:tcBorders>
             <w:shd w:val="clear" w:color="auto" w:fill="D9E2F3"/>
-            <w:tcMar>
-              <w:top w:w="50" w:type="dxa"/>
-              <w:left w:w="90" w:type="dxa"/>
-              <w:bottom w:w="50" w:type="dxa"/>
-              <w:right w:w="90" w:type="dxa"/>
-            </w:tcMar>
             <w:vAlign w:val="center"/>
           </w:tcPr>
           <w:p>
@@ -6691,12 +6131,6 @@
               <w:right w:val="single" w:sz="6" w:space="0" w:color="1F3864"/>
             </w:tcBorders>
             <w:shd w:val="clear" w:color="auto" w:fill="D9E2F3"/>
-            <w:tcMar>
-              <w:top w:w="50" w:type="dxa"/>
-              <w:left w:w="90" w:type="dxa"/>
-              <w:bottom w:w="50" w:type="dxa"/>
-              <w:right w:w="90" w:type="dxa"/>
-            </w:tcMar>
             <w:vAlign w:val="center"/>
           </w:tcPr>
           <w:p>
@@ -6729,12 +6163,6 @@
               <w:right w:val="single" w:sz="6" w:space="0" w:color="1F3864"/>
             </w:tcBorders>
             <w:shd w:val="clear" w:color="auto" w:fill="D9E2F3"/>
-            <w:tcMar>
-              <w:top w:w="50" w:type="dxa"/>
-              <w:left w:w="90" w:type="dxa"/>
-              <w:bottom w:w="50" w:type="dxa"/>
-              <w:right w:w="90" w:type="dxa"/>
-            </w:tcMar>
             <w:vAlign w:val="center"/>
           </w:tcPr>
           <w:p>
@@ -6767,12 +6195,6 @@
               <w:right w:val="single" w:sz="6" w:space="0" w:color="1F3864"/>
             </w:tcBorders>
             <w:shd w:val="clear" w:color="auto" w:fill="D9E2F3"/>
-            <w:tcMar>
-              <w:top w:w="50" w:type="dxa"/>
-              <w:left w:w="90" w:type="dxa"/>
-              <w:bottom w:w="50" w:type="dxa"/>
-              <w:right w:w="90" w:type="dxa"/>
-            </w:tcMar>
             <w:vAlign w:val="center"/>
           </w:tcPr>
           <w:p>
@@ -6805,12 +6227,6 @@
               <w:right w:val="single" w:sz="6" w:space="0" w:color="1F3864"/>
             </w:tcBorders>
             <w:shd w:val="clear" w:color="auto" w:fill="D9E2F3"/>
-            <w:tcMar>
-              <w:top w:w="50" w:type="dxa"/>
-              <w:left w:w="90" w:type="dxa"/>
-              <w:bottom w:w="50" w:type="dxa"/>
-              <w:right w:w="90" w:type="dxa"/>
-            </w:tcMar>
             <w:vAlign w:val="center"/>
           </w:tcPr>
           <w:p>
@@ -6870,12 +6286,6 @@
               <w:right w:val="single" w:sz="6" w:space="0" w:color="1F3864"/>
             </w:tcBorders>
             <w:shd w:val="clear" w:color="auto" w:fill="D9E2F3"/>
-            <w:tcMar>
-              <w:top w:w="50" w:type="dxa"/>
-              <w:left w:w="90" w:type="dxa"/>
-              <w:bottom w:w="50" w:type="dxa"/>
-              <w:right w:w="90" w:type="dxa"/>
-            </w:tcMar>
             <w:vAlign w:val="center"/>
           </w:tcPr>
           <w:p>
@@ -6920,12 +6330,6 @@
               <w:right w:val="single" w:sz="6" w:space="0" w:color="1F3864"/>
             </w:tcBorders>
             <w:shd w:val="clear" w:color="auto" w:fill="4472C4"/>
-            <w:tcMar>
-              <w:top w:w="50" w:type="dxa"/>
-              <w:left w:w="90" w:type="dxa"/>
-              <w:bottom w:w="50" w:type="dxa"/>
-              <w:right w:w="90" w:type="dxa"/>
-            </w:tcMar>
             <w:vAlign w:val="center"/>
           </w:tcPr>
           <w:p>
@@ -7005,12 +6409,6 @@
               <w:right w:val="single" w:sz="6" w:space="0" w:color="1F3864"/>
             </w:tcBorders>
             <w:shd w:val="clear" w:color="auto" w:fill="4472C4"/>
-            <w:tcMar>
-              <w:top w:w="50" w:type="dxa"/>
-              <w:left w:w="90" w:type="dxa"/>
-              <w:bottom w:w="50" w:type="dxa"/>
-              <w:right w:w="90" w:type="dxa"/>
-            </w:tcMar>
             <w:vAlign w:val="center"/>
           </w:tcPr>
           <w:p>
@@ -7050,12 +6448,6 @@
               <w:right w:val="single" w:sz="6" w:space="0" w:color="1F3864"/>
             </w:tcBorders>
             <w:shd w:val="clear" w:color="auto" w:fill="4472C4"/>
-            <w:tcMar>
-              <w:top w:w="50" w:type="dxa"/>
-              <w:left w:w="90" w:type="dxa"/>
-              <w:bottom w:w="50" w:type="dxa"/>
-              <w:right w:w="90" w:type="dxa"/>
-            </w:tcMar>
             <w:vAlign w:val="center"/>
           </w:tcPr>
           <w:p>
@@ -7095,12 +6487,6 @@
               <w:right w:val="single" w:sz="6" w:space="0" w:color="1F3864"/>
             </w:tcBorders>
             <w:shd w:val="clear" w:color="auto" w:fill="4472C4"/>
-            <w:tcMar>
-              <w:top w:w="50" w:type="dxa"/>
-              <w:left w:w="90" w:type="dxa"/>
-              <w:bottom w:w="50" w:type="dxa"/>
-              <w:right w:w="90" w:type="dxa"/>
-            </w:tcMar>
             <w:vAlign w:val="center"/>
           </w:tcPr>
           <w:p>
@@ -7140,12 +6526,6 @@
               <w:right w:val="single" w:sz="6" w:space="0" w:color="1F3864"/>
             </w:tcBorders>
             <w:shd w:val="clear" w:color="auto" w:fill="4472C4"/>
-            <w:tcMar>
-              <w:top w:w="50" w:type="dxa"/>
-              <w:left w:w="90" w:type="dxa"/>
-              <w:bottom w:w="50" w:type="dxa"/>
-              <w:right w:w="90" w:type="dxa"/>
-            </w:tcMar>
             <w:vAlign w:val="center"/>
           </w:tcPr>
           <w:p>
@@ -7212,12 +6592,6 @@
               <w:right w:val="single" w:sz="6" w:space="0" w:color="1F3864"/>
             </w:tcBorders>
             <w:shd w:val="clear" w:color="auto" w:fill="D9E2F3"/>
-            <w:tcMar>
-              <w:top w:w="50" w:type="dxa"/>
-              <w:left w:w="90" w:type="dxa"/>
-              <w:bottom w:w="50" w:type="dxa"/>
-              <w:right w:w="90" w:type="dxa"/>
-            </w:tcMar>
             <w:vAlign w:val="center"/>
           </w:tcPr>
           <w:p>
@@ -7250,12 +6624,6 @@
               <w:right w:val="single" w:sz="6" w:space="0" w:color="1F3864"/>
             </w:tcBorders>
             <w:shd w:val="clear" w:color="auto" w:fill="D9E2F3"/>
-            <w:tcMar>
-              <w:top w:w="50" w:type="dxa"/>
-              <w:left w:w="90" w:type="dxa"/>
-              <w:bottom w:w="50" w:type="dxa"/>
-              <w:right w:w="90" w:type="dxa"/>
-            </w:tcMar>
             <w:vAlign w:val="center"/>
           </w:tcPr>
           <w:p>
@@ -7288,12 +6656,6 @@
               <w:right w:val="single" w:sz="6" w:space="0" w:color="1F3864"/>
             </w:tcBorders>
             <w:shd w:val="clear" w:color="auto" w:fill="D9E2F3"/>
-            <w:tcMar>
-              <w:top w:w="50" w:type="dxa"/>
-              <w:left w:w="90" w:type="dxa"/>
-              <w:bottom w:w="50" w:type="dxa"/>
-              <w:right w:w="90" w:type="dxa"/>
-            </w:tcMar>
             <w:vAlign w:val="center"/>
           </w:tcPr>
           <w:p>
@@ -7326,12 +6688,6 @@
               <w:right w:val="single" w:sz="6" w:space="0" w:color="1F3864"/>
             </w:tcBorders>
             <w:shd w:val="clear" w:color="auto" w:fill="D9E2F3"/>
-            <w:tcMar>
-              <w:top w:w="50" w:type="dxa"/>
-              <w:left w:w="90" w:type="dxa"/>
-              <w:bottom w:w="50" w:type="dxa"/>
-              <w:right w:w="90" w:type="dxa"/>
-            </w:tcMar>
             <w:vAlign w:val="center"/>
           </w:tcPr>
           <w:p>
@@ -7391,12 +6747,6 @@
               <w:right w:val="single" w:sz="6" w:space="0" w:color="1F3864"/>
             </w:tcBorders>
             <w:shd w:val="clear" w:color="auto" w:fill="D9E2F3"/>
-            <w:tcMar>
-              <w:top w:w="50" w:type="dxa"/>
-              <w:left w:w="90" w:type="dxa"/>
-              <w:bottom w:w="50" w:type="dxa"/>
-              <w:right w:w="90" w:type="dxa"/>
-            </w:tcMar>
             <w:vAlign w:val="center"/>
           </w:tcPr>
           <w:p>
@@ -7429,12 +6779,6 @@
               <w:right w:val="single" w:sz="6" w:space="0" w:color="1F3864"/>
             </w:tcBorders>
             <w:shd w:val="clear" w:color="auto" w:fill="D9E2F3"/>
-            <w:tcMar>
-              <w:top w:w="50" w:type="dxa"/>
-              <w:left w:w="90" w:type="dxa"/>
-              <w:bottom w:w="50" w:type="dxa"/>
-              <w:right w:w="90" w:type="dxa"/>
-            </w:tcMar>
             <w:vAlign w:val="center"/>
           </w:tcPr>
           <w:p>
@@ -7467,12 +6811,6 @@
               <w:right w:val="single" w:sz="6" w:space="0" w:color="1F3864"/>
             </w:tcBorders>
             <w:shd w:val="clear" w:color="auto" w:fill="D9E2F3"/>
-            <w:tcMar>
-              <w:top w:w="50" w:type="dxa"/>
-              <w:left w:w="90" w:type="dxa"/>
-              <w:bottom w:w="50" w:type="dxa"/>
-              <w:right w:w="90" w:type="dxa"/>
-            </w:tcMar>
             <w:vAlign w:val="center"/>
           </w:tcPr>
           <w:p>
@@ -7505,12 +6843,6 @@
               <w:right w:val="single" w:sz="6" w:space="0" w:color="1F3864"/>
             </w:tcBorders>
             <w:shd w:val="clear" w:color="auto" w:fill="D9E2F3"/>
-            <w:tcMar>
-              <w:top w:w="50" w:type="dxa"/>
-              <w:left w:w="90" w:type="dxa"/>
-              <w:bottom w:w="50" w:type="dxa"/>
-              <w:right w:w="90" w:type="dxa"/>
-            </w:tcMar>
             <w:vAlign w:val="center"/>
           </w:tcPr>
           <w:p>
@@ -7570,12 +6902,6 @@
               <w:right w:val="single" w:sz="6" w:space="0" w:color="1F3864"/>
             </w:tcBorders>
             <w:shd w:val="clear" w:color="auto" w:fill="D9E2F3"/>
-            <w:tcMar>
-              <w:top w:w="50" w:type="dxa"/>
-              <w:left w:w="90" w:type="dxa"/>
-              <w:bottom w:w="50" w:type="dxa"/>
-              <w:right w:w="90" w:type="dxa"/>
-            </w:tcMar>
             <w:vAlign w:val="center"/>
           </w:tcPr>
           <w:p>
@@ -7608,12 +6934,6 @@
               <w:right w:val="single" w:sz="6" w:space="0" w:color="1F3864"/>
             </w:tcBorders>
             <w:shd w:val="clear" w:color="auto" w:fill="D9E2F3"/>
-            <w:tcMar>
-              <w:top w:w="50" w:type="dxa"/>
-              <w:left w:w="90" w:type="dxa"/>
-              <w:bottom w:w="50" w:type="dxa"/>
-              <w:right w:w="90" w:type="dxa"/>
-            </w:tcMar>
             <w:vAlign w:val="center"/>
           </w:tcPr>
           <w:p>
@@ -7646,12 +6966,6 @@
               <w:right w:val="single" w:sz="6" w:space="0" w:color="1F3864"/>
             </w:tcBorders>
             <w:shd w:val="clear" w:color="auto" w:fill="D9E2F3"/>
-            <w:tcMar>
-              <w:top w:w="50" w:type="dxa"/>
-              <w:left w:w="90" w:type="dxa"/>
-              <w:bottom w:w="50" w:type="dxa"/>
-              <w:right w:w="90" w:type="dxa"/>
-            </w:tcMar>
             <w:vAlign w:val="center"/>
           </w:tcPr>
           <w:p>
@@ -7684,12 +6998,6 @@
               <w:right w:val="single" w:sz="6" w:space="0" w:color="1F3864"/>
             </w:tcBorders>
             <w:shd w:val="clear" w:color="auto" w:fill="D9E2F3"/>
-            <w:tcMar>
-              <w:top w:w="50" w:type="dxa"/>
-              <w:left w:w="90" w:type="dxa"/>
-              <w:bottom w:w="50" w:type="dxa"/>
-              <w:right w:w="90" w:type="dxa"/>
-            </w:tcMar>
             <w:vAlign w:val="center"/>
           </w:tcPr>
           <w:p>
@@ -7749,12 +7057,6 @@
               <w:right w:val="single" w:sz="6" w:space="0" w:color="1F3864"/>
             </w:tcBorders>
             <w:shd w:val="clear" w:color="auto" w:fill="D9E2F3"/>
-            <w:tcMar>
-              <w:top w:w="50" w:type="dxa"/>
-              <w:left w:w="90" w:type="dxa"/>
-              <w:bottom w:w="50" w:type="dxa"/>
-              <w:right w:w="90" w:type="dxa"/>
-            </w:tcMar>
             <w:vAlign w:val="center"/>
           </w:tcPr>
           <w:p>
@@ -7799,12 +7101,6 @@
               <w:right w:val="single" w:sz="6" w:space="0" w:color="1F3864"/>
             </w:tcBorders>
             <w:shd w:val="clear" w:color="auto" w:fill="4472C4"/>
-            <w:tcMar>
-              <w:top w:w="50" w:type="dxa"/>
-              <w:left w:w="90" w:type="dxa"/>
-              <w:bottom w:w="50" w:type="dxa"/>
-              <w:right w:w="90" w:type="dxa"/>
-            </w:tcMar>
             <w:vAlign w:val="center"/>
           </w:tcPr>
           <w:p>
@@ -7884,12 +7180,6 @@
               <w:right w:val="single" w:sz="6" w:space="0" w:color="1F3864"/>
             </w:tcBorders>
             <w:shd w:val="clear" w:color="auto" w:fill="4472C4"/>
-            <w:tcMar>
-              <w:top w:w="50" w:type="dxa"/>
-              <w:left w:w="90" w:type="dxa"/>
-              <w:bottom w:w="50" w:type="dxa"/>
-              <w:right w:w="90" w:type="dxa"/>
-            </w:tcMar>
             <w:vAlign w:val="center"/>
           </w:tcPr>
           <w:p>
@@ -7929,12 +7219,6 @@
               <w:right w:val="single" w:sz="6" w:space="0" w:color="1F3864"/>
             </w:tcBorders>
             <w:shd w:val="clear" w:color="auto" w:fill="4472C4"/>
-            <w:tcMar>
-              <w:top w:w="50" w:type="dxa"/>
-              <w:left w:w="90" w:type="dxa"/>
-              <w:bottom w:w="50" w:type="dxa"/>
-              <w:right w:w="90" w:type="dxa"/>
-            </w:tcMar>
             <w:vAlign w:val="center"/>
           </w:tcPr>
           <w:p>
@@ -7974,12 +7258,6 @@
               <w:right w:val="single" w:sz="6" w:space="0" w:color="1F3864"/>
             </w:tcBorders>
             <w:shd w:val="clear" w:color="auto" w:fill="4472C4"/>
-            <w:tcMar>
-              <w:top w:w="50" w:type="dxa"/>
-              <w:left w:w="90" w:type="dxa"/>
-              <w:bottom w:w="50" w:type="dxa"/>
-              <w:right w:w="90" w:type="dxa"/>
-            </w:tcMar>
             <w:vAlign w:val="center"/>
           </w:tcPr>
           <w:p>
@@ -8019,12 +7297,6 @@
               <w:right w:val="single" w:sz="6" w:space="0" w:color="1F3864"/>
             </w:tcBorders>
             <w:shd w:val="clear" w:color="auto" w:fill="4472C4"/>
-            <w:tcMar>
-              <w:top w:w="50" w:type="dxa"/>
-              <w:left w:w="90" w:type="dxa"/>
-              <w:bottom w:w="50" w:type="dxa"/>
-              <w:right w:w="90" w:type="dxa"/>
-            </w:tcMar>
             <w:vAlign w:val="center"/>
           </w:tcPr>
           <w:p>
@@ -8091,12 +7363,6 @@
               <w:right w:val="single" w:sz="6" w:space="0" w:color="1F3864"/>
             </w:tcBorders>
             <w:shd w:val="clear" w:color="auto" w:fill="D9E2F3"/>
-            <w:tcMar>
-              <w:top w:w="50" w:type="dxa"/>
-              <w:left w:w="90" w:type="dxa"/>
-              <w:bottom w:w="50" w:type="dxa"/>
-              <w:right w:w="90" w:type="dxa"/>
-            </w:tcMar>
             <w:vAlign w:val="center"/>
           </w:tcPr>
           <w:p>
@@ -8129,12 +7395,6 @@
               <w:right w:val="single" w:sz="6" w:space="0" w:color="1F3864"/>
             </w:tcBorders>
             <w:shd w:val="clear" w:color="auto" w:fill="D9E2F3"/>
-            <w:tcMar>
-              <w:top w:w="50" w:type="dxa"/>
-              <w:left w:w="90" w:type="dxa"/>
-              <w:bottom w:w="50" w:type="dxa"/>
-              <w:right w:w="90" w:type="dxa"/>
-            </w:tcMar>
             <w:vAlign w:val="center"/>
           </w:tcPr>
           <w:p>
@@ -8167,12 +7427,6 @@
               <w:right w:val="single" w:sz="6" w:space="0" w:color="1F3864"/>
             </w:tcBorders>
             <w:shd w:val="clear" w:color="auto" w:fill="D9E2F3"/>
-            <w:tcMar>
-              <w:top w:w="50" w:type="dxa"/>
-              <w:left w:w="90" w:type="dxa"/>
-              <w:bottom w:w="50" w:type="dxa"/>
-              <w:right w:w="90" w:type="dxa"/>
-            </w:tcMar>
             <w:vAlign w:val="center"/>
           </w:tcPr>
           <w:p>
@@ -8205,12 +7459,6 @@
               <w:right w:val="single" w:sz="6" w:space="0" w:color="1F3864"/>
             </w:tcBorders>
             <w:shd w:val="clear" w:color="auto" w:fill="D9E2F3"/>
-            <w:tcMar>
-              <w:top w:w="50" w:type="dxa"/>
-              <w:left w:w="90" w:type="dxa"/>
-              <w:bottom w:w="50" w:type="dxa"/>
-              <w:right w:w="90" w:type="dxa"/>
-            </w:tcMar>
             <w:vAlign w:val="center"/>
           </w:tcPr>
           <w:p>
@@ -8270,12 +7518,6 @@
               <w:right w:val="single" w:sz="6" w:space="0" w:color="1F3864"/>
             </w:tcBorders>
             <w:shd w:val="clear" w:color="auto" w:fill="D9E2F3"/>
-            <w:tcMar>
-              <w:top w:w="50" w:type="dxa"/>
-              <w:left w:w="90" w:type="dxa"/>
-              <w:bottom w:w="50" w:type="dxa"/>
-              <w:right w:w="90" w:type="dxa"/>
-            </w:tcMar>
             <w:vAlign w:val="center"/>
           </w:tcPr>
           <w:p>
@@ -8308,12 +7550,6 @@
               <w:right w:val="single" w:sz="6" w:space="0" w:color="1F3864"/>
             </w:tcBorders>
             <w:shd w:val="clear" w:color="auto" w:fill="D9E2F3"/>
-            <w:tcMar>
-              <w:top w:w="50" w:type="dxa"/>
-              <w:left w:w="90" w:type="dxa"/>
-              <w:bottom w:w="50" w:type="dxa"/>
-              <w:right w:w="90" w:type="dxa"/>
-            </w:tcMar>
             <w:vAlign w:val="center"/>
           </w:tcPr>
           <w:p>
@@ -8346,12 +7582,6 @@
               <w:right w:val="single" w:sz="6" w:space="0" w:color="1F3864"/>
             </w:tcBorders>
             <w:shd w:val="clear" w:color="auto" w:fill="D9E2F3"/>
-            <w:tcMar>
-              <w:top w:w="50" w:type="dxa"/>
-              <w:left w:w="90" w:type="dxa"/>
-              <w:bottom w:w="50" w:type="dxa"/>
-              <w:right w:w="90" w:type="dxa"/>
-            </w:tcMar>
             <w:vAlign w:val="center"/>
           </w:tcPr>
           <w:p>
@@ -8384,12 +7614,6 @@
               <w:right w:val="single" w:sz="6" w:space="0" w:color="1F3864"/>
             </w:tcBorders>
             <w:shd w:val="clear" w:color="auto" w:fill="D9E2F3"/>
-            <w:tcMar>
-              <w:top w:w="50" w:type="dxa"/>
-              <w:left w:w="90" w:type="dxa"/>
-              <w:bottom w:w="50" w:type="dxa"/>
-              <w:right w:w="90" w:type="dxa"/>
-            </w:tcMar>
             <w:vAlign w:val="center"/>
           </w:tcPr>
           <w:p>
@@ -8449,12 +7673,6 @@
               <w:right w:val="single" w:sz="6" w:space="0" w:color="1F3864"/>
             </w:tcBorders>
             <w:shd w:val="clear" w:color="auto" w:fill="D9E2F3"/>
-            <w:tcMar>
-              <w:top w:w="50" w:type="dxa"/>
-              <w:left w:w="90" w:type="dxa"/>
-              <w:bottom w:w="50" w:type="dxa"/>
-              <w:right w:w="90" w:type="dxa"/>
-            </w:tcMar>
             <w:vAlign w:val="center"/>
           </w:tcPr>
           <w:p>
@@ -8487,12 +7705,6 @@
               <w:right w:val="single" w:sz="6" w:space="0" w:color="1F3864"/>
             </w:tcBorders>
             <w:shd w:val="clear" w:color="auto" w:fill="D9E2F3"/>
-            <w:tcMar>
-              <w:top w:w="50" w:type="dxa"/>
-              <w:left w:w="90" w:type="dxa"/>
-              <w:bottom w:w="50" w:type="dxa"/>
-              <w:right w:w="90" w:type="dxa"/>
-            </w:tcMar>
             <w:vAlign w:val="center"/>
           </w:tcPr>
           <w:p>
@@ -8525,12 +7737,6 @@
               <w:right w:val="single" w:sz="6" w:space="0" w:color="1F3864"/>
             </w:tcBorders>
             <w:shd w:val="clear" w:color="auto" w:fill="D9E2F3"/>
-            <w:tcMar>
-              <w:top w:w="50" w:type="dxa"/>
-              <w:left w:w="90" w:type="dxa"/>
-              <w:bottom w:w="50" w:type="dxa"/>
-              <w:right w:w="90" w:type="dxa"/>
-            </w:tcMar>
             <w:vAlign w:val="center"/>
           </w:tcPr>
           <w:p>
@@ -8563,12 +7769,6 @@
               <w:right w:val="single" w:sz="6" w:space="0" w:color="1F3864"/>
             </w:tcBorders>
             <w:shd w:val="clear" w:color="auto" w:fill="D9E2F3"/>
-            <w:tcMar>
-              <w:top w:w="50" w:type="dxa"/>
-              <w:left w:w="90" w:type="dxa"/>
-              <w:bottom w:w="50" w:type="dxa"/>
-              <w:right w:w="90" w:type="dxa"/>
-            </w:tcMar>
             <w:vAlign w:val="center"/>
           </w:tcPr>
           <w:p>
@@ -8628,12 +7828,6 @@
               <w:right w:val="single" w:sz="6" w:space="0" w:color="1F3864"/>
             </w:tcBorders>
             <w:shd w:val="clear" w:color="auto" w:fill="D9E2F3"/>
-            <w:tcMar>
-              <w:top w:w="50" w:type="dxa"/>
-              <w:left w:w="90" w:type="dxa"/>
-              <w:bottom w:w="50" w:type="dxa"/>
-              <w:right w:w="90" w:type="dxa"/>
-            </w:tcMar>
             <w:vAlign w:val="center"/>
           </w:tcPr>
           <w:p>
@@ -8678,12 +7872,6 @@
               <w:right w:val="single" w:sz="6" w:space="0" w:color="1F3864"/>
             </w:tcBorders>
             <w:shd w:val="clear" w:color="auto" w:fill="4472C4"/>
-            <w:tcMar>
-              <w:top w:w="50" w:type="dxa"/>
-              <w:left w:w="90" w:type="dxa"/>
-              <w:bottom w:w="50" w:type="dxa"/>
-              <w:right w:w="90" w:type="dxa"/>
-            </w:tcMar>
             <w:vAlign w:val="center"/>
           </w:tcPr>
           <w:p>
@@ -8763,12 +7951,6 @@
               <w:right w:val="single" w:sz="6" w:space="0" w:color="1F3864"/>
             </w:tcBorders>
             <w:shd w:val="clear" w:color="auto" w:fill="4472C4"/>
-            <w:tcMar>
-              <w:top w:w="50" w:type="dxa"/>
-              <w:left w:w="90" w:type="dxa"/>
-              <w:bottom w:w="50" w:type="dxa"/>
-              <w:right w:w="90" w:type="dxa"/>
-            </w:tcMar>
             <w:vAlign w:val="center"/>
           </w:tcPr>
           <w:p>
@@ -8808,12 +7990,6 @@
               <w:right w:val="single" w:sz="6" w:space="0" w:color="1F3864"/>
             </w:tcBorders>
             <w:shd w:val="clear" w:color="auto" w:fill="4472C4"/>
-            <w:tcMar>
-              <w:top w:w="50" w:type="dxa"/>
-              <w:left w:w="90" w:type="dxa"/>
-              <w:bottom w:w="50" w:type="dxa"/>
-              <w:right w:w="90" w:type="dxa"/>
-            </w:tcMar>
             <w:vAlign w:val="center"/>
           </w:tcPr>
           <w:p>
@@ -8853,12 +8029,6 @@
               <w:right w:val="single" w:sz="6" w:space="0" w:color="1F3864"/>
             </w:tcBorders>
             <w:shd w:val="clear" w:color="auto" w:fill="4472C4"/>
-            <w:tcMar>
-              <w:top w:w="50" w:type="dxa"/>
-              <w:left w:w="90" w:type="dxa"/>
-              <w:bottom w:w="50" w:type="dxa"/>
-              <w:right w:w="90" w:type="dxa"/>
-            </w:tcMar>
             <w:vAlign w:val="center"/>
           </w:tcPr>
           <w:p>
@@ -8898,12 +8068,6 @@
               <w:right w:val="single" w:sz="6" w:space="0" w:color="1F3864"/>
             </w:tcBorders>
             <w:shd w:val="clear" w:color="auto" w:fill="4472C4"/>
-            <w:tcMar>
-              <w:top w:w="50" w:type="dxa"/>
-              <w:left w:w="90" w:type="dxa"/>
-              <w:bottom w:w="50" w:type="dxa"/>
-              <w:right w:w="90" w:type="dxa"/>
-            </w:tcMar>
             <w:vAlign w:val="center"/>
           </w:tcPr>
           <w:p>
@@ -8970,12 +8134,6 @@
               <w:right w:val="single" w:sz="6" w:space="0" w:color="1F3864"/>
             </w:tcBorders>
             <w:shd w:val="clear" w:color="auto" w:fill="D9E2F3"/>
-            <w:tcMar>
-              <w:top w:w="50" w:type="dxa"/>
-              <w:left w:w="90" w:type="dxa"/>
-              <w:bottom w:w="50" w:type="dxa"/>
-              <w:right w:w="90" w:type="dxa"/>
-            </w:tcMar>
             <w:vAlign w:val="center"/>
           </w:tcPr>
           <w:p>
@@ -9008,12 +8166,6 @@
               <w:right w:val="single" w:sz="6" w:space="0" w:color="1F3864"/>
             </w:tcBorders>
             <w:shd w:val="clear" w:color="auto" w:fill="D9E2F3"/>
-            <w:tcMar>
-              <w:top w:w="50" w:type="dxa"/>
-              <w:left w:w="90" w:type="dxa"/>
-              <w:bottom w:w="50" w:type="dxa"/>
-              <w:right w:w="90" w:type="dxa"/>
-            </w:tcMar>
             <w:vAlign w:val="center"/>
           </w:tcPr>
           <w:p>
@@ -9046,12 +8198,6 @@
               <w:right w:val="single" w:sz="6" w:space="0" w:color="1F3864"/>
             </w:tcBorders>
             <w:shd w:val="clear" w:color="auto" w:fill="D9E2F3"/>
-            <w:tcMar>
-              <w:top w:w="50" w:type="dxa"/>
-              <w:left w:w="90" w:type="dxa"/>
-              <w:bottom w:w="50" w:type="dxa"/>
-              <w:right w:w="90" w:type="dxa"/>
-            </w:tcMar>
             <w:vAlign w:val="center"/>
           </w:tcPr>
           <w:p>
@@ -9084,12 +8230,6 @@
               <w:right w:val="single" w:sz="6" w:space="0" w:color="1F3864"/>
             </w:tcBorders>
             <w:shd w:val="clear" w:color="auto" w:fill="D9E2F3"/>
-            <w:tcMar>
-              <w:top w:w="50" w:type="dxa"/>
-              <w:left w:w="90" w:type="dxa"/>
-              <w:bottom w:w="50" w:type="dxa"/>
-              <w:right w:w="90" w:type="dxa"/>
-            </w:tcMar>
             <w:vAlign w:val="center"/>
           </w:tcPr>
           <w:p>
@@ -9149,12 +8289,6 @@
               <w:right w:val="single" w:sz="6" w:space="0" w:color="1F3864"/>
             </w:tcBorders>
             <w:shd w:val="clear" w:color="auto" w:fill="D9E2F3"/>
-            <w:tcMar>
-              <w:top w:w="50" w:type="dxa"/>
-              <w:left w:w="90" w:type="dxa"/>
-              <w:bottom w:w="50" w:type="dxa"/>
-              <w:right w:w="90" w:type="dxa"/>
-            </w:tcMar>
             <w:vAlign w:val="center"/>
           </w:tcPr>
           <w:p>
@@ -9187,12 +8321,6 @@
               <w:right w:val="single" w:sz="6" w:space="0" w:color="1F3864"/>
             </w:tcBorders>
             <w:shd w:val="clear" w:color="auto" w:fill="D9E2F3"/>
-            <w:tcMar>
-              <w:top w:w="50" w:type="dxa"/>
-              <w:left w:w="90" w:type="dxa"/>
-              <w:bottom w:w="50" w:type="dxa"/>
-              <w:right w:w="90" w:type="dxa"/>
-            </w:tcMar>
             <w:vAlign w:val="center"/>
           </w:tcPr>
           <w:p>
@@ -9225,12 +8353,6 @@
               <w:right w:val="single" w:sz="6" w:space="0" w:color="1F3864"/>
             </w:tcBorders>
             <w:shd w:val="clear" w:color="auto" w:fill="D9E2F3"/>
-            <w:tcMar>
-              <w:top w:w="50" w:type="dxa"/>
-              <w:left w:w="90" w:type="dxa"/>
-              <w:bottom w:w="50" w:type="dxa"/>
-              <w:right w:w="90" w:type="dxa"/>
-            </w:tcMar>
             <w:vAlign w:val="center"/>
           </w:tcPr>
           <w:p>
@@ -9263,12 +8385,6 @@
               <w:right w:val="single" w:sz="6" w:space="0" w:color="1F3864"/>
             </w:tcBorders>
             <w:shd w:val="clear" w:color="auto" w:fill="D9E2F3"/>
-            <w:tcMar>
-              <w:top w:w="50" w:type="dxa"/>
-              <w:left w:w="90" w:type="dxa"/>
-              <w:bottom w:w="50" w:type="dxa"/>
-              <w:right w:w="90" w:type="dxa"/>
-            </w:tcMar>
             <w:vAlign w:val="center"/>
           </w:tcPr>
           <w:p>
@@ -9328,12 +8444,6 @@
               <w:right w:val="single" w:sz="6" w:space="0" w:color="1F3864"/>
             </w:tcBorders>
             <w:shd w:val="clear" w:color="auto" w:fill="D9E2F3"/>
-            <w:tcMar>
-              <w:top w:w="50" w:type="dxa"/>
-              <w:left w:w="90" w:type="dxa"/>
-              <w:bottom w:w="50" w:type="dxa"/>
-              <w:right w:w="90" w:type="dxa"/>
-            </w:tcMar>
             <w:vAlign w:val="center"/>
           </w:tcPr>
           <w:p>
@@ -9366,12 +8476,6 @@
               <w:right w:val="single" w:sz="6" w:space="0" w:color="1F3864"/>
             </w:tcBorders>
             <w:shd w:val="clear" w:color="auto" w:fill="D9E2F3"/>
-            <w:tcMar>
-              <w:top w:w="50" w:type="dxa"/>
-              <w:left w:w="90" w:type="dxa"/>
-              <w:bottom w:w="50" w:type="dxa"/>
-              <w:right w:w="90" w:type="dxa"/>
-            </w:tcMar>
             <w:vAlign w:val="center"/>
           </w:tcPr>
           <w:p>
@@ -9404,12 +8508,6 @@
               <w:right w:val="single" w:sz="6" w:space="0" w:color="1F3864"/>
             </w:tcBorders>
             <w:shd w:val="clear" w:color="auto" w:fill="D9E2F3"/>
-            <w:tcMar>
-              <w:top w:w="50" w:type="dxa"/>
-              <w:left w:w="90" w:type="dxa"/>
-              <w:bottom w:w="50" w:type="dxa"/>
-              <w:right w:w="90" w:type="dxa"/>
-            </w:tcMar>
             <w:vAlign w:val="center"/>
           </w:tcPr>
           <w:p>
@@ -9442,12 +8540,6 @@
               <w:right w:val="single" w:sz="6" w:space="0" w:color="1F3864"/>
             </w:tcBorders>
             <w:shd w:val="clear" w:color="auto" w:fill="D9E2F3"/>
-            <w:tcMar>
-              <w:top w:w="50" w:type="dxa"/>
-              <w:left w:w="90" w:type="dxa"/>
-              <w:bottom w:w="50" w:type="dxa"/>
-              <w:right w:w="90" w:type="dxa"/>
-            </w:tcMar>
             <w:vAlign w:val="center"/>
           </w:tcPr>
           <w:p>
@@ -9507,12 +8599,6 @@
               <w:right w:val="single" w:sz="6" w:space="0" w:color="1F3864"/>
             </w:tcBorders>
             <w:shd w:val="clear" w:color="auto" w:fill="D9E2F3"/>
-            <w:tcMar>
-              <w:top w:w="50" w:type="dxa"/>
-              <w:left w:w="90" w:type="dxa"/>
-              <w:bottom w:w="50" w:type="dxa"/>
-              <w:right w:w="90" w:type="dxa"/>
-            </w:tcMar>
             <w:vAlign w:val="center"/>
           </w:tcPr>
           <w:p>
@@ -9557,12 +8643,6 @@
               <w:right w:val="single" w:sz="6" w:space="0" w:color="1F3864"/>
             </w:tcBorders>
             <w:shd w:val="clear" w:color="auto" w:fill="4472C4"/>
-            <w:tcMar>
-              <w:top w:w="50" w:type="dxa"/>
-              <w:left w:w="90" w:type="dxa"/>
-              <w:bottom w:w="50" w:type="dxa"/>
-              <w:right w:w="90" w:type="dxa"/>
-            </w:tcMar>
             <w:vAlign w:val="center"/>
           </w:tcPr>
           <w:p>
@@ -9642,12 +8722,6 @@
               <w:right w:val="single" w:sz="6" w:space="0" w:color="1F3864"/>
             </w:tcBorders>
             <w:shd w:val="clear" w:color="auto" w:fill="4472C4"/>
-            <w:tcMar>
-              <w:top w:w="50" w:type="dxa"/>
-              <w:left w:w="90" w:type="dxa"/>
-              <w:bottom w:w="50" w:type="dxa"/>
-              <w:right w:w="90" w:type="dxa"/>
-            </w:tcMar>
             <w:vAlign w:val="center"/>
           </w:tcPr>
           <w:p>
@@ -9687,12 +8761,6 @@
               <w:right w:val="single" w:sz="6" w:space="0" w:color="1F3864"/>
             </w:tcBorders>
             <w:shd w:val="clear" w:color="auto" w:fill="4472C4"/>
-            <w:tcMar>
-              <w:top w:w="50" w:type="dxa"/>
-              <w:left w:w="90" w:type="dxa"/>
-              <w:bottom w:w="50" w:type="dxa"/>
-              <w:right w:w="90" w:type="dxa"/>
-            </w:tcMar>
             <w:vAlign w:val="center"/>
           </w:tcPr>
           <w:p>
@@ -9732,12 +8800,6 @@
               <w:right w:val="single" w:sz="6" w:space="0" w:color="1F3864"/>
             </w:tcBorders>
             <w:shd w:val="clear" w:color="auto" w:fill="4472C4"/>
-            <w:tcMar>
-              <w:top w:w="50" w:type="dxa"/>
-              <w:left w:w="90" w:type="dxa"/>
-              <w:bottom w:w="50" w:type="dxa"/>
-              <w:right w:w="90" w:type="dxa"/>
-            </w:tcMar>
             <w:vAlign w:val="center"/>
           </w:tcPr>
           <w:p>
@@ -9777,12 +8839,6 @@
               <w:right w:val="single" w:sz="6" w:space="0" w:color="1F3864"/>
             </w:tcBorders>
             <w:shd w:val="clear" w:color="auto" w:fill="4472C4"/>
-            <w:tcMar>
-              <w:top w:w="50" w:type="dxa"/>
-              <w:left w:w="90" w:type="dxa"/>
-              <w:bottom w:w="50" w:type="dxa"/>
-              <w:right w:w="90" w:type="dxa"/>
-            </w:tcMar>
             <w:vAlign w:val="center"/>
           </w:tcPr>
           <w:p>
@@ -9849,12 +8905,6 @@
               <w:right w:val="single" w:sz="6" w:space="0" w:color="1F3864"/>
             </w:tcBorders>
             <w:shd w:val="clear" w:color="auto" w:fill="D9E2F3"/>
-            <w:tcMar>
-              <w:top w:w="50" w:type="dxa"/>
-              <w:left w:w="90" w:type="dxa"/>
-              <w:bottom w:w="50" w:type="dxa"/>
-              <w:right w:w="90" w:type="dxa"/>
-            </w:tcMar>
             <w:vAlign w:val="center"/>
           </w:tcPr>
           <w:p>
@@ -9887,12 +8937,6 @@
               <w:right w:val="single" w:sz="6" w:space="0" w:color="1F3864"/>
             </w:tcBorders>
             <w:shd w:val="clear" w:color="auto" w:fill="D9E2F3"/>
-            <w:tcMar>
-              <w:top w:w="50" w:type="dxa"/>
-              <w:left w:w="90" w:type="dxa"/>
-              <w:bottom w:w="50" w:type="dxa"/>
-              <w:right w:w="90" w:type="dxa"/>
-            </w:tcMar>
             <w:vAlign w:val="center"/>
           </w:tcPr>
           <w:p>
@@ -9925,12 +8969,6 @@
               <w:right w:val="single" w:sz="6" w:space="0" w:color="1F3864"/>
             </w:tcBorders>
             <w:shd w:val="clear" w:color="auto" w:fill="D9E2F3"/>
-            <w:tcMar>
-              <w:top w:w="50" w:type="dxa"/>
-              <w:left w:w="90" w:type="dxa"/>
-              <w:bottom w:w="50" w:type="dxa"/>
-              <w:right w:w="90" w:type="dxa"/>
-            </w:tcMar>
             <w:vAlign w:val="center"/>
           </w:tcPr>
           <w:p>
@@ -9963,12 +9001,6 @@
               <w:right w:val="single" w:sz="6" w:space="0" w:color="1F3864"/>
             </w:tcBorders>
             <w:shd w:val="clear" w:color="auto" w:fill="D9E2F3"/>
-            <w:tcMar>
-              <w:top w:w="50" w:type="dxa"/>
-              <w:left w:w="90" w:type="dxa"/>
-              <w:bottom w:w="50" w:type="dxa"/>
-              <w:right w:w="90" w:type="dxa"/>
-            </w:tcMar>
             <w:vAlign w:val="center"/>
           </w:tcPr>
           <w:p>
@@ -10028,12 +9060,6 @@
               <w:right w:val="single" w:sz="6" w:space="0" w:color="1F3864"/>
             </w:tcBorders>
             <w:shd w:val="clear" w:color="auto" w:fill="D9E2F3"/>
-            <w:tcMar>
-              <w:top w:w="50" w:type="dxa"/>
-              <w:left w:w="90" w:type="dxa"/>
-              <w:bottom w:w="50" w:type="dxa"/>
-              <w:right w:w="90" w:type="dxa"/>
-            </w:tcMar>
             <w:vAlign w:val="center"/>
           </w:tcPr>
           <w:p>
@@ -10066,12 +9092,6 @@
               <w:right w:val="single" w:sz="6" w:space="0" w:color="1F3864"/>
             </w:tcBorders>
             <w:shd w:val="clear" w:color="auto" w:fill="D9E2F3"/>
-            <w:tcMar>
-              <w:top w:w="50" w:type="dxa"/>
-              <w:left w:w="90" w:type="dxa"/>
-              <w:bottom w:w="50" w:type="dxa"/>
-              <w:right w:w="90" w:type="dxa"/>
-            </w:tcMar>
             <w:vAlign w:val="center"/>
           </w:tcPr>
           <w:p>
@@ -10104,12 +9124,6 @@
               <w:right w:val="single" w:sz="6" w:space="0" w:color="1F3864"/>
             </w:tcBorders>
             <w:shd w:val="clear" w:color="auto" w:fill="D9E2F3"/>
-            <w:tcMar>
-              <w:top w:w="50" w:type="dxa"/>
-              <w:left w:w="90" w:type="dxa"/>
-              <w:bottom w:w="50" w:type="dxa"/>
-              <w:right w:w="90" w:type="dxa"/>
-            </w:tcMar>
             <w:vAlign w:val="center"/>
           </w:tcPr>
           <w:p>
@@ -10142,12 +9156,6 @@
               <w:right w:val="single" w:sz="6" w:space="0" w:color="1F3864"/>
             </w:tcBorders>
             <w:shd w:val="clear" w:color="auto" w:fill="D9E2F3"/>
-            <w:tcMar>
-              <w:top w:w="50" w:type="dxa"/>
-              <w:left w:w="90" w:type="dxa"/>
-              <w:bottom w:w="50" w:type="dxa"/>
-              <w:right w:w="90" w:type="dxa"/>
-            </w:tcMar>
             <w:vAlign w:val="center"/>
           </w:tcPr>
           <w:p>
@@ -10207,12 +9215,6 @@
               <w:right w:val="single" w:sz="6" w:space="0" w:color="1F3864"/>
             </w:tcBorders>
             <w:shd w:val="clear" w:color="auto" w:fill="D9E2F3"/>
-            <w:tcMar>
-              <w:top w:w="50" w:type="dxa"/>
-              <w:left w:w="90" w:type="dxa"/>
-              <w:bottom w:w="50" w:type="dxa"/>
-              <w:right w:w="90" w:type="dxa"/>
-            </w:tcMar>
             <w:vAlign w:val="center"/>
           </w:tcPr>
           <w:p>
@@ -10245,12 +9247,6 @@
               <w:right w:val="single" w:sz="6" w:space="0" w:color="1F3864"/>
             </w:tcBorders>
             <w:shd w:val="clear" w:color="auto" w:fill="D9E2F3"/>
-            <w:tcMar>
-              <w:top w:w="50" w:type="dxa"/>
-              <w:left w:w="90" w:type="dxa"/>
-              <w:bottom w:w="50" w:type="dxa"/>
-              <w:right w:w="90" w:type="dxa"/>
-            </w:tcMar>
             <w:vAlign w:val="center"/>
           </w:tcPr>
           <w:p>
@@ -10283,12 +9279,6 @@
               <w:right w:val="single" w:sz="6" w:space="0" w:color="1F3864"/>
             </w:tcBorders>
             <w:shd w:val="clear" w:color="auto" w:fill="D9E2F3"/>
-            <w:tcMar>
-              <w:top w:w="50" w:type="dxa"/>
-              <w:left w:w="90" w:type="dxa"/>
-              <w:bottom w:w="50" w:type="dxa"/>
-              <w:right w:w="90" w:type="dxa"/>
-            </w:tcMar>
             <w:vAlign w:val="center"/>
           </w:tcPr>
           <w:p>
@@ -10321,12 +9311,6 @@
               <w:right w:val="single" w:sz="6" w:space="0" w:color="1F3864"/>
             </w:tcBorders>
             <w:shd w:val="clear" w:color="auto" w:fill="D9E2F3"/>
-            <w:tcMar>
-              <w:top w:w="50" w:type="dxa"/>
-              <w:left w:w="90" w:type="dxa"/>
-              <w:bottom w:w="50" w:type="dxa"/>
-              <w:right w:w="90" w:type="dxa"/>
-            </w:tcMar>
             <w:vAlign w:val="center"/>
           </w:tcPr>
           <w:p>
@@ -10386,12 +9370,6 @@
               <w:right w:val="single" w:sz="6" w:space="0" w:color="1F3864"/>
             </w:tcBorders>
             <w:shd w:val="clear" w:color="auto" w:fill="D9E2F3"/>
-            <w:tcMar>
-              <w:top w:w="50" w:type="dxa"/>
-              <w:left w:w="90" w:type="dxa"/>
-              <w:bottom w:w="50" w:type="dxa"/>
-              <w:right w:w="90" w:type="dxa"/>
-            </w:tcMar>
             <w:vAlign w:val="center"/>
           </w:tcPr>
           <w:p>
@@ -10436,12 +9414,6 @@
               <w:right w:val="single" w:sz="6" w:space="0" w:color="1F3864"/>
             </w:tcBorders>
             <w:shd w:val="clear" w:color="auto" w:fill="4472C4"/>
-            <w:tcMar>
-              <w:top w:w="50" w:type="dxa"/>
-              <w:left w:w="90" w:type="dxa"/>
-              <w:bottom w:w="50" w:type="dxa"/>
-              <w:right w:w="90" w:type="dxa"/>
-            </w:tcMar>
             <w:vAlign w:val="center"/>
           </w:tcPr>
           <w:p>
@@ -10521,12 +9493,6 @@
               <w:right w:val="single" w:sz="6" w:space="0" w:color="1F3864"/>
             </w:tcBorders>
             <w:shd w:val="clear" w:color="auto" w:fill="4472C4"/>
-            <w:tcMar>
-              <w:top w:w="50" w:type="dxa"/>
-              <w:left w:w="90" w:type="dxa"/>
-              <w:bottom w:w="50" w:type="dxa"/>
-              <w:right w:w="90" w:type="dxa"/>
-            </w:tcMar>
             <w:vAlign w:val="center"/>
           </w:tcPr>
           <w:p>
@@ -10566,12 +9532,6 @@
               <w:right w:val="single" w:sz="6" w:space="0" w:color="1F3864"/>
             </w:tcBorders>
             <w:shd w:val="clear" w:color="auto" w:fill="4472C4"/>
-            <w:tcMar>
-              <w:top w:w="50" w:type="dxa"/>
-              <w:left w:w="90" w:type="dxa"/>
-              <w:bottom w:w="50" w:type="dxa"/>
-              <w:right w:w="90" w:type="dxa"/>
-            </w:tcMar>
             <w:vAlign w:val="center"/>
           </w:tcPr>
           <w:p>
@@ -10611,12 +9571,6 @@
               <w:right w:val="single" w:sz="6" w:space="0" w:color="1F3864"/>
             </w:tcBorders>
             <w:shd w:val="clear" w:color="auto" w:fill="4472C4"/>
-            <w:tcMar>
-              <w:top w:w="50" w:type="dxa"/>
-              <w:left w:w="90" w:type="dxa"/>
-              <w:bottom w:w="50" w:type="dxa"/>
-              <w:right w:w="90" w:type="dxa"/>
-            </w:tcMar>
             <w:vAlign w:val="center"/>
           </w:tcPr>
           <w:p>
@@ -10656,12 +9610,6 @@
               <w:right w:val="single" w:sz="6" w:space="0" w:color="1F3864"/>
             </w:tcBorders>
             <w:shd w:val="clear" w:color="auto" w:fill="4472C4"/>
-            <w:tcMar>
-              <w:top w:w="50" w:type="dxa"/>
-              <w:left w:w="90" w:type="dxa"/>
-              <w:bottom w:w="50" w:type="dxa"/>
-              <w:right w:w="90" w:type="dxa"/>
-            </w:tcMar>
             <w:vAlign w:val="center"/>
           </w:tcPr>
           <w:p>
@@ -10728,12 +9676,6 @@
               <w:right w:val="single" w:sz="6" w:space="0" w:color="1F3864"/>
             </w:tcBorders>
             <w:shd w:val="clear" w:color="auto" w:fill="D9E2F3"/>
-            <w:tcMar>
-              <w:top w:w="50" w:type="dxa"/>
-              <w:left w:w="90" w:type="dxa"/>
-              <w:bottom w:w="50" w:type="dxa"/>
-              <w:right w:w="90" w:type="dxa"/>
-            </w:tcMar>
             <w:vAlign w:val="center"/>
           </w:tcPr>
           <w:p>
@@ -10766,12 +9708,6 @@
               <w:right w:val="single" w:sz="6" w:space="0" w:color="1F3864"/>
             </w:tcBorders>
             <w:shd w:val="clear" w:color="auto" w:fill="D9E2F3"/>
-            <w:tcMar>
-              <w:top w:w="50" w:type="dxa"/>
-              <w:left w:w="90" w:type="dxa"/>
-              <w:bottom w:w="50" w:type="dxa"/>
-              <w:right w:w="90" w:type="dxa"/>
-            </w:tcMar>
             <w:vAlign w:val="center"/>
           </w:tcPr>
           <w:p>
@@ -10804,12 +9740,6 @@
               <w:right w:val="single" w:sz="6" w:space="0" w:color="1F3864"/>
             </w:tcBorders>
             <w:shd w:val="clear" w:color="auto" w:fill="D9E2F3"/>
-            <w:tcMar>
-              <w:top w:w="50" w:type="dxa"/>
-              <w:left w:w="90" w:type="dxa"/>
-              <w:bottom w:w="50" w:type="dxa"/>
-              <w:right w:w="90" w:type="dxa"/>
-            </w:tcMar>
             <w:vAlign w:val="center"/>
           </w:tcPr>
           <w:p>
@@ -10842,12 +9772,6 @@
               <w:right w:val="single" w:sz="6" w:space="0" w:color="1F3864"/>
             </w:tcBorders>
             <w:shd w:val="clear" w:color="auto" w:fill="D9E2F3"/>
-            <w:tcMar>
-              <w:top w:w="50" w:type="dxa"/>
-              <w:left w:w="90" w:type="dxa"/>
-              <w:bottom w:w="50" w:type="dxa"/>
-              <w:right w:w="90" w:type="dxa"/>
-            </w:tcMar>
             <w:vAlign w:val="center"/>
           </w:tcPr>
           <w:p>
@@ -10907,12 +9831,6 @@
               <w:right w:val="single" w:sz="6" w:space="0" w:color="1F3864"/>
             </w:tcBorders>
             <w:shd w:val="clear" w:color="auto" w:fill="D9E2F3"/>
-            <w:tcMar>
-              <w:top w:w="50" w:type="dxa"/>
-              <w:left w:w="90" w:type="dxa"/>
-              <w:bottom w:w="50" w:type="dxa"/>
-              <w:right w:w="90" w:type="dxa"/>
-            </w:tcMar>
             <w:vAlign w:val="center"/>
           </w:tcPr>
           <w:p>
@@ -10945,12 +9863,6 @@
               <w:right w:val="single" w:sz="6" w:space="0" w:color="1F3864"/>
             </w:tcBorders>
             <w:shd w:val="clear" w:color="auto" w:fill="D9E2F3"/>
-            <w:tcMar>
-              <w:top w:w="50" w:type="dxa"/>
-              <w:left w:w="90" w:type="dxa"/>
-              <w:bottom w:w="50" w:type="dxa"/>
-              <w:right w:w="90" w:type="dxa"/>
-            </w:tcMar>
             <w:vAlign w:val="center"/>
           </w:tcPr>
           <w:p>
@@ -10983,12 +9895,6 @@
               <w:right w:val="single" w:sz="6" w:space="0" w:color="1F3864"/>
             </w:tcBorders>
             <w:shd w:val="clear" w:color="auto" w:fill="D9E2F3"/>
-            <w:tcMar>
-              <w:top w:w="50" w:type="dxa"/>
-              <w:left w:w="90" w:type="dxa"/>
-              <w:bottom w:w="50" w:type="dxa"/>
-              <w:right w:w="90" w:type="dxa"/>
-            </w:tcMar>
             <w:vAlign w:val="center"/>
           </w:tcPr>
           <w:p>
@@ -11021,12 +9927,6 @@
               <w:right w:val="single" w:sz="6" w:space="0" w:color="1F3864"/>
             </w:tcBorders>
             <w:shd w:val="clear" w:color="auto" w:fill="D9E2F3"/>
-            <w:tcMar>
-              <w:top w:w="50" w:type="dxa"/>
-              <w:left w:w="90" w:type="dxa"/>
-              <w:bottom w:w="50" w:type="dxa"/>
-              <w:right w:w="90" w:type="dxa"/>
-            </w:tcMar>
             <w:vAlign w:val="center"/>
           </w:tcPr>
           <w:p>
@@ -11086,12 +9986,6 @@
               <w:right w:val="single" w:sz="6" w:space="0" w:color="1F3864"/>
             </w:tcBorders>
             <w:shd w:val="clear" w:color="auto" w:fill="D9E2F3"/>
-            <w:tcMar>
-              <w:top w:w="50" w:type="dxa"/>
-              <w:left w:w="90" w:type="dxa"/>
-              <w:bottom w:w="50" w:type="dxa"/>
-              <w:right w:w="90" w:type="dxa"/>
-            </w:tcMar>
             <w:vAlign w:val="center"/>
           </w:tcPr>
           <w:p>
@@ -11124,12 +10018,6 @@
               <w:right w:val="single" w:sz="6" w:space="0" w:color="1F3864"/>
             </w:tcBorders>
             <w:shd w:val="clear" w:color="auto" w:fill="D9E2F3"/>
-            <w:tcMar>
-              <w:top w:w="50" w:type="dxa"/>
-              <w:left w:w="90" w:type="dxa"/>
-              <w:bottom w:w="50" w:type="dxa"/>
-              <w:right w:w="90" w:type="dxa"/>
-            </w:tcMar>
             <w:vAlign w:val="center"/>
           </w:tcPr>
           <w:p>
@@ -11162,12 +10050,6 @@
               <w:right w:val="single" w:sz="6" w:space="0" w:color="1F3864"/>
             </w:tcBorders>
             <w:shd w:val="clear" w:color="auto" w:fill="D9E2F3"/>
-            <w:tcMar>
-              <w:top w:w="50" w:type="dxa"/>
-              <w:left w:w="90" w:type="dxa"/>
-              <w:bottom w:w="50" w:type="dxa"/>
-              <w:right w:w="90" w:type="dxa"/>
-            </w:tcMar>
             <w:vAlign w:val="center"/>
           </w:tcPr>
           <w:p>
@@ -11200,12 +10082,6 @@
               <w:right w:val="single" w:sz="6" w:space="0" w:color="1F3864"/>
             </w:tcBorders>
             <w:shd w:val="clear" w:color="auto" w:fill="D9E2F3"/>
-            <w:tcMar>
-              <w:top w:w="50" w:type="dxa"/>
-              <w:left w:w="90" w:type="dxa"/>
-              <w:bottom w:w="50" w:type="dxa"/>
-              <w:right w:w="90" w:type="dxa"/>
-            </w:tcMar>
             <w:vAlign w:val="center"/>
           </w:tcPr>
           <w:p>
@@ -11265,12 +10141,6 @@
               <w:right w:val="single" w:sz="6" w:space="0" w:color="1F3864"/>
             </w:tcBorders>
             <w:shd w:val="clear" w:color="auto" w:fill="D9E2F3"/>
-            <w:tcMar>
-              <w:top w:w="50" w:type="dxa"/>
-              <w:left w:w="90" w:type="dxa"/>
-              <w:bottom w:w="50" w:type="dxa"/>
-              <w:right w:w="90" w:type="dxa"/>
-            </w:tcMar>
             <w:vAlign w:val="center"/>
           </w:tcPr>
           <w:p>
@@ -11315,12 +10185,6 @@
               <w:right w:val="single" w:sz="6" w:space="0" w:color="1F3864"/>
             </w:tcBorders>
             <w:shd w:val="clear" w:color="auto" w:fill="4472C4"/>
-            <w:tcMar>
-              <w:top w:w="50" w:type="dxa"/>
-              <w:left w:w="90" w:type="dxa"/>
-              <w:bottom w:w="50" w:type="dxa"/>
-              <w:right w:w="90" w:type="dxa"/>
-            </w:tcMar>
             <w:vAlign w:val="center"/>
           </w:tcPr>
           <w:p>
@@ -11387,12 +10251,6 @@
               <w:right w:val="single" w:sz="6" w:space="0" w:color="1F3864"/>
             </w:tcBorders>
             <w:shd w:val="clear" w:color="auto" w:fill="4472C4"/>
-            <w:tcMar>
-              <w:top w:w="50" w:type="dxa"/>
-              <w:left w:w="90" w:type="dxa"/>
-              <w:bottom w:w="50" w:type="dxa"/>
-              <w:right w:w="90" w:type="dxa"/>
-            </w:tcMar>
             <w:vAlign w:val="center"/>
           </w:tcPr>
           <w:p>
@@ -11432,12 +10290,6 @@
               <w:right w:val="single" w:sz="6" w:space="0" w:color="1F3864"/>
             </w:tcBorders>
             <w:shd w:val="clear" w:color="auto" w:fill="4472C4"/>
-            <w:tcMar>
-              <w:top w:w="50" w:type="dxa"/>
-              <w:left w:w="90" w:type="dxa"/>
-              <w:bottom w:w="50" w:type="dxa"/>
-              <w:right w:w="90" w:type="dxa"/>
-            </w:tcMar>
             <w:vAlign w:val="center"/>
           </w:tcPr>
           <w:p>
@@ -11477,12 +10329,6 @@
               <w:right w:val="single" w:sz="6" w:space="0" w:color="1F3864"/>
             </w:tcBorders>
             <w:shd w:val="clear" w:color="auto" w:fill="4472C4"/>
-            <w:tcMar>
-              <w:top w:w="50" w:type="dxa"/>
-              <w:left w:w="90" w:type="dxa"/>
-              <w:bottom w:w="50" w:type="dxa"/>
-              <w:right w:w="90" w:type="dxa"/>
-            </w:tcMar>
             <w:vAlign w:val="center"/>
           </w:tcPr>
           <w:p>
@@ -11522,12 +10368,6 @@
               <w:right w:val="single" w:sz="6" w:space="0" w:color="1F3864"/>
             </w:tcBorders>
             <w:shd w:val="clear" w:color="auto" w:fill="4472C4"/>
-            <w:tcMar>
-              <w:top w:w="50" w:type="dxa"/>
-              <w:left w:w="90" w:type="dxa"/>
-              <w:bottom w:w="50" w:type="dxa"/>
-              <w:right w:w="90" w:type="dxa"/>
-            </w:tcMar>
             <w:vAlign w:val="center"/>
           </w:tcPr>
           <w:p>
@@ -11594,12 +10434,6 @@
               <w:right w:val="single" w:sz="6" w:space="0" w:color="1F3864"/>
             </w:tcBorders>
             <w:shd w:val="clear" w:color="auto" w:fill="D9E2F3"/>
-            <w:tcMar>
-              <w:top w:w="50" w:type="dxa"/>
-              <w:left w:w="90" w:type="dxa"/>
-              <w:bottom w:w="50" w:type="dxa"/>
-              <w:right w:w="90" w:type="dxa"/>
-            </w:tcMar>
             <w:vAlign w:val="center"/>
           </w:tcPr>
           <w:p>
@@ -11632,12 +10466,6 @@
               <w:right w:val="single" w:sz="6" w:space="0" w:color="1F3864"/>
             </w:tcBorders>
             <w:shd w:val="clear" w:color="auto" w:fill="D9E2F3"/>
-            <w:tcMar>
-              <w:top w:w="50" w:type="dxa"/>
-              <w:left w:w="90" w:type="dxa"/>
-              <w:bottom w:w="50" w:type="dxa"/>
-              <w:right w:w="90" w:type="dxa"/>
-            </w:tcMar>
             <w:vAlign w:val="center"/>
           </w:tcPr>
           <w:p>
@@ -11670,12 +10498,6 @@
               <w:right w:val="single" w:sz="6" w:space="0" w:color="1F3864"/>
             </w:tcBorders>
             <w:shd w:val="clear" w:color="auto" w:fill="D9E2F3"/>
-            <w:tcMar>
-              <w:top w:w="50" w:type="dxa"/>
-              <w:left w:w="90" w:type="dxa"/>
-              <w:bottom w:w="50" w:type="dxa"/>
-              <w:right w:w="90" w:type="dxa"/>
-            </w:tcMar>
             <w:vAlign w:val="center"/>
           </w:tcPr>
           <w:p>
@@ -11708,12 +10530,6 @@
               <w:right w:val="single" w:sz="6" w:space="0" w:color="1F3864"/>
             </w:tcBorders>
             <w:shd w:val="clear" w:color="auto" w:fill="D9E2F3"/>
-            <w:tcMar>
-              <w:top w:w="50" w:type="dxa"/>
-              <w:left w:w="90" w:type="dxa"/>
-              <w:bottom w:w="50" w:type="dxa"/>
-              <w:right w:w="90" w:type="dxa"/>
-            </w:tcMar>
             <w:vAlign w:val="center"/>
           </w:tcPr>
           <w:p>
@@ -11773,12 +10589,6 @@
               <w:right w:val="single" w:sz="6" w:space="0" w:color="1F3864"/>
             </w:tcBorders>
             <w:shd w:val="clear" w:color="auto" w:fill="D9E2F3"/>
-            <w:tcMar>
-              <w:top w:w="50" w:type="dxa"/>
-              <w:left w:w="90" w:type="dxa"/>
-              <w:bottom w:w="50" w:type="dxa"/>
-              <w:right w:w="90" w:type="dxa"/>
-            </w:tcMar>
             <w:vAlign w:val="center"/>
           </w:tcPr>
           <w:p>
@@ -11811,12 +10621,6 @@
               <w:right w:val="single" w:sz="6" w:space="0" w:color="1F3864"/>
             </w:tcBorders>
             <w:shd w:val="clear" w:color="auto" w:fill="D9E2F3"/>
-            <w:tcMar>
-              <w:top w:w="50" w:type="dxa"/>
-              <w:left w:w="90" w:type="dxa"/>
-              <w:bottom w:w="50" w:type="dxa"/>
-              <w:right w:w="90" w:type="dxa"/>
-            </w:tcMar>
             <w:vAlign w:val="center"/>
           </w:tcPr>
           <w:p>
@@ -11849,12 +10653,6 @@
               <w:right w:val="single" w:sz="6" w:space="0" w:color="1F3864"/>
             </w:tcBorders>
             <w:shd w:val="clear" w:color="auto" w:fill="D9E2F3"/>
-            <w:tcMar>
-              <w:top w:w="50" w:type="dxa"/>
-              <w:left w:w="90" w:type="dxa"/>
-              <w:bottom w:w="50" w:type="dxa"/>
-              <w:right w:w="90" w:type="dxa"/>
-            </w:tcMar>
             <w:vAlign w:val="center"/>
           </w:tcPr>
           <w:p>
@@ -11887,12 +10685,6 @@
               <w:right w:val="single" w:sz="6" w:space="0" w:color="1F3864"/>
             </w:tcBorders>
             <w:shd w:val="clear" w:color="auto" w:fill="D9E2F3"/>
-            <w:tcMar>
-              <w:top w:w="50" w:type="dxa"/>
-              <w:left w:w="90" w:type="dxa"/>
-              <w:bottom w:w="50" w:type="dxa"/>
-              <w:right w:w="90" w:type="dxa"/>
-            </w:tcMar>
             <w:vAlign w:val="center"/>
           </w:tcPr>
           <w:p>
@@ -11952,12 +10744,6 @@
               <w:right w:val="single" w:sz="6" w:space="0" w:color="1F3864"/>
             </w:tcBorders>
             <w:shd w:val="clear" w:color="auto" w:fill="D9E2F3"/>
-            <w:tcMar>
-              <w:top w:w="50" w:type="dxa"/>
-              <w:left w:w="90" w:type="dxa"/>
-              <w:bottom w:w="50" w:type="dxa"/>
-              <w:right w:w="90" w:type="dxa"/>
-            </w:tcMar>
             <w:vAlign w:val="center"/>
           </w:tcPr>
           <w:p>
@@ -11990,12 +10776,6 @@
               <w:right w:val="single" w:sz="6" w:space="0" w:color="1F3864"/>
             </w:tcBorders>
             <w:shd w:val="clear" w:color="auto" w:fill="D9E2F3"/>
-            <w:tcMar>
-              <w:top w:w="50" w:type="dxa"/>
-              <w:left w:w="90" w:type="dxa"/>
-              <w:bottom w:w="50" w:type="dxa"/>
-              <w:right w:w="90" w:type="dxa"/>
-            </w:tcMar>
             <w:vAlign w:val="center"/>
           </w:tcPr>
           <w:p>
@@ -12028,12 +10808,6 @@
               <w:right w:val="single" w:sz="6" w:space="0" w:color="1F3864"/>
             </w:tcBorders>
             <w:shd w:val="clear" w:color="auto" w:fill="D9E2F3"/>
-            <w:tcMar>
-              <w:top w:w="50" w:type="dxa"/>
-              <w:left w:w="90" w:type="dxa"/>
-              <w:bottom w:w="50" w:type="dxa"/>
-              <w:right w:w="90" w:type="dxa"/>
-            </w:tcMar>
             <w:vAlign w:val="center"/>
           </w:tcPr>
           <w:p>
@@ -12066,12 +10840,6 @@
               <w:right w:val="single" w:sz="6" w:space="0" w:color="1F3864"/>
             </w:tcBorders>
             <w:shd w:val="clear" w:color="auto" w:fill="D9E2F3"/>
-            <w:tcMar>
-              <w:top w:w="50" w:type="dxa"/>
-              <w:left w:w="90" w:type="dxa"/>
-              <w:bottom w:w="50" w:type="dxa"/>
-              <w:right w:w="90" w:type="dxa"/>
-            </w:tcMar>
             <w:vAlign w:val="center"/>
           </w:tcPr>
           <w:p>
@@ -12094,6 +10862,55 @@
           </w:p>
         </w:tc>
       </w:tr>
+    </w:tbl>
+    <w:p>
+      <w:pPr>
+        <w:spacing w:before="0" w:after="0" w:line="240" w:lineRule="auto"/>
+        <w:rPr>
+          <w:sz w:val="18"/>
+          <w:szCs w:val="18"/>
+        </w:rPr>
+      </w:pPr>
+    </w:p>
+    <w:tbl>
+      <w:tblPr>
+        <w:tblW w:w="9405" w:type="dxa"/>
+        <w:jc w:val="center"/>
+        <w:tblBorders>
+          <w:top w:val="single" w:sz="6" w:space="0" w:color="1F3864"/>
+          <w:left w:val="single" w:sz="6" w:space="0" w:color="1F3864"/>
+          <w:bottom w:val="single" w:sz="6" w:space="0" w:color="1F3864"/>
+          <w:right w:val="single" w:sz="6" w:space="0" w:color="1F3864"/>
+          <w:insideH w:val="single" w:sz="6" w:space="0" w:color="1F3864"/>
+          <w:insideV w:val="single" w:sz="6" w:space="0" w:color="1F3864"/>
+        </w:tblBorders>
+        <w:tblLayout w:type="fixed"/>
+        <w:tblCellMar>
+          <w:top w:w="40" w:type="dxa"/>
+          <w:left w:w="90" w:type="dxa"/>
+          <w:bottom w:w="40" w:type="dxa"/>
+          <w:right w:w="90" w:type="dxa"/>
+        </w:tblCellMar>
+        <w:tblLook w:val="04A0" w:firstRow="1" w:lastRow="0" w:firstColumn="1" w:lastColumn="0" w:noHBand="0" w:noVBand="1"/>
+      </w:tblPr>
+      <w:tblGrid>
+        <w:gridCol w:w="1175"/>
+        <w:gridCol w:w="391"/>
+        <w:gridCol w:w="391"/>
+        <w:gridCol w:w="391"/>
+        <w:gridCol w:w="783"/>
+        <w:gridCol w:w="391"/>
+        <w:gridCol w:w="391"/>
+        <w:gridCol w:w="783"/>
+        <w:gridCol w:w="783"/>
+        <w:gridCol w:w="391"/>
+        <w:gridCol w:w="391"/>
+        <w:gridCol w:w="391"/>
+        <w:gridCol w:w="391"/>
+        <w:gridCol w:w="391"/>
+        <w:gridCol w:w="391"/>
+        <w:gridCol w:w="1567"/>
+      </w:tblGrid>
       <w:tr>
         <w:tc>
           <w:tcPr>
@@ -12106,12 +10923,6 @@
               <w:right w:val="single" w:sz="6" w:space="0" w:color="1F3864"/>
             </w:tcBorders>
             <w:shd w:val="clear" w:color="auto" w:fill="D9E2F3"/>
-            <w:tcMar>
-              <w:top w:w="50" w:type="dxa"/>
-              <w:left w:w="90" w:type="dxa"/>
-              <w:bottom w:w="50" w:type="dxa"/>
-              <w:right w:w="90" w:type="dxa"/>
-            </w:tcMar>
           </w:tcPr>
           <w:p>
             <w:pPr>
@@ -12358,12 +11169,6 @@
               <w:right w:val="single" w:sz="6" w:space="0" w:color="1F3864"/>
             </w:tcBorders>
             <w:shd w:val="clear" w:color="auto" w:fill="D9E2F3"/>
-            <w:tcMar>
-              <w:top w:w="50" w:type="dxa"/>
-              <w:left w:w="90" w:type="dxa"/>
-              <w:bottom w:w="50" w:type="dxa"/>
-              <w:right w:w="90" w:type="dxa"/>
-            </w:tcMar>
           </w:tcPr>
           <w:p>
             <w:pPr>
